--- a/resume/triboletti_andy_resume-latest.docx
+++ b/resume/triboletti_andy_resume-latest.docx
@@ -1158,6 +1158,7 @@
           <w:bCs w:val="1"/>
           <w:sz w:val="20"/>
           <w:szCs w:val="20"/>
+          <w:lang w:val="en-US"/>
         </w:rPr>
       </w:pPr>
       <w:r>
@@ -1206,40 +1207,119 @@
           <w:sz w:val="20"/>
           <w:szCs w:val="20"/>
           <w:rtl w:val="0"/>
-          <w:lang w:val="nl-NL"/>
-        </w:rPr>
-      </w:pPr>
-      <w:r>
-        <w:rPr>
-          <w:rStyle w:val="None"/>
-          <w:rFonts w:ascii="Helvetica Neue" w:hAnsi="Helvetica Neue"/>
-          <w:sz w:val="20"/>
-          <w:szCs w:val="20"/>
-          <w:rtl w:val="0"/>
-          <w:lang w:val="nl-NL"/>
-        </w:rPr>
-        <w:t>GreenRobot</w:t>
-      </w:r>
-      <w:r>
-        <w:rPr>
-          <w:rStyle w:val="None"/>
-          <w:rFonts w:ascii="Helvetica Neue" w:hAnsi="Helvetica Neue"/>
-          <w:sz w:val="20"/>
-          <w:szCs w:val="20"/>
-          <w:rtl w:val="0"/>
-        </w:rPr>
-        <w:t xml:space="preserve"> ma</w:t>
-      </w:r>
-      <w:r>
-        <w:rPr>
-          <w:rStyle w:val="None"/>
-          <w:rFonts w:ascii="Helvetica Neue" w:hAnsi="Helvetica Neue"/>
-          <w:sz w:val="20"/>
-          <w:szCs w:val="20"/>
-          <w:rtl w:val="0"/>
-          <w:lang w:val="en-US"/>
-        </w:rPr>
-        <w:t>kes games and applications for social networks and mobile devices. These platforms include Web, iOS, Android, and Facebook. I am the owner of this LLC.</w:t>
+          <w:lang w:val="en-US"/>
+        </w:rPr>
+      </w:pPr>
+      <w:r>
+        <w:rPr>
+          <w:rStyle w:val="None"/>
+          <w:rFonts w:ascii="Helvetica Neue" w:hAnsi="Helvetica Neue"/>
+          <w:sz w:val="20"/>
+          <w:szCs w:val="20"/>
+          <w:rtl w:val="0"/>
+          <w:lang w:val="en-US"/>
+        </w:rPr>
+        <w:t xml:space="preserve">Developed </w:t>
+      </w:r>
+      <w:r>
+        <w:rPr>
+          <w:rStyle w:val="Hyperlink.1"/>
+          <w:rFonts w:ascii="Helvetica Neue" w:cs="Helvetica Neue" w:hAnsi="Helvetica Neue" w:eastAsia="Helvetica Neue"/>
+          <w:sz w:val="20"/>
+          <w:szCs w:val="20"/>
+        </w:rPr>
+        <w:fldChar w:fldCharType="begin" w:fldLock="0"/>
+      </w:r>
+      <w:r>
+        <w:rPr>
+          <w:rStyle w:val="Hyperlink.1"/>
+          <w:rFonts w:ascii="Helvetica Neue" w:cs="Helvetica Neue" w:hAnsi="Helvetica Neue" w:eastAsia="Helvetica Neue"/>
+          <w:sz w:val="20"/>
+          <w:szCs w:val="20"/>
+        </w:rPr>
+        <w:instrText xml:space="preserve"> HYPERLINK "https://codefrog.app"</w:instrText>
+      </w:r>
+      <w:r>
+        <w:rPr>
+          <w:rStyle w:val="Hyperlink.1"/>
+          <w:rFonts w:ascii="Helvetica Neue" w:cs="Helvetica Neue" w:hAnsi="Helvetica Neue" w:eastAsia="Helvetica Neue"/>
+          <w:sz w:val="20"/>
+          <w:szCs w:val="20"/>
+        </w:rPr>
+        <w:fldChar w:fldCharType="separate" w:fldLock="0"/>
+      </w:r>
+      <w:r>
+        <w:rPr>
+          <w:rStyle w:val="Hyperlink.1"/>
+          <w:rFonts w:ascii="Helvetica Neue" w:hAnsi="Helvetica Neue"/>
+          <w:sz w:val="20"/>
+          <w:szCs w:val="20"/>
+          <w:rtl w:val="0"/>
+          <w:lang w:val="en-US"/>
+        </w:rPr>
+        <w:t>CodeFrog.app</w:t>
+      </w:r>
+      <w:r>
+        <w:rPr>
+          <w:rFonts w:ascii="Helvetica Neue" w:cs="Helvetica Neue" w:hAnsi="Helvetica Neue" w:eastAsia="Helvetica Neue"/>
+          <w:sz w:val="20"/>
+          <w:szCs w:val="20"/>
+        </w:rPr>
+        <w:fldChar w:fldCharType="end" w:fldLock="0"/>
+      </w:r>
+      <w:r>
+        <w:rPr>
+          <w:rStyle w:val="None"/>
+          <w:rFonts w:ascii="Helvetica Neue" w:hAnsi="Helvetica Neue"/>
+          <w:sz w:val="20"/>
+          <w:szCs w:val="20"/>
+          <w:rtl w:val="0"/>
+          <w:lang w:val="en-US"/>
+        </w:rPr>
+        <w:t xml:space="preserve"> for macOS, an app to get a Software Health Score(A-F) report for validating </w:t>
+      </w:r>
+      <w:r>
+        <w:rPr>
+          <w:rStyle w:val="None"/>
+          <w:rFonts w:ascii="Helvetica Neue" w:hAnsi="Helvetica Neue"/>
+          <w:sz w:val="20"/>
+          <w:szCs w:val="20"/>
+          <w:rtl w:val="0"/>
+          <w:lang w:val="it-IT"/>
+        </w:rPr>
+        <w:t>accessibility</w:t>
+      </w:r>
+      <w:r>
+        <w:rPr>
+          <w:rStyle w:val="None"/>
+          <w:rFonts w:ascii="Helvetica Neue" w:hAnsi="Helvetica Neue"/>
+          <w:sz w:val="20"/>
+          <w:szCs w:val="20"/>
+          <w:rtl w:val="0"/>
+          <w:lang w:val="en-US"/>
+        </w:rPr>
+        <w:t>, security, seo, static code analysis</w:t>
+      </w:r>
+      <w:r>
+        <w:rPr>
+          <w:rStyle w:val="None"/>
+          <w:rFonts w:ascii="Helvetica Neue" w:hAnsi="Helvetica Neue"/>
+          <w:sz w:val="20"/>
+          <w:szCs w:val="20"/>
+          <w:rtl w:val="0"/>
+        </w:rPr>
+        <w:t>,</w:t>
+      </w:r>
+      <w:r>
+        <w:rPr>
+          <w:rStyle w:val="None"/>
+          <w:rFonts w:ascii="Helvetica Neue" w:hAnsi="Helvetica Neue"/>
+          <w:sz w:val="20"/>
+          <w:szCs w:val="20"/>
+          <w:rtl w:val="0"/>
+          <w:lang w:val="en-US"/>
+        </w:rPr>
+        <w:t xml:space="preserve"> and more. Written using Flutter/Dart.</w:t>
       </w:r>
     </w:p>
     <w:p>
@@ -1259,40 +1339,40 @@
           <w:sz w:val="20"/>
           <w:szCs w:val="20"/>
           <w:rtl w:val="0"/>
-          <w:lang w:val="en-US"/>
-        </w:rPr>
-      </w:pPr>
-      <w:r>
-        <w:rPr>
-          <w:rStyle w:val="None"/>
-          <w:rFonts w:ascii="Helvetica Neue" w:hAnsi="Helvetica Neue"/>
-          <w:sz w:val="20"/>
-          <w:szCs w:val="20"/>
-          <w:rtl w:val="0"/>
-          <w:lang w:val="en-US"/>
-        </w:rPr>
-        <w:t>Created many web apps, see details on the last page of the resume</w:t>
-      </w:r>
-      <w:r>
-        <w:rPr>
-          <w:rStyle w:val="None"/>
-          <w:rFonts w:ascii="Helvetica Neue" w:hAnsi="Helvetica Neue"/>
-          <w:sz w:val="20"/>
-          <w:szCs w:val="20"/>
-          <w:rtl w:val="0"/>
-        </w:rPr>
-        <w:t>,</w:t>
-      </w:r>
-      <w:r>
-        <w:rPr>
-          <w:rStyle w:val="None"/>
-          <w:rFonts w:ascii="Helvetica Neue" w:hAnsi="Helvetica Neue"/>
-          <w:sz w:val="20"/>
-          <w:szCs w:val="20"/>
-          <w:rtl w:val="0"/>
-          <w:lang w:val="en-US"/>
-        </w:rPr>
-        <w:t xml:space="preserve"> or visit:</w:t>
+          <w:lang w:val="nl-NL"/>
+        </w:rPr>
+      </w:pPr>
+      <w:r>
+        <w:rPr>
+          <w:rStyle w:val="None"/>
+          <w:rFonts w:ascii="Helvetica Neue" w:hAnsi="Helvetica Neue"/>
+          <w:sz w:val="20"/>
+          <w:szCs w:val="20"/>
+          <w:rtl w:val="0"/>
+          <w:lang w:val="nl-NL"/>
+        </w:rPr>
+        <w:t>GreenRobot</w:t>
+      </w:r>
+      <w:r>
+        <w:rPr>
+          <w:rStyle w:val="None"/>
+          <w:rFonts w:ascii="Helvetica Neue" w:hAnsi="Helvetica Neue"/>
+          <w:sz w:val="20"/>
+          <w:szCs w:val="20"/>
+          <w:rtl w:val="0"/>
+        </w:rPr>
+        <w:t xml:space="preserve"> ma</w:t>
+      </w:r>
+      <w:r>
+        <w:rPr>
+          <w:rStyle w:val="None"/>
+          <w:rFonts w:ascii="Helvetica Neue" w:hAnsi="Helvetica Neue"/>
+          <w:sz w:val="20"/>
+          <w:szCs w:val="20"/>
+          <w:rtl w:val="0"/>
+          <w:lang w:val="en-US"/>
+        </w:rPr>
+        <w:t>kes games and applications for social networks and mobile devices. These platforms include Web, iOS, Android, and Facebook. I am the owner of this LLC.</w:t>
       </w:r>
     </w:p>
     <w:p>
@@ -1308,57 +1388,44 @@
         <w:ind w:right="0"/>
         <w:jc w:val="left"/>
         <w:rPr>
-          <w:rFonts w:ascii="Helvetica Neue" w:cs="Helvetica Neue" w:hAnsi="Helvetica Neue" w:eastAsia="Helvetica Neue"/>
-          <w:sz w:val="20"/>
-          <w:szCs w:val="20"/>
-          <w:rtl w:val="0"/>
-        </w:rPr>
-      </w:pPr>
-      <w:r>
-        <w:rPr>
-          <w:rStyle w:val="Hyperlink.0"/>
-          <w:rFonts w:ascii="Helvetica Neue" w:cs="Helvetica Neue" w:hAnsi="Helvetica Neue" w:eastAsia="Helvetica Neue"/>
-          <w:sz w:val="20"/>
-          <w:szCs w:val="20"/>
-        </w:rPr>
-        <w:fldChar w:fldCharType="begin" w:fldLock="0"/>
-      </w:r>
-      <w:r>
-        <w:rPr>
-          <w:rStyle w:val="Hyperlink.0"/>
-          <w:rFonts w:ascii="Helvetica Neue" w:cs="Helvetica Neue" w:hAnsi="Helvetica Neue" w:eastAsia="Helvetica Neue"/>
-          <w:sz w:val="20"/>
-          <w:szCs w:val="20"/>
-        </w:rPr>
-        <w:instrText xml:space="preserve"> HYPERLINK "https://greenrobot.com/apps"</w:instrText>
-      </w:r>
-      <w:r>
-        <w:rPr>
-          <w:rStyle w:val="Hyperlink.0"/>
-          <w:rFonts w:ascii="Helvetica Neue" w:cs="Helvetica Neue" w:hAnsi="Helvetica Neue" w:eastAsia="Helvetica Neue"/>
-          <w:sz w:val="20"/>
-          <w:szCs w:val="20"/>
-        </w:rPr>
-        <w:fldChar w:fldCharType="separate" w:fldLock="0"/>
-      </w:r>
-      <w:r>
-        <w:rPr>
-          <w:rStyle w:val="Hyperlink.0"/>
-          <w:rFonts w:ascii="Helvetica Neue" w:hAnsi="Helvetica Neue"/>
-          <w:sz w:val="20"/>
-          <w:szCs w:val="20"/>
-          <w:rtl w:val="0"/>
-          <w:lang w:val="en-US"/>
-        </w:rPr>
-        <w:t>https://greenrobot.com/apps</w:t>
-      </w:r>
-      <w:r>
-        <w:rPr>
-          <w:rFonts w:ascii="Helvetica Neue" w:cs="Helvetica Neue" w:hAnsi="Helvetica Neue" w:eastAsia="Helvetica Neue"/>
-          <w:sz w:val="20"/>
-          <w:szCs w:val="20"/>
-        </w:rPr>
-        <w:fldChar w:fldCharType="end" w:fldLock="0"/>
+          <w:rFonts w:ascii="Helvetica Neue" w:hAnsi="Helvetica Neue"/>
+          <w:sz w:val="20"/>
+          <w:szCs w:val="20"/>
+          <w:rtl w:val="0"/>
+          <w:lang w:val="en-US"/>
+        </w:rPr>
+      </w:pPr>
+      <w:r>
+        <w:rPr>
+          <w:rStyle w:val="None"/>
+          <w:rFonts w:ascii="Helvetica Neue" w:hAnsi="Helvetica Neue"/>
+          <w:sz w:val="20"/>
+          <w:szCs w:val="20"/>
+          <w:rtl w:val="0"/>
+          <w:lang w:val="en-US"/>
+        </w:rPr>
+        <w:t>Created many web apps, see details on the last page of the resume</w:t>
+      </w:r>
+      <w:r>
+        <w:rPr>
+          <w:rStyle w:val="None"/>
+          <w:rFonts w:ascii="Helvetica Neue" w:hAnsi="Helvetica Neue"/>
+          <w:sz w:val="20"/>
+          <w:szCs w:val="20"/>
+          <w:rtl w:val="0"/>
+        </w:rPr>
+        <w:t>,</w:t>
+      </w:r>
+      <w:r>
+        <w:rPr>
+          <w:rStyle w:val="None"/>
+          <w:rFonts w:ascii="Helvetica Neue" w:hAnsi="Helvetica Neue"/>
+          <w:sz w:val="20"/>
+          <w:szCs w:val="20"/>
+          <w:rtl w:val="0"/>
+          <w:lang w:val="en-US"/>
+        </w:rPr>
+        <w:t xml:space="preserve"> or visit:</w:t>
       </w:r>
     </w:p>
     <w:p>
@@ -1374,23 +1441,57 @@
         <w:ind w:right="0"/>
         <w:jc w:val="left"/>
         <w:rPr>
-          <w:rFonts w:ascii="Helvetica Neue" w:hAnsi="Helvetica Neue"/>
-          <w:sz w:val="20"/>
-          <w:szCs w:val="20"/>
-          <w:rtl w:val="0"/>
-          <w:lang w:val="en-US"/>
-        </w:rPr>
-      </w:pPr>
-      <w:r>
-        <w:rPr>
-          <w:rStyle w:val="None"/>
-          <w:rFonts w:ascii="Helvetica Neue" w:hAnsi="Helvetica Neue"/>
-          <w:sz w:val="20"/>
-          <w:szCs w:val="20"/>
-          <w:rtl w:val="0"/>
-          <w:lang w:val="en-US"/>
-        </w:rPr>
-        <w:t xml:space="preserve">Created many applications for Android (some are free versions of the same paid app or a different flavor of the same code). The apps are written using Kotlin, several Android frameworks, PostgreSQL, MySQL, PHP, and Python. </w:t>
+          <w:rFonts w:ascii="Helvetica Neue" w:cs="Helvetica Neue" w:hAnsi="Helvetica Neue" w:eastAsia="Helvetica Neue"/>
+          <w:sz w:val="20"/>
+          <w:szCs w:val="20"/>
+          <w:rtl w:val="0"/>
+        </w:rPr>
+      </w:pPr>
+      <w:r>
+        <w:rPr>
+          <w:rStyle w:val="Hyperlink.0"/>
+          <w:rFonts w:ascii="Helvetica Neue" w:cs="Helvetica Neue" w:hAnsi="Helvetica Neue" w:eastAsia="Helvetica Neue"/>
+          <w:sz w:val="20"/>
+          <w:szCs w:val="20"/>
+        </w:rPr>
+        <w:fldChar w:fldCharType="begin" w:fldLock="0"/>
+      </w:r>
+      <w:r>
+        <w:rPr>
+          <w:rStyle w:val="Hyperlink.0"/>
+          <w:rFonts w:ascii="Helvetica Neue" w:cs="Helvetica Neue" w:hAnsi="Helvetica Neue" w:eastAsia="Helvetica Neue"/>
+          <w:sz w:val="20"/>
+          <w:szCs w:val="20"/>
+        </w:rPr>
+        <w:instrText xml:space="preserve"> HYPERLINK "https://greenrobot.com/apps"</w:instrText>
+      </w:r>
+      <w:r>
+        <w:rPr>
+          <w:rStyle w:val="Hyperlink.0"/>
+          <w:rFonts w:ascii="Helvetica Neue" w:cs="Helvetica Neue" w:hAnsi="Helvetica Neue" w:eastAsia="Helvetica Neue"/>
+          <w:sz w:val="20"/>
+          <w:szCs w:val="20"/>
+        </w:rPr>
+        <w:fldChar w:fldCharType="separate" w:fldLock="0"/>
+      </w:r>
+      <w:r>
+        <w:rPr>
+          <w:rStyle w:val="Hyperlink.0"/>
+          <w:rFonts w:ascii="Helvetica Neue" w:hAnsi="Helvetica Neue"/>
+          <w:sz w:val="20"/>
+          <w:szCs w:val="20"/>
+          <w:rtl w:val="0"/>
+          <w:lang w:val="en-US"/>
+        </w:rPr>
+        <w:t>https://greenrobot.com/apps</w:t>
+      </w:r>
+      <w:r>
+        <w:rPr>
+          <w:rFonts w:ascii="Helvetica Neue" w:cs="Helvetica Neue" w:hAnsi="Helvetica Neue" w:eastAsia="Helvetica Neue"/>
+          <w:sz w:val="20"/>
+          <w:szCs w:val="20"/>
+        </w:rPr>
+        <w:fldChar w:fldCharType="end" w:fldLock="0"/>
       </w:r>
     </w:p>
     <w:p>
@@ -1422,7 +1523,7 @@
           <w:rtl w:val="0"/>
           <w:lang w:val="en-US"/>
         </w:rPr>
-        <w:t>Created many apps for iOS written in Swift, Objective-C, PHP, Ruby on Rails, MySQL, or PostgreSQL.</w:t>
+        <w:t xml:space="preserve">Created many applications for Android (some are free versions of the same paid app or a different flavor of the same code). The apps are written using Kotlin, several Android frameworks, PostgreSQL, MySQL, PHP, and Python. </w:t>
       </w:r>
     </w:p>
     <w:p>
@@ -1454,7 +1555,7 @@
           <w:rtl w:val="0"/>
           <w:lang w:val="en-US"/>
         </w:rPr>
-        <w:t>GreenRobot has released some Laravel PHP open-source projects: an ad server and an ad network. I contributed to both projects. On the ad server, I was the sole contributor:</w:t>
+        <w:t>Created many apps for iOS written in Swift, Objective-C, PHP, Ruby on Rails, MySQL, or PostgreSQL.</w:t>
       </w:r>
     </w:p>
     <w:p>
@@ -1470,57 +1571,23 @@
         <w:ind w:right="0"/>
         <w:jc w:val="left"/>
         <w:rPr>
-          <w:rFonts w:ascii="Helvetica Neue" w:cs="Helvetica Neue" w:hAnsi="Helvetica Neue" w:eastAsia="Helvetica Neue"/>
-          <w:sz w:val="20"/>
-          <w:szCs w:val="20"/>
-          <w:rtl w:val="0"/>
-        </w:rPr>
-      </w:pPr>
-      <w:r>
-        <w:rPr>
-          <w:rStyle w:val="Hyperlink.0"/>
-          <w:rFonts w:ascii="Helvetica Neue" w:cs="Helvetica Neue" w:hAnsi="Helvetica Neue" w:eastAsia="Helvetica Neue"/>
-          <w:sz w:val="20"/>
-          <w:szCs w:val="20"/>
-        </w:rPr>
-        <w:fldChar w:fldCharType="begin" w:fldLock="0"/>
-      </w:r>
-      <w:r>
-        <w:rPr>
-          <w:rStyle w:val="Hyperlink.0"/>
-          <w:rFonts w:ascii="Helvetica Neue" w:cs="Helvetica Neue" w:hAnsi="Helvetica Neue" w:eastAsia="Helvetica Neue"/>
-          <w:sz w:val="20"/>
-          <w:szCs w:val="20"/>
-        </w:rPr>
-        <w:instrText xml:space="preserve"> HYPERLINK "https://github.com/greenrobotllc"</w:instrText>
-      </w:r>
-      <w:r>
-        <w:rPr>
-          <w:rStyle w:val="Hyperlink.0"/>
-          <w:rFonts w:ascii="Helvetica Neue" w:cs="Helvetica Neue" w:hAnsi="Helvetica Neue" w:eastAsia="Helvetica Neue"/>
-          <w:sz w:val="20"/>
-          <w:szCs w:val="20"/>
-        </w:rPr>
-        <w:fldChar w:fldCharType="separate" w:fldLock="0"/>
-      </w:r>
-      <w:r>
-        <w:rPr>
-          <w:rStyle w:val="Hyperlink.0"/>
-          <w:rFonts w:ascii="Helvetica Neue" w:hAnsi="Helvetica Neue"/>
-          <w:sz w:val="20"/>
-          <w:szCs w:val="20"/>
-          <w:rtl w:val="0"/>
-          <w:lang w:val="en-US"/>
-        </w:rPr>
-        <w:t>https://github.com/greenrobotllc</w:t>
-      </w:r>
-      <w:r>
-        <w:rPr>
-          <w:rFonts w:ascii="Helvetica Neue" w:cs="Helvetica Neue" w:hAnsi="Helvetica Neue" w:eastAsia="Helvetica Neue"/>
-          <w:sz w:val="20"/>
-          <w:szCs w:val="20"/>
-        </w:rPr>
-        <w:fldChar w:fldCharType="end" w:fldLock="0"/>
+          <w:rFonts w:ascii="Helvetica Neue" w:hAnsi="Helvetica Neue"/>
+          <w:sz w:val="20"/>
+          <w:szCs w:val="20"/>
+          <w:rtl w:val="0"/>
+          <w:lang w:val="en-US"/>
+        </w:rPr>
+      </w:pPr>
+      <w:r>
+        <w:rPr>
+          <w:rStyle w:val="None"/>
+          <w:rFonts w:ascii="Helvetica Neue" w:hAnsi="Helvetica Neue"/>
+          <w:sz w:val="20"/>
+          <w:szCs w:val="20"/>
+          <w:rtl w:val="0"/>
+          <w:lang w:val="en-US"/>
+        </w:rPr>
+        <w:t>GreenRobot has released some Laravel PHP open-source projects: an ad server and an ad network. I contributed to both projects. On the ad server, I was the sole contributor:</w:t>
       </w:r>
     </w:p>
     <w:p>
@@ -1536,23 +1603,57 @@
         <w:ind w:right="0"/>
         <w:jc w:val="left"/>
         <w:rPr>
-          <w:rFonts w:ascii="Helvetica Neue" w:hAnsi="Helvetica Neue"/>
-          <w:sz w:val="20"/>
-          <w:szCs w:val="20"/>
-          <w:rtl w:val="0"/>
-          <w:lang w:val="en-US"/>
-        </w:rPr>
-      </w:pPr>
-      <w:r>
-        <w:rPr>
-          <w:rStyle w:val="None"/>
-          <w:rFonts w:ascii="Helvetica Neue" w:hAnsi="Helvetica Neue"/>
-          <w:sz w:val="20"/>
-          <w:szCs w:val="20"/>
-          <w:rtl w:val="0"/>
-          <w:lang w:val="en-US"/>
-        </w:rPr>
-        <w:t>Contracted to build a Pregnancy Tracker app for Android called Pregnancy Companion. I worked remotely on this app with other developers</w:t>
+          <w:rFonts w:ascii="Helvetica Neue" w:cs="Helvetica Neue" w:hAnsi="Helvetica Neue" w:eastAsia="Helvetica Neue"/>
+          <w:sz w:val="20"/>
+          <w:szCs w:val="20"/>
+          <w:rtl w:val="0"/>
+        </w:rPr>
+      </w:pPr>
+      <w:r>
+        <w:rPr>
+          <w:rStyle w:val="Hyperlink.0"/>
+          <w:rFonts w:ascii="Helvetica Neue" w:cs="Helvetica Neue" w:hAnsi="Helvetica Neue" w:eastAsia="Helvetica Neue"/>
+          <w:sz w:val="20"/>
+          <w:szCs w:val="20"/>
+        </w:rPr>
+        <w:fldChar w:fldCharType="begin" w:fldLock="0"/>
+      </w:r>
+      <w:r>
+        <w:rPr>
+          <w:rStyle w:val="Hyperlink.0"/>
+          <w:rFonts w:ascii="Helvetica Neue" w:cs="Helvetica Neue" w:hAnsi="Helvetica Neue" w:eastAsia="Helvetica Neue"/>
+          <w:sz w:val="20"/>
+          <w:szCs w:val="20"/>
+        </w:rPr>
+        <w:instrText xml:space="preserve"> HYPERLINK "https://github.com/greenrobotllc"</w:instrText>
+      </w:r>
+      <w:r>
+        <w:rPr>
+          <w:rStyle w:val="Hyperlink.0"/>
+          <w:rFonts w:ascii="Helvetica Neue" w:cs="Helvetica Neue" w:hAnsi="Helvetica Neue" w:eastAsia="Helvetica Neue"/>
+          <w:sz w:val="20"/>
+          <w:szCs w:val="20"/>
+        </w:rPr>
+        <w:fldChar w:fldCharType="separate" w:fldLock="0"/>
+      </w:r>
+      <w:r>
+        <w:rPr>
+          <w:rStyle w:val="Hyperlink.0"/>
+          <w:rFonts w:ascii="Helvetica Neue" w:hAnsi="Helvetica Neue"/>
+          <w:sz w:val="20"/>
+          <w:szCs w:val="20"/>
+          <w:rtl w:val="0"/>
+          <w:lang w:val="en-US"/>
+        </w:rPr>
+        <w:t>https://github.com/greenrobotllc</w:t>
+      </w:r>
+      <w:r>
+        <w:rPr>
+          <w:rFonts w:ascii="Helvetica Neue" w:cs="Helvetica Neue" w:hAnsi="Helvetica Neue" w:eastAsia="Helvetica Neue"/>
+          <w:sz w:val="20"/>
+          <w:szCs w:val="20"/>
+        </w:rPr>
+        <w:fldChar w:fldCharType="end" w:fldLock="0"/>
       </w:r>
     </w:p>
     <w:p>
@@ -1584,6 +1685,38 @@
           <w:rtl w:val="0"/>
           <w:lang w:val="en-US"/>
         </w:rPr>
+        <w:t>Contracted to build a Pregnancy Tracker app for Android called Pregnancy Companion. I worked remotely on this app with other developers</w:t>
+      </w:r>
+    </w:p>
+    <w:p>
+      <w:pPr>
+        <w:pStyle w:val="Body A"/>
+        <w:widowControl w:val="0"/>
+        <w:numPr>
+          <w:ilvl w:val="0"/>
+          <w:numId w:val="4"/>
+        </w:numPr>
+        <w:bidi w:val="0"/>
+        <w:spacing w:line="224" w:lineRule="auto"/>
+        <w:ind w:right="0"/>
+        <w:jc w:val="left"/>
+        <w:rPr>
+          <w:rFonts w:ascii="Helvetica Neue" w:hAnsi="Helvetica Neue"/>
+          <w:sz w:val="20"/>
+          <w:szCs w:val="20"/>
+          <w:rtl w:val="0"/>
+          <w:lang w:val="en-US"/>
+        </w:rPr>
+      </w:pPr>
+      <w:r>
+        <w:rPr>
+          <w:rStyle w:val="None"/>
+          <w:rFonts w:ascii="Helvetica Neue" w:hAnsi="Helvetica Neue"/>
+          <w:sz w:val="20"/>
+          <w:szCs w:val="20"/>
+          <w:rtl w:val="0"/>
+          <w:lang w:val="en-US"/>
+        </w:rPr>
         <w:t>Contracted by other clients for PHP/Python web development</w:t>
       </w:r>
     </w:p>
@@ -3304,7 +3437,7 @@
       </w:r>
       <w:r>
         <w:rPr>
-          <w:rStyle w:val="Hyperlink.1"/>
+          <w:rStyle w:val="Hyperlink.2"/>
           <w:outline w:val="0"/>
           <w:color w:val="0000ff"/>
           <w:sz w:val="20"/>
@@ -3320,7 +3453,7 @@
       </w:r>
       <w:r>
         <w:rPr>
-          <w:rStyle w:val="Hyperlink.1"/>
+          <w:rStyle w:val="Hyperlink.2"/>
           <w:outline w:val="0"/>
           <w:color w:val="0000ff"/>
           <w:sz w:val="20"/>
@@ -3336,7 +3469,7 @@
       </w:r>
       <w:r>
         <w:rPr>
-          <w:rStyle w:val="Hyperlink.1"/>
+          <w:rStyle w:val="Hyperlink.2"/>
           <w:outline w:val="0"/>
           <w:color w:val="0000ff"/>
           <w:sz w:val="20"/>
@@ -3352,7 +3485,7 @@
       </w:r>
       <w:r>
         <w:rPr>
-          <w:rStyle w:val="Hyperlink.1"/>
+          <w:rStyle w:val="Hyperlink.2"/>
           <w:outline w:val="0"/>
           <w:color w:val="0000ff"/>
           <w:sz w:val="20"/>
@@ -3490,7 +3623,7 @@
       </w:r>
       <w:r>
         <w:rPr>
-          <w:rStyle w:val="Hyperlink.1"/>
+          <w:rStyle w:val="Hyperlink.2"/>
           <w:outline w:val="0"/>
           <w:color w:val="0000ff"/>
           <w:sz w:val="20"/>
@@ -3506,7 +3639,7 @@
       </w:r>
       <w:r>
         <w:rPr>
-          <w:rStyle w:val="Hyperlink.1"/>
+          <w:rStyle w:val="Hyperlink.2"/>
           <w:outline w:val="0"/>
           <w:color w:val="0000ff"/>
           <w:sz w:val="20"/>
@@ -3522,7 +3655,7 @@
       </w:r>
       <w:r>
         <w:rPr>
-          <w:rStyle w:val="Hyperlink.1"/>
+          <w:rStyle w:val="Hyperlink.2"/>
           <w:outline w:val="0"/>
           <w:color w:val="0000ff"/>
           <w:sz w:val="20"/>
@@ -3538,7 +3671,7 @@
       </w:r>
       <w:r>
         <w:rPr>
-          <w:rStyle w:val="Hyperlink.1"/>
+          <w:rStyle w:val="Hyperlink.2"/>
           <w:outline w:val="0"/>
           <w:color w:val="0000ff"/>
           <w:sz w:val="20"/>
@@ -3614,7 +3747,7 @@
       </w:r>
       <w:r>
         <w:rPr>
-          <w:rStyle w:val="Hyperlink.1"/>
+          <w:rStyle w:val="Hyperlink.2"/>
           <w:outline w:val="0"/>
           <w:color w:val="0000ff"/>
           <w:sz w:val="20"/>
@@ -3630,7 +3763,7 @@
       </w:r>
       <w:r>
         <w:rPr>
-          <w:rStyle w:val="Hyperlink.1"/>
+          <w:rStyle w:val="Hyperlink.2"/>
           <w:outline w:val="0"/>
           <w:color w:val="0000ff"/>
           <w:sz w:val="20"/>
@@ -3646,7 +3779,7 @@
       </w:r>
       <w:r>
         <w:rPr>
-          <w:rStyle w:val="Hyperlink.1"/>
+          <w:rStyle w:val="Hyperlink.2"/>
           <w:outline w:val="0"/>
           <w:color w:val="0000ff"/>
           <w:sz w:val="20"/>
@@ -3662,7 +3795,7 @@
       </w:r>
       <w:r>
         <w:rPr>
-          <w:rStyle w:val="Hyperlink.1"/>
+          <w:rStyle w:val="Hyperlink.2"/>
           <w:outline w:val="0"/>
           <w:color w:val="0000ff"/>
           <w:sz w:val="20"/>
@@ -3738,7 +3871,7 @@
       </w:r>
       <w:r>
         <w:rPr>
-          <w:rStyle w:val="Hyperlink.1"/>
+          <w:rStyle w:val="Hyperlink.2"/>
           <w:outline w:val="0"/>
           <w:color w:val="0000ff"/>
           <w:sz w:val="20"/>
@@ -3754,7 +3887,7 @@
       </w:r>
       <w:r>
         <w:rPr>
-          <w:rStyle w:val="Hyperlink.1"/>
+          <w:rStyle w:val="Hyperlink.2"/>
           <w:outline w:val="0"/>
           <w:color w:val="0000ff"/>
           <w:sz w:val="20"/>
@@ -3770,7 +3903,7 @@
       </w:r>
       <w:r>
         <w:rPr>
-          <w:rStyle w:val="Hyperlink.1"/>
+          <w:rStyle w:val="Hyperlink.2"/>
           <w:outline w:val="0"/>
           <w:color w:val="0000ff"/>
           <w:sz w:val="20"/>
@@ -3786,7 +3919,7 @@
       </w:r>
       <w:r>
         <w:rPr>
-          <w:rStyle w:val="Hyperlink.1"/>
+          <w:rStyle w:val="Hyperlink.2"/>
           <w:outline w:val="0"/>
           <w:color w:val="0000ff"/>
           <w:sz w:val="20"/>
@@ -3880,7 +4013,7 @@
       </w:r>
       <w:r>
         <w:rPr>
-          <w:rStyle w:val="Hyperlink.1"/>
+          <w:rStyle w:val="Hyperlink.2"/>
           <w:outline w:val="0"/>
           <w:color w:val="0000ff"/>
           <w:sz w:val="20"/>
@@ -3896,7 +4029,7 @@
       </w:r>
       <w:r>
         <w:rPr>
-          <w:rStyle w:val="Hyperlink.1"/>
+          <w:rStyle w:val="Hyperlink.2"/>
           <w:outline w:val="0"/>
           <w:color w:val="0000ff"/>
           <w:sz w:val="20"/>
@@ -3912,7 +4045,7 @@
       </w:r>
       <w:r>
         <w:rPr>
-          <w:rStyle w:val="Hyperlink.1"/>
+          <w:rStyle w:val="Hyperlink.2"/>
           <w:outline w:val="0"/>
           <w:color w:val="0000ff"/>
           <w:sz w:val="20"/>
@@ -3928,7 +4061,7 @@
       </w:r>
       <w:r>
         <w:rPr>
-          <w:rStyle w:val="Hyperlink.1"/>
+          <w:rStyle w:val="Hyperlink.2"/>
           <w:outline w:val="0"/>
           <w:color w:val="0000ff"/>
           <w:sz w:val="20"/>
@@ -4068,7 +4201,7 @@
       </w:r>
       <w:r>
         <w:rPr>
-          <w:rStyle w:val="Hyperlink.1"/>
+          <w:rStyle w:val="Hyperlink.2"/>
           <w:outline w:val="0"/>
           <w:color w:val="0000ff"/>
           <w:sz w:val="20"/>
@@ -4084,7 +4217,7 @@
       </w:r>
       <w:r>
         <w:rPr>
-          <w:rStyle w:val="Hyperlink.1"/>
+          <w:rStyle w:val="Hyperlink.2"/>
           <w:outline w:val="0"/>
           <w:color w:val="0000ff"/>
           <w:sz w:val="20"/>
@@ -4100,7 +4233,7 @@
       </w:r>
       <w:r>
         <w:rPr>
-          <w:rStyle w:val="Hyperlink.1"/>
+          <w:rStyle w:val="Hyperlink.2"/>
           <w:outline w:val="0"/>
           <w:color w:val="0000ff"/>
           <w:sz w:val="20"/>
@@ -4116,7 +4249,7 @@
       </w:r>
       <w:r>
         <w:rPr>
-          <w:rStyle w:val="Hyperlink.1"/>
+          <w:rStyle w:val="Hyperlink.2"/>
           <w:outline w:val="0"/>
           <w:color w:val="0000ff"/>
           <w:sz w:val="20"/>
@@ -4302,7 +4435,7 @@
       </w:r>
       <w:r>
         <w:rPr>
-          <w:rStyle w:val="Hyperlink.1"/>
+          <w:rStyle w:val="Hyperlink.2"/>
           <w:outline w:val="0"/>
           <w:color w:val="0000ff"/>
           <w:sz w:val="20"/>
@@ -4318,7 +4451,7 @@
       </w:r>
       <w:r>
         <w:rPr>
-          <w:rStyle w:val="Hyperlink.1"/>
+          <w:rStyle w:val="Hyperlink.2"/>
           <w:outline w:val="0"/>
           <w:color w:val="0000ff"/>
           <w:sz w:val="20"/>
@@ -4334,7 +4467,7 @@
       </w:r>
       <w:r>
         <w:rPr>
-          <w:rStyle w:val="Hyperlink.1"/>
+          <w:rStyle w:val="Hyperlink.2"/>
           <w:outline w:val="0"/>
           <w:color w:val="0000ff"/>
           <w:sz w:val="20"/>
@@ -4350,7 +4483,7 @@
       </w:r>
       <w:r>
         <w:rPr>
-          <w:rStyle w:val="Hyperlink.1"/>
+          <w:rStyle w:val="Hyperlink.2"/>
           <w:outline w:val="0"/>
           <w:color w:val="0000ff"/>
           <w:sz w:val="20"/>
@@ -4446,7 +4579,7 @@
       </w:r>
       <w:r>
         <w:rPr>
-          <w:rStyle w:val="Hyperlink.1"/>
+          <w:rStyle w:val="Hyperlink.2"/>
           <w:outline w:val="0"/>
           <w:color w:val="0000ff"/>
           <w:sz w:val="20"/>
@@ -4462,7 +4595,7 @@
       </w:r>
       <w:r>
         <w:rPr>
-          <w:rStyle w:val="Hyperlink.1"/>
+          <w:rStyle w:val="Hyperlink.2"/>
           <w:outline w:val="0"/>
           <w:color w:val="0000ff"/>
           <w:sz w:val="20"/>
@@ -4478,7 +4611,7 @@
       </w:r>
       <w:r>
         <w:rPr>
-          <w:rStyle w:val="Hyperlink.1"/>
+          <w:rStyle w:val="Hyperlink.2"/>
           <w:outline w:val="0"/>
           <w:color w:val="0000ff"/>
           <w:sz w:val="20"/>
@@ -4494,7 +4627,7 @@
       </w:r>
       <w:r>
         <w:rPr>
-          <w:rStyle w:val="Hyperlink.1"/>
+          <w:rStyle w:val="Hyperlink.2"/>
           <w:outline w:val="0"/>
           <w:color w:val="0000ff"/>
           <w:sz w:val="20"/>
@@ -4590,7 +4723,7 @@
       </w:r>
       <w:r>
         <w:rPr>
-          <w:rStyle w:val="Hyperlink.1"/>
+          <w:rStyle w:val="Hyperlink.2"/>
           <w:outline w:val="0"/>
           <w:color w:val="0000ff"/>
           <w:sz w:val="20"/>
@@ -4606,7 +4739,7 @@
       </w:r>
       <w:r>
         <w:rPr>
-          <w:rStyle w:val="Hyperlink.1"/>
+          <w:rStyle w:val="Hyperlink.2"/>
           <w:outline w:val="0"/>
           <w:color w:val="0000ff"/>
           <w:sz w:val="20"/>
@@ -4622,7 +4755,7 @@
       </w:r>
       <w:r>
         <w:rPr>
-          <w:rStyle w:val="Hyperlink.1"/>
+          <w:rStyle w:val="Hyperlink.2"/>
           <w:outline w:val="0"/>
           <w:color w:val="0000ff"/>
           <w:sz w:val="20"/>
@@ -4638,7 +4771,7 @@
       </w:r>
       <w:r>
         <w:rPr>
-          <w:rStyle w:val="Hyperlink.1"/>
+          <w:rStyle w:val="Hyperlink.2"/>
           <w:outline w:val="0"/>
           <w:color w:val="0000ff"/>
           <w:sz w:val="20"/>
@@ -4824,7 +4957,7 @@
       </w:r>
       <w:r>
         <w:rPr>
-          <w:rStyle w:val="Hyperlink.1"/>
+          <w:rStyle w:val="Hyperlink.2"/>
           <w:outline w:val="0"/>
           <w:color w:val="0000ff"/>
           <w:sz w:val="20"/>
@@ -4840,7 +4973,7 @@
       </w:r>
       <w:r>
         <w:rPr>
-          <w:rStyle w:val="Hyperlink.1"/>
+          <w:rStyle w:val="Hyperlink.2"/>
           <w:outline w:val="0"/>
           <w:color w:val="0000ff"/>
           <w:sz w:val="20"/>
@@ -4856,7 +4989,7 @@
       </w:r>
       <w:r>
         <w:rPr>
-          <w:rStyle w:val="Hyperlink.1"/>
+          <w:rStyle w:val="Hyperlink.2"/>
           <w:outline w:val="0"/>
           <w:color w:val="0000ff"/>
           <w:sz w:val="20"/>
@@ -4872,7 +5005,7 @@
       </w:r>
       <w:r>
         <w:rPr>
-          <w:rStyle w:val="Hyperlink.1"/>
+          <w:rStyle w:val="Hyperlink.2"/>
           <w:outline w:val="0"/>
           <w:color w:val="0000ff"/>
           <w:sz w:val="20"/>
@@ -4948,7 +5081,7 @@
       </w:r>
       <w:r>
         <w:rPr>
-          <w:rStyle w:val="Hyperlink.1"/>
+          <w:rStyle w:val="Hyperlink.2"/>
           <w:outline w:val="0"/>
           <w:color w:val="0000ff"/>
           <w:sz w:val="20"/>
@@ -4964,7 +5097,7 @@
       </w:r>
       <w:r>
         <w:rPr>
-          <w:rStyle w:val="Hyperlink.1"/>
+          <w:rStyle w:val="Hyperlink.2"/>
           <w:outline w:val="0"/>
           <w:color w:val="0000ff"/>
           <w:sz w:val="20"/>
@@ -4980,7 +5113,7 @@
       </w:r>
       <w:r>
         <w:rPr>
-          <w:rStyle w:val="Hyperlink.1"/>
+          <w:rStyle w:val="Hyperlink.2"/>
           <w:outline w:val="0"/>
           <w:color w:val="0000ff"/>
           <w:sz w:val="20"/>
@@ -4996,7 +5129,7 @@
       </w:r>
       <w:r>
         <w:rPr>
-          <w:rStyle w:val="Hyperlink.1"/>
+          <w:rStyle w:val="Hyperlink.2"/>
           <w:outline w:val="0"/>
           <w:color w:val="0000ff"/>
           <w:sz w:val="20"/>
@@ -5241,7 +5374,7 @@
       </w:r>
       <w:r>
         <w:rPr>
-          <w:rStyle w:val="Hyperlink.1"/>
+          <w:rStyle w:val="Hyperlink.2"/>
           <w:outline w:val="0"/>
           <w:color w:val="0000ff"/>
           <w:sz w:val="20"/>
@@ -5257,7 +5390,7 @@
       </w:r>
       <w:r>
         <w:rPr>
-          <w:rStyle w:val="Hyperlink.1"/>
+          <w:rStyle w:val="Hyperlink.2"/>
           <w:outline w:val="0"/>
           <w:color w:val="0000ff"/>
           <w:sz w:val="20"/>
@@ -5273,7 +5406,7 @@
       </w:r>
       <w:r>
         <w:rPr>
-          <w:rStyle w:val="Hyperlink.1"/>
+          <w:rStyle w:val="Hyperlink.2"/>
           <w:outline w:val="0"/>
           <w:color w:val="0000ff"/>
           <w:sz w:val="20"/>
@@ -5289,7 +5422,7 @@
       </w:r>
       <w:r>
         <w:rPr>
-          <w:rStyle w:val="Hyperlink.1"/>
+          <w:rStyle w:val="Hyperlink.2"/>
           <w:outline w:val="0"/>
           <w:color w:val="0000ff"/>
           <w:sz w:val="20"/>
@@ -7930,6 +8063,21 @@
       </w:numPr>
     </w:pPr>
   </w:style>
+  <w:style w:type="character" w:styleId="Hyperlink.1">
+    <w:name w:val="Hyperlink.1"/>
+    <w:basedOn w:val="Hyperlink"/>
+    <w:next w:val="Hyperlink.1"/>
+    <w:rPr>
+      <w:outline w:val="0"/>
+      <w:color w:val="0000ff"/>
+      <w:u w:val="single" w:color="0000ff"/>
+      <w14:textFill>
+        <w14:solidFill>
+          <w14:srgbClr w14:val="0000FF"/>
+        </w14:solidFill>
+      </w14:textFill>
+    </w:rPr>
+  </w:style>
   <w:style w:type="numbering" w:styleId="Imported Style 3">
     <w:name w:val="Imported Style 3"/>
     <w:pPr>
@@ -8002,10 +8150,10 @@
       </w:numPr>
     </w:pPr>
   </w:style>
-  <w:style w:type="character" w:styleId="Hyperlink.1">
-    <w:name w:val="Hyperlink.1"/>
+  <w:style w:type="character" w:styleId="Hyperlink.2">
+    <w:name w:val="Hyperlink.2"/>
     <w:basedOn w:val="None"/>
-    <w:next w:val="Hyperlink.1"/>
+    <w:next w:val="Hyperlink.2"/>
     <w:rPr>
       <w:outline w:val="0"/>
       <w:color w:val="0000ff"/>

--- a/resume/triboletti_andy_resume-latest.docx
+++ b/resume/triboletti_andy_resume-latest.docx
@@ -11,30 +11,7 @@
         <w:spacing w:after="240"/>
         <w:rPr>
           <w:rStyle w:val="None"/>
-          <w:rFonts w:ascii="Helvetica Neue" w:cs="Helvetica Neue" w:hAnsi="Helvetica Neue" w:eastAsia="Helvetica Neue"/>
-          <w:outline w:val="0"/>
-          <w:color w:val="341c65"/>
-          <w:sz w:val="20"/>
-          <w:szCs w:val="20"/>
-          <w:u w:color="341c65"/>
-          <w14:textFill>
-            <w14:solidFill>
-              <w14:srgbClr w14:val="341C65"/>
-            </w14:solidFill>
-          </w14:textFill>
-        </w:rPr>
-      </w:pPr>
-    </w:p>
-    <w:p>
-      <w:pPr>
-        <w:pStyle w:val="Body A"/>
-        <w:tabs>
-          <w:tab w:val="left" w:pos="3840"/>
-        </w:tabs>
-        <w:spacing w:after="240"/>
-        <w:rPr>
-          <w:rStyle w:val="None"/>
-          <w:rFonts w:ascii="Helvetica Neue" w:cs="Helvetica Neue" w:hAnsi="Helvetica Neue" w:eastAsia="Helvetica Neue"/>
+          <w:rFonts w:ascii="Helvetica" w:cs="Helvetica" w:hAnsi="Helvetica" w:eastAsia="Helvetica"/>
           <w:outline w:val="0"/>
           <w:color w:val="54038e"/>
           <w:sz w:val="28"/>
@@ -50,7 +27,7 @@
       <w:r>
         <w:rPr>
           <w:rStyle w:val="None"/>
-          <w:rFonts w:ascii="Helvetica Neue" w:hAnsi="Helvetica Neue"/>
+          <w:rFonts w:ascii="Helvetica" w:hAnsi="Helvetica"/>
           <w:outline w:val="0"/>
           <w:color w:val="341c65"/>
           <w:sz w:val="28"/>
@@ -80,16 +57,15 @@
         <w:ind w:right="0"/>
         <w:jc w:val="left"/>
         <w:rPr>
-          <w:rFonts w:ascii="Helvetica Neue" w:hAnsi="Helvetica Neue"/>
-          <w:sz w:val="20"/>
-          <w:szCs w:val="20"/>
-          <w:rtl w:val="0"/>
-        </w:rPr>
-      </w:pPr>
-      <w:r>
-        <w:rPr>
-          <w:rStyle w:val="None"/>
-          <w:rFonts w:ascii="Helvetica Neue" w:hAnsi="Helvetica Neue"/>
+          <w:rFonts w:ascii="Helvetica" w:hAnsi="Helvetica"/>
+          <w:sz w:val="20"/>
+          <w:szCs w:val="20"/>
+          <w:rtl w:val="0"/>
+        </w:rPr>
+      </w:pPr>
+      <w:r>
+        <w:rPr>
+          <w:rFonts w:ascii="Helvetica" w:hAnsi="Helvetica"/>
           <w:sz w:val="20"/>
           <w:szCs w:val="20"/>
           <w:rtl w:val="0"/>
@@ -99,7 +75,7 @@
       <w:r>
         <w:rPr>
           <w:rStyle w:val="None"/>
-          <w:rFonts w:ascii="Helvetica Neue" w:hAnsi="Helvetica Neue"/>
+          <w:rFonts w:ascii="Helvetica" w:hAnsi="Helvetica"/>
           <w:sz w:val="20"/>
           <w:szCs w:val="20"/>
           <w:rtl w:val="0"/>
@@ -110,7 +86,7 @@
       <w:r>
         <w:rPr>
           <w:rStyle w:val="None"/>
-          <w:rFonts w:ascii="Helvetica Neue" w:hAnsi="Helvetica Neue"/>
+          <w:rFonts w:ascii="Helvetica" w:hAnsi="Helvetica"/>
           <w:sz w:val="20"/>
           <w:szCs w:val="20"/>
           <w:rtl w:val="0"/>
@@ -121,18 +97,40 @@
       <w:r>
         <w:rPr>
           <w:rStyle w:val="None"/>
-          <w:rFonts w:ascii="Helvetica Neue" w:hAnsi="Helvetica Neue"/>
-          <w:sz w:val="20"/>
-          <w:szCs w:val="20"/>
-          <w:rtl w:val="0"/>
-          <w:lang w:val="en-US"/>
-        </w:rPr>
-        <w:t xml:space="preserve"> with 10+ years of experience  (Python, PHP, Swift, Kotlin, JavaScript, Shell Scripting, SQL, HTML, CSS, XML, JSON, NodeJS, ThreeJS, and more</w:t>
-      </w:r>
-      <w:r>
-        <w:rPr>
-          <w:rStyle w:val="None"/>
-          <w:rFonts w:ascii="Helvetica Neue" w:hAnsi="Helvetica Neue" w:hint="default"/>
+          <w:rFonts w:ascii="Helvetica" w:hAnsi="Helvetica"/>
+          <w:sz w:val="20"/>
+          <w:szCs w:val="20"/>
+          <w:rtl w:val="0"/>
+          <w:lang w:val="en-US"/>
+        </w:rPr>
+        <w:t xml:space="preserve"> with 10+ years of experience  (Python, PHP, Swift, Kotlin, JavaScript, Shell Scripting, SQL, HTML, CSS, XML, JSON, NodeJS, ThreeJS, </w:t>
+      </w:r>
+      <w:r>
+        <w:rPr>
+          <w:rStyle w:val="None"/>
+          <w:rFonts w:ascii="Helvetica" w:hAnsi="Helvetica"/>
+          <w:sz w:val="20"/>
+          <w:szCs w:val="20"/>
+          <w:rtl w:val="0"/>
+          <w:lang w:val="en-US"/>
+        </w:rPr>
+        <w:t xml:space="preserve">Flutter, Dart, </w:t>
+      </w:r>
+      <w:r>
+        <w:rPr>
+          <w:rStyle w:val="None"/>
+          <w:rFonts w:ascii="Helvetica" w:hAnsi="Helvetica"/>
+          <w:sz w:val="20"/>
+          <w:szCs w:val="20"/>
+          <w:rtl w:val="0"/>
+          <w:lang w:val="en-US"/>
+        </w:rPr>
+        <w:t>and more</w:t>
+      </w:r>
+      <w:r>
+        <w:rPr>
+          <w:rStyle w:val="None"/>
+          <w:rFonts w:ascii="Helvetica" w:hAnsi="Helvetica" w:hint="default"/>
           <w:sz w:val="20"/>
           <w:szCs w:val="20"/>
           <w:rtl w:val="0"/>
@@ -143,7 +141,7 @@
       <w:r>
         <w:rPr>
           <w:rStyle w:val="None"/>
-          <w:rFonts w:ascii="Helvetica Neue" w:hAnsi="Helvetica Neue"/>
+          <w:rFonts w:ascii="Helvetica" w:hAnsi="Helvetica"/>
           <w:sz w:val="20"/>
           <w:szCs w:val="20"/>
           <w:rtl w:val="0"/>
@@ -164,17 +162,17 @@
         <w:ind w:right="0"/>
         <w:jc w:val="left"/>
         <w:rPr>
-          <w:rFonts w:ascii="Helvetica Neue" w:hAnsi="Helvetica Neue"/>
-          <w:sz w:val="20"/>
-          <w:szCs w:val="20"/>
-          <w:rtl w:val="0"/>
-          <w:lang w:val="en-US"/>
-        </w:rPr>
-      </w:pPr>
-      <w:r>
-        <w:rPr>
-          <w:rStyle w:val="None"/>
-          <w:rFonts w:ascii="Helvetica Neue" w:hAnsi="Helvetica Neue"/>
+          <w:rFonts w:ascii="Helvetica" w:hAnsi="Helvetica"/>
+          <w:sz w:val="20"/>
+          <w:szCs w:val="20"/>
+          <w:rtl w:val="0"/>
+          <w:lang w:val="en-US"/>
+        </w:rPr>
+      </w:pPr>
+      <w:r>
+        <w:rPr>
+          <w:rStyle w:val="None"/>
+          <w:rFonts w:ascii="Helvetica" w:hAnsi="Helvetica"/>
           <w:sz w:val="20"/>
           <w:szCs w:val="20"/>
           <w:rtl w:val="0"/>
@@ -185,7 +183,7 @@
       <w:r>
         <w:rPr>
           <w:rStyle w:val="None"/>
-          <w:rFonts w:ascii="Helvetica Neue" w:hAnsi="Helvetica Neue"/>
+          <w:rFonts w:ascii="Helvetica" w:hAnsi="Helvetica"/>
           <w:sz w:val="20"/>
           <w:szCs w:val="20"/>
           <w:rtl w:val="0"/>
@@ -196,18 +194,18 @@
       <w:r>
         <w:rPr>
           <w:rStyle w:val="None"/>
-          <w:rFonts w:ascii="Helvetica Neue" w:hAnsi="Helvetica Neue"/>
-          <w:sz w:val="20"/>
-          <w:szCs w:val="20"/>
-          <w:rtl w:val="0"/>
-          <w:lang w:val="en-US"/>
-        </w:rPr>
-        <w:t xml:space="preserve"> Idea, Nova</w:t>
-      </w:r>
-      <w:r>
-        <w:rPr>
-          <w:rStyle w:val="None"/>
-          <w:rFonts w:ascii="Helvetica Neue" w:hAnsi="Helvetica Neue"/>
+          <w:rFonts w:ascii="Helvetica" w:hAnsi="Helvetica"/>
+          <w:sz w:val="20"/>
+          <w:szCs w:val="20"/>
+          <w:rtl w:val="0"/>
+          <w:lang w:val="en-US"/>
+        </w:rPr>
+        <w:t xml:space="preserve"> IDEA, Nova</w:t>
+      </w:r>
+      <w:r>
+        <w:rPr>
+          <w:rStyle w:val="None"/>
+          <w:rFonts w:ascii="Helvetica" w:hAnsi="Helvetica"/>
           <w:sz w:val="20"/>
           <w:szCs w:val="20"/>
           <w:rtl w:val="0"/>
@@ -218,7 +216,7 @@
       <w:r>
         <w:rPr>
           <w:rStyle w:val="None"/>
-          <w:rFonts w:ascii="Helvetica Neue" w:hAnsi="Helvetica Neue" w:hint="default"/>
+          <w:rFonts w:ascii="Helvetica" w:hAnsi="Helvetica" w:hint="default"/>
           <w:sz w:val="20"/>
           <w:szCs w:val="20"/>
           <w:rtl w:val="0"/>
@@ -229,7 +227,7 @@
       <w:r>
         <w:rPr>
           <w:rStyle w:val="None"/>
-          <w:rFonts w:ascii="Helvetica Neue" w:hAnsi="Helvetica Neue"/>
+          <w:rFonts w:ascii="Helvetica" w:hAnsi="Helvetica"/>
           <w:sz w:val="20"/>
           <w:szCs w:val="20"/>
           <w:rtl w:val="0"/>
@@ -240,7 +238,7 @@
       <w:r>
         <w:rPr>
           <w:rStyle w:val="None"/>
-          <w:rFonts w:ascii="Helvetica Neue" w:hAnsi="Helvetica Neue"/>
+          <w:rFonts w:ascii="Helvetica" w:hAnsi="Helvetica"/>
           <w:sz w:val="20"/>
           <w:szCs w:val="20"/>
           <w:rtl w:val="0"/>
@@ -251,18 +249,18 @@
       <w:r>
         <w:rPr>
           <w:rStyle w:val="None"/>
-          <w:rFonts w:ascii="Helvetica Neue" w:hAnsi="Helvetica Neue"/>
-          <w:sz w:val="20"/>
-          <w:szCs w:val="20"/>
-          <w:rtl w:val="0"/>
-          <w:lang w:val="en-US"/>
-        </w:rPr>
-        <w:t>, Cody from Sourcegraph AI plugin, Cursor, AugmentCode</w:t>
-      </w:r>
-      <w:r>
-        <w:rPr>
-          <w:rStyle w:val="None"/>
-          <w:rFonts w:ascii="Helvetica Neue" w:hAnsi="Helvetica Neue"/>
+          <w:rFonts w:ascii="Helvetica" w:hAnsi="Helvetica"/>
+          <w:sz w:val="20"/>
+          <w:szCs w:val="20"/>
+          <w:rtl w:val="0"/>
+          <w:lang w:val="en-US"/>
+        </w:rPr>
+        <w:t>, Cursor, AugmentCode</w:t>
+      </w:r>
+      <w:r>
+        <w:rPr>
+          <w:rStyle w:val="None"/>
+          <w:rFonts w:ascii="Helvetica" w:hAnsi="Helvetica"/>
           <w:sz w:val="20"/>
           <w:szCs w:val="20"/>
           <w:rtl w:val="0"/>
@@ -273,7 +271,7 @@
       <w:r>
         <w:rPr>
           <w:rStyle w:val="None"/>
-          <w:rFonts w:ascii="Helvetica Neue" w:hAnsi="Helvetica Neue"/>
+          <w:rFonts w:ascii="Helvetica" w:hAnsi="Helvetica"/>
           <w:sz w:val="20"/>
           <w:szCs w:val="20"/>
           <w:rtl w:val="0"/>
@@ -284,7 +282,7 @@
       <w:r>
         <w:rPr>
           <w:rStyle w:val="None"/>
-          <w:rFonts w:ascii="Helvetica Neue" w:hAnsi="Helvetica Neue"/>
+          <w:rFonts w:ascii="Helvetica" w:hAnsi="Helvetica"/>
           <w:sz w:val="20"/>
           <w:szCs w:val="20"/>
           <w:rtl w:val="0"/>
@@ -295,7 +293,7 @@
       <w:r>
         <w:rPr>
           <w:rStyle w:val="None"/>
-          <w:rFonts w:ascii="Helvetica Neue" w:hAnsi="Helvetica Neue"/>
+          <w:rFonts w:ascii="Helvetica" w:hAnsi="Helvetica"/>
           <w:sz w:val="20"/>
           <w:szCs w:val="20"/>
           <w:rtl w:val="0"/>
@@ -316,28 +314,116 @@
         <w:ind w:right="0"/>
         <w:jc w:val="left"/>
         <w:rPr>
-          <w:rFonts w:ascii="Helvetica Neue" w:hAnsi="Helvetica Neue"/>
-          <w:sz w:val="20"/>
-          <w:szCs w:val="20"/>
-          <w:rtl w:val="0"/>
-          <w:lang w:val="en-US"/>
-        </w:rPr>
-      </w:pPr>
-      <w:r>
-        <w:rPr>
-          <w:rStyle w:val="None"/>
-          <w:rFonts w:ascii="Helvetica Neue" w:hAnsi="Helvetica Neue"/>
-          <w:sz w:val="20"/>
-          <w:szCs w:val="20"/>
-          <w:rtl w:val="0"/>
-          <w:lang w:val="en-US"/>
-        </w:rPr>
-        <w:t xml:space="preserve">Recently built a 3D Tank Battle game using ThreeJS, Cannon.js, GSAP, Hammer, and a PHP backend and websocket server. </w:t>
-      </w:r>
-      <w:r>
-        <w:rPr>
-          <w:rStyle w:val="Hyperlink.0"/>
-          <w:rFonts w:ascii="Helvetica Neue" w:cs="Helvetica Neue" w:hAnsi="Helvetica Neue" w:eastAsia="Helvetica Neue"/>
+          <w:rFonts w:ascii="Helvetica" w:hAnsi="Helvetica"/>
+          <w:sz w:val="20"/>
+          <w:szCs w:val="20"/>
+          <w:rtl w:val="0"/>
+          <w:lang w:val="en-US"/>
+        </w:rPr>
+      </w:pPr>
+      <w:r>
+        <w:rPr>
+          <w:rStyle w:val="None"/>
+          <w:rFonts w:ascii="Helvetica" w:hAnsi="Helvetica"/>
+          <w:sz w:val="20"/>
+          <w:szCs w:val="20"/>
+          <w:rtl w:val="0"/>
+          <w:lang w:val="en-US"/>
+        </w:rPr>
+        <w:t>Built a code and quality analysis dev tool for macOS and Windows</w:t>
+      </w:r>
+      <w:r>
+        <w:rPr>
+          <w:rStyle w:val="None"/>
+          <w:rFonts w:ascii="Helvetica" w:hAnsi="Helvetica"/>
+          <w:sz w:val="20"/>
+          <w:szCs w:val="20"/>
+          <w:rtl w:val="0"/>
+          <w:lang w:val="en-US"/>
+        </w:rPr>
+        <w:t>,</w:t>
+      </w:r>
+      <w:r>
+        <w:rPr>
+          <w:rStyle w:val="None"/>
+          <w:rFonts w:ascii="Helvetica" w:hAnsi="Helvetica"/>
+          <w:sz w:val="20"/>
+          <w:szCs w:val="20"/>
+          <w:rtl w:val="0"/>
+          <w:lang w:val="en-US"/>
+        </w:rPr>
+        <w:t xml:space="preserve"> written in Flutter/Dart. It tests </w:t>
+      </w:r>
+      <w:r>
+        <w:rPr>
+          <w:rStyle w:val="None"/>
+          <w:rFonts w:ascii="Helvetica" w:hAnsi="Helvetica"/>
+          <w:sz w:val="20"/>
+          <w:szCs w:val="20"/>
+          <w:rtl w:val="0"/>
+          <w:lang w:val="en-US"/>
+        </w:rPr>
+        <w:t>a website's</w:t>
+      </w:r>
+      <w:r>
+        <w:rPr>
+          <w:rStyle w:val="None"/>
+          <w:rFonts w:ascii="Helvetica" w:hAnsi="Helvetica"/>
+          <w:sz w:val="20"/>
+          <w:szCs w:val="20"/>
+          <w:rtl w:val="0"/>
+          <w:lang w:val="en-US"/>
+        </w:rPr>
+        <w:t xml:space="preserve"> security, </w:t>
+      </w:r>
+      <w:r>
+        <w:rPr>
+          <w:rStyle w:val="None"/>
+          <w:rFonts w:ascii="Helvetica" w:hAnsi="Helvetica"/>
+          <w:sz w:val="20"/>
+          <w:szCs w:val="20"/>
+          <w:rtl w:val="0"/>
+          <w:lang w:val="en-US"/>
+        </w:rPr>
+        <w:t>accessibility</w:t>
+      </w:r>
+      <w:r>
+        <w:rPr>
+          <w:rStyle w:val="None"/>
+          <w:rFonts w:ascii="Helvetica" w:hAnsi="Helvetica"/>
+          <w:sz w:val="20"/>
+          <w:szCs w:val="20"/>
+          <w:rtl w:val="0"/>
+          <w:lang w:val="en-US"/>
+        </w:rPr>
+        <w:t>, and more</w:t>
+      </w:r>
+      <w:r>
+        <w:rPr>
+          <w:rStyle w:val="None"/>
+          <w:rFonts w:ascii="Helvetica" w:hAnsi="Helvetica"/>
+          <w:sz w:val="20"/>
+          <w:szCs w:val="20"/>
+          <w:rtl w:val="0"/>
+          <w:lang w:val="en-US"/>
+        </w:rPr>
+        <w:t>,</w:t>
+      </w:r>
+      <w:r>
+        <w:rPr>
+          <w:rStyle w:val="None"/>
+          <w:rFonts w:ascii="Helvetica" w:hAnsi="Helvetica"/>
+          <w:sz w:val="20"/>
+          <w:szCs w:val="20"/>
+          <w:rtl w:val="0"/>
+          <w:lang w:val="en-US"/>
+        </w:rPr>
+        <w:t xml:space="preserve"> generating a report with errors found and an A-F grade.. </w:t>
+      </w:r>
+      <w:r>
+        <w:rPr>
+          <w:rStyle w:val="Hyperlink.1"/>
+          <w:rFonts w:ascii="Helvetica" w:cs="Helvetica" w:hAnsi="Helvetica" w:eastAsia="Helvetica"/>
           <w:sz w:val="20"/>
           <w:szCs w:val="20"/>
         </w:rPr>
@@ -345,17 +431,17 @@
       </w:r>
       <w:r>
         <w:rPr>
-          <w:rStyle w:val="Hyperlink.0"/>
-          <w:rFonts w:ascii="Helvetica Neue" w:cs="Helvetica Neue" w:hAnsi="Helvetica Neue" w:eastAsia="Helvetica Neue"/>
-          <w:sz w:val="20"/>
-          <w:szCs w:val="20"/>
-        </w:rPr>
-        <w:instrText xml:space="preserve"> HYPERLINK "https://3dtankbattle.com"</w:instrText>
-      </w:r>
-      <w:r>
-        <w:rPr>
-          <w:rStyle w:val="Hyperlink.0"/>
-          <w:rFonts w:ascii="Helvetica Neue" w:cs="Helvetica Neue" w:hAnsi="Helvetica Neue" w:eastAsia="Helvetica Neue"/>
+          <w:rStyle w:val="Hyperlink.1"/>
+          <w:rFonts w:ascii="Helvetica" w:cs="Helvetica" w:hAnsi="Helvetica" w:eastAsia="Helvetica"/>
+          <w:sz w:val="20"/>
+          <w:szCs w:val="20"/>
+        </w:rPr>
+        <w:instrText xml:space="preserve"> HYPERLINK "https://CodeFrog.app"</w:instrText>
+      </w:r>
+      <w:r>
+        <w:rPr>
+          <w:rStyle w:val="Hyperlink.1"/>
+          <w:rFonts w:ascii="Helvetica" w:cs="Helvetica" w:hAnsi="Helvetica" w:eastAsia="Helvetica"/>
           <w:sz w:val="20"/>
           <w:szCs w:val="20"/>
         </w:rPr>
@@ -363,18 +449,18 @@
       </w:r>
       <w:r>
         <w:rPr>
-          <w:rStyle w:val="Hyperlink.0"/>
-          <w:rFonts w:ascii="Helvetica Neue" w:hAnsi="Helvetica Neue"/>
-          <w:sz w:val="20"/>
-          <w:szCs w:val="20"/>
-          <w:rtl w:val="0"/>
-          <w:lang w:val="en-US"/>
-        </w:rPr>
-        <w:t>https://3dtankbattle.com</w:t>
-      </w:r>
-      <w:r>
-        <w:rPr>
-          <w:rFonts w:ascii="Helvetica Neue" w:cs="Helvetica Neue" w:hAnsi="Helvetica Neue" w:eastAsia="Helvetica Neue"/>
+          <w:rStyle w:val="Hyperlink.1"/>
+          <w:rFonts w:ascii="Helvetica" w:hAnsi="Helvetica"/>
+          <w:sz w:val="20"/>
+          <w:szCs w:val="20"/>
+          <w:rtl w:val="0"/>
+          <w:lang w:val="en-US"/>
+        </w:rPr>
+        <w:t>https://codefrog.app</w:t>
+      </w:r>
+      <w:r>
+        <w:rPr>
+          <w:rFonts w:ascii="Helvetica" w:cs="Helvetica" w:hAnsi="Helvetica" w:eastAsia="Helvetica"/>
           <w:sz w:val="20"/>
           <w:szCs w:val="20"/>
         </w:rPr>
@@ -382,8 +468,7 @@
       </w:r>
       <w:r>
         <w:rPr>
-          <w:rStyle w:val="None"/>
-          <w:rFonts w:ascii="Helvetica Neue" w:hAnsi="Helvetica Neue"/>
+          <w:rFonts w:ascii="Helvetica" w:hAnsi="Helvetica"/>
           <w:sz w:val="20"/>
           <w:szCs w:val="20"/>
           <w:rtl w:val="0"/>
@@ -404,50 +489,47 @@
         <w:ind w:right="0"/>
         <w:jc w:val="left"/>
         <w:rPr>
-          <w:rFonts w:ascii="Helvetica Neue" w:hAnsi="Helvetica Neue"/>
-          <w:sz w:val="20"/>
-          <w:szCs w:val="20"/>
-          <w:rtl w:val="0"/>
-          <w:lang w:val="en-US"/>
-        </w:rPr>
-      </w:pPr>
-      <w:r>
-        <w:rPr>
-          <w:rStyle w:val="None"/>
-          <w:rFonts w:ascii="Helvetica Neue" w:hAnsi="Helvetica Neue"/>
-          <w:sz w:val="20"/>
-          <w:szCs w:val="20"/>
-          <w:rtl w:val="0"/>
-          <w:lang w:val="en-US"/>
-        </w:rPr>
-        <w:t>Also</w:t>
-      </w:r>
-      <w:r>
-        <w:rPr>
-          <w:rStyle w:val="None"/>
-          <w:rFonts w:ascii="Helvetica Neue" w:hAnsi="Helvetica Neue"/>
-          <w:sz w:val="20"/>
-          <w:szCs w:val="20"/>
-          <w:rtl w:val="0"/>
-          <w:lang w:val="es-ES_tradnl"/>
-        </w:rPr>
-        <w:t>,</w:t>
-      </w:r>
-      <w:r>
-        <w:rPr>
-          <w:rStyle w:val="None"/>
-          <w:rFonts w:ascii="Helvetica Neue" w:hAnsi="Helvetica Neue"/>
-          <w:sz w:val="20"/>
-          <w:szCs w:val="20"/>
-          <w:rtl w:val="0"/>
-          <w:lang w:val="en-US"/>
-        </w:rPr>
-        <w:t xml:space="preserve"> recently built a 3d web games directory in the style of an old Blockbuster Video Game Store. </w:t>
-      </w:r>
-      <w:r>
-        <w:rPr>
-          <w:rStyle w:val="Hyperlink.0"/>
-          <w:rFonts w:ascii="Helvetica Neue" w:cs="Helvetica Neue" w:hAnsi="Helvetica Neue" w:eastAsia="Helvetica Neue"/>
+          <w:rFonts w:ascii="Helvetica" w:hAnsi="Helvetica"/>
+          <w:sz w:val="20"/>
+          <w:szCs w:val="20"/>
+          <w:rtl w:val="0"/>
+          <w:lang w:val="en-US"/>
+        </w:rPr>
+      </w:pPr>
+      <w:r>
+        <w:rPr>
+          <w:rFonts w:ascii="Helvetica" w:hAnsi="Helvetica"/>
+          <w:sz w:val="20"/>
+          <w:szCs w:val="20"/>
+          <w:rtl w:val="0"/>
+          <w:lang w:val="en-US"/>
+        </w:rPr>
+        <w:t xml:space="preserve">Built a </w:t>
+      </w:r>
+      <w:r>
+        <w:rPr>
+          <w:rFonts w:ascii="Helvetica" w:hAnsi="Helvetica"/>
+          <w:sz w:val="20"/>
+          <w:szCs w:val="20"/>
+          <w:rtl w:val="0"/>
+          <w:lang w:val="en-US"/>
+        </w:rPr>
+        <w:t>single-player</w:t>
+      </w:r>
+      <w:r>
+        <w:rPr>
+          <w:rFonts w:ascii="Helvetica" w:hAnsi="Helvetica"/>
+          <w:sz w:val="20"/>
+          <w:szCs w:val="20"/>
+          <w:rtl w:val="0"/>
+          <w:lang w:val="en-US"/>
+        </w:rPr>
+        <w:t xml:space="preserve"> web drone game to race against the clock and use a taser on an attacker with a gun before they cause violence. </w:t>
+      </w:r>
+      <w:r>
+        <w:rPr>
+          <w:rStyle w:val="Hyperlink.1"/>
+          <w:rFonts w:ascii="Helvetica" w:cs="Helvetica" w:hAnsi="Helvetica" w:eastAsia="Helvetica"/>
           <w:sz w:val="20"/>
           <w:szCs w:val="20"/>
         </w:rPr>
@@ -455,17 +537,17 @@
       </w:r>
       <w:r>
         <w:rPr>
-          <w:rStyle w:val="Hyperlink.0"/>
-          <w:rFonts w:ascii="Helvetica Neue" w:cs="Helvetica Neue" w:hAnsi="Helvetica Neue" w:eastAsia="Helvetica Neue"/>
-          <w:sz w:val="20"/>
-          <w:szCs w:val="20"/>
-        </w:rPr>
-        <w:instrText xml:space="preserve"> HYPERLINK "https://3dwebgames.com"</w:instrText>
-      </w:r>
-      <w:r>
-        <w:rPr>
-          <w:rStyle w:val="Hyperlink.0"/>
-          <w:rFonts w:ascii="Helvetica Neue" w:cs="Helvetica Neue" w:hAnsi="Helvetica Neue" w:eastAsia="Helvetica Neue"/>
+          <w:rStyle w:val="Hyperlink.1"/>
+          <w:rFonts w:ascii="Helvetica" w:cs="Helvetica" w:hAnsi="Helvetica" w:eastAsia="Helvetica"/>
+          <w:sz w:val="20"/>
+          <w:szCs w:val="20"/>
+        </w:rPr>
+        <w:instrText xml:space="preserve"> HYPERLINK "https://game.gunstopperdrone.com"</w:instrText>
+      </w:r>
+      <w:r>
+        <w:rPr>
+          <w:rStyle w:val="Hyperlink.1"/>
+          <w:rFonts w:ascii="Helvetica" w:cs="Helvetica" w:hAnsi="Helvetica" w:eastAsia="Helvetica"/>
           <w:sz w:val="20"/>
           <w:szCs w:val="20"/>
         </w:rPr>
@@ -473,18 +555,18 @@
       </w:r>
       <w:r>
         <w:rPr>
-          <w:rStyle w:val="Hyperlink.0"/>
-          <w:rFonts w:ascii="Helvetica Neue" w:hAnsi="Helvetica Neue"/>
-          <w:sz w:val="20"/>
-          <w:szCs w:val="20"/>
-          <w:rtl w:val="0"/>
-          <w:lang w:val="en-US"/>
-        </w:rPr>
-        <w:t>https://3dwebgames.com</w:t>
-      </w:r>
-      <w:r>
-        <w:rPr>
-          <w:rFonts w:ascii="Helvetica Neue" w:cs="Helvetica Neue" w:hAnsi="Helvetica Neue" w:eastAsia="Helvetica Neue"/>
+          <w:rStyle w:val="Hyperlink.1"/>
+          <w:rFonts w:ascii="Helvetica" w:hAnsi="Helvetica"/>
+          <w:sz w:val="20"/>
+          <w:szCs w:val="20"/>
+          <w:rtl w:val="0"/>
+          <w:lang w:val="en-US"/>
+        </w:rPr>
+        <w:t>https://game.gunstopperdrone.com</w:t>
+      </w:r>
+      <w:r>
+        <w:rPr>
+          <w:rFonts w:ascii="Helvetica" w:cs="Helvetica" w:hAnsi="Helvetica" w:eastAsia="Helvetica"/>
           <w:sz w:val="20"/>
           <w:szCs w:val="20"/>
         </w:rPr>
@@ -492,101 +574,14 @@
       </w:r>
       <w:r>
         <w:rPr>
-          <w:rStyle w:val="None"/>
-          <w:rFonts w:ascii="Helvetica Neue" w:hAnsi="Helvetica Neue"/>
-          <w:sz w:val="20"/>
-          <w:szCs w:val="20"/>
-          <w:rtl w:val="0"/>
-          <w:lang w:val="en-US"/>
-        </w:rPr>
-        <w:t xml:space="preserve"> Powered by GitHub data source repo of 3d web games. Using ThreeJS and other frameworks. I have experience building a texture atlas system </w:t>
-      </w:r>
-      <w:r>
-        <w:rPr>
-          <w:rStyle w:val="None"/>
-          <w:rFonts w:ascii="Helvetica Neue" w:hAnsi="Helvetica Neue"/>
-          <w:sz w:val="20"/>
-          <w:szCs w:val="20"/>
-          <w:rtl w:val="0"/>
-          <w:lang w:val="es-ES_tradnl"/>
-        </w:rPr>
-        <w:t xml:space="preserve">and </w:t>
-      </w:r>
-      <w:r>
-        <w:rPr>
-          <w:rStyle w:val="None"/>
-          <w:rFonts w:ascii="Helvetica Neue" w:hAnsi="Helvetica Neue"/>
-          <w:sz w:val="20"/>
-          <w:szCs w:val="20"/>
-          <w:rtl w:val="0"/>
-          <w:lang w:val="en-US"/>
-        </w:rPr>
-        <w:t>npm build tools.</w:t>
-      </w:r>
-    </w:p>
-    <w:p>
-      <w:pPr>
-        <w:pStyle w:val="Body A"/>
-        <w:keepLines w:val="1"/>
-        <w:rPr>
-          <w:rStyle w:val="None"/>
-          <w:rFonts w:ascii="Helvetica Neue" w:cs="Helvetica Neue" w:hAnsi="Helvetica Neue" w:eastAsia="Helvetica Neue"/>
-          <w:sz w:val="20"/>
-          <w:szCs w:val="20"/>
-        </w:rPr>
-      </w:pPr>
-    </w:p>
-    <w:p>
-      <w:pPr>
-        <w:pStyle w:val="Body A"/>
-        <w:rPr>
-          <w:rStyle w:val="None"/>
-          <w:rFonts w:ascii="Helvetica Neue" w:cs="Helvetica Neue" w:hAnsi="Helvetica Neue" w:eastAsia="Helvetica Neue"/>
-          <w:sz w:val="20"/>
-          <w:szCs w:val="20"/>
-        </w:rPr>
-      </w:pPr>
-    </w:p>
-    <w:p>
-      <w:pPr>
-        <w:pStyle w:val="Body A"/>
-        <w:rPr>
-          <w:rStyle w:val="None"/>
-          <w:rFonts w:ascii="Helvetica Neue" w:cs="Helvetica Neue" w:hAnsi="Helvetica Neue" w:eastAsia="Helvetica Neue"/>
-          <w:sz w:val="28"/>
-          <w:szCs w:val="28"/>
-        </w:rPr>
-      </w:pPr>
-      <w:r>
-        <w:rPr>
-          <w:rStyle w:val="None"/>
-          <w:rFonts w:ascii="Helvetica Neue" w:hAnsi="Helvetica Neue"/>
-          <w:outline w:val="0"/>
-          <w:color w:val="341c65"/>
-          <w:sz w:val="28"/>
-          <w:szCs w:val="28"/>
-          <w:u w:color="341c65"/>
-          <w:rtl w:val="0"/>
-          <w:lang w:val="en-US"/>
-          <w14:textFill>
-            <w14:solidFill>
-              <w14:srgbClr w14:val="341C65"/>
-            </w14:solidFill>
-          </w14:textFill>
-        </w:rPr>
-        <w:t>EDUCATION</w:t>
-      </w:r>
-    </w:p>
-    <w:p>
-      <w:pPr>
-        <w:pStyle w:val="Body A"/>
-        <w:rPr>
-          <w:rStyle w:val="None"/>
-          <w:rFonts w:ascii="Helvetica Neue" w:cs="Helvetica Neue" w:hAnsi="Helvetica Neue" w:eastAsia="Helvetica Neue"/>
-          <w:sz w:val="20"/>
-          <w:szCs w:val="20"/>
-        </w:rPr>
-      </w:pPr>
+          <w:rFonts w:ascii="Helvetica" w:hAnsi="Helvetica"/>
+          <w:sz w:val="20"/>
+          <w:szCs w:val="20"/>
+          <w:rtl w:val="0"/>
+          <w:lang w:val="en-US"/>
+        </w:rPr>
+        <w:t>.</w:t>
+      </w:r>
     </w:p>
     <w:p>
       <w:pPr>
@@ -600,49 +595,212 @@
         <w:ind w:right="0"/>
         <w:jc w:val="left"/>
         <w:rPr>
-          <w:rFonts w:ascii="Helvetica Neue" w:hAnsi="Helvetica Neue"/>
-          <w:sz w:val="20"/>
-          <w:szCs w:val="20"/>
-          <w:rtl w:val="0"/>
-          <w:lang w:val="en-US"/>
-        </w:rPr>
-      </w:pPr>
-      <w:r>
-        <w:rPr>
-          <w:rStyle w:val="None"/>
-          <w:rFonts w:ascii="Helvetica Neue" w:hAnsi="Helvetica Neue"/>
-          <w:b w:val="1"/>
-          <w:bCs w:val="1"/>
-          <w:sz w:val="20"/>
-          <w:szCs w:val="20"/>
-          <w:rtl w:val="0"/>
-          <w:lang w:val="en-US"/>
-        </w:rPr>
-        <w:t>Northeastern University, Boston, MA Dec. 2005</w:t>
+          <w:rFonts w:ascii="Helvetica" w:hAnsi="Helvetica"/>
+          <w:sz w:val="20"/>
+          <w:szCs w:val="20"/>
+          <w:rtl w:val="0"/>
+          <w:lang w:val="en-US"/>
+        </w:rPr>
+      </w:pPr>
+      <w:r>
+        <w:rPr>
+          <w:rStyle w:val="None"/>
+          <w:rFonts w:ascii="Helvetica" w:hAnsi="Helvetica"/>
+          <w:sz w:val="20"/>
+          <w:szCs w:val="20"/>
+          <w:rtl w:val="0"/>
+          <w:lang w:val="en-US"/>
+        </w:rPr>
+        <w:t>B</w:t>
+      </w:r>
+      <w:r>
+        <w:rPr>
+          <w:rStyle w:val="None"/>
+          <w:rFonts w:ascii="Helvetica" w:hAnsi="Helvetica"/>
+          <w:sz w:val="20"/>
+          <w:szCs w:val="20"/>
+          <w:rtl w:val="0"/>
+          <w:lang w:val="en-US"/>
+        </w:rPr>
+        <w:t xml:space="preserve">uilt a 3D Tank Battle game using ThreeJS, Cannon.js, GSAP, Hammer, and a PHP backend and websocket server. </w:t>
+      </w:r>
+      <w:r>
+        <w:rPr>
+          <w:rStyle w:val="Hyperlink.2"/>
+          <w:rFonts w:ascii="Helvetica" w:cs="Helvetica" w:hAnsi="Helvetica" w:eastAsia="Helvetica"/>
+          <w:sz w:val="20"/>
+          <w:szCs w:val="20"/>
+        </w:rPr>
+        <w:fldChar w:fldCharType="begin" w:fldLock="0"/>
+      </w:r>
+      <w:r>
+        <w:rPr>
+          <w:rStyle w:val="Hyperlink.2"/>
+          <w:rFonts w:ascii="Helvetica" w:cs="Helvetica" w:hAnsi="Helvetica" w:eastAsia="Helvetica"/>
+          <w:sz w:val="20"/>
+          <w:szCs w:val="20"/>
+        </w:rPr>
+        <w:instrText xml:space="preserve"> HYPERLINK "https://3dtankbattle.com"</w:instrText>
+      </w:r>
+      <w:r>
+        <w:rPr>
+          <w:rStyle w:val="Hyperlink.2"/>
+          <w:rFonts w:ascii="Helvetica" w:cs="Helvetica" w:hAnsi="Helvetica" w:eastAsia="Helvetica"/>
+          <w:sz w:val="20"/>
+          <w:szCs w:val="20"/>
+        </w:rPr>
+        <w:fldChar w:fldCharType="separate" w:fldLock="0"/>
+      </w:r>
+      <w:r>
+        <w:rPr>
+          <w:rStyle w:val="Hyperlink.2"/>
+          <w:rFonts w:ascii="Helvetica" w:hAnsi="Helvetica"/>
+          <w:sz w:val="20"/>
+          <w:szCs w:val="20"/>
+          <w:rtl w:val="0"/>
+          <w:lang w:val="en-US"/>
+        </w:rPr>
+        <w:t>https://3dtankbattle.com</w:t>
+      </w:r>
+      <w:r>
+        <w:rPr>
+          <w:rFonts w:ascii="Helvetica" w:cs="Helvetica" w:hAnsi="Helvetica" w:eastAsia="Helvetica"/>
+          <w:sz w:val="20"/>
+          <w:szCs w:val="20"/>
+        </w:rPr>
+        <w:fldChar w:fldCharType="end" w:fldLock="0"/>
+      </w:r>
+      <w:r>
+        <w:rPr>
+          <w:rStyle w:val="None"/>
+          <w:rFonts w:ascii="Helvetica" w:hAnsi="Helvetica"/>
+          <w:sz w:val="20"/>
+          <w:szCs w:val="20"/>
+          <w:rtl w:val="0"/>
+          <w:lang w:val="en-US"/>
+        </w:rPr>
+        <w:t>.</w:t>
       </w:r>
     </w:p>
     <w:p>
       <w:pPr>
         <w:pStyle w:val="Body A"/>
         <w:keepLines w:val="1"/>
-        <w:ind w:left="720" w:hanging="360"/>
-        <w:rPr>
-          <w:rStyle w:val="None"/>
-          <w:rFonts w:ascii="Helvetica Neue" w:cs="Helvetica Neue" w:hAnsi="Helvetica Neue" w:eastAsia="Helvetica Neue"/>
-          <w:sz w:val="20"/>
-          <w:szCs w:val="20"/>
-        </w:rPr>
-      </w:pPr>
-      <w:r>
-        <w:rPr>
-          <w:rStyle w:val="None"/>
-          <w:rFonts w:ascii="Helvetica Neue" w:hAnsi="Helvetica Neue"/>
-          <w:sz w:val="20"/>
-          <w:szCs w:val="20"/>
-          <w:rtl w:val="0"/>
-          <w:lang w:val="en-US"/>
-        </w:rPr>
-        <w:t>Bachelor of Science in Computer Engineering with a Minor in Biomedical Engineering</w:t>
+        <w:numPr>
+          <w:ilvl w:val="0"/>
+          <w:numId w:val="2"/>
+        </w:numPr>
+        <w:bidi w:val="0"/>
+        <w:ind w:right="0"/>
+        <w:jc w:val="left"/>
+        <w:rPr>
+          <w:rFonts w:ascii="Helvetica" w:hAnsi="Helvetica"/>
+          <w:sz w:val="20"/>
+          <w:szCs w:val="20"/>
+          <w:rtl w:val="0"/>
+          <w:lang w:val="en-US"/>
+        </w:rPr>
+      </w:pPr>
+      <w:r>
+        <w:rPr>
+          <w:rStyle w:val="None"/>
+          <w:rFonts w:ascii="Helvetica" w:hAnsi="Helvetica"/>
+          <w:sz w:val="20"/>
+          <w:szCs w:val="20"/>
+          <w:rtl w:val="0"/>
+          <w:lang w:val="en-US"/>
+        </w:rPr>
+        <w:t>B</w:t>
+      </w:r>
+      <w:r>
+        <w:rPr>
+          <w:rStyle w:val="None"/>
+          <w:rFonts w:ascii="Helvetica" w:hAnsi="Helvetica"/>
+          <w:sz w:val="20"/>
+          <w:szCs w:val="20"/>
+          <w:rtl w:val="0"/>
+          <w:lang w:val="en-US"/>
+        </w:rPr>
+        <w:t xml:space="preserve">uilt a 3d web games directory in the style of an old Blockbuster Video Game Store. </w:t>
+      </w:r>
+      <w:r>
+        <w:rPr>
+          <w:rStyle w:val="Hyperlink.2"/>
+          <w:rFonts w:ascii="Helvetica" w:cs="Helvetica" w:hAnsi="Helvetica" w:eastAsia="Helvetica"/>
+          <w:sz w:val="20"/>
+          <w:szCs w:val="20"/>
+        </w:rPr>
+        <w:fldChar w:fldCharType="begin" w:fldLock="0"/>
+      </w:r>
+      <w:r>
+        <w:rPr>
+          <w:rStyle w:val="Hyperlink.2"/>
+          <w:rFonts w:ascii="Helvetica" w:cs="Helvetica" w:hAnsi="Helvetica" w:eastAsia="Helvetica"/>
+          <w:sz w:val="20"/>
+          <w:szCs w:val="20"/>
+        </w:rPr>
+        <w:instrText xml:space="preserve"> HYPERLINK "https://3dwebgames.com"</w:instrText>
+      </w:r>
+      <w:r>
+        <w:rPr>
+          <w:rStyle w:val="Hyperlink.2"/>
+          <w:rFonts w:ascii="Helvetica" w:cs="Helvetica" w:hAnsi="Helvetica" w:eastAsia="Helvetica"/>
+          <w:sz w:val="20"/>
+          <w:szCs w:val="20"/>
+        </w:rPr>
+        <w:fldChar w:fldCharType="separate" w:fldLock="0"/>
+      </w:r>
+      <w:r>
+        <w:rPr>
+          <w:rStyle w:val="Hyperlink.2"/>
+          <w:rFonts w:ascii="Helvetica" w:hAnsi="Helvetica"/>
+          <w:sz w:val="20"/>
+          <w:szCs w:val="20"/>
+          <w:rtl w:val="0"/>
+          <w:lang w:val="en-US"/>
+        </w:rPr>
+        <w:t>https://3dwebgames.com</w:t>
+      </w:r>
+      <w:r>
+        <w:rPr>
+          <w:rFonts w:ascii="Helvetica" w:cs="Helvetica" w:hAnsi="Helvetica" w:eastAsia="Helvetica"/>
+          <w:sz w:val="20"/>
+          <w:szCs w:val="20"/>
+        </w:rPr>
+        <w:fldChar w:fldCharType="end" w:fldLock="0"/>
+      </w:r>
+      <w:r>
+        <w:rPr>
+          <w:rStyle w:val="None"/>
+          <w:rFonts w:ascii="Helvetica" w:hAnsi="Helvetica"/>
+          <w:sz w:val="20"/>
+          <w:szCs w:val="20"/>
+          <w:rtl w:val="0"/>
+          <w:lang w:val="en-US"/>
+        </w:rPr>
+        <w:t xml:space="preserve"> Powered by GitHub data source repo of 3d web games. Using ThreeJS and other frameworks. I have experience building a texture atlas system </w:t>
+      </w:r>
+      <w:r>
+        <w:rPr>
+          <w:rStyle w:val="None"/>
+          <w:rFonts w:ascii="Helvetica" w:hAnsi="Helvetica"/>
+          <w:sz w:val="20"/>
+          <w:szCs w:val="20"/>
+          <w:rtl w:val="0"/>
+          <w:lang w:val="es-ES_tradnl"/>
+        </w:rPr>
+        <w:t xml:space="preserve">and </w:t>
+      </w:r>
+      <w:r>
+        <w:rPr>
+          <w:rStyle w:val="None"/>
+          <w:rFonts w:ascii="Helvetica" w:hAnsi="Helvetica"/>
+          <w:sz w:val="20"/>
+          <w:szCs w:val="20"/>
+          <w:rtl w:val="0"/>
+          <w:lang w:val="en-US"/>
+        </w:rPr>
+        <w:t>npm build tools.</w:t>
       </w:r>
     </w:p>
     <w:p>
@@ -650,8 +808,7 @@
         <w:pStyle w:val="Body A"/>
         <w:keepLines w:val="1"/>
         <w:rPr>
-          <w:rStyle w:val="None"/>
-          <w:rFonts w:ascii="Helvetica Neue" w:cs="Helvetica Neue" w:hAnsi="Helvetica Neue" w:eastAsia="Helvetica Neue"/>
+          <w:rFonts w:ascii="Helvetica" w:cs="Helvetica" w:hAnsi="Helvetica" w:eastAsia="Helvetica"/>
           <w:sz w:val="20"/>
           <w:szCs w:val="20"/>
         </w:rPr>
@@ -660,31 +817,149 @@
     <w:p>
       <w:pPr>
         <w:pStyle w:val="Body A"/>
-        <w:spacing w:after="240"/>
-        <w:rPr>
-          <w:rStyle w:val="None"/>
-          <w:rFonts w:ascii="Helvetica Neue" w:cs="Helvetica Neue" w:hAnsi="Helvetica Neue" w:eastAsia="Helvetica Neue"/>
+        <w:rPr>
+          <w:rFonts w:ascii="Helvetica" w:cs="Helvetica" w:hAnsi="Helvetica" w:eastAsia="Helvetica"/>
+          <w:sz w:val="20"/>
+          <w:szCs w:val="20"/>
+        </w:rPr>
+      </w:pPr>
+    </w:p>
+    <w:p>
+      <w:pPr>
+        <w:pStyle w:val="Body A"/>
+        <w:rPr>
+          <w:rStyle w:val="None"/>
+          <w:rFonts w:ascii="Helvetica" w:cs="Helvetica" w:hAnsi="Helvetica" w:eastAsia="Helvetica"/>
+          <w:sz w:val="28"/>
+          <w:szCs w:val="28"/>
+        </w:rPr>
+      </w:pPr>
+      <w:r>
+        <w:rPr>
+          <w:rStyle w:val="None"/>
+          <w:rFonts w:ascii="Helvetica" w:hAnsi="Helvetica"/>
           <w:outline w:val="0"/>
           <w:color w:val="341c65"/>
           <w:sz w:val="28"/>
           <w:szCs w:val="28"/>
           <w:u w:color="341c65"/>
+          <w:rtl w:val="0"/>
+          <w:lang w:val="en-US"/>
           <w14:textFill>
             <w14:solidFill>
               <w14:srgbClr w14:val="341C65"/>
             </w14:solidFill>
           </w14:textFill>
         </w:rPr>
-      </w:pPr>
-      <w:r>
-        <w:rPr>
-          <w:rStyle w:val="None"/>
-          <w:rFonts w:ascii="Helvetica Neue" w:hAnsi="Helvetica Neue"/>
+        <w:t>EDUCATION</w:t>
+      </w:r>
+    </w:p>
+    <w:p>
+      <w:pPr>
+        <w:pStyle w:val="Body A"/>
+        <w:rPr>
+          <w:rFonts w:ascii="Helvetica" w:cs="Helvetica" w:hAnsi="Helvetica" w:eastAsia="Helvetica"/>
+          <w:sz w:val="20"/>
+          <w:szCs w:val="20"/>
+        </w:rPr>
+      </w:pPr>
+    </w:p>
+    <w:p>
+      <w:pPr>
+        <w:pStyle w:val="Body A"/>
+        <w:keepLines w:val="1"/>
+        <w:numPr>
+          <w:ilvl w:val="0"/>
+          <w:numId w:val="2"/>
+        </w:numPr>
+        <w:bidi w:val="0"/>
+        <w:ind w:right="0"/>
+        <w:jc w:val="left"/>
+        <w:rPr>
+          <w:rFonts w:ascii="Helvetica" w:hAnsi="Helvetica"/>
+          <w:sz w:val="20"/>
+          <w:szCs w:val="20"/>
+          <w:rtl w:val="0"/>
+          <w:lang w:val="en-US"/>
+        </w:rPr>
+      </w:pPr>
+      <w:r>
+        <w:rPr>
+          <w:rStyle w:val="None"/>
+          <w:rFonts w:ascii="Helvetica" w:hAnsi="Helvetica"/>
+          <w:b w:val="1"/>
+          <w:bCs w:val="1"/>
+          <w:sz w:val="20"/>
+          <w:szCs w:val="20"/>
+          <w:rtl w:val="0"/>
+          <w:lang w:val="en-US"/>
+        </w:rPr>
+        <w:t>Northeastern University, Boston, MA Dec. 2005</w:t>
+      </w:r>
+    </w:p>
+    <w:p>
+      <w:pPr>
+        <w:pStyle w:val="Body A"/>
+        <w:keepLines w:val="1"/>
+        <w:ind w:left="720" w:hanging="360"/>
+        <w:rPr>
+          <w:rStyle w:val="None"/>
+          <w:rFonts w:ascii="Helvetica" w:cs="Helvetica" w:hAnsi="Helvetica" w:eastAsia="Helvetica"/>
+          <w:sz w:val="20"/>
+          <w:szCs w:val="20"/>
+        </w:rPr>
+      </w:pPr>
+      <w:r>
+        <w:rPr>
+          <w:rStyle w:val="None"/>
+          <w:rFonts w:ascii="Helvetica" w:hAnsi="Helvetica"/>
+          <w:sz w:val="20"/>
+          <w:szCs w:val="20"/>
+          <w:rtl w:val="0"/>
+          <w:lang w:val="en-US"/>
+        </w:rPr>
+        <w:t>Bachelor of Science in Computer Engineering with a Minor in Biomedical Engineering</w:t>
+      </w:r>
+    </w:p>
+    <w:p>
+      <w:pPr>
+        <w:pStyle w:val="Body A"/>
+        <w:keepLines w:val="1"/>
+        <w:rPr>
+          <w:rFonts w:ascii="Helvetica" w:cs="Helvetica" w:hAnsi="Helvetica" w:eastAsia="Helvetica"/>
+          <w:sz w:val="20"/>
+          <w:szCs w:val="20"/>
+        </w:rPr>
+      </w:pPr>
+    </w:p>
+    <w:p>
+      <w:pPr>
+        <w:pStyle w:val="Body A"/>
+        <w:spacing w:after="240"/>
+        <w:rPr>
+          <w:rStyle w:val="None"/>
+          <w:rFonts w:ascii="Helvetica" w:cs="Helvetica" w:hAnsi="Helvetica" w:eastAsia="Helvetica"/>
           <w:outline w:val="0"/>
           <w:color w:val="341c65"/>
           <w:sz w:val="28"/>
           <w:szCs w:val="28"/>
           <w:u w:color="341c65"/>
+          <w14:textFill>
+            <w14:solidFill>
+              <w14:srgbClr w14:val="341C65"/>
+            </w14:solidFill>
+          </w14:textFill>
+        </w:rPr>
+      </w:pPr>
+      <w:r>
+        <w:rPr>
+          <w:rStyle w:val="None"/>
+          <w:rFonts w:ascii="Helvetica" w:hAnsi="Helvetica"/>
+          <w:outline w:val="0"/>
+          <w:color w:val="341c65"/>
+          <w:sz w:val="28"/>
+          <w:szCs w:val="28"/>
+          <w:u w:color="341c65"/>
           <w:rtl w:val="0"/>
           <w:lang w:val="de-DE"/>
           <w14:textFill>
@@ -703,15 +978,18 @@
         <w:ind w:left="100" w:firstLine="0"/>
         <w:rPr>
           <w:rStyle w:val="None"/>
-          <w:rFonts w:ascii="Helvetica Neue" w:cs="Helvetica Neue" w:hAnsi="Helvetica Neue" w:eastAsia="Helvetica Neue"/>
-          <w:sz w:val="20"/>
-          <w:szCs w:val="20"/>
-        </w:rPr>
-      </w:pPr>
-      <w:r>
-        <w:rPr>
-          <w:rStyle w:val="None"/>
-          <w:rFonts w:ascii="Helvetica Neue" w:hAnsi="Helvetica Neue"/>
+          <w:rFonts w:ascii="Helvetica" w:cs="Helvetica" w:hAnsi="Helvetica" w:eastAsia="Helvetica"/>
+          <w:b w:val="1"/>
+          <w:bCs w:val="1"/>
+          <w:sz w:val="20"/>
+          <w:szCs w:val="20"/>
+          <w:lang w:val="en-US"/>
+        </w:rPr>
+      </w:pPr>
+      <w:r>
+        <w:rPr>
+          <w:rStyle w:val="None"/>
+          <w:rFonts w:ascii="Helvetica" w:hAnsi="Helvetica"/>
           <w:b w:val="1"/>
           <w:bCs w:val="1"/>
           <w:sz w:val="20"/>
@@ -724,7 +1002,7 @@
       <w:r>
         <w:rPr>
           <w:rStyle w:val="None"/>
-          <w:rFonts w:ascii="Helvetica Neue" w:hAnsi="Helvetica Neue"/>
+          <w:rFonts w:ascii="Helvetica" w:hAnsi="Helvetica"/>
           <w:sz w:val="20"/>
           <w:szCs w:val="20"/>
           <w:rtl w:val="0"/>
@@ -734,7 +1012,7 @@
       <w:r>
         <w:rPr>
           <w:rStyle w:val="None"/>
-          <w:rFonts w:ascii="Helvetica Neue" w:hAnsi="Helvetica Neue"/>
+          <w:rFonts w:ascii="Helvetica" w:hAnsi="Helvetica"/>
           <w:b w:val="1"/>
           <w:bCs w:val="1"/>
           <w:sz w:val="20"/>
@@ -747,7 +1025,7 @@
       <w:r>
         <w:rPr>
           <w:rStyle w:val="None"/>
-          <w:rFonts w:ascii="Helvetica Neue" w:hAnsi="Helvetica Neue"/>
+          <w:rFonts w:ascii="Helvetica" w:hAnsi="Helvetica"/>
           <w:b w:val="1"/>
           <w:bCs w:val="1"/>
           <w:sz w:val="20"/>
@@ -762,7 +1040,7 @@
       <w:r>
         <w:rPr>
           <w:rStyle w:val="None"/>
-          <w:rFonts w:ascii="Helvetica Neue" w:hAnsi="Helvetica Neue"/>
+          <w:rFonts w:ascii="Helvetica" w:hAnsi="Helvetica"/>
           <w:b w:val="1"/>
           <w:bCs w:val="1"/>
           <w:sz w:val="20"/>
@@ -771,94 +1049,6 @@
           <w:lang w:val="en-US"/>
         </w:rPr>
         <w:t xml:space="preserve">               </w:t>
-      </w:r>
-      <w:r>
-        <w:rPr>
-          <w:rStyle w:val="None"/>
-          <w:rFonts w:ascii="Helvetica Neue" w:hAnsi="Helvetica Neue"/>
-          <w:b w:val="1"/>
-          <w:bCs w:val="1"/>
-          <w:sz w:val="20"/>
-          <w:szCs w:val="20"/>
-          <w:rtl w:val="0"/>
-        </w:rPr>
-        <w:t>0</w:t>
-      </w:r>
-      <w:r>
-        <w:rPr>
-          <w:rStyle w:val="None"/>
-          <w:rFonts w:ascii="Helvetica Neue" w:hAnsi="Helvetica Neue"/>
-          <w:b w:val="1"/>
-          <w:bCs w:val="1"/>
-          <w:sz w:val="20"/>
-          <w:szCs w:val="20"/>
-          <w:rtl w:val="0"/>
-          <w:lang w:val="en-US"/>
-        </w:rPr>
-        <w:t>8</w:t>
-      </w:r>
-      <w:r>
-        <w:rPr>
-          <w:rStyle w:val="None"/>
-          <w:rFonts w:ascii="Helvetica Neue" w:hAnsi="Helvetica Neue"/>
-          <w:b w:val="1"/>
-          <w:bCs w:val="1"/>
-          <w:sz w:val="20"/>
-          <w:szCs w:val="20"/>
-          <w:rtl w:val="0"/>
-        </w:rPr>
-        <w:t>/</w:t>
-      </w:r>
-      <w:r>
-        <w:rPr>
-          <w:rStyle w:val="None"/>
-          <w:rFonts w:ascii="Helvetica Neue" w:hAnsi="Helvetica Neue"/>
-          <w:b w:val="1"/>
-          <w:bCs w:val="1"/>
-          <w:sz w:val="20"/>
-          <w:szCs w:val="20"/>
-          <w:rtl w:val="0"/>
-          <w:lang w:val="en-US"/>
-        </w:rPr>
-        <w:t>24</w:t>
-      </w:r>
-      <w:r>
-        <w:rPr>
-          <w:rStyle w:val="None"/>
-          <w:rFonts w:ascii="Helvetica Neue" w:hAnsi="Helvetica Neue"/>
-          <w:b w:val="1"/>
-          <w:bCs w:val="1"/>
-          <w:sz w:val="20"/>
-          <w:szCs w:val="20"/>
-          <w:rtl w:val="0"/>
-        </w:rPr>
-        <w:t xml:space="preserve"> </w:t>
-      </w:r>
-      <w:r>
-        <w:rPr>
-          <w:rStyle w:val="None"/>
-          <w:rFonts w:ascii="Helvetica Neue" w:hAnsi="Helvetica Neue" w:hint="default"/>
-          <w:b w:val="1"/>
-          <w:bCs w:val="1"/>
-          <w:sz w:val="20"/>
-          <w:szCs w:val="20"/>
-          <w:rtl w:val="0"/>
-          <w:lang w:val="en-US"/>
-        </w:rPr>
-        <w:t xml:space="preserve">– </w:t>
-      </w:r>
-      <w:r>
-        <w:rPr>
-          <w:rStyle w:val="None"/>
-          <w:rFonts w:ascii="Helvetica Neue" w:hAnsi="Helvetica Neue"/>
-          <w:b w:val="1"/>
-          <w:bCs w:val="1"/>
-          <w:sz w:val="20"/>
-          <w:szCs w:val="20"/>
-          <w:rtl w:val="0"/>
-          <w:lang w:val="en-US"/>
-        </w:rPr>
-        <w:t>05/25</w:t>
       </w:r>
     </w:p>
     <w:p>
@@ -868,25 +1058,98 @@
         <w:ind w:left="100" w:firstLine="0"/>
         <w:rPr>
           <w:rStyle w:val="None"/>
-          <w:rFonts w:ascii="Helvetica Neue" w:cs="Helvetica Neue" w:hAnsi="Helvetica Neue" w:eastAsia="Helvetica Neue"/>
-          <w:b w:val="1"/>
-          <w:bCs w:val="1"/>
-          <w:sz w:val="20"/>
-          <w:szCs w:val="20"/>
-        </w:rPr>
-      </w:pPr>
-      <w:r>
-        <w:rPr>
-          <w:rStyle w:val="None"/>
-          <w:rFonts w:ascii="Helvetica Neue" w:hAnsi="Helvetica Neue"/>
-          <w:b w:val="1"/>
-          <w:bCs w:val="1"/>
-          <w:sz w:val="20"/>
-          <w:szCs w:val="20"/>
-          <w:rtl w:val="0"/>
-          <w:lang w:val="en-US"/>
-        </w:rPr>
-        <w:t>Senior Software Engineer</w:t>
+          <w:rFonts w:ascii="Helvetica" w:cs="Helvetica" w:hAnsi="Helvetica" w:eastAsia="Helvetica"/>
+          <w:sz w:val="20"/>
+          <w:szCs w:val="20"/>
+        </w:rPr>
+      </w:pPr>
+      <w:r>
+        <w:rPr>
+          <w:rStyle w:val="None"/>
+          <w:rFonts w:ascii="Helvetica" w:hAnsi="Helvetica"/>
+          <w:b w:val="1"/>
+          <w:bCs w:val="1"/>
+          <w:sz w:val="20"/>
+          <w:szCs w:val="20"/>
+          <w:rtl w:val="0"/>
+        </w:rPr>
+        <w:t>0</w:t>
+      </w:r>
+      <w:r>
+        <w:rPr>
+          <w:rStyle w:val="None"/>
+          <w:rFonts w:ascii="Helvetica" w:hAnsi="Helvetica"/>
+          <w:b w:val="1"/>
+          <w:bCs w:val="1"/>
+          <w:sz w:val="20"/>
+          <w:szCs w:val="20"/>
+          <w:rtl w:val="0"/>
+          <w:lang w:val="en-US"/>
+        </w:rPr>
+        <w:t>8</w:t>
+      </w:r>
+      <w:r>
+        <w:rPr>
+          <w:rStyle w:val="None"/>
+          <w:rFonts w:ascii="Helvetica" w:hAnsi="Helvetica"/>
+          <w:b w:val="1"/>
+          <w:bCs w:val="1"/>
+          <w:sz w:val="20"/>
+          <w:szCs w:val="20"/>
+          <w:rtl w:val="0"/>
+        </w:rPr>
+        <w:t>/</w:t>
+      </w:r>
+      <w:r>
+        <w:rPr>
+          <w:rStyle w:val="None"/>
+          <w:rFonts w:ascii="Helvetica" w:hAnsi="Helvetica"/>
+          <w:b w:val="1"/>
+          <w:bCs w:val="1"/>
+          <w:sz w:val="20"/>
+          <w:szCs w:val="20"/>
+          <w:rtl w:val="0"/>
+          <w:lang w:val="en-US"/>
+        </w:rPr>
+        <w:t>24</w:t>
+      </w:r>
+      <w:r>
+        <w:rPr>
+          <w:rStyle w:val="None"/>
+          <w:rFonts w:ascii="Helvetica" w:hAnsi="Helvetica"/>
+          <w:b w:val="1"/>
+          <w:bCs w:val="1"/>
+          <w:sz w:val="20"/>
+          <w:szCs w:val="20"/>
+          <w:rtl w:val="0"/>
+        </w:rPr>
+        <w:t xml:space="preserve"> </w:t>
+      </w:r>
+      <w:r>
+        <w:rPr>
+          <w:rStyle w:val="None"/>
+          <w:rFonts w:ascii="Helvetica" w:hAnsi="Helvetica" w:hint="default"/>
+          <w:b w:val="1"/>
+          <w:bCs w:val="1"/>
+          <w:sz w:val="20"/>
+          <w:szCs w:val="20"/>
+          <w:rtl w:val="0"/>
+          <w:lang w:val="en-US"/>
+        </w:rPr>
+        <w:t xml:space="preserve">– </w:t>
+      </w:r>
+      <w:r>
+        <w:rPr>
+          <w:rStyle w:val="None"/>
+          <w:rFonts w:ascii="Helvetica" w:hAnsi="Helvetica"/>
+          <w:b w:val="1"/>
+          <w:bCs w:val="1"/>
+          <w:sz w:val="20"/>
+          <w:szCs w:val="20"/>
+          <w:rtl w:val="0"/>
+          <w:lang w:val="en-US"/>
+        </w:rPr>
+        <w:t>05/25</w:t>
       </w:r>
     </w:p>
     <w:p>
@@ -896,7 +1159,34 @@
         <w:ind w:left="100" w:firstLine="0"/>
         <w:rPr>
           <w:rStyle w:val="None"/>
-          <w:rFonts w:ascii="Helvetica Neue" w:cs="Helvetica Neue" w:hAnsi="Helvetica Neue" w:eastAsia="Helvetica Neue"/>
+          <w:rFonts w:ascii="Helvetica" w:cs="Helvetica" w:hAnsi="Helvetica" w:eastAsia="Helvetica"/>
+          <w:b w:val="1"/>
+          <w:bCs w:val="1"/>
+          <w:sz w:val="20"/>
+          <w:szCs w:val="20"/>
+        </w:rPr>
+      </w:pPr>
+      <w:r>
+        <w:rPr>
+          <w:rStyle w:val="None"/>
+          <w:rFonts w:ascii="Helvetica" w:hAnsi="Helvetica"/>
+          <w:b w:val="1"/>
+          <w:bCs w:val="1"/>
+          <w:sz w:val="20"/>
+          <w:szCs w:val="20"/>
+          <w:rtl w:val="0"/>
+          <w:lang w:val="en-US"/>
+        </w:rPr>
+        <w:t>Senior Software Engineer</w:t>
+      </w:r>
+    </w:p>
+    <w:p>
+      <w:pPr>
+        <w:pStyle w:val="Body A"/>
+        <w:widowControl w:val="0"/>
+        <w:ind w:left="100" w:firstLine="0"/>
+        <w:rPr>
+          <w:rFonts w:ascii="Helvetica" w:cs="Helvetica" w:hAnsi="Helvetica" w:eastAsia="Helvetica"/>
           <w:b w:val="1"/>
           <w:bCs w:val="1"/>
           <w:sz w:val="20"/>
@@ -917,23 +1207,23 @@
         <w:ind w:right="0"/>
         <w:jc w:val="left"/>
         <w:rPr>
-          <w:rFonts w:ascii="Helvetica Neue" w:hAnsi="Helvetica Neue"/>
-          <w:sz w:val="20"/>
-          <w:szCs w:val="20"/>
-          <w:rtl w:val="0"/>
-          <w:lang w:val="en-US"/>
-        </w:rPr>
-      </w:pPr>
-      <w:r>
-        <w:rPr>
-          <w:rStyle w:val="None"/>
-          <w:rFonts w:ascii="Helvetica Neue" w:hAnsi="Helvetica Neue"/>
-          <w:sz w:val="20"/>
-          <w:szCs w:val="20"/>
-          <w:rtl w:val="0"/>
-          <w:lang w:val="en-US"/>
-        </w:rPr>
-        <w:t>Utilized Kotlin and IntelliJ IDEA, working on a Signal messenger bot.</w:t>
+          <w:rFonts w:ascii="Helvetica" w:hAnsi="Helvetica"/>
+          <w:sz w:val="20"/>
+          <w:szCs w:val="20"/>
+          <w:rtl w:val="0"/>
+          <w:lang w:val="en-US"/>
+        </w:rPr>
+      </w:pPr>
+      <w:r>
+        <w:rPr>
+          <w:rStyle w:val="None"/>
+          <w:rFonts w:ascii="Helvetica" w:hAnsi="Helvetica"/>
+          <w:sz w:val="20"/>
+          <w:szCs w:val="20"/>
+          <w:rtl w:val="0"/>
+          <w:lang w:val="en-US"/>
+        </w:rPr>
+        <w:t>Utilized Kotlin and IntelliJ IDEA, working on a Signal Messenger bot.</w:t>
       </w:r>
     </w:p>
     <w:p>
@@ -949,17 +1239,17 @@
         <w:ind w:right="0"/>
         <w:jc w:val="left"/>
         <w:rPr>
-          <w:rFonts w:ascii="Helvetica Neue" w:hAnsi="Helvetica Neue"/>
-          <w:sz w:val="20"/>
-          <w:szCs w:val="20"/>
-          <w:rtl w:val="0"/>
-          <w:lang w:val="en-US"/>
-        </w:rPr>
-      </w:pPr>
-      <w:r>
-        <w:rPr>
-          <w:rStyle w:val="None"/>
-          <w:rFonts w:ascii="Helvetica Neue" w:hAnsi="Helvetica Neue"/>
+          <w:rFonts w:ascii="Helvetica" w:hAnsi="Helvetica"/>
+          <w:sz w:val="20"/>
+          <w:szCs w:val="20"/>
+          <w:rtl w:val="0"/>
+          <w:lang w:val="en-US"/>
+        </w:rPr>
+      </w:pPr>
+      <w:r>
+        <w:rPr>
+          <w:rStyle w:val="None"/>
+          <w:rFonts w:ascii="Helvetica" w:hAnsi="Helvetica"/>
           <w:sz w:val="20"/>
           <w:szCs w:val="20"/>
           <w:rtl w:val="0"/>
@@ -970,7 +1260,7 @@
       <w:r>
         <w:rPr>
           <w:rStyle w:val="None"/>
-          <w:rFonts w:ascii="Helvetica Neue" w:hAnsi="Helvetica Neue"/>
+          <w:rFonts w:ascii="Helvetica" w:hAnsi="Helvetica"/>
           <w:sz w:val="20"/>
           <w:szCs w:val="20"/>
           <w:rtl w:val="0"/>
@@ -981,7 +1271,7 @@
       <w:r>
         <w:rPr>
           <w:rStyle w:val="None"/>
-          <w:rFonts w:ascii="Helvetica Neue" w:hAnsi="Helvetica Neue"/>
+          <w:rFonts w:ascii="Helvetica" w:hAnsi="Helvetica"/>
           <w:sz w:val="20"/>
           <w:szCs w:val="20"/>
           <w:rtl w:val="0"/>
@@ -1003,17 +1293,17 @@
         <w:ind w:right="0"/>
         <w:jc w:val="left"/>
         <w:rPr>
-          <w:rFonts w:ascii="Helvetica Neue" w:hAnsi="Helvetica Neue"/>
-          <w:sz w:val="20"/>
-          <w:szCs w:val="20"/>
-          <w:rtl w:val="0"/>
-          <w:lang w:val="en-US"/>
-        </w:rPr>
-      </w:pPr>
-      <w:r>
-        <w:rPr>
-          <w:rStyle w:val="None"/>
-          <w:rFonts w:ascii="Helvetica Neue" w:hAnsi="Helvetica Neue"/>
+          <w:rFonts w:ascii="Helvetica" w:hAnsi="Helvetica"/>
+          <w:sz w:val="20"/>
+          <w:szCs w:val="20"/>
+          <w:rtl w:val="0"/>
+          <w:lang w:val="en-US"/>
+        </w:rPr>
+      </w:pPr>
+      <w:r>
+        <w:rPr>
+          <w:rStyle w:val="None"/>
+          <w:rFonts w:ascii="Helvetica" w:hAnsi="Helvetica"/>
           <w:sz w:val="20"/>
           <w:szCs w:val="20"/>
           <w:rtl w:val="0"/>
@@ -1028,8 +1318,7 @@
         <w:widowControl w:val="0"/>
         <w:spacing w:line="224" w:lineRule="auto"/>
         <w:rPr>
-          <w:rStyle w:val="None"/>
-          <w:rFonts w:ascii="Helvetica Neue" w:cs="Helvetica Neue" w:hAnsi="Helvetica Neue" w:eastAsia="Helvetica Neue"/>
+          <w:rFonts w:ascii="Helvetica" w:cs="Helvetica" w:hAnsi="Helvetica" w:eastAsia="Helvetica"/>
           <w:outline w:val="0"/>
           <w:color w:val="341c65"/>
           <w:sz w:val="28"/>
@@ -1051,15 +1340,18 @@
         <w:ind w:left="100" w:firstLine="0"/>
         <w:rPr>
           <w:rStyle w:val="None"/>
-          <w:rFonts w:ascii="Helvetica Neue" w:cs="Helvetica Neue" w:hAnsi="Helvetica Neue" w:eastAsia="Helvetica Neue"/>
-          <w:sz w:val="20"/>
-          <w:szCs w:val="20"/>
-        </w:rPr>
-      </w:pPr>
-      <w:r>
-        <w:rPr>
-          <w:rStyle w:val="None"/>
-          <w:rFonts w:ascii="Helvetica Neue" w:hAnsi="Helvetica Neue"/>
+          <w:rFonts w:ascii="Helvetica" w:cs="Helvetica" w:hAnsi="Helvetica" w:eastAsia="Helvetica"/>
+          <w:b w:val="1"/>
+          <w:bCs w:val="1"/>
+          <w:sz w:val="20"/>
+          <w:szCs w:val="20"/>
+          <w:lang w:val="de-DE"/>
+        </w:rPr>
+      </w:pPr>
+      <w:r>
+        <w:rPr>
+          <w:rStyle w:val="None"/>
+          <w:rFonts w:ascii="Helvetica" w:hAnsi="Helvetica"/>
           <w:b w:val="1"/>
           <w:bCs w:val="1"/>
           <w:sz w:val="20"/>
@@ -1072,7 +1364,7 @@
       <w:r>
         <w:rPr>
           <w:rStyle w:val="None"/>
-          <w:rFonts w:ascii="Helvetica Neue" w:hAnsi="Helvetica Neue"/>
+          <w:rFonts w:ascii="Helvetica" w:hAnsi="Helvetica"/>
           <w:sz w:val="20"/>
           <w:szCs w:val="20"/>
           <w:rtl w:val="0"/>
@@ -1082,34 +1374,34 @@
       <w:r>
         <w:rPr>
           <w:rStyle w:val="None"/>
-          <w:rFonts w:ascii="Helvetica Neue" w:hAnsi="Helvetica Neue"/>
-          <w:b w:val="1"/>
-          <w:bCs w:val="1"/>
-          <w:sz w:val="20"/>
-          <w:szCs w:val="20"/>
-          <w:rtl w:val="0"/>
-          <w:lang w:val="en-US"/>
-        </w:rPr>
-        <w:t>Colora, MD</w:t>
-      </w:r>
-      <w:r>
-        <w:rPr>
-          <w:rStyle w:val="None"/>
-          <w:rFonts w:ascii="Helvetica Neue" w:hAnsi="Helvetica Neue"/>
-          <w:b w:val="1"/>
-          <w:bCs w:val="1"/>
-          <w:sz w:val="20"/>
-          <w:szCs w:val="20"/>
-          <w:rtl w:val="0"/>
-        </w:rPr>
-        <w:t xml:space="preserve">                                                                 </w:t>
+          <w:rFonts w:ascii="Helvetica" w:hAnsi="Helvetica"/>
+          <w:b w:val="1"/>
+          <w:bCs w:val="1"/>
+          <w:sz w:val="20"/>
+          <w:szCs w:val="20"/>
+          <w:rtl w:val="0"/>
+          <w:lang w:val="en-US"/>
+        </w:rPr>
+        <w:t>Remote</w:t>
+      </w:r>
+      <w:r>
+        <w:rPr>
+          <w:rStyle w:val="None"/>
+          <w:rFonts w:ascii="Helvetica" w:hAnsi="Helvetica"/>
+          <w:b w:val="1"/>
+          <w:bCs w:val="1"/>
+          <w:sz w:val="20"/>
+          <w:szCs w:val="20"/>
+          <w:rtl w:val="0"/>
+        </w:rPr>
+        <w:t xml:space="preserve">                                                               </w:t>
         <w:tab/>
         <w:tab/>
       </w:r>
       <w:r>
         <w:rPr>
           <w:rStyle w:val="None"/>
-          <w:rFonts w:ascii="Helvetica Neue" w:hAnsi="Helvetica Neue"/>
+          <w:rFonts w:ascii="Helvetica" w:hAnsi="Helvetica"/>
           <w:b w:val="1"/>
           <w:bCs w:val="1"/>
           <w:sz w:val="20"/>
@@ -1117,33 +1409,7 @@
           <w:rtl w:val="0"/>
           <w:lang w:val="de-DE"/>
         </w:rPr>
-        <w:t xml:space="preserve">  09/07 </w:t>
-      </w:r>
-      <w:r>
-        <w:rPr>
-          <w:rStyle w:val="None"/>
-          <w:rFonts w:ascii="Helvetica Neue" w:hAnsi="Helvetica Neue" w:hint="default"/>
-          <w:b w:val="1"/>
-          <w:bCs w:val="1"/>
-          <w:sz w:val="20"/>
-          <w:szCs w:val="20"/>
-          <w:rtl w:val="0"/>
-          <w:lang w:val="en-US"/>
-        </w:rPr>
-        <w:t xml:space="preserve">– </w:t>
-      </w:r>
-      <w:r>
-        <w:rPr>
-          <w:rStyle w:val="None"/>
-          <w:rFonts w:ascii="Helvetica Neue" w:hAnsi="Helvetica Neue"/>
-          <w:b w:val="1"/>
-          <w:bCs w:val="1"/>
-          <w:sz w:val="20"/>
-          <w:szCs w:val="20"/>
-          <w:rtl w:val="0"/>
-          <w:lang w:val="en-US"/>
-        </w:rPr>
-        <w:t>Current</w:t>
+        <w:t xml:space="preserve"> </w:t>
       </w:r>
     </w:p>
     <w:p>
@@ -1153,26 +1419,49 @@
         <w:ind w:left="100" w:firstLine="0"/>
         <w:rPr>
           <w:rStyle w:val="None"/>
-          <w:rFonts w:ascii="Helvetica Neue" w:cs="Helvetica Neue" w:hAnsi="Helvetica Neue" w:eastAsia="Helvetica Neue"/>
-          <w:b w:val="1"/>
-          <w:bCs w:val="1"/>
-          <w:sz w:val="20"/>
-          <w:szCs w:val="20"/>
-          <w:lang w:val="en-US"/>
-        </w:rPr>
-      </w:pPr>
-      <w:r>
-        <w:rPr>
-          <w:rStyle w:val="None"/>
-          <w:rFonts w:ascii="Helvetica Neue" w:hAnsi="Helvetica Neue"/>
-          <w:b w:val="1"/>
-          <w:bCs w:val="1"/>
-          <w:sz w:val="20"/>
-          <w:szCs w:val="20"/>
-          <w:rtl w:val="0"/>
-          <w:lang w:val="en-US"/>
-        </w:rPr>
-        <w:t>Software Developer/Owner</w:t>
+          <w:rFonts w:ascii="Helvetica" w:cs="Helvetica" w:hAnsi="Helvetica" w:eastAsia="Helvetica"/>
+          <w:sz w:val="20"/>
+          <w:szCs w:val="20"/>
+        </w:rPr>
+      </w:pPr>
+      <w:r>
+        <w:rPr>
+          <w:rStyle w:val="None"/>
+          <w:rFonts w:ascii="Helvetica" w:hAnsi="Helvetica"/>
+          <w:b w:val="1"/>
+          <w:bCs w:val="1"/>
+          <w:sz w:val="20"/>
+          <w:szCs w:val="20"/>
+          <w:rtl w:val="0"/>
+          <w:lang w:val="de-DE"/>
+        </w:rPr>
+        <w:t xml:space="preserve">09/07 </w:t>
+      </w:r>
+      <w:r>
+        <w:rPr>
+          <w:rStyle w:val="None"/>
+          <w:rFonts w:ascii="Helvetica" w:hAnsi="Helvetica" w:hint="default"/>
+          <w:b w:val="1"/>
+          <w:bCs w:val="1"/>
+          <w:sz w:val="20"/>
+          <w:szCs w:val="20"/>
+          <w:rtl w:val="0"/>
+          <w:lang w:val="en-US"/>
+        </w:rPr>
+        <w:t xml:space="preserve">– </w:t>
+      </w:r>
+      <w:r>
+        <w:rPr>
+          <w:rStyle w:val="None"/>
+          <w:rFonts w:ascii="Helvetica" w:hAnsi="Helvetica"/>
+          <w:b w:val="1"/>
+          <w:bCs w:val="1"/>
+          <w:sz w:val="20"/>
+          <w:szCs w:val="20"/>
+          <w:rtl w:val="0"/>
+          <w:lang w:val="en-US"/>
+        </w:rPr>
+        <w:t>Current</w:t>
       </w:r>
     </w:p>
     <w:p>
@@ -1182,7 +1471,34 @@
         <w:ind w:left="100" w:firstLine="0"/>
         <w:rPr>
           <w:rStyle w:val="None"/>
-          <w:rFonts w:ascii="Helvetica Neue" w:cs="Helvetica Neue" w:hAnsi="Helvetica Neue" w:eastAsia="Helvetica Neue"/>
+          <w:rFonts w:ascii="Helvetica" w:cs="Helvetica" w:hAnsi="Helvetica" w:eastAsia="Helvetica"/>
+          <w:b w:val="1"/>
+          <w:bCs w:val="1"/>
+          <w:sz w:val="20"/>
+          <w:szCs w:val="20"/>
+        </w:rPr>
+      </w:pPr>
+      <w:r>
+        <w:rPr>
+          <w:rStyle w:val="None"/>
+          <w:rFonts w:ascii="Helvetica" w:hAnsi="Helvetica"/>
+          <w:b w:val="1"/>
+          <w:bCs w:val="1"/>
+          <w:sz w:val="20"/>
+          <w:szCs w:val="20"/>
+          <w:rtl w:val="0"/>
+          <w:lang w:val="en-US"/>
+        </w:rPr>
+        <w:t>Software Developer/Owner</w:t>
+      </w:r>
+    </w:p>
+    <w:p>
+      <w:pPr>
+        <w:pStyle w:val="Body A"/>
+        <w:widowControl w:val="0"/>
+        <w:ind w:left="100" w:firstLine="0"/>
+        <w:rPr>
+          <w:rFonts w:ascii="Helvetica" w:cs="Helvetica" w:hAnsi="Helvetica" w:eastAsia="Helvetica"/>
           <w:b w:val="1"/>
           <w:bCs w:val="1"/>
           <w:sz w:val="20"/>
@@ -1203,28 +1519,38 @@
         <w:ind w:right="0"/>
         <w:jc w:val="left"/>
         <w:rPr>
-          <w:rFonts w:ascii="Helvetica Neue" w:hAnsi="Helvetica Neue"/>
-          <w:sz w:val="20"/>
-          <w:szCs w:val="20"/>
-          <w:rtl w:val="0"/>
-          <w:lang w:val="en-US"/>
-        </w:rPr>
-      </w:pPr>
-      <w:r>
-        <w:rPr>
-          <w:rStyle w:val="None"/>
-          <w:rFonts w:ascii="Helvetica Neue" w:hAnsi="Helvetica Neue"/>
-          <w:sz w:val="20"/>
-          <w:szCs w:val="20"/>
-          <w:rtl w:val="0"/>
-          <w:lang w:val="en-US"/>
-        </w:rPr>
-        <w:t xml:space="preserve">Developed </w:t>
-      </w:r>
-      <w:r>
-        <w:rPr>
-          <w:rStyle w:val="Hyperlink.1"/>
-          <w:rFonts w:ascii="Helvetica Neue" w:cs="Helvetica Neue" w:hAnsi="Helvetica Neue" w:eastAsia="Helvetica Neue"/>
+          <w:rFonts w:ascii="Helvetica" w:hAnsi="Helvetica"/>
+          <w:sz w:val="20"/>
+          <w:szCs w:val="20"/>
+          <w:rtl w:val="0"/>
+          <w:lang w:val="en-US"/>
+        </w:rPr>
+      </w:pPr>
+      <w:r>
+        <w:rPr>
+          <w:rFonts w:ascii="Helvetica" w:hAnsi="Helvetica"/>
+          <w:sz w:val="20"/>
+          <w:szCs w:val="20"/>
+          <w:rtl w:val="0"/>
+          <w:lang w:val="en-US"/>
+        </w:rPr>
+        <w:t>Most recently d</w:t>
+      </w:r>
+      <w:r>
+        <w:rPr>
+          <w:rStyle w:val="None"/>
+          <w:rFonts w:ascii="Helvetica" w:hAnsi="Helvetica"/>
+          <w:sz w:val="20"/>
+          <w:szCs w:val="20"/>
+          <w:rtl w:val="0"/>
+          <w:lang w:val="en-US"/>
+        </w:rPr>
+        <w:t xml:space="preserve">eveloped </w:t>
+      </w:r>
+      <w:r>
+        <w:rPr>
+          <w:rStyle w:val="Hyperlink.2"/>
+          <w:rFonts w:ascii="Helvetica" w:cs="Helvetica" w:hAnsi="Helvetica" w:eastAsia="Helvetica"/>
           <w:sz w:val="20"/>
           <w:szCs w:val="20"/>
         </w:rPr>
@@ -1232,8 +1558,8 @@
       </w:r>
       <w:r>
         <w:rPr>
-          <w:rStyle w:val="Hyperlink.1"/>
-          <w:rFonts w:ascii="Helvetica Neue" w:cs="Helvetica Neue" w:hAnsi="Helvetica Neue" w:eastAsia="Helvetica Neue"/>
+          <w:rStyle w:val="Hyperlink.2"/>
+          <w:rFonts w:ascii="Helvetica" w:cs="Helvetica" w:hAnsi="Helvetica" w:eastAsia="Helvetica"/>
           <w:sz w:val="20"/>
           <w:szCs w:val="20"/>
         </w:rPr>
@@ -1241,8 +1567,8 @@
       </w:r>
       <w:r>
         <w:rPr>
-          <w:rStyle w:val="Hyperlink.1"/>
-          <w:rFonts w:ascii="Helvetica Neue" w:cs="Helvetica Neue" w:hAnsi="Helvetica Neue" w:eastAsia="Helvetica Neue"/>
+          <w:rStyle w:val="Hyperlink.2"/>
+          <w:rFonts w:ascii="Helvetica" w:cs="Helvetica" w:hAnsi="Helvetica" w:eastAsia="Helvetica"/>
           <w:sz w:val="20"/>
           <w:szCs w:val="20"/>
         </w:rPr>
@@ -1250,8 +1576,8 @@
       </w:r>
       <w:r>
         <w:rPr>
-          <w:rStyle w:val="Hyperlink.1"/>
-          <w:rFonts w:ascii="Helvetica Neue" w:hAnsi="Helvetica Neue"/>
+          <w:rStyle w:val="Hyperlink.2"/>
+          <w:rFonts w:ascii="Helvetica" w:hAnsi="Helvetica"/>
           <w:sz w:val="20"/>
           <w:szCs w:val="20"/>
           <w:rtl w:val="0"/>
@@ -1261,7 +1587,7 @@
       </w:r>
       <w:r>
         <w:rPr>
-          <w:rFonts w:ascii="Helvetica Neue" w:cs="Helvetica Neue" w:hAnsi="Helvetica Neue" w:eastAsia="Helvetica Neue"/>
+          <w:rFonts w:ascii="Helvetica" w:cs="Helvetica" w:hAnsi="Helvetica" w:eastAsia="Helvetica"/>
           <w:sz w:val="20"/>
           <w:szCs w:val="20"/>
         </w:rPr>
@@ -1270,18 +1596,18 @@
       <w:r>
         <w:rPr>
           <w:rStyle w:val="None"/>
-          <w:rFonts w:ascii="Helvetica Neue" w:hAnsi="Helvetica Neue"/>
-          <w:sz w:val="20"/>
-          <w:szCs w:val="20"/>
-          <w:rtl w:val="0"/>
-          <w:lang w:val="en-US"/>
-        </w:rPr>
-        <w:t xml:space="preserve"> for macOS, an app to get a Software Health Score(A-F) report for validating </w:t>
-      </w:r>
-      <w:r>
-        <w:rPr>
-          <w:rStyle w:val="None"/>
-          <w:rFonts w:ascii="Helvetica Neue" w:hAnsi="Helvetica Neue"/>
+          <w:rFonts w:ascii="Helvetica" w:hAnsi="Helvetica"/>
+          <w:sz w:val="20"/>
+          <w:szCs w:val="20"/>
+          <w:rtl w:val="0"/>
+          <w:lang w:val="en-US"/>
+        </w:rPr>
+        <w:t xml:space="preserve"> for macOS and Windows, an app to get a Software Health Score(A-F) report for validating </w:t>
+      </w:r>
+      <w:r>
+        <w:rPr>
+          <w:rStyle w:val="None"/>
+          <w:rFonts w:ascii="Helvetica" w:hAnsi="Helvetica"/>
           <w:sz w:val="20"/>
           <w:szCs w:val="20"/>
           <w:rtl w:val="0"/>
@@ -1292,7 +1618,7 @@
       <w:r>
         <w:rPr>
           <w:rStyle w:val="None"/>
-          <w:rFonts w:ascii="Helvetica Neue" w:hAnsi="Helvetica Neue"/>
+          <w:rFonts w:ascii="Helvetica" w:hAnsi="Helvetica"/>
           <w:sz w:val="20"/>
           <w:szCs w:val="20"/>
           <w:rtl w:val="0"/>
@@ -1302,8 +1628,7 @@
       </w:r>
       <w:r>
         <w:rPr>
-          <w:rStyle w:val="None"/>
-          <w:rFonts w:ascii="Helvetica Neue" w:hAnsi="Helvetica Neue"/>
+          <w:rFonts w:ascii="Helvetica" w:hAnsi="Helvetica"/>
           <w:sz w:val="20"/>
           <w:szCs w:val="20"/>
           <w:rtl w:val="0"/>
@@ -1313,7 +1638,7 @@
       <w:r>
         <w:rPr>
           <w:rStyle w:val="None"/>
-          <w:rFonts w:ascii="Helvetica Neue" w:hAnsi="Helvetica Neue"/>
+          <w:rFonts w:ascii="Helvetica" w:hAnsi="Helvetica"/>
           <w:sz w:val="20"/>
           <w:szCs w:val="20"/>
           <w:rtl w:val="0"/>
@@ -1335,44 +1660,113 @@
         <w:ind w:right="0"/>
         <w:jc w:val="left"/>
         <w:rPr>
-          <w:rFonts w:ascii="Helvetica Neue" w:hAnsi="Helvetica Neue"/>
-          <w:sz w:val="20"/>
-          <w:szCs w:val="20"/>
-          <w:rtl w:val="0"/>
-          <w:lang w:val="nl-NL"/>
-        </w:rPr>
-      </w:pPr>
-      <w:r>
-        <w:rPr>
-          <w:rStyle w:val="None"/>
-          <w:rFonts w:ascii="Helvetica Neue" w:hAnsi="Helvetica Neue"/>
-          <w:sz w:val="20"/>
-          <w:szCs w:val="20"/>
-          <w:rtl w:val="0"/>
-          <w:lang w:val="nl-NL"/>
-        </w:rPr>
-        <w:t>GreenRobot</w:t>
-      </w:r>
-      <w:r>
-        <w:rPr>
-          <w:rStyle w:val="None"/>
-          <w:rFonts w:ascii="Helvetica Neue" w:hAnsi="Helvetica Neue"/>
-          <w:sz w:val="20"/>
-          <w:szCs w:val="20"/>
-          <w:rtl w:val="0"/>
-        </w:rPr>
-        <w:t xml:space="preserve"> ma</w:t>
-      </w:r>
-      <w:r>
-        <w:rPr>
-          <w:rStyle w:val="None"/>
-          <w:rFonts w:ascii="Helvetica Neue" w:hAnsi="Helvetica Neue"/>
-          <w:sz w:val="20"/>
-          <w:szCs w:val="20"/>
-          <w:rtl w:val="0"/>
-          <w:lang w:val="en-US"/>
-        </w:rPr>
-        <w:t>kes games and applications for social networks and mobile devices. These platforms include Web, iOS, Android, and Facebook. I am the owner of this LLC.</w:t>
+          <w:rFonts w:ascii="Helvetica" w:hAnsi="Helvetica"/>
+          <w:sz w:val="20"/>
+          <w:szCs w:val="20"/>
+          <w:rtl w:val="0"/>
+          <w:lang w:val="en-US"/>
+        </w:rPr>
+      </w:pPr>
+      <w:r>
+        <w:rPr>
+          <w:rStyle w:val="None"/>
+          <w:rFonts w:ascii="Helvetica" w:hAnsi="Helvetica"/>
+          <w:sz w:val="20"/>
+          <w:szCs w:val="20"/>
+          <w:rtl w:val="0"/>
+          <w:lang w:val="en-US"/>
+        </w:rPr>
+        <w:t xml:space="preserve">Created BioNeighbor open source library. A molecular similarity engine inspired by collaborative filtering: find </w:t>
+      </w:r>
+      <w:r>
+        <w:rPr>
+          <w:rStyle w:val="None"/>
+          <w:rFonts w:ascii="Helvetica" w:hAnsi="Helvetica" w:hint="default"/>
+          <w:sz w:val="20"/>
+          <w:szCs w:val="20"/>
+          <w:rtl w:val="0"/>
+          <w:lang w:val="en-US"/>
+        </w:rPr>
+        <w:t>“</w:t>
+      </w:r>
+      <w:r>
+        <w:rPr>
+          <w:rStyle w:val="None"/>
+          <w:rFonts w:ascii="Helvetica" w:hAnsi="Helvetica"/>
+          <w:sz w:val="20"/>
+          <w:szCs w:val="20"/>
+          <w:rtl w:val="0"/>
+          <w:lang w:val="en-US"/>
+        </w:rPr>
+        <w:t>neighbor</w:t>
+      </w:r>
+      <w:r>
+        <w:rPr>
+          <w:rStyle w:val="None"/>
+          <w:rFonts w:ascii="Helvetica" w:hAnsi="Helvetica" w:hint="default"/>
+          <w:sz w:val="20"/>
+          <w:szCs w:val="20"/>
+          <w:rtl w:val="0"/>
+          <w:lang w:val="en-US"/>
+        </w:rPr>
+        <w:t xml:space="preserve">” </w:t>
+      </w:r>
+      <w:r>
+        <w:rPr>
+          <w:rStyle w:val="None"/>
+          <w:rFonts w:ascii="Helvetica" w:hAnsi="Helvetica"/>
+          <w:sz w:val="20"/>
+          <w:szCs w:val="20"/>
+          <w:rtl w:val="0"/>
+          <w:lang w:val="en-US"/>
+        </w:rPr>
+        <w:t xml:space="preserve">molecules to existing drugs and bioactive compounds. </w:t>
+      </w:r>
+      <w:r>
+        <w:rPr>
+          <w:rStyle w:val="Hyperlink.1"/>
+          <w:rFonts w:ascii="Helvetica" w:cs="Helvetica" w:hAnsi="Helvetica" w:eastAsia="Helvetica"/>
+          <w:sz w:val="20"/>
+          <w:szCs w:val="20"/>
+        </w:rPr>
+        <w:fldChar w:fldCharType="begin" w:fldLock="0"/>
+      </w:r>
+      <w:r>
+        <w:rPr>
+          <w:rStyle w:val="Hyperlink.1"/>
+          <w:rFonts w:ascii="Helvetica" w:cs="Helvetica" w:hAnsi="Helvetica" w:eastAsia="Helvetica"/>
+          <w:sz w:val="20"/>
+          <w:szCs w:val="20"/>
+        </w:rPr>
+        <w:instrText xml:space="preserve"> HYPERLINK "https://github.com/greenrobot.com/bio-neighbor"</w:instrText>
+      </w:r>
+      <w:r>
+        <w:rPr>
+          <w:rStyle w:val="Hyperlink.1"/>
+          <w:rFonts w:ascii="Helvetica" w:cs="Helvetica" w:hAnsi="Helvetica" w:eastAsia="Helvetica"/>
+          <w:sz w:val="20"/>
+          <w:szCs w:val="20"/>
+        </w:rPr>
+        <w:fldChar w:fldCharType="separate" w:fldLock="0"/>
+      </w:r>
+      <w:r>
+        <w:rPr>
+          <w:rStyle w:val="Hyperlink.1"/>
+          <w:rFonts w:ascii="Helvetica" w:hAnsi="Helvetica"/>
+          <w:sz w:val="20"/>
+          <w:szCs w:val="20"/>
+          <w:rtl w:val="0"/>
+          <w:lang w:val="en-US"/>
+        </w:rPr>
+        <w:t>https://github.com/greenrobot.com/bio-neighbor</w:t>
+      </w:r>
+      <w:r>
+        <w:rPr>
+          <w:rFonts w:ascii="Helvetica" w:cs="Helvetica" w:hAnsi="Helvetica" w:eastAsia="Helvetica"/>
+          <w:sz w:val="20"/>
+          <w:szCs w:val="20"/>
+        </w:rPr>
+        <w:fldChar w:fldCharType="end" w:fldLock="0"/>
       </w:r>
     </w:p>
     <w:p>
@@ -1388,44 +1782,65 @@
         <w:ind w:right="0"/>
         <w:jc w:val="left"/>
         <w:rPr>
-          <w:rFonts w:ascii="Helvetica Neue" w:hAnsi="Helvetica Neue"/>
-          <w:sz w:val="20"/>
-          <w:szCs w:val="20"/>
-          <w:rtl w:val="0"/>
-          <w:lang w:val="en-US"/>
-        </w:rPr>
-      </w:pPr>
-      <w:r>
-        <w:rPr>
-          <w:rStyle w:val="None"/>
-          <w:rFonts w:ascii="Helvetica Neue" w:hAnsi="Helvetica Neue"/>
-          <w:sz w:val="20"/>
-          <w:szCs w:val="20"/>
-          <w:rtl w:val="0"/>
-          <w:lang w:val="en-US"/>
-        </w:rPr>
-        <w:t>Created many web apps, see details on the last page of the resume</w:t>
-      </w:r>
-      <w:r>
-        <w:rPr>
-          <w:rStyle w:val="None"/>
-          <w:rFonts w:ascii="Helvetica Neue" w:hAnsi="Helvetica Neue"/>
-          <w:sz w:val="20"/>
-          <w:szCs w:val="20"/>
-          <w:rtl w:val="0"/>
-        </w:rPr>
-        <w:t>,</w:t>
-      </w:r>
-      <w:r>
-        <w:rPr>
-          <w:rStyle w:val="None"/>
-          <w:rFonts w:ascii="Helvetica Neue" w:hAnsi="Helvetica Neue"/>
-          <w:sz w:val="20"/>
-          <w:szCs w:val="20"/>
-          <w:rtl w:val="0"/>
-          <w:lang w:val="en-US"/>
-        </w:rPr>
-        <w:t xml:space="preserve"> or visit:</w:t>
+          <w:rFonts w:ascii="Helvetica" w:hAnsi="Helvetica"/>
+          <w:sz w:val="20"/>
+          <w:szCs w:val="20"/>
+          <w:rtl w:val="0"/>
+          <w:lang w:val="nl-NL"/>
+        </w:rPr>
+      </w:pPr>
+      <w:r>
+        <w:rPr>
+          <w:rStyle w:val="None"/>
+          <w:rFonts w:ascii="Helvetica" w:hAnsi="Helvetica"/>
+          <w:sz w:val="20"/>
+          <w:szCs w:val="20"/>
+          <w:rtl w:val="0"/>
+          <w:lang w:val="nl-NL"/>
+        </w:rPr>
+        <w:t>GreenRobot</w:t>
+      </w:r>
+      <w:r>
+        <w:rPr>
+          <w:rFonts w:ascii="Helvetica" w:hAnsi="Helvetica"/>
+          <w:sz w:val="20"/>
+          <w:szCs w:val="20"/>
+          <w:rtl w:val="0"/>
+        </w:rPr>
+        <w:t xml:space="preserve"> ma</w:t>
+      </w:r>
+      <w:r>
+        <w:rPr>
+          <w:rStyle w:val="None"/>
+          <w:rFonts w:ascii="Helvetica" w:hAnsi="Helvetica"/>
+          <w:sz w:val="20"/>
+          <w:szCs w:val="20"/>
+          <w:rtl w:val="0"/>
+          <w:lang w:val="en-US"/>
+        </w:rPr>
+        <w:t xml:space="preserve">kes games and applications for social networks and mobile devices. These platforms include Web, iOS, </w:t>
+      </w:r>
+      <w:r>
+        <w:rPr>
+          <w:rStyle w:val="None"/>
+          <w:rFonts w:ascii="Helvetica" w:hAnsi="Helvetica"/>
+          <w:sz w:val="20"/>
+          <w:szCs w:val="20"/>
+          <w:rtl w:val="0"/>
+          <w:lang w:val="en-US"/>
+        </w:rPr>
+        <w:t xml:space="preserve">macOS, </w:t>
+      </w:r>
+      <w:r>
+        <w:rPr>
+          <w:rStyle w:val="None"/>
+          <w:rFonts w:ascii="Helvetica" w:hAnsi="Helvetica"/>
+          <w:sz w:val="20"/>
+          <w:szCs w:val="20"/>
+          <w:rtl w:val="0"/>
+          <w:lang w:val="en-US"/>
+        </w:rPr>
+        <w:t>Android, and Facebook. I am the owner of this LLC.</w:t>
       </w:r>
     </w:p>
     <w:p>
@@ -1441,57 +1856,43 @@
         <w:ind w:right="0"/>
         <w:jc w:val="left"/>
         <w:rPr>
-          <w:rFonts w:ascii="Helvetica Neue" w:cs="Helvetica Neue" w:hAnsi="Helvetica Neue" w:eastAsia="Helvetica Neue"/>
-          <w:sz w:val="20"/>
-          <w:szCs w:val="20"/>
-          <w:rtl w:val="0"/>
-        </w:rPr>
-      </w:pPr>
-      <w:r>
-        <w:rPr>
-          <w:rStyle w:val="Hyperlink.0"/>
-          <w:rFonts w:ascii="Helvetica Neue" w:cs="Helvetica Neue" w:hAnsi="Helvetica Neue" w:eastAsia="Helvetica Neue"/>
-          <w:sz w:val="20"/>
-          <w:szCs w:val="20"/>
-        </w:rPr>
-        <w:fldChar w:fldCharType="begin" w:fldLock="0"/>
-      </w:r>
-      <w:r>
-        <w:rPr>
-          <w:rStyle w:val="Hyperlink.0"/>
-          <w:rFonts w:ascii="Helvetica Neue" w:cs="Helvetica Neue" w:hAnsi="Helvetica Neue" w:eastAsia="Helvetica Neue"/>
-          <w:sz w:val="20"/>
-          <w:szCs w:val="20"/>
-        </w:rPr>
-        <w:instrText xml:space="preserve"> HYPERLINK "https://greenrobot.com/apps"</w:instrText>
-      </w:r>
-      <w:r>
-        <w:rPr>
-          <w:rStyle w:val="Hyperlink.0"/>
-          <w:rFonts w:ascii="Helvetica Neue" w:cs="Helvetica Neue" w:hAnsi="Helvetica Neue" w:eastAsia="Helvetica Neue"/>
-          <w:sz w:val="20"/>
-          <w:szCs w:val="20"/>
-        </w:rPr>
-        <w:fldChar w:fldCharType="separate" w:fldLock="0"/>
-      </w:r>
-      <w:r>
-        <w:rPr>
-          <w:rStyle w:val="Hyperlink.0"/>
-          <w:rFonts w:ascii="Helvetica Neue" w:hAnsi="Helvetica Neue"/>
-          <w:sz w:val="20"/>
-          <w:szCs w:val="20"/>
-          <w:rtl w:val="0"/>
-          <w:lang w:val="en-US"/>
-        </w:rPr>
-        <w:t>https://greenrobot.com/apps</w:t>
-      </w:r>
-      <w:r>
-        <w:rPr>
-          <w:rFonts w:ascii="Helvetica Neue" w:cs="Helvetica Neue" w:hAnsi="Helvetica Neue" w:eastAsia="Helvetica Neue"/>
-          <w:sz w:val="20"/>
-          <w:szCs w:val="20"/>
-        </w:rPr>
-        <w:fldChar w:fldCharType="end" w:fldLock="0"/>
+          <w:rFonts w:ascii="Helvetica" w:hAnsi="Helvetica"/>
+          <w:sz w:val="20"/>
+          <w:szCs w:val="20"/>
+          <w:rtl w:val="0"/>
+          <w:lang w:val="en-US"/>
+        </w:rPr>
+      </w:pPr>
+      <w:r>
+        <w:rPr>
+          <w:rStyle w:val="None"/>
+          <w:rFonts w:ascii="Helvetica" w:hAnsi="Helvetica"/>
+          <w:sz w:val="20"/>
+          <w:szCs w:val="20"/>
+          <w:rtl w:val="0"/>
+          <w:lang w:val="en-US"/>
+        </w:rPr>
+        <w:t>Created many web apps, see details on the last page of the resume</w:t>
+      </w:r>
+      <w:r>
+        <w:rPr>
+          <w:rFonts w:ascii="Helvetica" w:hAnsi="Helvetica"/>
+          <w:sz w:val="20"/>
+          <w:szCs w:val="20"/>
+          <w:rtl w:val="0"/>
+        </w:rPr>
+        <w:t>,</w:t>
+      </w:r>
+      <w:r>
+        <w:rPr>
+          <w:rStyle w:val="None"/>
+          <w:rFonts w:ascii="Helvetica" w:hAnsi="Helvetica"/>
+          <w:sz w:val="20"/>
+          <w:szCs w:val="20"/>
+          <w:rtl w:val="0"/>
+          <w:lang w:val="en-US"/>
+        </w:rPr>
+        <w:t xml:space="preserve"> or visit:</w:t>
       </w:r>
     </w:p>
     <w:p>
@@ -1507,23 +1908,57 @@
         <w:ind w:right="0"/>
         <w:jc w:val="left"/>
         <w:rPr>
-          <w:rFonts w:ascii="Helvetica Neue" w:hAnsi="Helvetica Neue"/>
-          <w:sz w:val="20"/>
-          <w:szCs w:val="20"/>
-          <w:rtl w:val="0"/>
-          <w:lang w:val="en-US"/>
-        </w:rPr>
-      </w:pPr>
-      <w:r>
-        <w:rPr>
-          <w:rStyle w:val="None"/>
-          <w:rFonts w:ascii="Helvetica Neue" w:hAnsi="Helvetica Neue"/>
-          <w:sz w:val="20"/>
-          <w:szCs w:val="20"/>
-          <w:rtl w:val="0"/>
-          <w:lang w:val="en-US"/>
-        </w:rPr>
-        <w:t xml:space="preserve">Created many applications for Android (some are free versions of the same paid app or a different flavor of the same code). The apps are written using Kotlin, several Android frameworks, PostgreSQL, MySQL, PHP, and Python. </w:t>
+          <w:rFonts w:ascii="Helvetica" w:cs="Helvetica" w:hAnsi="Helvetica" w:eastAsia="Helvetica"/>
+          <w:sz w:val="20"/>
+          <w:szCs w:val="20"/>
+          <w:rtl w:val="0"/>
+        </w:rPr>
+      </w:pPr>
+      <w:r>
+        <w:rPr>
+          <w:rStyle w:val="Hyperlink.2"/>
+          <w:rFonts w:ascii="Helvetica" w:cs="Helvetica" w:hAnsi="Helvetica" w:eastAsia="Helvetica"/>
+          <w:sz w:val="20"/>
+          <w:szCs w:val="20"/>
+        </w:rPr>
+        <w:fldChar w:fldCharType="begin" w:fldLock="0"/>
+      </w:r>
+      <w:r>
+        <w:rPr>
+          <w:rStyle w:val="Hyperlink.2"/>
+          <w:rFonts w:ascii="Helvetica" w:cs="Helvetica" w:hAnsi="Helvetica" w:eastAsia="Helvetica"/>
+          <w:sz w:val="20"/>
+          <w:szCs w:val="20"/>
+        </w:rPr>
+        <w:instrText xml:space="preserve"> HYPERLINK "https://greenrobot.com/apps"</w:instrText>
+      </w:r>
+      <w:r>
+        <w:rPr>
+          <w:rStyle w:val="Hyperlink.2"/>
+          <w:rFonts w:ascii="Helvetica" w:cs="Helvetica" w:hAnsi="Helvetica" w:eastAsia="Helvetica"/>
+          <w:sz w:val="20"/>
+          <w:szCs w:val="20"/>
+        </w:rPr>
+        <w:fldChar w:fldCharType="separate" w:fldLock="0"/>
+      </w:r>
+      <w:r>
+        <w:rPr>
+          <w:rStyle w:val="Hyperlink.2"/>
+          <w:rFonts w:ascii="Helvetica" w:hAnsi="Helvetica"/>
+          <w:sz w:val="20"/>
+          <w:szCs w:val="20"/>
+          <w:rtl w:val="0"/>
+          <w:lang w:val="en-US"/>
+        </w:rPr>
+        <w:t>https://greenrobot.com/apps</w:t>
+      </w:r>
+      <w:r>
+        <w:rPr>
+          <w:rFonts w:ascii="Helvetica" w:cs="Helvetica" w:hAnsi="Helvetica" w:eastAsia="Helvetica"/>
+          <w:sz w:val="20"/>
+          <w:szCs w:val="20"/>
+        </w:rPr>
+        <w:fldChar w:fldCharType="end" w:fldLock="0"/>
       </w:r>
     </w:p>
     <w:p>
@@ -1539,23 +1974,23 @@
         <w:ind w:right="0"/>
         <w:jc w:val="left"/>
         <w:rPr>
-          <w:rFonts w:ascii="Helvetica Neue" w:hAnsi="Helvetica Neue"/>
-          <w:sz w:val="20"/>
-          <w:szCs w:val="20"/>
-          <w:rtl w:val="0"/>
-          <w:lang w:val="en-US"/>
-        </w:rPr>
-      </w:pPr>
-      <w:r>
-        <w:rPr>
-          <w:rStyle w:val="None"/>
-          <w:rFonts w:ascii="Helvetica Neue" w:hAnsi="Helvetica Neue"/>
-          <w:sz w:val="20"/>
-          <w:szCs w:val="20"/>
-          <w:rtl w:val="0"/>
-          <w:lang w:val="en-US"/>
-        </w:rPr>
-        <w:t>Created many apps for iOS written in Swift, Objective-C, PHP, Ruby on Rails, MySQL, or PostgreSQL.</w:t>
+          <w:rFonts w:ascii="Helvetica" w:hAnsi="Helvetica"/>
+          <w:sz w:val="20"/>
+          <w:szCs w:val="20"/>
+          <w:rtl w:val="0"/>
+          <w:lang w:val="en-US"/>
+        </w:rPr>
+      </w:pPr>
+      <w:r>
+        <w:rPr>
+          <w:rStyle w:val="None"/>
+          <w:rFonts w:ascii="Helvetica" w:hAnsi="Helvetica"/>
+          <w:sz w:val="20"/>
+          <w:szCs w:val="20"/>
+          <w:rtl w:val="0"/>
+          <w:lang w:val="en-US"/>
+        </w:rPr>
+        <w:t xml:space="preserve">Created many applications for Android. The apps are written using Kotlin, several Android frameworks, PostgreSQL, MySQL, PHP, and Python. </w:t>
       </w:r>
     </w:p>
     <w:p>
@@ -1571,23 +2006,23 @@
         <w:ind w:right="0"/>
         <w:jc w:val="left"/>
         <w:rPr>
-          <w:rFonts w:ascii="Helvetica Neue" w:hAnsi="Helvetica Neue"/>
-          <w:sz w:val="20"/>
-          <w:szCs w:val="20"/>
-          <w:rtl w:val="0"/>
-          <w:lang w:val="en-US"/>
-        </w:rPr>
-      </w:pPr>
-      <w:r>
-        <w:rPr>
-          <w:rStyle w:val="None"/>
-          <w:rFonts w:ascii="Helvetica Neue" w:hAnsi="Helvetica Neue"/>
-          <w:sz w:val="20"/>
-          <w:szCs w:val="20"/>
-          <w:rtl w:val="0"/>
-          <w:lang w:val="en-US"/>
-        </w:rPr>
-        <w:t>GreenRobot has released some Laravel PHP open-source projects: an ad server and an ad network. I contributed to both projects. On the ad server, I was the sole contributor:</w:t>
+          <w:rFonts w:ascii="Helvetica" w:hAnsi="Helvetica"/>
+          <w:sz w:val="20"/>
+          <w:szCs w:val="20"/>
+          <w:rtl w:val="0"/>
+          <w:lang w:val="en-US"/>
+        </w:rPr>
+      </w:pPr>
+      <w:r>
+        <w:rPr>
+          <w:rStyle w:val="None"/>
+          <w:rFonts w:ascii="Helvetica" w:hAnsi="Helvetica"/>
+          <w:sz w:val="20"/>
+          <w:szCs w:val="20"/>
+          <w:rtl w:val="0"/>
+          <w:lang w:val="en-US"/>
+        </w:rPr>
+        <w:t>Created many apps for iOS written in Swift, Objective-C, PHP, Ruby on Rails, MySQL, or PostgreSQL.</w:t>
       </w:r>
     </w:p>
     <w:p>
@@ -1603,58 +2038,58 @@
         <w:ind w:right="0"/>
         <w:jc w:val="left"/>
         <w:rPr>
-          <w:rFonts w:ascii="Helvetica Neue" w:cs="Helvetica Neue" w:hAnsi="Helvetica Neue" w:eastAsia="Helvetica Neue"/>
-          <w:sz w:val="20"/>
-          <w:szCs w:val="20"/>
-          <w:rtl w:val="0"/>
-        </w:rPr>
-      </w:pPr>
-      <w:r>
-        <w:rPr>
-          <w:rStyle w:val="Hyperlink.0"/>
-          <w:rFonts w:ascii="Helvetica Neue" w:cs="Helvetica Neue" w:hAnsi="Helvetica Neue" w:eastAsia="Helvetica Neue"/>
-          <w:sz w:val="20"/>
-          <w:szCs w:val="20"/>
-        </w:rPr>
-        <w:fldChar w:fldCharType="begin" w:fldLock="0"/>
-      </w:r>
-      <w:r>
-        <w:rPr>
-          <w:rStyle w:val="Hyperlink.0"/>
-          <w:rFonts w:ascii="Helvetica Neue" w:cs="Helvetica Neue" w:hAnsi="Helvetica Neue" w:eastAsia="Helvetica Neue"/>
-          <w:sz w:val="20"/>
-          <w:szCs w:val="20"/>
-        </w:rPr>
-        <w:instrText xml:space="preserve"> HYPERLINK "https://github.com/greenrobotllc"</w:instrText>
-      </w:r>
-      <w:r>
-        <w:rPr>
-          <w:rStyle w:val="Hyperlink.0"/>
-          <w:rFonts w:ascii="Helvetica Neue" w:cs="Helvetica Neue" w:hAnsi="Helvetica Neue" w:eastAsia="Helvetica Neue"/>
-          <w:sz w:val="20"/>
-          <w:szCs w:val="20"/>
-        </w:rPr>
-        <w:fldChar w:fldCharType="separate" w:fldLock="0"/>
-      </w:r>
-      <w:r>
-        <w:rPr>
-          <w:rStyle w:val="Hyperlink.0"/>
-          <w:rFonts w:ascii="Helvetica Neue" w:hAnsi="Helvetica Neue"/>
-          <w:sz w:val="20"/>
-          <w:szCs w:val="20"/>
-          <w:rtl w:val="0"/>
-          <w:lang w:val="en-US"/>
-        </w:rPr>
-        <w:t>https://github.com/greenrobotllc</w:t>
-      </w:r>
-      <w:r>
-        <w:rPr>
-          <w:rFonts w:ascii="Helvetica Neue" w:cs="Helvetica Neue" w:hAnsi="Helvetica Neue" w:eastAsia="Helvetica Neue"/>
-          <w:sz w:val="20"/>
-          <w:szCs w:val="20"/>
-        </w:rPr>
-        <w:fldChar w:fldCharType="end" w:fldLock="0"/>
-      </w:r>
+          <w:rFonts w:ascii="Helvetica" w:hAnsi="Helvetica"/>
+          <w:sz w:val="20"/>
+          <w:szCs w:val="20"/>
+          <w:rtl w:val="0"/>
+          <w:lang w:val="en-US"/>
+        </w:rPr>
+      </w:pPr>
+      <w:r>
+        <w:rPr>
+          <w:rStyle w:val="None"/>
+          <w:rFonts w:ascii="Helvetica" w:hAnsi="Helvetica"/>
+          <w:sz w:val="20"/>
+          <w:szCs w:val="20"/>
+          <w:rtl w:val="0"/>
+          <w:lang w:val="en-US"/>
+        </w:rPr>
+        <w:t>Working on learning React Native and Kotlin Multiplatform apps by building some unreleased projects.</w:t>
+      </w:r>
+    </w:p>
+    <w:p>
+      <w:pPr>
+        <w:pStyle w:val="Body A"/>
+        <w:widowControl w:val="0"/>
+        <w:bidi w:val="0"/>
+        <w:spacing w:line="224" w:lineRule="auto"/>
+        <w:ind w:left="0" w:right="0" w:firstLine="0"/>
+        <w:jc w:val="left"/>
+        <w:rPr>
+          <w:rStyle w:val="None"/>
+          <w:rFonts w:ascii="Helvetica" w:cs="Helvetica" w:hAnsi="Helvetica" w:eastAsia="Helvetica"/>
+          <w:sz w:val="20"/>
+          <w:szCs w:val="20"/>
+          <w:rtl w:val="0"/>
+          <w:lang w:val="en-US"/>
+        </w:rPr>
+      </w:pPr>
+    </w:p>
+    <w:p>
+      <w:pPr>
+        <w:pStyle w:val="Body A"/>
+        <w:widowControl w:val="0"/>
+        <w:bidi w:val="0"/>
+        <w:spacing w:line="224" w:lineRule="auto"/>
+        <w:ind w:left="0" w:right="0" w:firstLine="0"/>
+        <w:jc w:val="left"/>
+        <w:rPr>
+          <w:rFonts w:ascii="Helvetica" w:cs="Helvetica" w:hAnsi="Helvetica" w:eastAsia="Helvetica"/>
+          <w:sz w:val="20"/>
+          <w:szCs w:val="20"/>
+          <w:rtl w:val="0"/>
+        </w:rPr>
+      </w:pPr>
     </w:p>
     <w:p>
       <w:pPr>
@@ -1669,23 +2104,23 @@
         <w:ind w:right="0"/>
         <w:jc w:val="left"/>
         <w:rPr>
-          <w:rFonts w:ascii="Helvetica Neue" w:hAnsi="Helvetica Neue"/>
-          <w:sz w:val="20"/>
-          <w:szCs w:val="20"/>
-          <w:rtl w:val="0"/>
-          <w:lang w:val="en-US"/>
-        </w:rPr>
-      </w:pPr>
-      <w:r>
-        <w:rPr>
-          <w:rStyle w:val="None"/>
-          <w:rFonts w:ascii="Helvetica Neue" w:hAnsi="Helvetica Neue"/>
-          <w:sz w:val="20"/>
-          <w:szCs w:val="20"/>
-          <w:rtl w:val="0"/>
-          <w:lang w:val="en-US"/>
-        </w:rPr>
-        <w:t>Contracted to build a Pregnancy Tracker app for Android called Pregnancy Companion. I worked remotely on this app with other developers</w:t>
+          <w:rFonts w:ascii="Helvetica" w:hAnsi="Helvetica"/>
+          <w:sz w:val="20"/>
+          <w:szCs w:val="20"/>
+          <w:rtl w:val="0"/>
+          <w:lang w:val="en-US"/>
+        </w:rPr>
+      </w:pPr>
+      <w:r>
+        <w:rPr>
+          <w:rStyle w:val="None"/>
+          <w:rFonts w:ascii="Helvetica" w:hAnsi="Helvetica"/>
+          <w:sz w:val="20"/>
+          <w:szCs w:val="20"/>
+          <w:rtl w:val="0"/>
+          <w:lang w:val="en-US"/>
+        </w:rPr>
+        <w:t>GreenRobot has released some Laravel PHP open-source projects: an ad server and an ad network. I contributed to both projects. On the ad server, I was the sole contributor:</w:t>
       </w:r>
     </w:p>
     <w:p>
@@ -1701,48 +2136,128 @@
         <w:ind w:right="0"/>
         <w:jc w:val="left"/>
         <w:rPr>
-          <w:rFonts w:ascii="Helvetica Neue" w:hAnsi="Helvetica Neue"/>
-          <w:sz w:val="20"/>
-          <w:szCs w:val="20"/>
-          <w:rtl w:val="0"/>
-          <w:lang w:val="en-US"/>
-        </w:rPr>
-      </w:pPr>
-      <w:r>
-        <w:rPr>
-          <w:rStyle w:val="None"/>
-          <w:rFonts w:ascii="Helvetica Neue" w:hAnsi="Helvetica Neue"/>
-          <w:sz w:val="20"/>
-          <w:szCs w:val="20"/>
-          <w:rtl w:val="0"/>
-          <w:lang w:val="en-US"/>
-        </w:rPr>
-        <w:t>Contracted by other clients for PHP/Python web development</w:t>
+          <w:rFonts w:ascii="Helvetica" w:cs="Helvetica" w:hAnsi="Helvetica" w:eastAsia="Helvetica"/>
+          <w:sz w:val="20"/>
+          <w:szCs w:val="20"/>
+          <w:rtl w:val="0"/>
+        </w:rPr>
+      </w:pPr>
+      <w:r>
+        <w:rPr>
+          <w:rStyle w:val="Hyperlink.2"/>
+          <w:rFonts w:ascii="Helvetica" w:cs="Helvetica" w:hAnsi="Helvetica" w:eastAsia="Helvetica"/>
+          <w:sz w:val="20"/>
+          <w:szCs w:val="20"/>
+        </w:rPr>
+        <w:fldChar w:fldCharType="begin" w:fldLock="0"/>
+      </w:r>
+      <w:r>
+        <w:rPr>
+          <w:rStyle w:val="Hyperlink.2"/>
+          <w:rFonts w:ascii="Helvetica" w:cs="Helvetica" w:hAnsi="Helvetica" w:eastAsia="Helvetica"/>
+          <w:sz w:val="20"/>
+          <w:szCs w:val="20"/>
+        </w:rPr>
+        <w:instrText xml:space="preserve"> HYPERLINK "https://github.com/greenrobotllc"</w:instrText>
+      </w:r>
+      <w:r>
+        <w:rPr>
+          <w:rStyle w:val="Hyperlink.2"/>
+          <w:rFonts w:ascii="Helvetica" w:cs="Helvetica" w:hAnsi="Helvetica" w:eastAsia="Helvetica"/>
+          <w:sz w:val="20"/>
+          <w:szCs w:val="20"/>
+        </w:rPr>
+        <w:fldChar w:fldCharType="separate" w:fldLock="0"/>
+      </w:r>
+      <w:r>
+        <w:rPr>
+          <w:rStyle w:val="Hyperlink.2"/>
+          <w:rFonts w:ascii="Helvetica" w:hAnsi="Helvetica"/>
+          <w:sz w:val="20"/>
+          <w:szCs w:val="20"/>
+          <w:rtl w:val="0"/>
+          <w:lang w:val="en-US"/>
+        </w:rPr>
+        <w:t>https://github.com/greenrobotllc</w:t>
+      </w:r>
+      <w:r>
+        <w:rPr>
+          <w:rFonts w:ascii="Helvetica" w:cs="Helvetica" w:hAnsi="Helvetica" w:eastAsia="Helvetica"/>
+          <w:sz w:val="20"/>
+          <w:szCs w:val="20"/>
+        </w:rPr>
+        <w:fldChar w:fldCharType="end" w:fldLock="0"/>
       </w:r>
     </w:p>
     <w:p>
       <w:pPr>
         <w:pStyle w:val="Body A"/>
         <w:widowControl w:val="0"/>
+        <w:numPr>
+          <w:ilvl w:val="0"/>
+          <w:numId w:val="4"/>
+        </w:numPr>
+        <w:bidi w:val="0"/>
         <w:spacing w:line="224" w:lineRule="auto"/>
-        <w:rPr>
-          <w:rStyle w:val="None"/>
-          <w:rFonts w:ascii="Helvetica Neue" w:cs="Helvetica Neue" w:hAnsi="Helvetica Neue" w:eastAsia="Helvetica Neue"/>
-          <w:sz w:val="20"/>
-          <w:szCs w:val="20"/>
-        </w:rPr>
-      </w:pPr>
+        <w:ind w:right="0"/>
+        <w:jc w:val="left"/>
+        <w:rPr>
+          <w:rFonts w:ascii="Helvetica" w:hAnsi="Helvetica"/>
+          <w:sz w:val="20"/>
+          <w:szCs w:val="20"/>
+          <w:rtl w:val="0"/>
+          <w:lang w:val="en-US"/>
+        </w:rPr>
+      </w:pPr>
+      <w:r>
+        <w:rPr>
+          <w:rStyle w:val="None"/>
+          <w:rFonts w:ascii="Helvetica" w:hAnsi="Helvetica"/>
+          <w:sz w:val="20"/>
+          <w:szCs w:val="20"/>
+          <w:rtl w:val="0"/>
+          <w:lang w:val="en-US"/>
+        </w:rPr>
+        <w:t>Contracted by</w:t>
+      </w:r>
+      <w:r>
+        <w:rPr>
+          <w:rStyle w:val="None"/>
+          <w:rFonts w:ascii="Helvetica" w:hAnsi="Helvetica"/>
+          <w:sz w:val="20"/>
+          <w:szCs w:val="20"/>
+          <w:rtl w:val="0"/>
+          <w:lang w:val="en-US"/>
+        </w:rPr>
+        <w:t xml:space="preserve"> </w:t>
+      </w:r>
+      <w:r>
+        <w:rPr>
+          <w:rStyle w:val="None"/>
+          <w:rFonts w:ascii="Helvetica" w:hAnsi="Helvetica"/>
+          <w:sz w:val="20"/>
+          <w:szCs w:val="20"/>
+          <w:rtl w:val="0"/>
+          <w:lang w:val="en-US"/>
+        </w:rPr>
+        <w:t>clients for PHP/Python web development</w:t>
+      </w:r>
     </w:p>
     <w:p>
       <w:pPr>
         <w:pStyle w:val="Body A"/>
         <w:widowControl w:val="0"/>
+        <w:bidi w:val="0"/>
         <w:spacing w:line="224" w:lineRule="auto"/>
-        <w:rPr>
-          <w:rStyle w:val="None"/>
-          <w:rFonts w:ascii="Helvetica Neue" w:cs="Helvetica Neue" w:hAnsi="Helvetica Neue" w:eastAsia="Helvetica Neue"/>
-          <w:sz w:val="20"/>
-          <w:szCs w:val="20"/>
+        <w:ind w:left="0" w:right="0" w:firstLine="0"/>
+        <w:jc w:val="left"/>
+        <w:rPr>
+          <w:rStyle w:val="None"/>
+          <w:rFonts w:ascii="Helvetica" w:cs="Helvetica" w:hAnsi="Helvetica" w:eastAsia="Helvetica"/>
+          <w:sz w:val="20"/>
+          <w:szCs w:val="20"/>
+          <w:rtl w:val="0"/>
+          <w:lang w:val="en-US"/>
         </w:rPr>
       </w:pPr>
     </w:p>
@@ -1750,57 +2265,19 @@
       <w:pPr>
         <w:pStyle w:val="Body A"/>
         <w:widowControl w:val="0"/>
+        <w:bidi w:val="0"/>
         <w:spacing w:line="224" w:lineRule="auto"/>
-        <w:rPr>
-          <w:rStyle w:val="None"/>
-          <w:rFonts w:ascii="Helvetica Neue" w:cs="Helvetica Neue" w:hAnsi="Helvetica Neue" w:eastAsia="Helvetica Neue"/>
+        <w:ind w:left="0" w:right="0" w:firstLine="0"/>
+        <w:jc w:val="left"/>
+        <w:rPr>
+          <w:rStyle w:val="None"/>
+          <w:rFonts w:ascii="Helvetica" w:cs="Helvetica" w:hAnsi="Helvetica" w:eastAsia="Helvetica"/>
           <w:outline w:val="0"/>
           <w:color w:val="341c65"/>
-          <w:sz w:val="28"/>
-          <w:szCs w:val="28"/>
+          <w:sz w:val="20"/>
+          <w:szCs w:val="20"/>
           <w:u w:color="341c65"/>
-          <w14:textFill>
-            <w14:solidFill>
-              <w14:srgbClr w14:val="341C65"/>
-            </w14:solidFill>
-          </w14:textFill>
-        </w:rPr>
-      </w:pPr>
-    </w:p>
-    <w:p>
-      <w:pPr>
-        <w:pStyle w:val="Body A"/>
-        <w:widowControl w:val="0"/>
-        <w:spacing w:line="224" w:lineRule="auto"/>
-        <w:rPr>
-          <w:rStyle w:val="None"/>
-          <w:rFonts w:ascii="Helvetica Neue" w:cs="Helvetica Neue" w:hAnsi="Helvetica Neue" w:eastAsia="Helvetica Neue"/>
-          <w:outline w:val="0"/>
-          <w:color w:val="341c65"/>
-          <w:sz w:val="28"/>
-          <w:szCs w:val="28"/>
-          <w:u w:color="341c65"/>
-          <w14:textFill>
-            <w14:solidFill>
-              <w14:srgbClr w14:val="341C65"/>
-            </w14:solidFill>
-          </w14:textFill>
-        </w:rPr>
-      </w:pPr>
-    </w:p>
-    <w:p>
-      <w:pPr>
-        <w:pStyle w:val="Body A"/>
-        <w:widowControl w:val="0"/>
-        <w:spacing w:line="224" w:lineRule="auto"/>
-        <w:rPr>
-          <w:rStyle w:val="None"/>
-          <w:rFonts w:ascii="Helvetica Neue" w:cs="Helvetica Neue" w:hAnsi="Helvetica Neue" w:eastAsia="Helvetica Neue"/>
-          <w:outline w:val="0"/>
-          <w:color w:val="341c65"/>
-          <w:sz w:val="28"/>
-          <w:szCs w:val="28"/>
-          <w:u w:color="341c65"/>
+          <w:rtl w:val="0"/>
           <w14:textFill>
             <w14:solidFill>
               <w14:srgbClr w14:val="341C65"/>
@@ -1816,17 +2293,115 @@
         <w:ind w:left="100" w:firstLine="0"/>
         <w:rPr>
           <w:rStyle w:val="None"/>
-          <w:rFonts w:ascii="Helvetica Neue" w:cs="Helvetica Neue" w:hAnsi="Helvetica Neue" w:eastAsia="Helvetica Neue"/>
-          <w:outline w:val="0"/>
-          <w:color w:val="341c65"/>
-          <w:u w:color="341c65"/>
-          <w14:textFill>
-            <w14:solidFill>
-              <w14:srgbClr w14:val="341C65"/>
-            </w14:solidFill>
-          </w14:textFill>
-        </w:rPr>
-      </w:pPr>
+          <w:rFonts w:ascii="Helvetica" w:cs="Helvetica" w:hAnsi="Helvetica" w:eastAsia="Helvetica"/>
+          <w:b w:val="1"/>
+          <w:bCs w:val="1"/>
+          <w:sz w:val="20"/>
+          <w:szCs w:val="20"/>
+          <w:lang w:val="de-DE"/>
+        </w:rPr>
+      </w:pPr>
+      <w:r>
+        <w:rPr>
+          <w:rStyle w:val="None"/>
+          <w:rFonts w:ascii="Helvetica" w:hAnsi="Helvetica"/>
+          <w:b w:val="1"/>
+          <w:bCs w:val="1"/>
+          <w:sz w:val="20"/>
+          <w:szCs w:val="20"/>
+          <w:rtl w:val="0"/>
+          <w:lang w:val="en-US"/>
+        </w:rPr>
+        <w:t>Arc.dev</w:t>
+      </w:r>
+      <w:r>
+        <w:rPr>
+          <w:rStyle w:val="None"/>
+          <w:rFonts w:ascii="Helvetica" w:hAnsi="Helvetica"/>
+          <w:b w:val="1"/>
+          <w:bCs w:val="1"/>
+          <w:sz w:val="20"/>
+          <w:szCs w:val="20"/>
+          <w:rtl w:val="0"/>
+        </w:rPr>
+        <w:t>,</w:t>
+      </w:r>
+      <w:r>
+        <w:rPr>
+          <w:rStyle w:val="None"/>
+          <w:rFonts w:ascii="Helvetica" w:hAnsi="Helvetica"/>
+          <w:b w:val="1"/>
+          <w:bCs w:val="1"/>
+          <w:sz w:val="20"/>
+          <w:szCs w:val="20"/>
+          <w:rtl w:val="0"/>
+          <w:lang w:val="en-US"/>
+        </w:rPr>
+        <w:t xml:space="preserve"> Remote</w:t>
+      </w:r>
+      <w:r>
+        <w:rPr>
+          <w:rStyle w:val="None"/>
+          <w:rFonts w:ascii="Helvetica" w:hAnsi="Helvetica"/>
+          <w:b w:val="1"/>
+          <w:bCs w:val="1"/>
+          <w:sz w:val="20"/>
+          <w:szCs w:val="20"/>
+          <w:rtl w:val="0"/>
+        </w:rPr>
+        <w:t xml:space="preserve">                                                                                                        </w:t>
+      </w:r>
+      <w:r>
+        <w:rPr>
+          <w:rStyle w:val="None"/>
+          <w:rFonts w:ascii="Helvetica" w:hAnsi="Helvetica"/>
+          <w:b w:val="1"/>
+          <w:bCs w:val="1"/>
+          <w:sz w:val="20"/>
+          <w:szCs w:val="20"/>
+          <w:rtl w:val="0"/>
+          <w:lang w:val="en-US"/>
+        </w:rPr>
+        <w:t xml:space="preserve">  </w:t>
+      </w:r>
+      <w:r>
+        <w:rPr>
+          <w:rStyle w:val="None"/>
+          <w:rFonts w:ascii="Helvetica" w:hAnsi="Helvetica"/>
+          <w:b w:val="1"/>
+          <w:bCs w:val="1"/>
+          <w:sz w:val="20"/>
+          <w:szCs w:val="20"/>
+          <w:rtl w:val="0"/>
+        </w:rPr>
+        <w:t xml:space="preserve">     </w:t>
+      </w:r>
+      <w:r>
+        <w:rPr>
+          <w:rStyle w:val="None"/>
+          <w:rFonts w:ascii="Helvetica" w:hAnsi="Helvetica"/>
+          <w:b w:val="1"/>
+          <w:bCs w:val="1"/>
+          <w:sz w:val="20"/>
+          <w:szCs w:val="20"/>
+          <w:rtl w:val="0"/>
+          <w:lang w:val="en-US"/>
+        </w:rPr>
+        <w:t xml:space="preserve">        </w:t>
+      </w:r>
+      <w:r>
+        <w:rPr>
+          <w:rStyle w:val="None"/>
+          <w:rFonts w:ascii="Helvetica" w:hAnsi="Helvetica"/>
+          <w:b w:val="1"/>
+          <w:bCs w:val="1"/>
+          <w:sz w:val="20"/>
+          <w:szCs w:val="20"/>
+          <w:rtl w:val="0"/>
+          <w:lang w:val="de-DE"/>
+        </w:rPr>
+        <w:t xml:space="preserve">  </w:t>
+      </w:r>
     </w:p>
     <w:p>
       <w:pPr>
@@ -1835,9 +2410,89 @@
         <w:ind w:left="100" w:firstLine="0"/>
         <w:rPr>
           <w:rStyle w:val="None"/>
-          <w:rFonts w:ascii="Helvetica Neue" w:cs="Helvetica Neue" w:hAnsi="Helvetica Neue" w:eastAsia="Helvetica Neue"/>
-        </w:rPr>
-      </w:pPr>
+          <w:rFonts w:ascii="Helvetica" w:cs="Helvetica" w:hAnsi="Helvetica" w:eastAsia="Helvetica"/>
+          <w:b w:val="1"/>
+          <w:bCs w:val="1"/>
+          <w:sz w:val="20"/>
+          <w:szCs w:val="20"/>
+        </w:rPr>
+      </w:pPr>
+      <w:r>
+        <w:rPr>
+          <w:rStyle w:val="None"/>
+          <w:rFonts w:ascii="Helvetica" w:hAnsi="Helvetica"/>
+          <w:b w:val="1"/>
+          <w:bCs w:val="1"/>
+          <w:sz w:val="20"/>
+          <w:szCs w:val="20"/>
+          <w:rtl w:val="0"/>
+          <w:lang w:val="de-DE"/>
+        </w:rPr>
+        <w:t>09/</w:t>
+      </w:r>
+      <w:r>
+        <w:rPr>
+          <w:rStyle w:val="None"/>
+          <w:rFonts w:ascii="Helvetica" w:hAnsi="Helvetica"/>
+          <w:b w:val="1"/>
+          <w:bCs w:val="1"/>
+          <w:sz w:val="20"/>
+          <w:szCs w:val="20"/>
+          <w:rtl w:val="0"/>
+          <w:lang w:val="en-US"/>
+        </w:rPr>
+        <w:t>20</w:t>
+      </w:r>
+      <w:r>
+        <w:rPr>
+          <w:rStyle w:val="None"/>
+          <w:rFonts w:ascii="Helvetica" w:hAnsi="Helvetica"/>
+          <w:b w:val="1"/>
+          <w:bCs w:val="1"/>
+          <w:sz w:val="20"/>
+          <w:szCs w:val="20"/>
+          <w:rtl w:val="0"/>
+        </w:rPr>
+        <w:t>-0</w:t>
+      </w:r>
+      <w:r>
+        <w:rPr>
+          <w:rStyle w:val="None"/>
+          <w:rFonts w:ascii="Helvetica" w:hAnsi="Helvetica"/>
+          <w:b w:val="1"/>
+          <w:bCs w:val="1"/>
+          <w:sz w:val="20"/>
+          <w:szCs w:val="20"/>
+          <w:rtl w:val="0"/>
+          <w:lang w:val="en-US"/>
+        </w:rPr>
+        <w:t>4</w:t>
+      </w:r>
+      <w:r>
+        <w:rPr>
+          <w:rStyle w:val="None"/>
+          <w:rFonts w:ascii="Helvetica" w:hAnsi="Helvetica"/>
+          <w:b w:val="1"/>
+          <w:bCs w:val="1"/>
+          <w:sz w:val="20"/>
+          <w:szCs w:val="20"/>
+          <w:rtl w:val="0"/>
+        </w:rPr>
+        <w:t>/</w:t>
+      </w:r>
+      <w:r>
+        <w:rPr>
+          <w:rStyle w:val="None"/>
+          <w:rFonts w:ascii="Helvetica" w:hAnsi="Helvetica"/>
+          <w:b w:val="1"/>
+          <w:bCs w:val="1"/>
+          <w:sz w:val="20"/>
+          <w:szCs w:val="20"/>
+          <w:rtl w:val="0"/>
+          <w:lang w:val="en-US"/>
+        </w:rPr>
+        <w:t>22</w:t>
+      </w:r>
     </w:p>
     <w:p>
       <w:pPr>
@@ -1846,207 +2501,17 @@
         <w:ind w:left="100" w:firstLine="0"/>
         <w:rPr>
           <w:rStyle w:val="None"/>
-          <w:rFonts w:ascii="Helvetica Neue" w:cs="Helvetica Neue" w:hAnsi="Helvetica Neue" w:eastAsia="Helvetica Neue"/>
-        </w:rPr>
-      </w:pPr>
-    </w:p>
-    <w:p>
-      <w:pPr>
-        <w:pStyle w:val="Body A"/>
-        <w:widowControl w:val="0"/>
-        <w:ind w:left="100" w:firstLine="0"/>
-        <w:rPr>
-          <w:rStyle w:val="None"/>
-          <w:rFonts w:ascii="Helvetica Neue" w:cs="Helvetica Neue" w:hAnsi="Helvetica Neue" w:eastAsia="Helvetica Neue"/>
-          <w:b w:val="1"/>
-          <w:bCs w:val="1"/>
-          <w:sz w:val="20"/>
-          <w:szCs w:val="20"/>
-        </w:rPr>
-      </w:pPr>
-      <w:r>
-        <w:rPr>
-          <w:rStyle w:val="None"/>
-          <w:rFonts w:ascii="Helvetica Neue" w:hAnsi="Helvetica Neue"/>
-          <w:b w:val="1"/>
-          <w:bCs w:val="1"/>
-          <w:sz w:val="20"/>
-          <w:szCs w:val="20"/>
-          <w:rtl w:val="0"/>
-          <w:lang w:val="en-US"/>
-        </w:rPr>
-        <w:t>Arc.dev</w:t>
-      </w:r>
-      <w:r>
-        <w:rPr>
-          <w:rStyle w:val="None"/>
-          <w:rFonts w:ascii="Helvetica Neue" w:hAnsi="Helvetica Neue"/>
-          <w:b w:val="1"/>
-          <w:bCs w:val="1"/>
-          <w:sz w:val="20"/>
-          <w:szCs w:val="20"/>
-          <w:rtl w:val="0"/>
-        </w:rPr>
-        <w:t>,</w:t>
-      </w:r>
-      <w:r>
-        <w:rPr>
-          <w:rStyle w:val="None"/>
-          <w:rFonts w:ascii="Helvetica Neue" w:hAnsi="Helvetica Neue"/>
-          <w:b w:val="1"/>
-          <w:bCs w:val="1"/>
-          <w:sz w:val="20"/>
-          <w:szCs w:val="20"/>
-          <w:rtl w:val="0"/>
-          <w:lang w:val="en-US"/>
-        </w:rPr>
-        <w:t xml:space="preserve"> Remote</w:t>
-      </w:r>
-      <w:r>
-        <w:rPr>
-          <w:rStyle w:val="None"/>
-          <w:rFonts w:ascii="Helvetica Neue" w:hAnsi="Helvetica Neue"/>
-          <w:b w:val="1"/>
-          <w:bCs w:val="1"/>
-          <w:sz w:val="20"/>
-          <w:szCs w:val="20"/>
-          <w:rtl w:val="0"/>
-        </w:rPr>
-        <w:t xml:space="preserve">                                                                                                        </w:t>
-      </w:r>
-      <w:r>
-        <w:rPr>
-          <w:rStyle w:val="None"/>
-          <w:rFonts w:ascii="Helvetica Neue" w:hAnsi="Helvetica Neue"/>
-          <w:b w:val="1"/>
-          <w:bCs w:val="1"/>
-          <w:sz w:val="20"/>
-          <w:szCs w:val="20"/>
-          <w:rtl w:val="0"/>
-          <w:lang w:val="en-US"/>
-        </w:rPr>
-        <w:t xml:space="preserve">  </w:t>
-      </w:r>
-      <w:r>
-        <w:rPr>
-          <w:rStyle w:val="None"/>
-          <w:rFonts w:ascii="Helvetica Neue" w:hAnsi="Helvetica Neue"/>
-          <w:b w:val="1"/>
-          <w:bCs w:val="1"/>
-          <w:sz w:val="20"/>
-          <w:szCs w:val="20"/>
-          <w:rtl w:val="0"/>
-        </w:rPr>
-        <w:t xml:space="preserve">     </w:t>
-      </w:r>
-      <w:r>
-        <w:rPr>
-          <w:rStyle w:val="None"/>
-          <w:rFonts w:ascii="Helvetica Neue" w:hAnsi="Helvetica Neue"/>
-          <w:b w:val="1"/>
-          <w:bCs w:val="1"/>
-          <w:sz w:val="20"/>
-          <w:szCs w:val="20"/>
-          <w:rtl w:val="0"/>
-          <w:lang w:val="en-US"/>
-        </w:rPr>
-        <w:t xml:space="preserve">        </w:t>
-      </w:r>
-      <w:r>
-        <w:rPr>
-          <w:rStyle w:val="None"/>
-          <w:rFonts w:ascii="Helvetica Neue" w:hAnsi="Helvetica Neue"/>
-          <w:b w:val="1"/>
-          <w:bCs w:val="1"/>
-          <w:sz w:val="20"/>
-          <w:szCs w:val="20"/>
-          <w:rtl w:val="0"/>
-          <w:lang w:val="de-DE"/>
-        </w:rPr>
-        <w:t xml:space="preserve">  09/</w:t>
-      </w:r>
-      <w:r>
-        <w:rPr>
-          <w:rStyle w:val="None"/>
-          <w:rFonts w:ascii="Helvetica Neue" w:hAnsi="Helvetica Neue"/>
-          <w:b w:val="1"/>
-          <w:bCs w:val="1"/>
-          <w:sz w:val="20"/>
-          <w:szCs w:val="20"/>
-          <w:rtl w:val="0"/>
-          <w:lang w:val="en-US"/>
-        </w:rPr>
-        <w:t>20</w:t>
-      </w:r>
-      <w:r>
-        <w:rPr>
-          <w:rStyle w:val="None"/>
-          <w:rFonts w:ascii="Helvetica Neue" w:hAnsi="Helvetica Neue"/>
-          <w:b w:val="1"/>
-          <w:bCs w:val="1"/>
-          <w:sz w:val="20"/>
-          <w:szCs w:val="20"/>
-          <w:rtl w:val="0"/>
-        </w:rPr>
-        <w:t>-0</w:t>
-      </w:r>
-      <w:r>
-        <w:rPr>
-          <w:rStyle w:val="None"/>
-          <w:rFonts w:ascii="Helvetica Neue" w:hAnsi="Helvetica Neue"/>
-          <w:b w:val="1"/>
-          <w:bCs w:val="1"/>
-          <w:sz w:val="20"/>
-          <w:szCs w:val="20"/>
-          <w:rtl w:val="0"/>
-          <w:lang w:val="en-US"/>
-        </w:rPr>
-        <w:t>4</w:t>
-      </w:r>
-      <w:r>
-        <w:rPr>
-          <w:rStyle w:val="None"/>
-          <w:rFonts w:ascii="Helvetica Neue" w:hAnsi="Helvetica Neue"/>
-          <w:b w:val="1"/>
-          <w:bCs w:val="1"/>
-          <w:sz w:val="20"/>
-          <w:szCs w:val="20"/>
-          <w:rtl w:val="0"/>
-        </w:rPr>
-        <w:t>/</w:t>
-      </w:r>
-      <w:r>
-        <w:rPr>
-          <w:rStyle w:val="None"/>
-          <w:rFonts w:ascii="Helvetica Neue" w:hAnsi="Helvetica Neue"/>
-          <w:b w:val="1"/>
-          <w:bCs w:val="1"/>
-          <w:sz w:val="20"/>
-          <w:szCs w:val="20"/>
-          <w:rtl w:val="0"/>
-          <w:lang w:val="en-US"/>
-        </w:rPr>
-        <w:t>22</w:t>
-      </w:r>
-    </w:p>
-    <w:p>
-      <w:pPr>
-        <w:pStyle w:val="Body A"/>
-        <w:widowControl w:val="0"/>
-        <w:ind w:left="100" w:firstLine="0"/>
-        <w:rPr>
-          <w:rStyle w:val="None"/>
-          <w:rFonts w:ascii="Helvetica Neue" w:cs="Helvetica Neue" w:hAnsi="Helvetica Neue" w:eastAsia="Helvetica Neue"/>
-          <w:b w:val="1"/>
-          <w:bCs w:val="1"/>
-          <w:sz w:val="20"/>
-          <w:szCs w:val="20"/>
-        </w:rPr>
-      </w:pPr>
-      <w:r>
-        <w:rPr>
-          <w:rStyle w:val="None"/>
-          <w:rFonts w:ascii="Helvetica Neue" w:hAnsi="Helvetica Neue"/>
+          <w:rFonts w:ascii="Helvetica" w:cs="Helvetica" w:hAnsi="Helvetica" w:eastAsia="Helvetica"/>
+          <w:b w:val="1"/>
+          <w:bCs w:val="1"/>
+          <w:sz w:val="20"/>
+          <w:szCs w:val="20"/>
+        </w:rPr>
+      </w:pPr>
+      <w:r>
+        <w:rPr>
+          <w:rStyle w:val="None"/>
+          <w:rFonts w:ascii="Helvetica" w:hAnsi="Helvetica"/>
           <w:b w:val="1"/>
           <w:bCs w:val="1"/>
           <w:sz w:val="20"/>
@@ -2070,17 +2535,17 @@
         <w:ind w:right="252"/>
         <w:jc w:val="left"/>
         <w:rPr>
-          <w:rFonts w:ascii="Helvetica Neue" w:hAnsi="Helvetica Neue"/>
-          <w:sz w:val="20"/>
-          <w:szCs w:val="20"/>
-          <w:rtl w:val="0"/>
-          <w:lang w:val="en-US"/>
-        </w:rPr>
-      </w:pPr>
-      <w:r>
-        <w:rPr>
-          <w:rStyle w:val="None"/>
-          <w:rFonts w:ascii="Helvetica Neue" w:hAnsi="Helvetica Neue"/>
+          <w:rFonts w:ascii="Helvetica" w:hAnsi="Helvetica"/>
+          <w:sz w:val="20"/>
+          <w:szCs w:val="20"/>
+          <w:rtl w:val="0"/>
+          <w:lang w:val="en-US"/>
+        </w:rPr>
+      </w:pPr>
+      <w:r>
+        <w:rPr>
+          <w:rStyle w:val="None"/>
+          <w:rFonts w:ascii="Helvetica" w:hAnsi="Helvetica"/>
           <w:sz w:val="20"/>
           <w:szCs w:val="20"/>
           <w:rtl w:val="0"/>
@@ -2096,8 +2561,7 @@
         <w:spacing w:before="1" w:line="230" w:lineRule="auto"/>
         <w:ind w:right="252"/>
         <w:rPr>
-          <w:rStyle w:val="None"/>
-          <w:rFonts w:ascii="Helvetica Neue" w:cs="Helvetica Neue" w:hAnsi="Helvetica Neue" w:eastAsia="Helvetica Neue"/>
+          <w:rFonts w:ascii="Helvetica" w:cs="Helvetica" w:hAnsi="Helvetica" w:eastAsia="Helvetica"/>
           <w:sz w:val="20"/>
           <w:szCs w:val="20"/>
         </w:rPr>
@@ -2110,15 +2574,17 @@
         <w:ind w:left="100" w:firstLine="0"/>
         <w:rPr>
           <w:rStyle w:val="None"/>
-          <w:rFonts w:ascii="Helvetica Neue" w:cs="Helvetica Neue" w:hAnsi="Helvetica Neue" w:eastAsia="Helvetica Neue"/>
-          <w:sz w:val="20"/>
-          <w:szCs w:val="20"/>
-        </w:rPr>
-      </w:pPr>
-      <w:r>
-        <w:rPr>
-          <w:rStyle w:val="None"/>
-          <w:rFonts w:ascii="Helvetica Neue" w:hAnsi="Helvetica Neue"/>
+          <w:rFonts w:ascii="Helvetica" w:cs="Helvetica" w:hAnsi="Helvetica" w:eastAsia="Helvetica"/>
+          <w:b w:val="1"/>
+          <w:bCs w:val="1"/>
+          <w:sz w:val="20"/>
+          <w:szCs w:val="20"/>
+        </w:rPr>
+      </w:pPr>
+      <w:r>
+        <w:rPr>
+          <w:rStyle w:val="None"/>
+          <w:rFonts w:ascii="Helvetica" w:hAnsi="Helvetica"/>
           <w:b w:val="1"/>
           <w:bCs w:val="1"/>
           <w:outline w:val="0"/>
@@ -2139,7 +2605,7 @@
       <w:r>
         <w:rPr>
           <w:rStyle w:val="None"/>
-          <w:rFonts w:ascii="Helvetica Neue" w:hAnsi="Helvetica Neue"/>
+          <w:rFonts w:ascii="Helvetica" w:hAnsi="Helvetica"/>
           <w:b w:val="1"/>
           <w:bCs w:val="1"/>
           <w:sz w:val="20"/>
@@ -2151,7 +2617,7 @@
       <w:r>
         <w:rPr>
           <w:rStyle w:val="None"/>
-          <w:rFonts w:ascii="Helvetica Neue" w:hAnsi="Helvetica Neue"/>
+          <w:rFonts w:ascii="Helvetica" w:hAnsi="Helvetica"/>
           <w:b w:val="1"/>
           <w:bCs w:val="1"/>
           <w:sz w:val="20"/>
@@ -2164,7 +2630,7 @@
       <w:r>
         <w:rPr>
           <w:rStyle w:val="None"/>
-          <w:rFonts w:ascii="Helvetica Neue" w:hAnsi="Helvetica Neue"/>
+          <w:rFonts w:ascii="Helvetica" w:hAnsi="Helvetica"/>
           <w:b w:val="1"/>
           <w:bCs w:val="1"/>
           <w:sz w:val="20"/>
@@ -2172,69 +2638,6 @@
           <w:rtl w:val="0"/>
         </w:rPr>
         <w:t xml:space="preserve"> </w:t>
-      </w:r>
-      <w:r>
-        <w:rPr>
-          <w:rStyle w:val="None"/>
-          <w:rFonts w:ascii="Helvetica Neue" w:hAnsi="Helvetica Neue"/>
-          <w:b w:val="1"/>
-          <w:bCs w:val="1"/>
-          <w:outline w:val="0"/>
-          <w:color w:val="1c1c1c"/>
-          <w:sz w:val="20"/>
-          <w:szCs w:val="20"/>
-          <w:u w:color="1c1c1c"/>
-          <w:rtl w:val="0"/>
-          <w:lang w:val="en-US"/>
-          <w14:textFill>
-            <w14:solidFill>
-              <w14:srgbClr w14:val="1C1C1C"/>
-            </w14:solidFill>
-          </w14:textFill>
-        </w:rPr>
-        <w:t xml:space="preserve">10/17 </w:t>
-      </w:r>
-      <w:r>
-        <w:rPr>
-          <w:rStyle w:val="None"/>
-          <w:rFonts w:ascii="Helvetica Neue" w:hAnsi="Helvetica Neue" w:hint="default"/>
-          <w:b w:val="1"/>
-          <w:bCs w:val="1"/>
-          <w:outline w:val="0"/>
-          <w:color w:val="1c1c1c"/>
-          <w:sz w:val="20"/>
-          <w:szCs w:val="20"/>
-          <w:u w:color="1c1c1c"/>
-          <w:rtl w:val="0"/>
-          <w:lang w:val="en-US"/>
-          <w14:textFill>
-            <w14:solidFill>
-              <w14:srgbClr w14:val="1C1C1C"/>
-            </w14:solidFill>
-          </w14:textFill>
-        </w:rPr>
-        <w:t xml:space="preserve">– </w:t>
-      </w:r>
-      <w:r>
-        <w:rPr>
-          <w:rStyle w:val="None"/>
-          <w:rFonts w:ascii="Helvetica Neue" w:hAnsi="Helvetica Neue"/>
-          <w:b w:val="1"/>
-          <w:bCs w:val="1"/>
-          <w:outline w:val="0"/>
-          <w:color w:val="1c1c1c"/>
-          <w:sz w:val="20"/>
-          <w:szCs w:val="20"/>
-          <w:u w:color="1c1c1c"/>
-          <w:rtl w:val="0"/>
-          <w:lang w:val="en-US"/>
-          <w14:textFill>
-            <w14:solidFill>
-              <w14:srgbClr w14:val="1C1C1C"/>
-            </w14:solidFill>
-          </w14:textFill>
-        </w:rPr>
-        <w:t>01/20</w:t>
       </w:r>
     </w:p>
     <w:p>
@@ -2244,7 +2647,83 @@
         <w:ind w:left="100" w:firstLine="0"/>
         <w:rPr>
           <w:rStyle w:val="None"/>
-          <w:rFonts w:ascii="Helvetica Neue" w:cs="Helvetica Neue" w:hAnsi="Helvetica Neue" w:eastAsia="Helvetica Neue"/>
+          <w:rFonts w:ascii="Helvetica" w:cs="Helvetica" w:hAnsi="Helvetica" w:eastAsia="Helvetica"/>
+          <w:sz w:val="20"/>
+          <w:szCs w:val="20"/>
+        </w:rPr>
+      </w:pPr>
+      <w:r>
+        <w:rPr>
+          <w:rStyle w:val="None"/>
+          <w:rFonts w:ascii="Helvetica" w:hAnsi="Helvetica"/>
+          <w:b w:val="1"/>
+          <w:bCs w:val="1"/>
+          <w:outline w:val="0"/>
+          <w:color w:val="1c1c1c"/>
+          <w:sz w:val="20"/>
+          <w:szCs w:val="20"/>
+          <w:u w:color="1c1c1c"/>
+          <w:rtl w:val="0"/>
+          <w:lang w:val="en-US"/>
+          <w14:textFill>
+            <w14:solidFill>
+              <w14:srgbClr w14:val="1C1C1C"/>
+            </w14:solidFill>
+          </w14:textFill>
+        </w:rPr>
+        <w:t xml:space="preserve">10/17 </w:t>
+      </w:r>
+      <w:r>
+        <w:rPr>
+          <w:rStyle w:val="None"/>
+          <w:rFonts w:ascii="Helvetica" w:hAnsi="Helvetica" w:hint="default"/>
+          <w:b w:val="1"/>
+          <w:bCs w:val="1"/>
+          <w:outline w:val="0"/>
+          <w:color w:val="1c1c1c"/>
+          <w:sz w:val="20"/>
+          <w:szCs w:val="20"/>
+          <w:u w:color="1c1c1c"/>
+          <w:rtl w:val="0"/>
+          <w:lang w:val="en-US"/>
+          <w14:textFill>
+            <w14:solidFill>
+              <w14:srgbClr w14:val="1C1C1C"/>
+            </w14:solidFill>
+          </w14:textFill>
+        </w:rPr>
+        <w:t xml:space="preserve">– </w:t>
+      </w:r>
+      <w:r>
+        <w:rPr>
+          <w:rStyle w:val="None"/>
+          <w:rFonts w:ascii="Helvetica" w:hAnsi="Helvetica"/>
+          <w:b w:val="1"/>
+          <w:bCs w:val="1"/>
+          <w:outline w:val="0"/>
+          <w:color w:val="1c1c1c"/>
+          <w:sz w:val="20"/>
+          <w:szCs w:val="20"/>
+          <w:u w:color="1c1c1c"/>
+          <w:rtl w:val="0"/>
+          <w:lang w:val="en-US"/>
+          <w14:textFill>
+            <w14:solidFill>
+              <w14:srgbClr w14:val="1C1C1C"/>
+            </w14:solidFill>
+          </w14:textFill>
+        </w:rPr>
+        <w:t>01/20</w:t>
+      </w:r>
+    </w:p>
+    <w:p>
+      <w:pPr>
+        <w:pStyle w:val="Body A"/>
+        <w:widowControl w:val="0"/>
+        <w:ind w:left="100" w:firstLine="0"/>
+        <w:rPr>
+          <w:rStyle w:val="None"/>
+          <w:rFonts w:ascii="Helvetica" w:cs="Helvetica" w:hAnsi="Helvetica" w:eastAsia="Helvetica"/>
           <w:outline w:val="0"/>
           <w:color w:val="341c65"/>
           <w:u w:color="341c65"/>
@@ -2258,7 +2737,7 @@
       <w:r>
         <w:rPr>
           <w:rStyle w:val="None"/>
-          <w:rFonts w:ascii="Helvetica Neue" w:hAnsi="Helvetica Neue"/>
+          <w:rFonts w:ascii="Helvetica" w:hAnsi="Helvetica"/>
           <w:b w:val="1"/>
           <w:bCs w:val="1"/>
           <w:outline w:val="0"/>
@@ -2290,17 +2769,17 @@
         <w:ind w:right="0"/>
         <w:jc w:val="left"/>
         <w:rPr>
-          <w:rFonts w:ascii="Helvetica Neue" w:hAnsi="Helvetica Neue"/>
-          <w:sz w:val="20"/>
-          <w:szCs w:val="20"/>
-          <w:rtl w:val="0"/>
-          <w:lang w:val="en-US"/>
-        </w:rPr>
-      </w:pPr>
-      <w:r>
-        <w:rPr>
-          <w:rStyle w:val="None"/>
-          <w:rFonts w:ascii="Helvetica Neue" w:hAnsi="Helvetica Neue"/>
+          <w:rFonts w:ascii="Helvetica" w:hAnsi="Helvetica"/>
+          <w:sz w:val="20"/>
+          <w:szCs w:val="20"/>
+          <w:rtl w:val="0"/>
+          <w:lang w:val="en-US"/>
+        </w:rPr>
+      </w:pPr>
+      <w:r>
+        <w:rPr>
+          <w:rStyle w:val="None"/>
+          <w:rFonts w:ascii="Helvetica" w:hAnsi="Helvetica"/>
           <w:sz w:val="20"/>
           <w:szCs w:val="20"/>
           <w:rtl w:val="0"/>
@@ -2322,17 +2801,17 @@
         <w:ind w:right="0"/>
         <w:jc w:val="left"/>
         <w:rPr>
-          <w:rFonts w:ascii="Helvetica Neue" w:hAnsi="Helvetica Neue"/>
-          <w:sz w:val="20"/>
-          <w:szCs w:val="20"/>
-          <w:rtl w:val="0"/>
-          <w:lang w:val="en-US"/>
-        </w:rPr>
-      </w:pPr>
-      <w:r>
-        <w:rPr>
-          <w:rStyle w:val="None"/>
-          <w:rFonts w:ascii="Helvetica Neue" w:hAnsi="Helvetica Neue"/>
+          <w:rFonts w:ascii="Helvetica" w:hAnsi="Helvetica"/>
+          <w:sz w:val="20"/>
+          <w:szCs w:val="20"/>
+          <w:rtl w:val="0"/>
+          <w:lang w:val="en-US"/>
+        </w:rPr>
+      </w:pPr>
+      <w:r>
+        <w:rPr>
+          <w:rStyle w:val="None"/>
+          <w:rFonts w:ascii="Helvetica" w:hAnsi="Helvetica"/>
           <w:sz w:val="20"/>
           <w:szCs w:val="20"/>
           <w:rtl w:val="0"/>
@@ -2354,17 +2833,17 @@
         <w:ind w:right="293"/>
         <w:jc w:val="left"/>
         <w:rPr>
-          <w:rFonts w:ascii="Helvetica Neue" w:hAnsi="Helvetica Neue"/>
-          <w:sz w:val="20"/>
-          <w:szCs w:val="20"/>
-          <w:rtl w:val="0"/>
-          <w:lang w:val="en-US"/>
-        </w:rPr>
-      </w:pPr>
-      <w:r>
-        <w:rPr>
-          <w:rStyle w:val="None"/>
-          <w:rFonts w:ascii="Helvetica Neue" w:hAnsi="Helvetica Neue"/>
+          <w:rFonts w:ascii="Helvetica" w:hAnsi="Helvetica"/>
+          <w:sz w:val="20"/>
+          <w:szCs w:val="20"/>
+          <w:rtl w:val="0"/>
+          <w:lang w:val="en-US"/>
+        </w:rPr>
+      </w:pPr>
+      <w:r>
+        <w:rPr>
+          <w:rStyle w:val="None"/>
+          <w:rFonts w:ascii="Helvetica" w:hAnsi="Helvetica"/>
           <w:sz w:val="20"/>
           <w:szCs w:val="20"/>
           <w:rtl w:val="0"/>
@@ -2386,17 +2865,17 @@
         <w:ind w:right="537"/>
         <w:jc w:val="left"/>
         <w:rPr>
-          <w:rFonts w:ascii="Helvetica Neue" w:hAnsi="Helvetica Neue"/>
-          <w:sz w:val="20"/>
-          <w:szCs w:val="20"/>
-          <w:rtl w:val="0"/>
-          <w:lang w:val="en-US"/>
-        </w:rPr>
-      </w:pPr>
-      <w:r>
-        <w:rPr>
-          <w:rStyle w:val="None"/>
-          <w:rFonts w:ascii="Helvetica Neue" w:hAnsi="Helvetica Neue"/>
+          <w:rFonts w:ascii="Helvetica" w:hAnsi="Helvetica"/>
+          <w:sz w:val="20"/>
+          <w:szCs w:val="20"/>
+          <w:rtl w:val="0"/>
+          <w:lang w:val="en-US"/>
+        </w:rPr>
+      </w:pPr>
+      <w:r>
+        <w:rPr>
+          <w:rStyle w:val="None"/>
+          <w:rFonts w:ascii="Helvetica" w:hAnsi="Helvetica"/>
           <w:sz w:val="20"/>
           <w:szCs w:val="20"/>
           <w:rtl w:val="0"/>
@@ -2418,17 +2897,17 @@
         <w:ind w:right="252"/>
         <w:jc w:val="left"/>
         <w:rPr>
-          <w:rFonts w:ascii="Helvetica Neue" w:hAnsi="Helvetica Neue"/>
-          <w:sz w:val="20"/>
-          <w:szCs w:val="20"/>
-          <w:rtl w:val="0"/>
-          <w:lang w:val="en-US"/>
-        </w:rPr>
-      </w:pPr>
-      <w:r>
-        <w:rPr>
-          <w:rStyle w:val="None"/>
-          <w:rFonts w:ascii="Helvetica Neue" w:hAnsi="Helvetica Neue"/>
+          <w:rFonts w:ascii="Helvetica" w:hAnsi="Helvetica"/>
+          <w:sz w:val="20"/>
+          <w:szCs w:val="20"/>
+          <w:rtl w:val="0"/>
+          <w:lang w:val="en-US"/>
+        </w:rPr>
+      </w:pPr>
+      <w:r>
+        <w:rPr>
+          <w:rStyle w:val="None"/>
+          <w:rFonts w:ascii="Helvetica" w:hAnsi="Helvetica"/>
           <w:sz w:val="20"/>
           <w:szCs w:val="20"/>
           <w:rtl w:val="0"/>
@@ -2450,17 +2929,17 @@
         <w:ind w:right="252"/>
         <w:jc w:val="left"/>
         <w:rPr>
-          <w:rFonts w:ascii="Helvetica Neue" w:hAnsi="Helvetica Neue"/>
-          <w:sz w:val="20"/>
-          <w:szCs w:val="20"/>
-          <w:rtl w:val="0"/>
-          <w:lang w:val="en-US"/>
-        </w:rPr>
-      </w:pPr>
-      <w:r>
-        <w:rPr>
-          <w:rStyle w:val="None"/>
-          <w:rFonts w:ascii="Helvetica Neue" w:hAnsi="Helvetica Neue"/>
+          <w:rFonts w:ascii="Helvetica" w:hAnsi="Helvetica"/>
+          <w:sz w:val="20"/>
+          <w:szCs w:val="20"/>
+          <w:rtl w:val="0"/>
+          <w:lang w:val="en-US"/>
+        </w:rPr>
+      </w:pPr>
+      <w:r>
+        <w:rPr>
+          <w:rStyle w:val="None"/>
+          <w:rFonts w:ascii="Helvetica" w:hAnsi="Helvetica"/>
           <w:sz w:val="20"/>
           <w:szCs w:val="20"/>
           <w:rtl w:val="0"/>
@@ -2476,8 +2955,7 @@
         <w:spacing w:before="1" w:line="230" w:lineRule="auto"/>
         <w:ind w:right="252"/>
         <w:rPr>
-          <w:rStyle w:val="None"/>
-          <w:rFonts w:ascii="Helvetica Neue" w:cs="Helvetica Neue" w:hAnsi="Helvetica Neue" w:eastAsia="Helvetica Neue"/>
+          <w:rFonts w:ascii="Helvetica" w:cs="Helvetica" w:hAnsi="Helvetica" w:eastAsia="Helvetica"/>
           <w:sz w:val="20"/>
           <w:szCs w:val="20"/>
         </w:rPr>
@@ -2489,8 +2967,7 @@
         <w:widowControl w:val="0"/>
         <w:ind w:left="100" w:firstLine="0"/>
         <w:rPr>
-          <w:rStyle w:val="None"/>
-          <w:rFonts w:ascii="Helvetica Neue" w:cs="Helvetica Neue" w:hAnsi="Helvetica Neue" w:eastAsia="Helvetica Neue"/>
+          <w:rFonts w:ascii="Helvetica" w:cs="Helvetica" w:hAnsi="Helvetica" w:eastAsia="Helvetica"/>
           <w:b w:val="1"/>
           <w:bCs w:val="1"/>
           <w:sz w:val="20"/>
@@ -2505,17 +2982,18 @@
         <w:ind w:left="100" w:firstLine="0"/>
         <w:rPr>
           <w:rStyle w:val="None"/>
-          <w:rFonts w:ascii="Helvetica Neue" w:cs="Helvetica Neue" w:hAnsi="Helvetica Neue" w:eastAsia="Helvetica Neue"/>
-          <w:b w:val="1"/>
-          <w:bCs w:val="1"/>
-          <w:sz w:val="20"/>
-          <w:szCs w:val="20"/>
-        </w:rPr>
-      </w:pPr>
-      <w:r>
-        <w:rPr>
-          <w:rStyle w:val="None"/>
-          <w:rFonts w:ascii="Helvetica Neue" w:hAnsi="Helvetica Neue"/>
+          <w:rFonts w:ascii="Helvetica" w:cs="Helvetica" w:hAnsi="Helvetica" w:eastAsia="Helvetica"/>
+          <w:b w:val="1"/>
+          <w:bCs w:val="1"/>
+          <w:sz w:val="20"/>
+          <w:szCs w:val="20"/>
+          <w:lang w:val="de-DE"/>
+        </w:rPr>
+      </w:pPr>
+      <w:r>
+        <w:rPr>
+          <w:rStyle w:val="None"/>
+          <w:rFonts w:ascii="Helvetica" w:hAnsi="Helvetica"/>
           <w:b w:val="1"/>
           <w:bCs w:val="1"/>
           <w:sz w:val="20"/>
@@ -2527,7 +3005,7 @@
       <w:r>
         <w:rPr>
           <w:rStyle w:val="None"/>
-          <w:rFonts w:ascii="Helvetica Neue" w:hAnsi="Helvetica Neue"/>
+          <w:rFonts w:ascii="Helvetica" w:hAnsi="Helvetica"/>
           <w:b w:val="1"/>
           <w:bCs w:val="1"/>
           <w:sz w:val="20"/>
@@ -2540,7 +3018,7 @@
       <w:r>
         <w:rPr>
           <w:rStyle w:val="None"/>
-          <w:rFonts w:ascii="Helvetica Neue" w:hAnsi="Helvetica Neue"/>
+          <w:rFonts w:ascii="Helvetica" w:hAnsi="Helvetica"/>
           <w:b w:val="1"/>
           <w:bCs w:val="1"/>
           <w:sz w:val="20"/>
@@ -2548,7 +3026,7 @@
           <w:rtl w:val="0"/>
           <w:lang w:val="de-DE"/>
         </w:rPr>
-        <w:t xml:space="preserve">       09/06-09/07</w:t>
+        <w:t xml:space="preserve">       </w:t>
       </w:r>
     </w:p>
     <w:p>
@@ -2558,25 +3036,25 @@
         <w:ind w:left="100" w:firstLine="0"/>
         <w:rPr>
           <w:rStyle w:val="None"/>
-          <w:rFonts w:ascii="Helvetica Neue" w:cs="Helvetica Neue" w:hAnsi="Helvetica Neue" w:eastAsia="Helvetica Neue"/>
-          <w:b w:val="1"/>
-          <w:bCs w:val="1"/>
-          <w:sz w:val="20"/>
-          <w:szCs w:val="20"/>
-        </w:rPr>
-      </w:pPr>
-      <w:r>
-        <w:rPr>
-          <w:rStyle w:val="None"/>
-          <w:rFonts w:ascii="Helvetica Neue" w:hAnsi="Helvetica Neue"/>
-          <w:b w:val="1"/>
-          <w:bCs w:val="1"/>
-          <w:sz w:val="20"/>
-          <w:szCs w:val="20"/>
-          <w:rtl w:val="0"/>
-          <w:lang w:val="en-US"/>
-        </w:rPr>
-        <w:t>Software Developer</w:t>
+          <w:rFonts w:ascii="Helvetica" w:cs="Helvetica" w:hAnsi="Helvetica" w:eastAsia="Helvetica"/>
+          <w:b w:val="1"/>
+          <w:bCs w:val="1"/>
+          <w:sz w:val="20"/>
+          <w:szCs w:val="20"/>
+        </w:rPr>
+      </w:pPr>
+      <w:r>
+        <w:rPr>
+          <w:rStyle w:val="None"/>
+          <w:rFonts w:ascii="Helvetica" w:hAnsi="Helvetica"/>
+          <w:b w:val="1"/>
+          <w:bCs w:val="1"/>
+          <w:sz w:val="20"/>
+          <w:szCs w:val="20"/>
+          <w:rtl w:val="0"/>
+          <w:lang w:val="de-DE"/>
+        </w:rPr>
+        <w:t>09/06-09/07</w:t>
       </w:r>
     </w:p>
     <w:p>
@@ -2586,7 +3064,34 @@
         <w:ind w:left="100" w:firstLine="0"/>
         <w:rPr>
           <w:rStyle w:val="None"/>
-          <w:rFonts w:ascii="Helvetica Neue" w:cs="Helvetica Neue" w:hAnsi="Helvetica Neue" w:eastAsia="Helvetica Neue"/>
+          <w:rFonts w:ascii="Helvetica" w:cs="Helvetica" w:hAnsi="Helvetica" w:eastAsia="Helvetica"/>
+          <w:b w:val="1"/>
+          <w:bCs w:val="1"/>
+          <w:sz w:val="20"/>
+          <w:szCs w:val="20"/>
+        </w:rPr>
+      </w:pPr>
+      <w:r>
+        <w:rPr>
+          <w:rStyle w:val="None"/>
+          <w:rFonts w:ascii="Helvetica" w:hAnsi="Helvetica"/>
+          <w:b w:val="1"/>
+          <w:bCs w:val="1"/>
+          <w:sz w:val="20"/>
+          <w:szCs w:val="20"/>
+          <w:rtl w:val="0"/>
+          <w:lang w:val="en-US"/>
+        </w:rPr>
+        <w:t>Software Developer</w:t>
+      </w:r>
+    </w:p>
+    <w:p>
+      <w:pPr>
+        <w:pStyle w:val="Body A"/>
+        <w:widowControl w:val="0"/>
+        <w:ind w:left="100" w:firstLine="0"/>
+        <w:rPr>
+          <w:rFonts w:ascii="Helvetica" w:cs="Helvetica" w:hAnsi="Helvetica" w:eastAsia="Helvetica"/>
           <w:b w:val="1"/>
           <w:bCs w:val="1"/>
           <w:sz w:val="20"/>
@@ -2607,17 +3112,17 @@
         <w:ind w:right="101"/>
         <w:jc w:val="left"/>
         <w:rPr>
-          <w:rFonts w:ascii="Helvetica Neue" w:hAnsi="Helvetica Neue"/>
-          <w:sz w:val="20"/>
-          <w:szCs w:val="20"/>
-          <w:rtl w:val="0"/>
-          <w:lang w:val="en-US"/>
-        </w:rPr>
-      </w:pPr>
-      <w:r>
-        <w:rPr>
-          <w:rStyle w:val="None"/>
-          <w:rFonts w:ascii="Helvetica Neue" w:hAnsi="Helvetica Neue"/>
+          <w:rFonts w:ascii="Helvetica" w:hAnsi="Helvetica"/>
+          <w:sz w:val="20"/>
+          <w:szCs w:val="20"/>
+          <w:rtl w:val="0"/>
+          <w:lang w:val="en-US"/>
+        </w:rPr>
+      </w:pPr>
+      <w:r>
+        <w:rPr>
+          <w:rStyle w:val="None"/>
+          <w:rFonts w:ascii="Helvetica" w:hAnsi="Helvetica"/>
           <w:sz w:val="20"/>
           <w:szCs w:val="20"/>
           <w:rtl w:val="0"/>
@@ -2639,17 +3144,17 @@
         <w:ind w:right="354"/>
         <w:jc w:val="left"/>
         <w:rPr>
-          <w:rFonts w:ascii="Helvetica Neue" w:hAnsi="Helvetica Neue"/>
-          <w:sz w:val="20"/>
-          <w:szCs w:val="20"/>
-          <w:rtl w:val="0"/>
-          <w:lang w:val="en-US"/>
-        </w:rPr>
-      </w:pPr>
-      <w:r>
-        <w:rPr>
-          <w:rStyle w:val="None"/>
-          <w:rFonts w:ascii="Helvetica Neue" w:hAnsi="Helvetica Neue"/>
+          <w:rFonts w:ascii="Helvetica" w:hAnsi="Helvetica"/>
+          <w:sz w:val="20"/>
+          <w:szCs w:val="20"/>
+          <w:rtl w:val="0"/>
+          <w:lang w:val="en-US"/>
+        </w:rPr>
+      </w:pPr>
+      <w:r>
+        <w:rPr>
+          <w:rStyle w:val="None"/>
+          <w:rFonts w:ascii="Helvetica" w:hAnsi="Helvetica"/>
           <w:sz w:val="20"/>
           <w:szCs w:val="20"/>
           <w:rtl w:val="0"/>
@@ -2671,17 +3176,17 @@
         <w:ind w:right="0"/>
         <w:jc w:val="left"/>
         <w:rPr>
-          <w:rFonts w:ascii="Helvetica Neue" w:hAnsi="Helvetica Neue"/>
-          <w:sz w:val="20"/>
-          <w:szCs w:val="20"/>
-          <w:rtl w:val="0"/>
-          <w:lang w:val="en-US"/>
-        </w:rPr>
-      </w:pPr>
-      <w:r>
-        <w:rPr>
-          <w:rStyle w:val="None"/>
-          <w:rFonts w:ascii="Helvetica Neue" w:hAnsi="Helvetica Neue"/>
+          <w:rFonts w:ascii="Helvetica" w:hAnsi="Helvetica"/>
+          <w:sz w:val="20"/>
+          <w:szCs w:val="20"/>
+          <w:rtl w:val="0"/>
+          <w:lang w:val="en-US"/>
+        </w:rPr>
+      </w:pPr>
+      <w:r>
+        <w:rPr>
+          <w:rStyle w:val="None"/>
+          <w:rFonts w:ascii="Helvetica" w:hAnsi="Helvetica"/>
           <w:sz w:val="20"/>
           <w:szCs w:val="20"/>
           <w:rtl w:val="0"/>
@@ -2703,17 +3208,17 @@
         <w:ind w:right="0"/>
         <w:jc w:val="left"/>
         <w:rPr>
-          <w:rFonts w:ascii="Helvetica Neue" w:hAnsi="Helvetica Neue"/>
-          <w:sz w:val="20"/>
-          <w:szCs w:val="20"/>
-          <w:rtl w:val="0"/>
-          <w:lang w:val="en-US"/>
-        </w:rPr>
-      </w:pPr>
-      <w:r>
-        <w:rPr>
-          <w:rStyle w:val="None"/>
-          <w:rFonts w:ascii="Helvetica Neue" w:hAnsi="Helvetica Neue"/>
+          <w:rFonts w:ascii="Helvetica" w:hAnsi="Helvetica"/>
+          <w:sz w:val="20"/>
+          <w:szCs w:val="20"/>
+          <w:rtl w:val="0"/>
+          <w:lang w:val="en-US"/>
+        </w:rPr>
+      </w:pPr>
+      <w:r>
+        <w:rPr>
+          <w:rStyle w:val="None"/>
+          <w:rFonts w:ascii="Helvetica" w:hAnsi="Helvetica"/>
           <w:sz w:val="20"/>
           <w:szCs w:val="20"/>
           <w:rtl w:val="0"/>
@@ -2728,8 +3233,7 @@
         <w:widowControl w:val="0"/>
         <w:ind w:left="100" w:firstLine="0"/>
         <w:rPr>
-          <w:rStyle w:val="None"/>
-          <w:rFonts w:ascii="Helvetica Neue" w:cs="Helvetica Neue" w:hAnsi="Helvetica Neue" w:eastAsia="Helvetica Neue"/>
+          <w:rFonts w:ascii="Helvetica" w:cs="Helvetica" w:hAnsi="Helvetica" w:eastAsia="Helvetica"/>
           <w:b w:val="1"/>
           <w:bCs w:val="1"/>
           <w:sz w:val="20"/>
@@ -2744,50 +3248,26 @@
         <w:ind w:left="100" w:firstLine="0"/>
         <w:rPr>
           <w:rStyle w:val="None"/>
-          <w:rFonts w:ascii="Helvetica Neue" w:cs="Helvetica Neue" w:hAnsi="Helvetica Neue" w:eastAsia="Helvetica Neue"/>
-          <w:b w:val="1"/>
-          <w:bCs w:val="1"/>
-          <w:sz w:val="20"/>
-          <w:szCs w:val="20"/>
-        </w:rPr>
-      </w:pPr>
-      <w:r>
-        <w:rPr>
-          <w:rStyle w:val="None"/>
-          <w:rFonts w:ascii="Helvetica Neue" w:hAnsi="Helvetica Neue"/>
-          <w:b w:val="1"/>
-          <w:bCs w:val="1"/>
-          <w:sz w:val="20"/>
-          <w:szCs w:val="20"/>
-          <w:rtl w:val="0"/>
-          <w:lang w:val="en-US"/>
-        </w:rPr>
-        <w:t xml:space="preserve">Oracle (Acquired ProfitLogic 08/05), Cambridge, MA                                                          01/05 </w:t>
-      </w:r>
-      <w:r>
-        <w:rPr>
-          <w:rStyle w:val="None"/>
-          <w:rFonts w:ascii="Helvetica Neue" w:hAnsi="Helvetica Neue" w:hint="default"/>
-          <w:b w:val="1"/>
-          <w:bCs w:val="1"/>
-          <w:sz w:val="20"/>
-          <w:szCs w:val="20"/>
-          <w:rtl w:val="0"/>
-          <w:lang w:val="en-US"/>
-        </w:rPr>
-        <w:t xml:space="preserve">– </w:t>
-      </w:r>
-      <w:r>
-        <w:rPr>
-          <w:rStyle w:val="None"/>
-          <w:rFonts w:ascii="Helvetica Neue" w:hAnsi="Helvetica Neue"/>
-          <w:b w:val="1"/>
-          <w:bCs w:val="1"/>
-          <w:sz w:val="20"/>
-          <w:szCs w:val="20"/>
-          <w:rtl w:val="0"/>
-        </w:rPr>
-        <w:t>08/06</w:t>
+          <w:rFonts w:ascii="Helvetica" w:cs="Helvetica" w:hAnsi="Helvetica" w:eastAsia="Helvetica"/>
+          <w:b w:val="1"/>
+          <w:bCs w:val="1"/>
+          <w:sz w:val="20"/>
+          <w:szCs w:val="20"/>
+          <w:lang w:val="en-US"/>
+        </w:rPr>
+      </w:pPr>
+      <w:r>
+        <w:rPr>
+          <w:rStyle w:val="None"/>
+          <w:rFonts w:ascii="Helvetica" w:hAnsi="Helvetica"/>
+          <w:b w:val="1"/>
+          <w:bCs w:val="1"/>
+          <w:sz w:val="20"/>
+          <w:szCs w:val="20"/>
+          <w:rtl w:val="0"/>
+          <w:lang w:val="en-US"/>
+        </w:rPr>
+        <w:t xml:space="preserve">Oracle (Acquired ProfitLogic 08/05), Cambridge, MA                                                          </w:t>
       </w:r>
     </w:p>
     <w:p>
@@ -2797,25 +3277,50 @@
         <w:ind w:left="100" w:firstLine="0"/>
         <w:rPr>
           <w:rStyle w:val="None"/>
-          <w:rFonts w:ascii="Helvetica Neue" w:cs="Helvetica Neue" w:hAnsi="Helvetica Neue" w:eastAsia="Helvetica Neue"/>
-          <w:b w:val="1"/>
-          <w:bCs w:val="1"/>
-          <w:sz w:val="20"/>
-          <w:szCs w:val="20"/>
-        </w:rPr>
-      </w:pPr>
-      <w:r>
-        <w:rPr>
-          <w:rStyle w:val="None"/>
-          <w:rFonts w:ascii="Helvetica Neue" w:hAnsi="Helvetica Neue"/>
-          <w:b w:val="1"/>
-          <w:bCs w:val="1"/>
-          <w:sz w:val="20"/>
-          <w:szCs w:val="20"/>
-          <w:rtl w:val="0"/>
-          <w:lang w:val="en-US"/>
-        </w:rPr>
-        <w:t>Application Developer</w:t>
+          <w:rFonts w:ascii="Helvetica" w:cs="Helvetica" w:hAnsi="Helvetica" w:eastAsia="Helvetica"/>
+          <w:b w:val="1"/>
+          <w:bCs w:val="1"/>
+          <w:sz w:val="20"/>
+          <w:szCs w:val="20"/>
+        </w:rPr>
+      </w:pPr>
+      <w:r>
+        <w:rPr>
+          <w:rStyle w:val="None"/>
+          <w:rFonts w:ascii="Helvetica" w:hAnsi="Helvetica"/>
+          <w:b w:val="1"/>
+          <w:bCs w:val="1"/>
+          <w:sz w:val="20"/>
+          <w:szCs w:val="20"/>
+          <w:rtl w:val="0"/>
+          <w:lang w:val="en-US"/>
+        </w:rPr>
+        <w:t xml:space="preserve">01/05 </w:t>
+      </w:r>
+      <w:r>
+        <w:rPr>
+          <w:rStyle w:val="None"/>
+          <w:rFonts w:ascii="Helvetica" w:hAnsi="Helvetica" w:hint="default"/>
+          <w:b w:val="1"/>
+          <w:bCs w:val="1"/>
+          <w:sz w:val="20"/>
+          <w:szCs w:val="20"/>
+          <w:rtl w:val="0"/>
+          <w:lang w:val="en-US"/>
+        </w:rPr>
+        <w:t xml:space="preserve">– </w:t>
+      </w:r>
+      <w:r>
+        <w:rPr>
+          <w:rStyle w:val="None"/>
+          <w:rFonts w:ascii="Helvetica" w:hAnsi="Helvetica"/>
+          <w:b w:val="1"/>
+          <w:bCs w:val="1"/>
+          <w:sz w:val="20"/>
+          <w:szCs w:val="20"/>
+          <w:rtl w:val="0"/>
+        </w:rPr>
+        <w:t>08/06</w:t>
       </w:r>
     </w:p>
     <w:p>
@@ -2825,7 +3330,34 @@
         <w:ind w:left="100" w:firstLine="0"/>
         <w:rPr>
           <w:rStyle w:val="None"/>
-          <w:rFonts w:ascii="Helvetica Neue" w:cs="Helvetica Neue" w:hAnsi="Helvetica Neue" w:eastAsia="Helvetica Neue"/>
+          <w:rFonts w:ascii="Helvetica" w:cs="Helvetica" w:hAnsi="Helvetica" w:eastAsia="Helvetica"/>
+          <w:b w:val="1"/>
+          <w:bCs w:val="1"/>
+          <w:sz w:val="20"/>
+          <w:szCs w:val="20"/>
+        </w:rPr>
+      </w:pPr>
+      <w:r>
+        <w:rPr>
+          <w:rStyle w:val="None"/>
+          <w:rFonts w:ascii="Helvetica" w:hAnsi="Helvetica"/>
+          <w:b w:val="1"/>
+          <w:bCs w:val="1"/>
+          <w:sz w:val="20"/>
+          <w:szCs w:val="20"/>
+          <w:rtl w:val="0"/>
+          <w:lang w:val="en-US"/>
+        </w:rPr>
+        <w:t>Application Developer</w:t>
+      </w:r>
+    </w:p>
+    <w:p>
+      <w:pPr>
+        <w:pStyle w:val="Body A"/>
+        <w:widowControl w:val="0"/>
+        <w:ind w:left="100" w:firstLine="0"/>
+        <w:rPr>
+          <w:rFonts w:ascii="Helvetica" w:cs="Helvetica" w:hAnsi="Helvetica" w:eastAsia="Helvetica"/>
           <w:b w:val="1"/>
           <w:bCs w:val="1"/>
           <w:sz w:val="20"/>
@@ -2846,17 +3378,17 @@
         <w:ind w:right="183"/>
         <w:jc w:val="left"/>
         <w:rPr>
-          <w:rFonts w:ascii="Helvetica Neue" w:hAnsi="Helvetica Neue"/>
-          <w:sz w:val="20"/>
-          <w:szCs w:val="20"/>
-          <w:rtl w:val="0"/>
-          <w:lang w:val="en-US"/>
-        </w:rPr>
-      </w:pPr>
-      <w:r>
-        <w:rPr>
-          <w:rStyle w:val="None"/>
-          <w:rFonts w:ascii="Helvetica Neue" w:hAnsi="Helvetica Neue"/>
+          <w:rFonts w:ascii="Helvetica" w:hAnsi="Helvetica"/>
+          <w:sz w:val="20"/>
+          <w:szCs w:val="20"/>
+          <w:rtl w:val="0"/>
+          <w:lang w:val="en-US"/>
+        </w:rPr>
+      </w:pPr>
+      <w:r>
+        <w:rPr>
+          <w:rStyle w:val="None"/>
+          <w:rFonts w:ascii="Helvetica" w:hAnsi="Helvetica"/>
           <w:sz w:val="20"/>
           <w:szCs w:val="20"/>
           <w:rtl w:val="0"/>
@@ -2878,17 +3410,17 @@
         <w:ind w:right="486"/>
         <w:jc w:val="left"/>
         <w:rPr>
-          <w:rFonts w:ascii="Helvetica Neue" w:hAnsi="Helvetica Neue"/>
-          <w:sz w:val="20"/>
-          <w:szCs w:val="20"/>
-          <w:rtl w:val="0"/>
-          <w:lang w:val="en-US"/>
-        </w:rPr>
-      </w:pPr>
-      <w:r>
-        <w:rPr>
-          <w:rStyle w:val="None"/>
-          <w:rFonts w:ascii="Helvetica Neue" w:hAnsi="Helvetica Neue"/>
+          <w:rFonts w:ascii="Helvetica" w:hAnsi="Helvetica"/>
+          <w:sz w:val="20"/>
+          <w:szCs w:val="20"/>
+          <w:rtl w:val="0"/>
+          <w:lang w:val="en-US"/>
+        </w:rPr>
+      </w:pPr>
+      <w:r>
+        <w:rPr>
+          <w:rStyle w:val="None"/>
+          <w:rFonts w:ascii="Helvetica" w:hAnsi="Helvetica"/>
           <w:sz w:val="20"/>
           <w:szCs w:val="20"/>
           <w:rtl w:val="0"/>
@@ -2910,17 +3442,17 @@
         <w:ind w:right="220"/>
         <w:jc w:val="left"/>
         <w:rPr>
-          <w:rFonts w:ascii="Helvetica Neue" w:hAnsi="Helvetica Neue"/>
-          <w:sz w:val="20"/>
-          <w:szCs w:val="20"/>
-          <w:rtl w:val="0"/>
-          <w:lang w:val="en-US"/>
-        </w:rPr>
-      </w:pPr>
-      <w:r>
-        <w:rPr>
-          <w:rStyle w:val="None"/>
-          <w:rFonts w:ascii="Helvetica Neue" w:hAnsi="Helvetica Neue"/>
+          <w:rFonts w:ascii="Helvetica" w:hAnsi="Helvetica"/>
+          <w:sz w:val="20"/>
+          <w:szCs w:val="20"/>
+          <w:rtl w:val="0"/>
+          <w:lang w:val="en-US"/>
+        </w:rPr>
+      </w:pPr>
+      <w:r>
+        <w:rPr>
+          <w:rStyle w:val="None"/>
+          <w:rFonts w:ascii="Helvetica" w:hAnsi="Helvetica"/>
           <w:sz w:val="20"/>
           <w:szCs w:val="20"/>
           <w:rtl w:val="0"/>
@@ -2935,8 +3467,7 @@
         <w:widowControl w:val="0"/>
         <w:spacing w:before="3"/>
         <w:rPr>
-          <w:rStyle w:val="None"/>
-          <w:rFonts w:ascii="Helvetica Neue" w:cs="Helvetica Neue" w:hAnsi="Helvetica Neue" w:eastAsia="Helvetica Neue"/>
+          <w:rFonts w:ascii="Helvetica" w:cs="Helvetica" w:hAnsi="Helvetica" w:eastAsia="Helvetica"/>
           <w:sz w:val="20"/>
           <w:szCs w:val="20"/>
         </w:rPr>
@@ -2949,17 +3480,17 @@
         <w:ind w:left="100" w:firstLine="0"/>
         <w:rPr>
           <w:rStyle w:val="None"/>
-          <w:rFonts w:ascii="Helvetica Neue" w:cs="Helvetica Neue" w:hAnsi="Helvetica Neue" w:eastAsia="Helvetica Neue"/>
-          <w:b w:val="1"/>
-          <w:bCs w:val="1"/>
-          <w:sz w:val="20"/>
-          <w:szCs w:val="20"/>
-        </w:rPr>
-      </w:pPr>
-      <w:r>
-        <w:rPr>
-          <w:rStyle w:val="None"/>
-          <w:rFonts w:ascii="Helvetica Neue" w:hAnsi="Helvetica Neue"/>
+          <w:rFonts w:ascii="Helvetica" w:cs="Helvetica" w:hAnsi="Helvetica" w:eastAsia="Helvetica"/>
+          <w:b w:val="1"/>
+          <w:bCs w:val="1"/>
+          <w:sz w:val="20"/>
+          <w:szCs w:val="20"/>
+        </w:rPr>
+      </w:pPr>
+      <w:r>
+        <w:rPr>
+          <w:rStyle w:val="None"/>
+          <w:rFonts w:ascii="Helvetica" w:hAnsi="Helvetica"/>
           <w:b w:val="1"/>
           <w:bCs w:val="1"/>
           <w:sz w:val="20"/>
@@ -2971,7 +3502,7 @@
       <w:r>
         <w:rPr>
           <w:rStyle w:val="None"/>
-          <w:rFonts w:ascii="Helvetica Neue" w:hAnsi="Helvetica Neue"/>
+          <w:rFonts w:ascii="Helvetica" w:hAnsi="Helvetica"/>
           <w:b w:val="1"/>
           <w:bCs w:val="1"/>
           <w:sz w:val="20"/>
@@ -2984,39 +3515,14 @@
       <w:r>
         <w:rPr>
           <w:rStyle w:val="None"/>
-          <w:rFonts w:ascii="Helvetica Neue" w:hAnsi="Helvetica Neue"/>
-          <w:b w:val="1"/>
-          <w:bCs w:val="1"/>
-          <w:sz w:val="20"/>
-          <w:szCs w:val="20"/>
-          <w:rtl w:val="0"/>
-        </w:rPr>
-        <w:t xml:space="preserve"> 01/04 </w:t>
-      </w:r>
-      <w:r>
-        <w:rPr>
-          <w:rStyle w:val="None"/>
-          <w:rFonts w:ascii="Helvetica Neue" w:hAnsi="Helvetica Neue" w:hint="default"/>
-          <w:b w:val="1"/>
-          <w:bCs w:val="1"/>
-          <w:sz w:val="20"/>
-          <w:szCs w:val="20"/>
-          <w:rtl w:val="0"/>
-          <w:lang w:val="en-US"/>
-        </w:rPr>
-        <w:t xml:space="preserve">– </w:t>
-      </w:r>
-      <w:r>
-        <w:rPr>
-          <w:rStyle w:val="None"/>
-          <w:rFonts w:ascii="Helvetica Neue" w:hAnsi="Helvetica Neue"/>
-          <w:b w:val="1"/>
-          <w:bCs w:val="1"/>
-          <w:sz w:val="20"/>
-          <w:szCs w:val="20"/>
-          <w:rtl w:val="0"/>
-        </w:rPr>
-        <w:t>09/04</w:t>
+          <w:rFonts w:ascii="Helvetica" w:hAnsi="Helvetica"/>
+          <w:b w:val="1"/>
+          <w:bCs w:val="1"/>
+          <w:sz w:val="20"/>
+          <w:szCs w:val="20"/>
+          <w:rtl w:val="0"/>
+        </w:rPr>
+        <w:t xml:space="preserve"> </w:t>
       </w:r>
     </w:p>
     <w:p>
@@ -3026,25 +3532,49 @@
         <w:ind w:left="100" w:firstLine="0"/>
         <w:rPr>
           <w:rStyle w:val="None"/>
-          <w:rFonts w:ascii="Helvetica Neue" w:cs="Helvetica Neue" w:hAnsi="Helvetica Neue" w:eastAsia="Helvetica Neue"/>
-          <w:b w:val="1"/>
-          <w:bCs w:val="1"/>
-          <w:sz w:val="20"/>
-          <w:szCs w:val="20"/>
-        </w:rPr>
-      </w:pPr>
-      <w:r>
-        <w:rPr>
-          <w:rStyle w:val="None"/>
-          <w:rFonts w:ascii="Helvetica Neue" w:hAnsi="Helvetica Neue"/>
-          <w:b w:val="1"/>
-          <w:bCs w:val="1"/>
-          <w:sz w:val="20"/>
-          <w:szCs w:val="20"/>
-          <w:rtl w:val="0"/>
-          <w:lang w:val="nl-NL"/>
-        </w:rPr>
-        <w:t>QA Engineer Co-op</w:t>
+          <w:rFonts w:ascii="Helvetica" w:cs="Helvetica" w:hAnsi="Helvetica" w:eastAsia="Helvetica"/>
+          <w:b w:val="1"/>
+          <w:bCs w:val="1"/>
+          <w:sz w:val="20"/>
+          <w:szCs w:val="20"/>
+        </w:rPr>
+      </w:pPr>
+      <w:r>
+        <w:rPr>
+          <w:rStyle w:val="None"/>
+          <w:rFonts w:ascii="Helvetica" w:hAnsi="Helvetica"/>
+          <w:b w:val="1"/>
+          <w:bCs w:val="1"/>
+          <w:sz w:val="20"/>
+          <w:szCs w:val="20"/>
+          <w:rtl w:val="0"/>
+        </w:rPr>
+        <w:t xml:space="preserve">01/04 </w:t>
+      </w:r>
+      <w:r>
+        <w:rPr>
+          <w:rStyle w:val="None"/>
+          <w:rFonts w:ascii="Helvetica" w:hAnsi="Helvetica" w:hint="default"/>
+          <w:b w:val="1"/>
+          <w:bCs w:val="1"/>
+          <w:sz w:val="20"/>
+          <w:szCs w:val="20"/>
+          <w:rtl w:val="0"/>
+          <w:lang w:val="en-US"/>
+        </w:rPr>
+        <w:t xml:space="preserve">– </w:t>
+      </w:r>
+      <w:r>
+        <w:rPr>
+          <w:rStyle w:val="None"/>
+          <w:rFonts w:ascii="Helvetica" w:hAnsi="Helvetica"/>
+          <w:b w:val="1"/>
+          <w:bCs w:val="1"/>
+          <w:sz w:val="20"/>
+          <w:szCs w:val="20"/>
+          <w:rtl w:val="0"/>
+        </w:rPr>
+        <w:t>09/04</w:t>
       </w:r>
     </w:p>
     <w:p>
@@ -3054,7 +3584,34 @@
         <w:ind w:left="100" w:firstLine="0"/>
         <w:rPr>
           <w:rStyle w:val="None"/>
-          <w:rFonts w:ascii="Helvetica Neue" w:cs="Helvetica Neue" w:hAnsi="Helvetica Neue" w:eastAsia="Helvetica Neue"/>
+          <w:rFonts w:ascii="Helvetica" w:cs="Helvetica" w:hAnsi="Helvetica" w:eastAsia="Helvetica"/>
+          <w:b w:val="1"/>
+          <w:bCs w:val="1"/>
+          <w:sz w:val="20"/>
+          <w:szCs w:val="20"/>
+        </w:rPr>
+      </w:pPr>
+      <w:r>
+        <w:rPr>
+          <w:rStyle w:val="None"/>
+          <w:rFonts w:ascii="Helvetica" w:hAnsi="Helvetica"/>
+          <w:b w:val="1"/>
+          <w:bCs w:val="1"/>
+          <w:sz w:val="20"/>
+          <w:szCs w:val="20"/>
+          <w:rtl w:val="0"/>
+          <w:lang w:val="nl-NL"/>
+        </w:rPr>
+        <w:t>QA Engineer Co-op</w:t>
+      </w:r>
+    </w:p>
+    <w:p>
+      <w:pPr>
+        <w:pStyle w:val="Body A"/>
+        <w:widowControl w:val="0"/>
+        <w:ind w:left="100" w:firstLine="0"/>
+        <w:rPr>
+          <w:rFonts w:ascii="Helvetica" w:cs="Helvetica" w:hAnsi="Helvetica" w:eastAsia="Helvetica"/>
           <w:b w:val="1"/>
           <w:bCs w:val="1"/>
           <w:sz w:val="20"/>
@@ -3075,37 +3632,35 @@
         <w:ind w:right="134"/>
         <w:jc w:val="left"/>
         <w:rPr>
-          <w:rFonts w:ascii="Helvetica Neue" w:hAnsi="Helvetica Neue"/>
-          <w:sz w:val="20"/>
-          <w:szCs w:val="20"/>
-          <w:rtl w:val="0"/>
-          <w:lang w:val="en-US"/>
-        </w:rPr>
-      </w:pPr>
-      <w:r>
-        <w:rPr>
-          <w:rStyle w:val="None"/>
-          <w:rFonts w:ascii="Helvetica Neue" w:hAnsi="Helvetica Neue"/>
-          <w:sz w:val="20"/>
-          <w:szCs w:val="20"/>
-          <w:rtl w:val="0"/>
-          <w:lang w:val="en-US"/>
-        </w:rPr>
-        <w:t>Software Quality Assurance Engineer Co-op responsible for writing and maintaining automatic test suites, and automation scripts written using Perl, shell scripts, and more. Experience using Solaris, Clearcase, and Unix utilities</w:t>
-      </w:r>
-    </w:p>
-    <w:p>
-      <w:pPr>
-        <w:pStyle w:val="Body A"/>
-        <w:widowControl w:val="0"/>
-        <w:spacing w:before="8"/>
-        <w:rPr>
-          <w:rStyle w:val="None"/>
-          <w:rFonts w:ascii="Helvetica Neue" w:cs="Helvetica Neue" w:hAnsi="Helvetica Neue" w:eastAsia="Helvetica Neue"/>
-          <w:sz w:val="20"/>
-          <w:szCs w:val="20"/>
-        </w:rPr>
-      </w:pPr>
+          <w:rFonts w:ascii="Helvetica" w:hAnsi="Helvetica"/>
+          <w:sz w:val="20"/>
+          <w:szCs w:val="20"/>
+          <w:rtl w:val="0"/>
+          <w:lang w:val="en-US"/>
+        </w:rPr>
+      </w:pPr>
+      <w:r>
+        <w:rPr>
+          <w:rStyle w:val="None"/>
+          <w:rFonts w:ascii="Helvetica" w:hAnsi="Helvetica"/>
+          <w:sz w:val="20"/>
+          <w:szCs w:val="20"/>
+          <w:rtl w:val="0"/>
+          <w:lang w:val="en-US"/>
+        </w:rPr>
+        <w:t>Software Quality Assurance Engineer Co-op responsible for writing and maintaining automatic test suites, and automation scripts written using Perl, shell scripts, and more. Experience using Solaris and Unix utilities</w:t>
+      </w:r>
+      <w:r>
+        <w:rPr>
+          <w:rStyle w:val="None"/>
+          <w:rFonts w:ascii="Helvetica" w:hAnsi="Helvetica"/>
+          <w:sz w:val="20"/>
+          <w:szCs w:val="20"/>
+          <w:rtl w:val="0"/>
+          <w:lang w:val="en-US"/>
+        </w:rPr>
+        <w:t>.</w:t>
+      </w:r>
     </w:p>
     <w:p>
       <w:pPr>
@@ -3113,53 +3668,9 @@
         <w:widowControl w:val="0"/>
         <w:ind w:left="100" w:firstLine="0"/>
         <w:rPr>
-          <w:rStyle w:val="None"/>
-          <w:rFonts w:ascii="Helvetica Neue" w:cs="Helvetica Neue" w:hAnsi="Helvetica Neue" w:eastAsia="Helvetica Neue"/>
-          <w:b w:val="1"/>
-          <w:bCs w:val="1"/>
-          <w:sz w:val="20"/>
-          <w:szCs w:val="20"/>
-        </w:rPr>
-      </w:pPr>
-      <w:r>
-        <w:rPr>
-          <w:rStyle w:val="None"/>
-          <w:rFonts w:ascii="Helvetica Neue" w:hAnsi="Helvetica Neue"/>
-          <w:b w:val="1"/>
-          <w:bCs w:val="1"/>
-          <w:sz w:val="20"/>
-          <w:szCs w:val="20"/>
-          <w:rtl w:val="0"/>
-          <w:lang w:val="de-DE"/>
-        </w:rPr>
-        <w:t xml:space="preserve">Naval Surface Warfare Center, Philadelphia, PA                                                  </w:t>
-      </w:r>
-      <w:r>
-        <w:rPr>
-          <w:rStyle w:val="None"/>
-          <w:rFonts w:ascii="Helvetica Neue" w:hAnsi="Helvetica Neue"/>
-          <w:b w:val="1"/>
-          <w:bCs w:val="1"/>
-          <w:sz w:val="20"/>
-          <w:szCs w:val="20"/>
-          <w:rtl w:val="0"/>
-          <w:lang w:val="en-US"/>
-        </w:rPr>
-        <w:t xml:space="preserve"> </w:t>
-      </w:r>
-      <w:r>
-        <w:rPr>
-          <w:rStyle w:val="None"/>
-          <w:rFonts w:ascii="Helvetica Neue" w:hAnsi="Helvetica Neue"/>
-          <w:b w:val="1"/>
-          <w:bCs w:val="1"/>
-          <w:sz w:val="20"/>
-          <w:szCs w:val="20"/>
-          <w:rtl w:val="0"/>
-          <w:lang w:val="de-DE"/>
-        </w:rPr>
-        <w:t>01-04/03 and 09-12/02</w:t>
-      </w:r>
+          <w:rFonts w:ascii="Helvetica" w:cs="Helvetica" w:hAnsi="Helvetica" w:eastAsia="Helvetica"/>
+        </w:rPr>
+      </w:pPr>
     </w:p>
     <w:p>
       <w:pPr>
@@ -3168,25 +3679,39 @@
         <w:ind w:left="100" w:firstLine="0"/>
         <w:rPr>
           <w:rStyle w:val="None"/>
-          <w:rFonts w:ascii="Helvetica Neue" w:cs="Helvetica Neue" w:hAnsi="Helvetica Neue" w:eastAsia="Helvetica Neue"/>
-          <w:b w:val="1"/>
-          <w:bCs w:val="1"/>
-          <w:sz w:val="20"/>
-          <w:szCs w:val="20"/>
-        </w:rPr>
-      </w:pPr>
-      <w:r>
-        <w:rPr>
-          <w:rStyle w:val="None"/>
-          <w:rFonts w:ascii="Helvetica Neue" w:hAnsi="Helvetica Neue"/>
-          <w:b w:val="1"/>
-          <w:bCs w:val="1"/>
-          <w:sz w:val="20"/>
-          <w:szCs w:val="20"/>
-          <w:rtl w:val="0"/>
-          <w:lang w:val="en-US"/>
-        </w:rPr>
-        <w:t>Software Engineering Co-op</w:t>
+          <w:rFonts w:ascii="Helvetica" w:cs="Helvetica" w:hAnsi="Helvetica" w:eastAsia="Helvetica"/>
+          <w:b w:val="1"/>
+          <w:bCs w:val="1"/>
+          <w:sz w:val="20"/>
+          <w:szCs w:val="20"/>
+          <w:lang w:val="en-US"/>
+        </w:rPr>
+      </w:pPr>
+      <w:r>
+        <w:rPr>
+          <w:rStyle w:val="None"/>
+          <w:rFonts w:ascii="Helvetica" w:hAnsi="Helvetica"/>
+          <w:b w:val="1"/>
+          <w:bCs w:val="1"/>
+          <w:sz w:val="20"/>
+          <w:szCs w:val="20"/>
+          <w:rtl w:val="0"/>
+          <w:lang w:val="de-DE"/>
+        </w:rPr>
+        <w:t xml:space="preserve">Naval Surface Warfare Center, Philadelphia, PA                                                  </w:t>
+      </w:r>
+      <w:r>
+        <w:rPr>
+          <w:rStyle w:val="None"/>
+          <w:rFonts w:ascii="Helvetica" w:hAnsi="Helvetica"/>
+          <w:b w:val="1"/>
+          <w:bCs w:val="1"/>
+          <w:sz w:val="20"/>
+          <w:szCs w:val="20"/>
+          <w:rtl w:val="0"/>
+          <w:lang w:val="en-US"/>
+        </w:rPr>
+        <w:t xml:space="preserve"> </w:t>
       </w:r>
     </w:p>
     <w:p>
@@ -3196,7 +3721,62 @@
         <w:ind w:left="100" w:firstLine="0"/>
         <w:rPr>
           <w:rStyle w:val="None"/>
-          <w:rFonts w:ascii="Helvetica Neue" w:cs="Helvetica Neue" w:hAnsi="Helvetica Neue" w:eastAsia="Helvetica Neue"/>
+          <w:rFonts w:ascii="Helvetica" w:cs="Helvetica" w:hAnsi="Helvetica" w:eastAsia="Helvetica"/>
+          <w:b w:val="1"/>
+          <w:bCs w:val="1"/>
+          <w:sz w:val="20"/>
+          <w:szCs w:val="20"/>
+        </w:rPr>
+      </w:pPr>
+      <w:r>
+        <w:rPr>
+          <w:rStyle w:val="None"/>
+          <w:rFonts w:ascii="Helvetica" w:hAnsi="Helvetica"/>
+          <w:b w:val="1"/>
+          <w:bCs w:val="1"/>
+          <w:sz w:val="20"/>
+          <w:szCs w:val="20"/>
+          <w:rtl w:val="0"/>
+          <w:lang w:val="de-DE"/>
+        </w:rPr>
+        <w:t>01-04/03 and 09-12/02</w:t>
+      </w:r>
+    </w:p>
+    <w:p>
+      <w:pPr>
+        <w:pStyle w:val="Body A"/>
+        <w:widowControl w:val="0"/>
+        <w:ind w:left="100" w:firstLine="0"/>
+        <w:rPr>
+          <w:rStyle w:val="None"/>
+          <w:rFonts w:ascii="Helvetica" w:cs="Helvetica" w:hAnsi="Helvetica" w:eastAsia="Helvetica"/>
+          <w:b w:val="1"/>
+          <w:bCs w:val="1"/>
+          <w:sz w:val="20"/>
+          <w:szCs w:val="20"/>
+        </w:rPr>
+      </w:pPr>
+      <w:r>
+        <w:rPr>
+          <w:rStyle w:val="None"/>
+          <w:rFonts w:ascii="Helvetica" w:hAnsi="Helvetica"/>
+          <w:b w:val="1"/>
+          <w:bCs w:val="1"/>
+          <w:sz w:val="20"/>
+          <w:szCs w:val="20"/>
+          <w:rtl w:val="0"/>
+          <w:lang w:val="en-US"/>
+        </w:rPr>
+        <w:t>Software Engineering Co-op</w:t>
+      </w:r>
+    </w:p>
+    <w:p>
+      <w:pPr>
+        <w:pStyle w:val="Body A"/>
+        <w:widowControl w:val="0"/>
+        <w:ind w:left="100" w:firstLine="0"/>
+        <w:rPr>
+          <w:rFonts w:ascii="Helvetica" w:cs="Helvetica" w:hAnsi="Helvetica" w:eastAsia="Helvetica"/>
           <w:b w:val="1"/>
           <w:bCs w:val="1"/>
           <w:sz w:val="20"/>
@@ -3217,23 +3797,23 @@
         <w:ind w:right="369"/>
         <w:jc w:val="left"/>
         <w:rPr>
-          <w:rFonts w:ascii="Helvetica Neue" w:hAnsi="Helvetica Neue"/>
-          <w:sz w:val="20"/>
-          <w:szCs w:val="20"/>
-          <w:rtl w:val="0"/>
-          <w:lang w:val="en-US"/>
-        </w:rPr>
-      </w:pPr>
-      <w:r>
-        <w:rPr>
-          <w:rStyle w:val="None"/>
-          <w:rFonts w:ascii="Helvetica Neue" w:hAnsi="Helvetica Neue"/>
-          <w:sz w:val="20"/>
-          <w:szCs w:val="20"/>
-          <w:rtl w:val="0"/>
-          <w:lang w:val="en-US"/>
-        </w:rPr>
-        <w:t>Used ASP, MS SQL Server, Dreamweaver, and JavaScript. to develop applications to display and update information on products as received by RFID readers in XML format.</w:t>
+          <w:rFonts w:ascii="Helvetica" w:hAnsi="Helvetica"/>
+          <w:sz w:val="20"/>
+          <w:szCs w:val="20"/>
+          <w:rtl w:val="0"/>
+          <w:lang w:val="en-US"/>
+        </w:rPr>
+      </w:pPr>
+      <w:r>
+        <w:rPr>
+          <w:rStyle w:val="None"/>
+          <w:rFonts w:ascii="Helvetica" w:hAnsi="Helvetica"/>
+          <w:sz w:val="20"/>
+          <w:szCs w:val="20"/>
+          <w:rtl w:val="0"/>
+          <w:lang w:val="en-US"/>
+        </w:rPr>
+        <w:t>Used ASP, MS SQL Server, Dreamweaver, and JavaScript to develop applications to display and update information on products as received by RFID readers in XML format.</w:t>
       </w:r>
     </w:p>
     <w:p>
@@ -3249,7 +3829,7 @@
         <w:ind w:right="171"/>
         <w:jc w:val="left"/>
         <w:rPr>
-          <w:rFonts w:ascii="Helvetica Neue" w:hAnsi="Helvetica Neue"/>
+          <w:rFonts w:ascii="Helvetica" w:hAnsi="Helvetica"/>
           <w:outline w:val="0"/>
           <w:color w:val="1c1c1c"/>
           <w:sz w:val="20"/>
@@ -3266,12 +3846,11 @@
       <w:r>
         <w:rPr>
           <w:rStyle w:val="None"/>
-          <w:rFonts w:ascii="Helvetica Neue" w:hAnsi="Helvetica Neue"/>
+          <w:rFonts w:ascii="Helvetica" w:hAnsi="Helvetica"/>
           <w:outline w:val="0"/>
           <w:color w:val="000000"/>
           <w:sz w:val="20"/>
           <w:szCs w:val="20"/>
-          <w:u w:color="000000"/>
           <w:rtl w:val="0"/>
           <w:lang w:val="en-US"/>
           <w14:textFill>
@@ -3280,7 +3859,7 @@
             </w14:solidFill>
           </w14:textFill>
         </w:rPr>
-        <w:t>Developed SOAP client and server to transmit, decode, and store shipboard binary data from ship to shore.</w:t>
+        <w:t>Developed a SOAP client and server to transmit, decode, and store shipboard binary data from ship to shore.</w:t>
       </w:r>
     </w:p>
     <w:p>
@@ -3290,42 +3869,10 @@
         <w:spacing w:line="220" w:lineRule="auto"/>
         <w:ind w:right="171"/>
         <w:rPr>
-          <w:rStyle w:val="None"/>
-          <w:rFonts w:ascii="Helvetica Neue" w:cs="Helvetica Neue" w:hAnsi="Helvetica Neue" w:eastAsia="Helvetica Neue"/>
-          <w:outline w:val="0"/>
-          <w:color w:val="000000"/>
-          <w:sz w:val="20"/>
-          <w:szCs w:val="20"/>
-          <w:u w:color="000000"/>
-          <w:lang w:val="en-US"/>
-          <w14:textFill>
-            <w14:solidFill>
-              <w14:srgbClr w14:val="000000"/>
-            </w14:solidFill>
-          </w14:textFill>
-        </w:rPr>
-      </w:pPr>
-    </w:p>
-    <w:p>
-      <w:pPr>
-        <w:pStyle w:val="Body A"/>
-        <w:widowControl w:val="0"/>
-        <w:spacing w:line="220" w:lineRule="auto"/>
-        <w:ind w:right="171"/>
-        <w:rPr>
-          <w:rStyle w:val="None"/>
-          <w:rFonts w:ascii="Helvetica Neue" w:cs="Helvetica Neue" w:hAnsi="Helvetica Neue" w:eastAsia="Helvetica Neue"/>
-          <w:outline w:val="0"/>
-          <w:color w:val="000000"/>
-          <w:sz w:val="20"/>
-          <w:szCs w:val="20"/>
-          <w:u w:color="000000"/>
-          <w:lang w:val="en-US"/>
-          <w14:textFill>
-            <w14:solidFill>
-              <w14:srgbClr w14:val="000000"/>
-            </w14:solidFill>
-          </w14:textFill>
+          <w:rFonts w:ascii="Helvetica" w:cs="Helvetica" w:hAnsi="Helvetica" w:eastAsia="Helvetica"/>
+          <w:sz w:val="20"/>
+          <w:szCs w:val="20"/>
+          <w:lang w:val="en-US"/>
         </w:rPr>
       </w:pPr>
     </w:p>
@@ -3335,8 +3882,7 @@
         <w:keepLines w:val="1"/>
         <w:spacing w:after="240"/>
         <w:rPr>
-          <w:rStyle w:val="None"/>
-          <w:rFonts w:ascii="Helvetica Neue" w:cs="Helvetica Neue" w:hAnsi="Helvetica Neue" w:eastAsia="Helvetica Neue"/>
+          <w:rFonts w:ascii="Helvetica" w:cs="Helvetica" w:hAnsi="Helvetica" w:eastAsia="Helvetica"/>
           <w:lang w:val="en-US"/>
         </w:rPr>
       </w:pPr>
@@ -3348,15 +3894,15 @@
         <w:spacing w:after="240"/>
         <w:rPr>
           <w:rStyle w:val="None"/>
-          <w:rFonts w:ascii="Helvetica Neue" w:cs="Helvetica Neue" w:hAnsi="Helvetica Neue" w:eastAsia="Helvetica Neue"/>
-          <w:sz w:val="20"/>
-          <w:szCs w:val="20"/>
-        </w:rPr>
-      </w:pPr>
-      <w:r>
-        <w:rPr>
-          <w:rStyle w:val="None"/>
-          <w:rFonts w:ascii="Helvetica Neue" w:hAnsi="Helvetica Neue"/>
+          <w:rFonts w:ascii="Helvetica" w:cs="Helvetica" w:hAnsi="Helvetica" w:eastAsia="Helvetica"/>
+          <w:sz w:val="20"/>
+          <w:szCs w:val="20"/>
+        </w:rPr>
+      </w:pPr>
+      <w:r>
+        <w:rPr>
+          <w:rStyle w:val="None"/>
+          <w:rFonts w:ascii="Helvetica" w:hAnsi="Helvetica"/>
           <w:outline w:val="0"/>
           <w:color w:val="341c65"/>
           <w:sz w:val="28"/>
@@ -3375,7 +3921,7 @@
       <w:r>
         <w:rPr>
           <w:rStyle w:val="None"/>
-          <w:rFonts w:ascii="Helvetica Neue" w:hAnsi="Helvetica Neue"/>
+          <w:rFonts w:ascii="Helvetica" w:hAnsi="Helvetica"/>
           <w:outline w:val="0"/>
           <w:color w:val="341c65"/>
           <w:sz w:val="28"/>
@@ -3404,6 +3950,7 @@
         <w:ind w:right="0"/>
         <w:jc w:val="left"/>
         <w:rPr>
+          <w:rFonts w:ascii="Helvetica" w:hAnsi="Helvetica"/>
           <w:outline w:val="0"/>
           <w:color w:val="050505"/>
           <w:sz w:val="20"/>
@@ -3420,6 +3967,7 @@
       <w:r>
         <w:rPr>
           <w:rStyle w:val="None"/>
+          <w:rFonts w:ascii="Helvetica" w:hAnsi="Helvetica"/>
           <w:outline w:val="0"/>
           <w:color w:val="050505"/>
           <w:sz w:val="20"/>
@@ -3433,11 +3981,50 @@
             </w14:solidFill>
           </w14:textFill>
         </w:rPr>
-        <w:t xml:space="preserve">Experience using Coolify, Linode Object Storage, Python Flask, and Docker to deploy a search engine for robots: </w:t>
-      </w:r>
-      <w:r>
-        <w:rPr>
-          <w:rStyle w:val="Hyperlink.2"/>
+        <w:t xml:space="preserve">Experience using Coolify, Linode Object Storage, Python Flask, and Docker to </w:t>
+      </w:r>
+      <w:r>
+        <w:rPr>
+          <w:rStyle w:val="None"/>
+          <w:rFonts w:ascii="Helvetica" w:hAnsi="Helvetica"/>
+          <w:outline w:val="0"/>
+          <w:color w:val="050505"/>
+          <w:sz w:val="20"/>
+          <w:szCs w:val="20"/>
+          <w:u w:color="050505"/>
+          <w:rtl w:val="0"/>
+          <w:lang w:val="en-US"/>
+          <w14:textFill>
+            <w14:solidFill>
+              <w14:srgbClr w14:val="050505"/>
+            </w14:solidFill>
+          </w14:textFill>
+        </w:rPr>
+        <w:t xml:space="preserve">develop and </w:t>
+      </w:r>
+      <w:r>
+        <w:rPr>
+          <w:rStyle w:val="None"/>
+          <w:rFonts w:ascii="Helvetica" w:hAnsi="Helvetica"/>
+          <w:outline w:val="0"/>
+          <w:color w:val="050505"/>
+          <w:sz w:val="20"/>
+          <w:szCs w:val="20"/>
+          <w:u w:color="050505"/>
+          <w:rtl w:val="0"/>
+          <w:lang w:val="en-US"/>
+          <w14:textFill>
+            <w14:solidFill>
+              <w14:srgbClr w14:val="050505"/>
+            </w14:solidFill>
+          </w14:textFill>
+        </w:rPr>
+        <w:t xml:space="preserve">deploy a search engine for robots: </w:t>
+      </w:r>
+      <w:r>
+        <w:rPr>
+          <w:rStyle w:val="Hyperlink.3"/>
+          <w:rFonts w:ascii="Helvetica" w:cs="Helvetica" w:hAnsi="Helvetica" w:eastAsia="Helvetica"/>
           <w:outline w:val="0"/>
           <w:color w:val="0000ff"/>
           <w:sz w:val="20"/>
@@ -3453,7 +4040,8 @@
       </w:r>
       <w:r>
         <w:rPr>
-          <w:rStyle w:val="Hyperlink.2"/>
+          <w:rStyle w:val="Hyperlink.3"/>
+          <w:rFonts w:ascii="Helvetica" w:cs="Helvetica" w:hAnsi="Helvetica" w:eastAsia="Helvetica"/>
           <w:outline w:val="0"/>
           <w:color w:val="0000ff"/>
           <w:sz w:val="20"/>
@@ -3469,7 +4057,8 @@
       </w:r>
       <w:r>
         <w:rPr>
-          <w:rStyle w:val="Hyperlink.2"/>
+          <w:rStyle w:val="Hyperlink.3"/>
+          <w:rFonts w:ascii="Helvetica" w:cs="Helvetica" w:hAnsi="Helvetica" w:eastAsia="Helvetica"/>
           <w:outline w:val="0"/>
           <w:color w:val="0000ff"/>
           <w:sz w:val="20"/>
@@ -3485,7 +4074,8 @@
       </w:r>
       <w:r>
         <w:rPr>
-          <w:rStyle w:val="Hyperlink.2"/>
+          <w:rStyle w:val="Hyperlink.3"/>
+          <w:rFonts w:ascii="Helvetica" w:hAnsi="Helvetica"/>
           <w:outline w:val="0"/>
           <w:color w:val="0000ff"/>
           <w:sz w:val="20"/>
@@ -3503,6 +4093,7 @@
       </w:r>
       <w:r>
         <w:rPr>
+          <w:rFonts w:ascii="Helvetica" w:cs="Helvetica" w:hAnsi="Helvetica" w:eastAsia="Helvetica"/>
           <w:outline w:val="0"/>
           <w:color w:val="050505"/>
           <w:sz w:val="20"/>
@@ -3518,6 +4109,7 @@
       <w:r>
         <w:rPr>
           <w:rStyle w:val="None"/>
+          <w:rFonts w:ascii="Helvetica" w:hAnsi="Helvetica"/>
           <w:outline w:val="0"/>
           <w:color w:val="050505"/>
           <w:sz w:val="20"/>
@@ -3546,6 +4138,7 @@
         <w:ind w:right="0"/>
         <w:jc w:val="left"/>
         <w:rPr>
+          <w:rFonts w:ascii="Helvetica" w:hAnsi="Helvetica"/>
           <w:outline w:val="0"/>
           <w:color w:val="050505"/>
           <w:sz w:val="20"/>
@@ -3562,11 +4155,11 @@
       <w:r>
         <w:rPr>
           <w:rStyle w:val="None"/>
+          <w:rFonts w:ascii="Helvetica" w:hAnsi="Helvetica"/>
           <w:outline w:val="0"/>
           <w:color w:val="000000"/>
           <w:sz w:val="20"/>
           <w:szCs w:val="20"/>
-          <w:u w:color="000000"/>
           <w:rtl w:val="0"/>
           <w:lang w:val="en-US"/>
           <w14:textFill>
@@ -3575,7 +4168,133 @@
             </w14:solidFill>
           </w14:textFill>
         </w:rPr>
-        <w:t>Experience using and evaluating AI code generated from Cursor, Claude, Cody, and Augmentcode.</w:t>
+        <w:t xml:space="preserve">Experience using and evaluating AI code generated from </w:t>
+      </w:r>
+      <w:r>
+        <w:rPr>
+          <w:rStyle w:val="None"/>
+          <w:rFonts w:ascii="Helvetica" w:hAnsi="Helvetica"/>
+          <w:outline w:val="0"/>
+          <w:color w:val="000000"/>
+          <w:sz w:val="20"/>
+          <w:szCs w:val="20"/>
+          <w:rtl w:val="0"/>
+          <w:lang w:val="en-US"/>
+          <w14:textFill>
+            <w14:solidFill>
+              <w14:srgbClr w14:val="000000"/>
+            </w14:solidFill>
+          </w14:textFill>
+        </w:rPr>
+        <w:t xml:space="preserve">Claude Code, </w:t>
+      </w:r>
+      <w:r>
+        <w:rPr>
+          <w:rStyle w:val="None"/>
+          <w:rFonts w:ascii="Helvetica" w:hAnsi="Helvetica"/>
+          <w:outline w:val="0"/>
+          <w:color w:val="000000"/>
+          <w:sz w:val="20"/>
+          <w:szCs w:val="20"/>
+          <w:rtl w:val="0"/>
+          <w:lang w:val="en-US"/>
+          <w14:textFill>
+            <w14:solidFill>
+              <w14:srgbClr w14:val="000000"/>
+            </w14:solidFill>
+          </w14:textFill>
+        </w:rPr>
+        <w:t xml:space="preserve">Cursor, Claude, </w:t>
+      </w:r>
+      <w:r>
+        <w:rPr>
+          <w:rStyle w:val="None"/>
+          <w:rFonts w:ascii="Helvetica" w:hAnsi="Helvetica"/>
+          <w:outline w:val="0"/>
+          <w:color w:val="000000"/>
+          <w:sz w:val="20"/>
+          <w:szCs w:val="20"/>
+          <w:rtl w:val="0"/>
+          <w:lang w:val="en-US"/>
+          <w14:textFill>
+            <w14:solidFill>
+              <w14:srgbClr w14:val="000000"/>
+            </w14:solidFill>
+          </w14:textFill>
+        </w:rPr>
+        <w:t>OpenAI</w:t>
+      </w:r>
+      <w:r>
+        <w:rPr>
+          <w:rStyle w:val="None"/>
+          <w:rFonts w:ascii="Helvetica" w:hAnsi="Helvetica"/>
+          <w:outline w:val="0"/>
+          <w:color w:val="000000"/>
+          <w:sz w:val="20"/>
+          <w:szCs w:val="20"/>
+          <w:rtl w:val="0"/>
+          <w:lang w:val="en-US"/>
+          <w14:textFill>
+            <w14:solidFill>
+              <w14:srgbClr w14:val="000000"/>
+            </w14:solidFill>
+          </w14:textFill>
+        </w:rPr>
+        <w:t>,</w:t>
+      </w:r>
+      <w:r>
+        <w:rPr>
+          <w:rStyle w:val="None"/>
+          <w:rFonts w:ascii="Helvetica" w:hAnsi="Helvetica"/>
+          <w:outline w:val="0"/>
+          <w:color w:val="000000"/>
+          <w:sz w:val="20"/>
+          <w:szCs w:val="20"/>
+          <w:rtl w:val="0"/>
+          <w:lang w:val="en-US"/>
+          <w14:textFill>
+            <w14:solidFill>
+              <w14:srgbClr w14:val="000000"/>
+            </w14:solidFill>
+          </w14:textFill>
+        </w:rPr>
+        <w:t xml:space="preserve"> </w:t>
+      </w:r>
+      <w:r>
+        <w:rPr>
+          <w:rStyle w:val="None"/>
+          <w:rFonts w:ascii="Helvetica" w:hAnsi="Helvetica"/>
+          <w:outline w:val="0"/>
+          <w:color w:val="000000"/>
+          <w:sz w:val="20"/>
+          <w:szCs w:val="20"/>
+          <w:rtl w:val="0"/>
+          <w:lang w:val="en-US"/>
+          <w14:textFill>
+            <w14:solidFill>
+              <w14:srgbClr w14:val="000000"/>
+            </w14:solidFill>
+          </w14:textFill>
+        </w:rPr>
+        <w:t>Augmentcode,</w:t>
+      </w:r>
+      <w:r>
+        <w:rPr>
+          <w:rStyle w:val="None"/>
+          <w:rFonts w:ascii="Helvetica" w:hAnsi="Helvetica"/>
+          <w:outline w:val="0"/>
+          <w:color w:val="000000"/>
+          <w:sz w:val="20"/>
+          <w:szCs w:val="20"/>
+          <w:rtl w:val="0"/>
+          <w:lang w:val="en-US"/>
+          <w14:textFill>
+            <w14:solidFill>
+              <w14:srgbClr w14:val="000000"/>
+            </w14:solidFill>
+          </w14:textFill>
+        </w:rPr>
+        <w:t xml:space="preserve"> and others.</w:t>
       </w:r>
     </w:p>
     <w:p>
@@ -3590,6 +4309,7 @@
         <w:ind w:right="0"/>
         <w:jc w:val="left"/>
         <w:rPr>
+          <w:rFonts w:ascii="Helvetica" w:hAnsi="Helvetica"/>
           <w:outline w:val="0"/>
           <w:color w:val="050505"/>
           <w:sz w:val="20"/>
@@ -3606,11 +4326,11 @@
       <w:r>
         <w:rPr>
           <w:rStyle w:val="None"/>
+          <w:rFonts w:ascii="Helvetica" w:hAnsi="Helvetica"/>
           <w:outline w:val="0"/>
           <w:color w:val="000000"/>
           <w:sz w:val="20"/>
           <w:szCs w:val="20"/>
-          <w:u w:color="000000"/>
           <w:rtl w:val="0"/>
           <w:lang w:val="en-US"/>
           <w14:textFill>
@@ -3623,7 +4343,8 @@
       </w:r>
       <w:r>
         <w:rPr>
-          <w:rStyle w:val="Hyperlink.2"/>
+          <w:rStyle w:val="Hyperlink.3"/>
+          <w:rFonts w:ascii="Helvetica" w:cs="Helvetica" w:hAnsi="Helvetica" w:eastAsia="Helvetica"/>
           <w:outline w:val="0"/>
           <w:color w:val="0000ff"/>
           <w:sz w:val="20"/>
@@ -3639,7 +4360,8 @@
       </w:r>
       <w:r>
         <w:rPr>
-          <w:rStyle w:val="Hyperlink.2"/>
+          <w:rStyle w:val="Hyperlink.3"/>
+          <w:rFonts w:ascii="Helvetica" w:cs="Helvetica" w:hAnsi="Helvetica" w:eastAsia="Helvetica"/>
           <w:outline w:val="0"/>
           <w:color w:val="0000ff"/>
           <w:sz w:val="20"/>
@@ -3655,7 +4377,8 @@
       </w:r>
       <w:r>
         <w:rPr>
-          <w:rStyle w:val="Hyperlink.2"/>
+          <w:rStyle w:val="Hyperlink.3"/>
+          <w:rFonts w:ascii="Helvetica" w:cs="Helvetica" w:hAnsi="Helvetica" w:eastAsia="Helvetica"/>
           <w:outline w:val="0"/>
           <w:color w:val="0000ff"/>
           <w:sz w:val="20"/>
@@ -3671,7 +4394,8 @@
       </w:r>
       <w:r>
         <w:rPr>
-          <w:rStyle w:val="Hyperlink.2"/>
+          <w:rStyle w:val="Hyperlink.3"/>
+          <w:rFonts w:ascii="Helvetica" w:hAnsi="Helvetica"/>
           <w:outline w:val="0"/>
           <w:color w:val="0000ff"/>
           <w:sz w:val="20"/>
@@ -3689,6 +4413,7 @@
       </w:r>
       <w:r>
         <w:rPr>
+          <w:rFonts w:ascii="Helvetica" w:cs="Helvetica" w:hAnsi="Helvetica" w:eastAsia="Helvetica"/>
           <w:outline w:val="0"/>
           <w:color w:val="050505"/>
           <w:sz w:val="20"/>
@@ -3714,6 +4439,7 @@
         <w:ind w:right="0"/>
         <w:jc w:val="left"/>
         <w:rPr>
+          <w:rFonts w:ascii="Helvetica" w:hAnsi="Helvetica"/>
           <w:outline w:val="0"/>
           <w:color w:val="050505"/>
           <w:sz w:val="20"/>
@@ -3730,11 +4456,11 @@
       <w:r>
         <w:rPr>
           <w:rStyle w:val="None"/>
+          <w:rFonts w:ascii="Helvetica" w:hAnsi="Helvetica"/>
           <w:outline w:val="0"/>
           <w:color w:val="000000"/>
           <w:sz w:val="20"/>
           <w:szCs w:val="20"/>
-          <w:u w:color="000000"/>
           <w:rtl w:val="0"/>
           <w:lang w:val="en-US"/>
           <w14:textFill>
@@ -3743,11 +4469,48 @@
             </w14:solidFill>
           </w14:textFill>
         </w:rPr>
-        <w:t xml:space="preserve">Built a 3d web games directory </w:t>
-      </w:r>
-      <w:r>
-        <w:rPr>
-          <w:rStyle w:val="Hyperlink.2"/>
+        <w:t>Built a 3</w:t>
+      </w:r>
+      <w:r>
+        <w:rPr>
+          <w:rStyle w:val="None"/>
+          <w:rFonts w:ascii="Helvetica" w:hAnsi="Helvetica"/>
+          <w:outline w:val="0"/>
+          <w:color w:val="000000"/>
+          <w:sz w:val="20"/>
+          <w:szCs w:val="20"/>
+          <w:rtl w:val="0"/>
+          <w:lang w:val="en-US"/>
+          <w14:textFill>
+            <w14:solidFill>
+              <w14:srgbClr w14:val="000000"/>
+            </w14:solidFill>
+          </w14:textFill>
+        </w:rPr>
+        <w:t>D</w:t>
+      </w:r>
+      <w:r>
+        <w:rPr>
+          <w:rStyle w:val="None"/>
+          <w:rFonts w:ascii="Helvetica" w:hAnsi="Helvetica"/>
+          <w:outline w:val="0"/>
+          <w:color w:val="000000"/>
+          <w:sz w:val="20"/>
+          <w:szCs w:val="20"/>
+          <w:rtl w:val="0"/>
+          <w:lang w:val="en-US"/>
+          <w14:textFill>
+            <w14:solidFill>
+              <w14:srgbClr w14:val="000000"/>
+            </w14:solidFill>
+          </w14:textFill>
+        </w:rPr>
+        <w:t xml:space="preserve"> web games directory </w:t>
+      </w:r>
+      <w:r>
+        <w:rPr>
+          <w:rStyle w:val="Hyperlink.3"/>
+          <w:rFonts w:ascii="Helvetica" w:cs="Helvetica" w:hAnsi="Helvetica" w:eastAsia="Helvetica"/>
           <w:outline w:val="0"/>
           <w:color w:val="0000ff"/>
           <w:sz w:val="20"/>
@@ -3763,7 +4526,8 @@
       </w:r>
       <w:r>
         <w:rPr>
-          <w:rStyle w:val="Hyperlink.2"/>
+          <w:rStyle w:val="Hyperlink.3"/>
+          <w:rFonts w:ascii="Helvetica" w:cs="Helvetica" w:hAnsi="Helvetica" w:eastAsia="Helvetica"/>
           <w:outline w:val="0"/>
           <w:color w:val="0000ff"/>
           <w:sz w:val="20"/>
@@ -3779,7 +4543,8 @@
       </w:r>
       <w:r>
         <w:rPr>
-          <w:rStyle w:val="Hyperlink.2"/>
+          <w:rStyle w:val="Hyperlink.3"/>
+          <w:rFonts w:ascii="Helvetica" w:cs="Helvetica" w:hAnsi="Helvetica" w:eastAsia="Helvetica"/>
           <w:outline w:val="0"/>
           <w:color w:val="0000ff"/>
           <w:sz w:val="20"/>
@@ -3795,7 +4560,8 @@
       </w:r>
       <w:r>
         <w:rPr>
-          <w:rStyle w:val="Hyperlink.2"/>
+          <w:rStyle w:val="Hyperlink.3"/>
+          <w:rFonts w:ascii="Helvetica" w:hAnsi="Helvetica"/>
           <w:outline w:val="0"/>
           <w:color w:val="0000ff"/>
           <w:sz w:val="20"/>
@@ -3813,6 +4579,7 @@
       </w:r>
       <w:r>
         <w:rPr>
+          <w:rFonts w:ascii="Helvetica" w:cs="Helvetica" w:hAnsi="Helvetica" w:eastAsia="Helvetica"/>
           <w:outline w:val="0"/>
           <w:color w:val="050505"/>
           <w:sz w:val="20"/>
@@ -3838,6 +4605,7 @@
         <w:ind w:right="0"/>
         <w:jc w:val="left"/>
         <w:rPr>
+          <w:rFonts w:ascii="Helvetica" w:hAnsi="Helvetica"/>
           <w:outline w:val="0"/>
           <w:color w:val="050505"/>
           <w:sz w:val="20"/>
@@ -3854,11 +4622,11 @@
       <w:r>
         <w:rPr>
           <w:rStyle w:val="None"/>
+          <w:rFonts w:ascii="Helvetica" w:hAnsi="Helvetica"/>
           <w:outline w:val="0"/>
           <w:color w:val="000000"/>
           <w:sz w:val="20"/>
           <w:szCs w:val="20"/>
-          <w:u w:color="000000"/>
           <w:rtl w:val="0"/>
           <w:lang w:val="en-US"/>
           <w14:textFill>
@@ -3871,7 +4639,8 @@
       </w:r>
       <w:r>
         <w:rPr>
-          <w:rStyle w:val="Hyperlink.2"/>
+          <w:rStyle w:val="Hyperlink.3"/>
+          <w:rFonts w:ascii="Helvetica" w:cs="Helvetica" w:hAnsi="Helvetica" w:eastAsia="Helvetica"/>
           <w:outline w:val="0"/>
           <w:color w:val="0000ff"/>
           <w:sz w:val="20"/>
@@ -3887,7 +4656,8 @@
       </w:r>
       <w:r>
         <w:rPr>
-          <w:rStyle w:val="Hyperlink.2"/>
+          <w:rStyle w:val="Hyperlink.3"/>
+          <w:rFonts w:ascii="Helvetica" w:cs="Helvetica" w:hAnsi="Helvetica" w:eastAsia="Helvetica"/>
           <w:outline w:val="0"/>
           <w:color w:val="0000ff"/>
           <w:sz w:val="20"/>
@@ -3903,7 +4673,8 @@
       </w:r>
       <w:r>
         <w:rPr>
-          <w:rStyle w:val="Hyperlink.2"/>
+          <w:rStyle w:val="Hyperlink.3"/>
+          <w:rFonts w:ascii="Helvetica" w:cs="Helvetica" w:hAnsi="Helvetica" w:eastAsia="Helvetica"/>
           <w:outline w:val="0"/>
           <w:color w:val="0000ff"/>
           <w:sz w:val="20"/>
@@ -3919,7 +4690,8 @@
       </w:r>
       <w:r>
         <w:rPr>
-          <w:rStyle w:val="Hyperlink.2"/>
+          <w:rStyle w:val="Hyperlink.3"/>
+          <w:rFonts w:ascii="Helvetica" w:hAnsi="Helvetica"/>
           <w:outline w:val="0"/>
           <w:color w:val="0000ff"/>
           <w:sz w:val="20"/>
@@ -3937,6 +4709,7 @@
       </w:r>
       <w:r>
         <w:rPr>
+          <w:rFonts w:ascii="Helvetica" w:cs="Helvetica" w:hAnsi="Helvetica" w:eastAsia="Helvetica"/>
           <w:outline w:val="0"/>
           <w:color w:val="050505"/>
           <w:sz w:val="20"/>
@@ -3952,11 +4725,11 @@
       <w:r>
         <w:rPr>
           <w:rStyle w:val="None"/>
+          <w:rFonts w:ascii="Helvetica" w:hAnsi="Helvetica"/>
           <w:outline w:val="0"/>
           <w:color w:val="000000"/>
           <w:sz w:val="20"/>
           <w:szCs w:val="20"/>
-          <w:u w:color="000000"/>
           <w:rtl w:val="0"/>
           <w:lang w:val="en-US"/>
           <w14:textFill>
@@ -3980,6 +4753,7 @@
         <w:ind w:right="0"/>
         <w:jc w:val="left"/>
         <w:rPr>
+          <w:rFonts w:ascii="Helvetica" w:hAnsi="Helvetica"/>
           <w:outline w:val="0"/>
           <w:color w:val="050505"/>
           <w:sz w:val="20"/>
@@ -3996,11 +4770,11 @@
       <w:r>
         <w:rPr>
           <w:rStyle w:val="None"/>
+          <w:rFonts w:ascii="Helvetica" w:hAnsi="Helvetica"/>
           <w:outline w:val="0"/>
           <w:color w:val="000000"/>
           <w:sz w:val="20"/>
           <w:szCs w:val="20"/>
-          <w:u w:color="000000"/>
           <w:rtl w:val="0"/>
           <w:lang w:val="en-US"/>
           <w14:textFill>
@@ -4013,7 +4787,8 @@
       </w:r>
       <w:r>
         <w:rPr>
-          <w:rStyle w:val="Hyperlink.2"/>
+          <w:rStyle w:val="Hyperlink.3"/>
+          <w:rFonts w:ascii="Helvetica" w:cs="Helvetica" w:hAnsi="Helvetica" w:eastAsia="Helvetica"/>
           <w:outline w:val="0"/>
           <w:color w:val="0000ff"/>
           <w:sz w:val="20"/>
@@ -4029,7 +4804,8 @@
       </w:r>
       <w:r>
         <w:rPr>
-          <w:rStyle w:val="Hyperlink.2"/>
+          <w:rStyle w:val="Hyperlink.3"/>
+          <w:rFonts w:ascii="Helvetica" w:cs="Helvetica" w:hAnsi="Helvetica" w:eastAsia="Helvetica"/>
           <w:outline w:val="0"/>
           <w:color w:val="0000ff"/>
           <w:sz w:val="20"/>
@@ -4045,7 +4821,8 @@
       </w:r>
       <w:r>
         <w:rPr>
-          <w:rStyle w:val="Hyperlink.2"/>
+          <w:rStyle w:val="Hyperlink.3"/>
+          <w:rFonts w:ascii="Helvetica" w:cs="Helvetica" w:hAnsi="Helvetica" w:eastAsia="Helvetica"/>
           <w:outline w:val="0"/>
           <w:color w:val="0000ff"/>
           <w:sz w:val="20"/>
@@ -4061,7 +4838,8 @@
       </w:r>
       <w:r>
         <w:rPr>
-          <w:rStyle w:val="Hyperlink.2"/>
+          <w:rStyle w:val="Hyperlink.3"/>
+          <w:rFonts w:ascii="Helvetica" w:hAnsi="Helvetica"/>
           <w:outline w:val="0"/>
           <w:color w:val="0000ff"/>
           <w:sz w:val="20"/>
@@ -4079,6 +4857,7 @@
       </w:r>
       <w:r>
         <w:rPr>
+          <w:rFonts w:ascii="Helvetica" w:cs="Helvetica" w:hAnsi="Helvetica" w:eastAsia="Helvetica"/>
           <w:outline w:val="0"/>
           <w:color w:val="050505"/>
           <w:sz w:val="20"/>
@@ -4094,11 +4873,11 @@
       <w:r>
         <w:rPr>
           <w:rStyle w:val="None"/>
+          <w:rFonts w:ascii="Helvetica" w:hAnsi="Helvetica"/>
           <w:outline w:val="0"/>
           <w:color w:val="000000"/>
           <w:sz w:val="20"/>
           <w:szCs w:val="20"/>
-          <w:u w:color="000000"/>
           <w:rtl w:val="0"/>
           <w:lang w:val="en-US"/>
           <w14:textFill>
@@ -4122,6 +4901,7 @@
         <w:ind w:right="0"/>
         <w:jc w:val="left"/>
         <w:rPr>
+          <w:rFonts w:ascii="Helvetica" w:hAnsi="Helvetica"/>
           <w:outline w:val="0"/>
           <w:color w:val="050505"/>
           <w:sz w:val="20"/>
@@ -4138,6 +4918,7 @@
       <w:r>
         <w:rPr>
           <w:rStyle w:val="None"/>
+          <w:rFonts w:ascii="Helvetica" w:hAnsi="Helvetica"/>
           <w:outline w:val="0"/>
           <w:color w:val="050505"/>
           <w:sz w:val="20"/>
@@ -4152,7 +4933,112 @@
             </w14:solidFill>
           </w14:textFill>
         </w:rPr>
-        <w:t>AI: Used the Ollama Python library to generate text from keywords.</w:t>
+        <w:t xml:space="preserve">Created Open Space iOS and Mac game with Testflight available: </w:t>
+      </w:r>
+      <w:r>
+        <w:rPr>
+          <w:rStyle w:val="Hyperlink.3"/>
+          <w:rFonts w:ascii="Helvetica" w:cs="Helvetica" w:hAnsi="Helvetica" w:eastAsia="Helvetica"/>
+          <w:outline w:val="0"/>
+          <w:color w:val="0000ff"/>
+          <w:sz w:val="20"/>
+          <w:szCs w:val="20"/>
+          <w:u w:val="single" w:color="0000ff"/>
+          <w14:textFill>
+            <w14:solidFill>
+              <w14:srgbClr w14:val="0000FF"/>
+            </w14:solidFill>
+          </w14:textFill>
+        </w:rPr>
+        <w:fldChar w:fldCharType="begin" w:fldLock="0"/>
+      </w:r>
+      <w:r>
+        <w:rPr>
+          <w:rStyle w:val="Hyperlink.3"/>
+          <w:rFonts w:ascii="Helvetica" w:cs="Helvetica" w:hAnsi="Helvetica" w:eastAsia="Helvetica"/>
+          <w:outline w:val="0"/>
+          <w:color w:val="0000ff"/>
+          <w:sz w:val="20"/>
+          <w:szCs w:val="20"/>
+          <w:u w:val="single" w:color="0000ff"/>
+          <w14:textFill>
+            <w14:solidFill>
+              <w14:srgbClr w14:val="0000FF"/>
+            </w14:solidFill>
+          </w14:textFill>
+        </w:rPr>
+        <w:instrText xml:space="preserve"> HYPERLINK "https://openspace.greenrobot.com"</w:instrText>
+      </w:r>
+      <w:r>
+        <w:rPr>
+          <w:rStyle w:val="Hyperlink.3"/>
+          <w:rFonts w:ascii="Helvetica" w:cs="Helvetica" w:hAnsi="Helvetica" w:eastAsia="Helvetica"/>
+          <w:outline w:val="0"/>
+          <w:color w:val="0000ff"/>
+          <w:sz w:val="20"/>
+          <w:szCs w:val="20"/>
+          <w:u w:val="single" w:color="0000ff"/>
+          <w14:textFill>
+            <w14:solidFill>
+              <w14:srgbClr w14:val="0000FF"/>
+            </w14:solidFill>
+          </w14:textFill>
+        </w:rPr>
+        <w:fldChar w:fldCharType="separate" w:fldLock="0"/>
+      </w:r>
+      <w:r>
+        <w:rPr>
+          <w:rStyle w:val="Hyperlink.3"/>
+          <w:rFonts w:ascii="Helvetica" w:hAnsi="Helvetica"/>
+          <w:outline w:val="0"/>
+          <w:color w:val="0000ff"/>
+          <w:sz w:val="20"/>
+          <w:szCs w:val="20"/>
+          <w:u w:val="single" w:color="0000ff"/>
+          <w:rtl w:val="0"/>
+          <w:lang w:val="en-US"/>
+          <w14:textFill>
+            <w14:solidFill>
+              <w14:srgbClr w14:val="0000FF"/>
+            </w14:solidFill>
+          </w14:textFill>
+        </w:rPr>
+        <w:t>https://openspace.greenrobot.com.</w:t>
+      </w:r>
+      <w:r>
+        <w:rPr>
+          <w:rFonts w:ascii="Helvetica" w:cs="Helvetica" w:hAnsi="Helvetica" w:eastAsia="Helvetica"/>
+          <w:outline w:val="0"/>
+          <w:color w:val="050505"/>
+          <w:sz w:val="20"/>
+          <w:szCs w:val="20"/>
+          <w14:textFill>
+            <w14:solidFill>
+              <w14:srgbClr w14:val="050505"/>
+            </w14:solidFill>
+          </w14:textFill>
+        </w:rPr>
+        <w:fldChar w:fldCharType="end" w:fldLock="0"/>
+      </w:r>
+      <w:r>
+        <w:rPr>
+          <w:rStyle w:val="None"/>
+          <w:rFonts w:ascii="Helvetica" w:hAnsi="Helvetica"/>
+          <w:outline w:val="0"/>
+          <w:color w:val="050505"/>
+          <w:sz w:val="20"/>
+          <w:szCs w:val="20"/>
+          <w:u w:color="050505"/>
+          <w:shd w:val="clear" w:color="auto" w:fill="ffffff"/>
+          <w:rtl w:val="0"/>
+          <w:lang w:val="en-US"/>
+          <w14:textFill>
+            <w14:solidFill>
+              <w14:srgbClr w14:val="050505"/>
+            </w14:solidFill>
+          </w14:textFill>
+        </w:rPr>
+        <w:t xml:space="preserve"> It's an open-source client game with a closed-source PHP WordPress Plugin backend.</w:t>
       </w:r>
     </w:p>
     <w:p>
@@ -4167,6 +5053,7 @@
         <w:ind w:right="0"/>
         <w:jc w:val="left"/>
         <w:rPr>
+          <w:rFonts w:ascii="Helvetica" w:hAnsi="Helvetica"/>
           <w:outline w:val="0"/>
           <w:color w:val="050505"/>
           <w:sz w:val="20"/>
@@ -4183,6 +5070,7 @@
       <w:r>
         <w:rPr>
           <w:rStyle w:val="None"/>
+          <w:rFonts w:ascii="Helvetica" w:hAnsi="Helvetica"/>
           <w:outline w:val="0"/>
           <w:color w:val="050505"/>
           <w:sz w:val="20"/>
@@ -4197,106 +5085,7 @@
             </w14:solidFill>
           </w14:textFill>
         </w:rPr>
-        <w:t xml:space="preserve">Created Open Space iOS and Mac game with Testflight available: </w:t>
-      </w:r>
-      <w:r>
-        <w:rPr>
-          <w:rStyle w:val="Hyperlink.2"/>
-          <w:outline w:val="0"/>
-          <w:color w:val="0000ff"/>
-          <w:sz w:val="20"/>
-          <w:szCs w:val="20"/>
-          <w:u w:val="single" w:color="0000ff"/>
-          <w14:textFill>
-            <w14:solidFill>
-              <w14:srgbClr w14:val="0000FF"/>
-            </w14:solidFill>
-          </w14:textFill>
-        </w:rPr>
-        <w:fldChar w:fldCharType="begin" w:fldLock="0"/>
-      </w:r>
-      <w:r>
-        <w:rPr>
-          <w:rStyle w:val="Hyperlink.2"/>
-          <w:outline w:val="0"/>
-          <w:color w:val="0000ff"/>
-          <w:sz w:val="20"/>
-          <w:szCs w:val="20"/>
-          <w:u w:val="single" w:color="0000ff"/>
-          <w14:textFill>
-            <w14:solidFill>
-              <w14:srgbClr w14:val="0000FF"/>
-            </w14:solidFill>
-          </w14:textFill>
-        </w:rPr>
-        <w:instrText xml:space="preserve"> HYPERLINK "https://openspace.greenrobot.com"</w:instrText>
-      </w:r>
-      <w:r>
-        <w:rPr>
-          <w:rStyle w:val="Hyperlink.2"/>
-          <w:outline w:val="0"/>
-          <w:color w:val="0000ff"/>
-          <w:sz w:val="20"/>
-          <w:szCs w:val="20"/>
-          <w:u w:val="single" w:color="0000ff"/>
-          <w14:textFill>
-            <w14:solidFill>
-              <w14:srgbClr w14:val="0000FF"/>
-            </w14:solidFill>
-          </w14:textFill>
-        </w:rPr>
-        <w:fldChar w:fldCharType="separate" w:fldLock="0"/>
-      </w:r>
-      <w:r>
-        <w:rPr>
-          <w:rStyle w:val="Hyperlink.2"/>
-          <w:outline w:val="0"/>
-          <w:color w:val="0000ff"/>
-          <w:sz w:val="20"/>
-          <w:szCs w:val="20"/>
-          <w:u w:val="single" w:color="0000ff"/>
-          <w:rtl w:val="0"/>
-          <w:lang w:val="en-US"/>
-          <w14:textFill>
-            <w14:solidFill>
-              <w14:srgbClr w14:val="0000FF"/>
-            </w14:solidFill>
-          </w14:textFill>
-        </w:rPr>
-        <w:t>https://openspace.greenrobot.com.</w:t>
-      </w:r>
-      <w:r>
-        <w:rPr>
-          <w:outline w:val="0"/>
-          <w:color w:val="050505"/>
-          <w:sz w:val="20"/>
-          <w:szCs w:val="20"/>
-          <w14:textFill>
-            <w14:solidFill>
-              <w14:srgbClr w14:val="050505"/>
-            </w14:solidFill>
-          </w14:textFill>
-        </w:rPr>
-        <w:fldChar w:fldCharType="end" w:fldLock="0"/>
-      </w:r>
-      <w:r>
-        <w:rPr>
-          <w:rStyle w:val="None"/>
-          <w:outline w:val="0"/>
-          <w:color w:val="050505"/>
-          <w:sz w:val="20"/>
-          <w:szCs w:val="20"/>
-          <w:u w:color="050505"/>
-          <w:shd w:val="clear" w:color="auto" w:fill="ffffff"/>
-          <w:rtl w:val="0"/>
-          <w:lang w:val="en-US"/>
-          <w14:textFill>
-            <w14:solidFill>
-              <w14:srgbClr w14:val="050505"/>
-            </w14:solidFill>
-          </w14:textFill>
-        </w:rPr>
-        <w:t xml:space="preserve"> It's an open-source client game with a closed-source PHP WordPress Plugin backend.</w:t>
+        <w:t>AI: Used the Ollama Python library to generate text from keywords.</w:t>
       </w:r>
     </w:p>
     <w:p>
@@ -4311,6 +5100,7 @@
         <w:ind w:right="0"/>
         <w:jc w:val="left"/>
         <w:rPr>
+          <w:rFonts w:ascii="Helvetica" w:hAnsi="Helvetica"/>
           <w:outline w:val="0"/>
           <w:color w:val="050505"/>
           <w:sz w:val="20"/>
@@ -4327,6 +5117,7 @@
       <w:r>
         <w:rPr>
           <w:rStyle w:val="None"/>
+          <w:rFonts w:ascii="Helvetica" w:hAnsi="Helvetica"/>
           <w:outline w:val="0"/>
           <w:color w:val="050505"/>
           <w:sz w:val="20"/>
@@ -4356,6 +5147,7 @@
         <w:ind w:right="0"/>
         <w:jc w:val="left"/>
         <w:rPr>
+          <w:rFonts w:ascii="Helvetica" w:hAnsi="Helvetica"/>
           <w:outline w:val="0"/>
           <w:color w:val="050505"/>
           <w:sz w:val="20"/>
@@ -4372,6 +5164,7 @@
       <w:r>
         <w:rPr>
           <w:rStyle w:val="None"/>
+          <w:rFonts w:ascii="Helvetica" w:hAnsi="Helvetica"/>
           <w:outline w:val="0"/>
           <w:color w:val="050505"/>
           <w:sz w:val="20"/>
@@ -4401,22 +5194,24 @@
         <w:ind w:right="0"/>
         <w:jc w:val="left"/>
         <w:rPr>
-          <w:outline w:val="0"/>
-          <w:color w:val="050505"/>
-          <w:sz w:val="20"/>
-          <w:szCs w:val="20"/>
-          <w:rtl w:val="0"/>
-          <w:lang w:val="en-US"/>
-          <w14:textFill>
-            <w14:solidFill>
-              <w14:srgbClr w14:val="050505"/>
-            </w14:solidFill>
-          </w14:textFill>
-        </w:rPr>
-      </w:pPr>
-      <w:r>
-        <w:rPr>
-          <w:rStyle w:val="None"/>
+          <w:rFonts w:ascii="Helvetica" w:hAnsi="Helvetica"/>
+          <w:outline w:val="0"/>
+          <w:color w:val="0064d1"/>
+          <w:sz w:val="20"/>
+          <w:szCs w:val="20"/>
+          <w:rtl w:val="0"/>
+          <w:lang w:val="en-US"/>
+          <w14:textFill>
+            <w14:solidFill>
+              <w14:srgbClr w14:val="0064D1"/>
+            </w14:solidFill>
+          </w14:textFill>
+        </w:rPr>
+      </w:pPr>
+      <w:r>
+        <w:rPr>
+          <w:rStyle w:val="None"/>
+          <w:rFonts w:ascii="Helvetica" w:hAnsi="Helvetica"/>
           <w:outline w:val="0"/>
           <w:color w:val="050505"/>
           <w:sz w:val="20"/>
@@ -4431,106 +5226,7 @@
             </w14:solidFill>
           </w14:textFill>
         </w:rPr>
-        <w:t xml:space="preserve">Created </w:t>
-      </w:r>
-      <w:r>
-        <w:rPr>
-          <w:rStyle w:val="Hyperlink.2"/>
-          <w:outline w:val="0"/>
-          <w:color w:val="0000ff"/>
-          <w:sz w:val="20"/>
-          <w:szCs w:val="20"/>
-          <w:u w:val="single" w:color="0000ff"/>
-          <w14:textFill>
-            <w14:solidFill>
-              <w14:srgbClr w14:val="0000FF"/>
-            </w14:solidFill>
-          </w14:textFill>
-        </w:rPr>
-        <w:fldChar w:fldCharType="begin" w:fldLock="0"/>
-      </w:r>
-      <w:r>
-        <w:rPr>
-          <w:rStyle w:val="Hyperlink.2"/>
-          <w:outline w:val="0"/>
-          <w:color w:val="0000ff"/>
-          <w:sz w:val="20"/>
-          <w:szCs w:val="20"/>
-          <w:u w:val="single" w:color="0000ff"/>
-          <w14:textFill>
-            <w14:solidFill>
-              <w14:srgbClr w14:val="0000FF"/>
-            </w14:solidFill>
-          </w14:textFill>
-        </w:rPr>
-        <w:instrText xml:space="preserve"> HYPERLINK "https://wizardwriter.greenrobot.com"</w:instrText>
-      </w:r>
-      <w:r>
-        <w:rPr>
-          <w:rStyle w:val="Hyperlink.2"/>
-          <w:outline w:val="0"/>
-          <w:color w:val="0000ff"/>
-          <w:sz w:val="20"/>
-          <w:szCs w:val="20"/>
-          <w:u w:val="single" w:color="0000ff"/>
-          <w14:textFill>
-            <w14:solidFill>
-              <w14:srgbClr w14:val="0000FF"/>
-            </w14:solidFill>
-          </w14:textFill>
-        </w:rPr>
-        <w:fldChar w:fldCharType="separate" w:fldLock="0"/>
-      </w:r>
-      <w:r>
-        <w:rPr>
-          <w:rStyle w:val="Hyperlink.2"/>
-          <w:outline w:val="0"/>
-          <w:color w:val="0000ff"/>
-          <w:sz w:val="20"/>
-          <w:szCs w:val="20"/>
-          <w:u w:val="single" w:color="0000ff"/>
-          <w:rtl w:val="0"/>
-          <w:lang w:val="en-US"/>
-          <w14:textFill>
-            <w14:solidFill>
-              <w14:srgbClr w14:val="0000FF"/>
-            </w14:solidFill>
-          </w14:textFill>
-        </w:rPr>
-        <w:t>https://wizardwriter.greenrobot.com</w:t>
-      </w:r>
-      <w:r>
-        <w:rPr>
-          <w:outline w:val="0"/>
-          <w:color w:val="050505"/>
-          <w:sz w:val="20"/>
-          <w:szCs w:val="20"/>
-          <w14:textFill>
-            <w14:solidFill>
-              <w14:srgbClr w14:val="050505"/>
-            </w14:solidFill>
-          </w14:textFill>
-        </w:rPr>
-        <w:fldChar w:fldCharType="end" w:fldLock="0"/>
-      </w:r>
-      <w:r>
-        <w:rPr>
-          <w:rStyle w:val="None"/>
-          <w:outline w:val="0"/>
-          <w:color w:val="050505"/>
-          <w:sz w:val="20"/>
-          <w:szCs w:val="20"/>
-          <w:u w:color="050505"/>
-          <w:shd w:val="clear" w:color="auto" w:fill="ffffff"/>
-          <w:rtl w:val="0"/>
-          <w:lang w:val="en-US"/>
-          <w14:textFill>
-            <w14:solidFill>
-              <w14:srgbClr w14:val="050505"/>
-            </w14:solidFill>
-          </w14:textFill>
-        </w:rPr>
-        <w:t>, an AI Article Generator, WordPress Auto blogger.</w:t>
+        <w:t>Set up a Docker image to easily install all needed AI requirements for my text generator tool, image generator tool, image modifier tool, 3d object generator tool.</w:t>
       </w:r>
     </w:p>
     <w:p>
@@ -4545,6 +5241,7 @@
         <w:ind w:right="0"/>
         <w:jc w:val="left"/>
         <w:rPr>
+          <w:rFonts w:ascii="Helvetica" w:hAnsi="Helvetica"/>
           <w:outline w:val="0"/>
           <w:color w:val="050505"/>
           <w:sz w:val="20"/>
@@ -4561,6 +5258,7 @@
       <w:r>
         <w:rPr>
           <w:rStyle w:val="None"/>
+          <w:rFonts w:ascii="Helvetica" w:hAnsi="Helvetica"/>
           <w:outline w:val="0"/>
           <w:color w:val="050505"/>
           <w:sz w:val="20"/>
@@ -4575,106 +5273,7 @@
             </w14:solidFill>
           </w14:textFill>
         </w:rPr>
-        <w:t xml:space="preserve">Created </w:t>
-      </w:r>
-      <w:r>
-        <w:rPr>
-          <w:rStyle w:val="Hyperlink.2"/>
-          <w:outline w:val="0"/>
-          <w:color w:val="0000ff"/>
-          <w:sz w:val="20"/>
-          <w:szCs w:val="20"/>
-          <w:u w:val="single" w:color="0000ff"/>
-          <w14:textFill>
-            <w14:solidFill>
-              <w14:srgbClr w14:val="0000FF"/>
-            </w14:solidFill>
-          </w14:textFill>
-        </w:rPr>
-        <w:fldChar w:fldCharType="begin" w:fldLock="0"/>
-      </w:r>
-      <w:r>
-        <w:rPr>
-          <w:rStyle w:val="Hyperlink.2"/>
-          <w:outline w:val="0"/>
-          <w:color w:val="0000ff"/>
-          <w:sz w:val="20"/>
-          <w:szCs w:val="20"/>
-          <w:u w:val="single" w:color="0000ff"/>
-          <w14:textFill>
-            <w14:solidFill>
-              <w14:srgbClr w14:val="0000FF"/>
-            </w14:solidFill>
-          </w14:textFill>
-        </w:rPr>
-        <w:instrText xml:space="preserve"> HYPERLINK "https://cartoonify.greenrobot.com"</w:instrText>
-      </w:r>
-      <w:r>
-        <w:rPr>
-          <w:rStyle w:val="Hyperlink.2"/>
-          <w:outline w:val="0"/>
-          <w:color w:val="0000ff"/>
-          <w:sz w:val="20"/>
-          <w:szCs w:val="20"/>
-          <w:u w:val="single" w:color="0000ff"/>
-          <w14:textFill>
-            <w14:solidFill>
-              <w14:srgbClr w14:val="0000FF"/>
-            </w14:solidFill>
-          </w14:textFill>
-        </w:rPr>
-        <w:fldChar w:fldCharType="separate" w:fldLock="0"/>
-      </w:r>
-      <w:r>
-        <w:rPr>
-          <w:rStyle w:val="Hyperlink.2"/>
-          <w:outline w:val="0"/>
-          <w:color w:val="0000ff"/>
-          <w:sz w:val="20"/>
-          <w:szCs w:val="20"/>
-          <w:u w:val="single" w:color="0000ff"/>
-          <w:rtl w:val="0"/>
-          <w:lang w:val="en-US"/>
-          <w14:textFill>
-            <w14:solidFill>
-              <w14:srgbClr w14:val="0000FF"/>
-            </w14:solidFill>
-          </w14:textFill>
-        </w:rPr>
-        <w:t>https://cartoonify.greenrobt.com</w:t>
-      </w:r>
-      <w:r>
-        <w:rPr>
-          <w:outline w:val="0"/>
-          <w:color w:val="050505"/>
-          <w:sz w:val="20"/>
-          <w:szCs w:val="20"/>
-          <w14:textFill>
-            <w14:solidFill>
-              <w14:srgbClr w14:val="050505"/>
-            </w14:solidFill>
-          </w14:textFill>
-        </w:rPr>
-        <w:fldChar w:fldCharType="end" w:fldLock="0"/>
-      </w:r>
-      <w:r>
-        <w:rPr>
-          <w:rStyle w:val="None"/>
-          <w:outline w:val="0"/>
-          <w:color w:val="050505"/>
-          <w:sz w:val="20"/>
-          <w:szCs w:val="20"/>
-          <w:u w:color="050505"/>
-          <w:shd w:val="clear" w:color="auto" w:fill="ffffff"/>
-          <w:rtl w:val="0"/>
-          <w:lang w:val="en-US"/>
-          <w14:textFill>
-            <w14:solidFill>
-              <w14:srgbClr w14:val="050505"/>
-            </w14:solidFill>
-          </w14:textFill>
-        </w:rPr>
-        <w:t>, an AI cartoon generator using Linode connected to Redis queues connected to a GPU server in my office.</w:t>
+        <w:t>Amazon S3: I utilized Amazon S3 to store files generated by Python and made them accessible to users of my applications.</w:t>
       </w:r>
     </w:p>
     <w:p>
@@ -4689,28 +5288,29 @@
         <w:ind w:right="0"/>
         <w:jc w:val="left"/>
         <w:rPr>
-          <w:outline w:val="0"/>
-          <w:color w:val="0064d1"/>
-          <w:sz w:val="20"/>
-          <w:szCs w:val="20"/>
-          <w:rtl w:val="0"/>
-          <w:lang w:val="en-US"/>
-          <w14:textFill>
-            <w14:solidFill>
-              <w14:srgbClr w14:val="0064D1"/>
-            </w14:solidFill>
-          </w14:textFill>
-        </w:rPr>
-      </w:pPr>
-      <w:r>
-        <w:rPr>
-          <w:rStyle w:val="None"/>
+          <w:rFonts w:ascii="Helvetica" w:hAnsi="Helvetica"/>
           <w:outline w:val="0"/>
           <w:color w:val="050505"/>
           <w:sz w:val="20"/>
           <w:szCs w:val="20"/>
+          <w:rtl w:val="0"/>
+          <w:lang w:val="en-US"/>
+          <w14:textFill>
+            <w14:solidFill>
+              <w14:srgbClr w14:val="050505"/>
+            </w14:solidFill>
+          </w14:textFill>
+        </w:rPr>
+      </w:pPr>
+      <w:r>
+        <w:rPr>
+          <w:rStyle w:val="None"/>
+          <w:rFonts w:ascii="Helvetica" w:hAnsi="Helvetica"/>
+          <w:outline w:val="0"/>
+          <w:color w:val="050505"/>
+          <w:sz w:val="20"/>
+          <w:szCs w:val="20"/>
           <w:u w:color="050505"/>
-          <w:shd w:val="clear" w:color="auto" w:fill="ffffff"/>
           <w:rtl w:val="0"/>
           <w:lang w:val="en-US"/>
           <w14:textFill>
@@ -4719,11 +5319,12 @@
             </w14:solidFill>
           </w14:textFill>
         </w:rPr>
-        <w:t xml:space="preserve">Created </w:t>
-      </w:r>
-      <w:r>
-        <w:rPr>
-          <w:rStyle w:val="Hyperlink.2"/>
+        <w:t xml:space="preserve">Experience with React building a site on Longevity using Deep Research: </w:t>
+      </w:r>
+      <w:r>
+        <w:rPr>
+          <w:rStyle w:val="Hyperlink.3"/>
+          <w:rFonts w:ascii="Helvetica" w:cs="Helvetica" w:hAnsi="Helvetica" w:eastAsia="Helvetica"/>
           <w:outline w:val="0"/>
           <w:color w:val="0000ff"/>
           <w:sz w:val="20"/>
@@ -4739,7 +5340,8 @@
       </w:r>
       <w:r>
         <w:rPr>
-          <w:rStyle w:val="Hyperlink.2"/>
+          <w:rStyle w:val="Hyperlink.3"/>
+          <w:rFonts w:ascii="Helvetica" w:cs="Helvetica" w:hAnsi="Helvetica" w:eastAsia="Helvetica"/>
           <w:outline w:val="0"/>
           <w:color w:val="0000ff"/>
           <w:sz w:val="20"/>
@@ -4751,11 +5353,12 @@
             </w14:solidFill>
           </w14:textFill>
         </w:rPr>
-        <w:instrText xml:space="preserve"> HYPERLINK "https://l.facebook.com/l.php?u=https%2525253A%2525252F%2525252Fapp.wordcraft3d.greenrobot.com%2525252F%2525253Ffbclid%2525253DIwAR2UrKRuz5k18e3zA3QGm3ui_pJWygdUZzJAloBroCg7nSn0a3lVWnIXl2k_aem_AbV1MnbhpeocAsCOeGBPQbtfmrhrXyF1Qb-Agibxd_NKrQy2a7fu8zYLfyfqOupIFbaiHhbzgezuGTRJMhMDitl9&amp;h=AT0ajiHIvkX5hKDYzXpuNRkLJkfdH0BfqA45u06CljoJELTfW7WtdgYxMj_984n5er1jsTNosSiBYJd1dR3E2FGm6bpIhltRXwG4Xp_KsBh2uvwkv45XdkjLGDdSxDuYoe5BXw&amp;__tn__=-UK-R&amp;c%2525255B0%2525255D=AT3VwqgcFaM0m23WehmhZoCqua8TUU9a0dHSKYnHUel4nF2TqYFtLKhOdI-F6JlxsooQkQhqQrpgYhZNpYmfryf6aMuN3Lzq9aRov0C9Qi_5q_f7v-5d0iz7m_gOZgku8ZEFZ2dr9JTsLN3Orcc90a0oSIF3NZr1_eP_D1zMWYmQeDZnMIqk4gIe_H6nB5ct-codvDYp-cwVuPU"</w:instrText>
-      </w:r>
-      <w:r>
-        <w:rPr>
-          <w:rStyle w:val="Hyperlink.2"/>
+        <w:instrText xml:space="preserve"> HYPERLINK "https://longevity.greenrobot.com"</w:instrText>
+      </w:r>
+      <w:r>
+        <w:rPr>
+          <w:rStyle w:val="Hyperlink.3"/>
+          <w:rFonts w:ascii="Helvetica" w:cs="Helvetica" w:hAnsi="Helvetica" w:eastAsia="Helvetica"/>
           <w:outline w:val="0"/>
           <w:color w:val="0000ff"/>
           <w:sz w:val="20"/>
@@ -4771,7 +5374,8 @@
       </w:r>
       <w:r>
         <w:rPr>
-          <w:rStyle w:val="Hyperlink.2"/>
+          <w:rStyle w:val="Hyperlink.3"/>
+          <w:rFonts w:ascii="Helvetica" w:hAnsi="Helvetica"/>
           <w:outline w:val="0"/>
           <w:color w:val="0000ff"/>
           <w:sz w:val="20"/>
@@ -4785,40 +5389,22 @@
             </w14:solidFill>
           </w14:textFill>
         </w:rPr>
-        <w:t>https://app.wordcraft3d.greenrobot.com</w:t>
-      </w:r>
-      <w:r>
-        <w:rPr>
-          <w:outline w:val="0"/>
-          <w:color w:val="0064d1"/>
-          <w:sz w:val="20"/>
-          <w:szCs w:val="20"/>
-          <w14:textFill>
-            <w14:solidFill>
-              <w14:srgbClr w14:val="0064D1"/>
+        <w:t>https://longevity.greenrobot.com</w:t>
+      </w:r>
+      <w:r>
+        <w:rPr>
+          <w:rFonts w:ascii="Helvetica" w:cs="Helvetica" w:hAnsi="Helvetica" w:eastAsia="Helvetica"/>
+          <w:outline w:val="0"/>
+          <w:color w:val="050505"/>
+          <w:sz w:val="20"/>
+          <w:szCs w:val="20"/>
+          <w14:textFill>
+            <w14:solidFill>
+              <w14:srgbClr w14:val="050505"/>
             </w14:solidFill>
           </w14:textFill>
         </w:rPr>
         <w:fldChar w:fldCharType="end" w:fldLock="0"/>
-      </w:r>
-      <w:r>
-        <w:rPr>
-          <w:rStyle w:val="None"/>
-          <w:outline w:val="0"/>
-          <w:color w:val="050505"/>
-          <w:sz w:val="20"/>
-          <w:szCs w:val="20"/>
-          <w:u w:color="050505"/>
-          <w:shd w:val="clear" w:color="auto" w:fill="ffffff"/>
-          <w:rtl w:val="0"/>
-          <w:lang w:val="en-US"/>
-          <w14:textFill>
-            <w14:solidFill>
-              <w14:srgbClr w14:val="050505"/>
-            </w14:solidFill>
-          </w14:textFill>
-        </w:rPr>
-        <w:t xml:space="preserve"> text to 3d model generation.</w:t>
       </w:r>
     </w:p>
     <w:p>
@@ -4833,28 +5419,29 @@
         <w:ind w:right="0"/>
         <w:jc w:val="left"/>
         <w:rPr>
-          <w:outline w:val="0"/>
-          <w:color w:val="0064d1"/>
-          <w:sz w:val="20"/>
-          <w:szCs w:val="20"/>
-          <w:rtl w:val="0"/>
-          <w:lang w:val="en-US"/>
-          <w14:textFill>
-            <w14:solidFill>
-              <w14:srgbClr w14:val="0064D1"/>
-            </w14:solidFill>
-          </w14:textFill>
-        </w:rPr>
-      </w:pPr>
-      <w:r>
-        <w:rPr>
-          <w:rStyle w:val="None"/>
+          <w:rFonts w:ascii="Helvetica" w:hAnsi="Helvetica"/>
           <w:outline w:val="0"/>
           <w:color w:val="050505"/>
           <w:sz w:val="20"/>
           <w:szCs w:val="20"/>
+          <w:rtl w:val="0"/>
+          <w:lang w:val="en-US"/>
+          <w14:textFill>
+            <w14:solidFill>
+              <w14:srgbClr w14:val="050505"/>
+            </w14:solidFill>
+          </w14:textFill>
+        </w:rPr>
+      </w:pPr>
+      <w:r>
+        <w:rPr>
+          <w:rStyle w:val="None"/>
+          <w:rFonts w:ascii="Helvetica" w:hAnsi="Helvetica"/>
+          <w:outline w:val="0"/>
+          <w:color w:val="050505"/>
+          <w:sz w:val="20"/>
+          <w:szCs w:val="20"/>
           <w:u w:color="050505"/>
-          <w:shd w:val="clear" w:color="auto" w:fill="ffffff"/>
           <w:rtl w:val="0"/>
           <w:lang w:val="en-US"/>
           <w14:textFill>
@@ -4863,7 +5450,45 @@
             </w14:solidFill>
           </w14:textFill>
         </w:rPr>
-        <w:t>Set up a Docker image to easily install all needed AI requirements for my text generator tool, image generator tool, image modifier tool, 3d object generator tool.</w:t>
+        <w:t>I</w:t>
+      </w:r>
+      <w:r>
+        <w:rPr>
+          <w:rStyle w:val="None"/>
+          <w:rFonts w:ascii="Helvetica" w:hAnsi="Helvetica" w:hint="default"/>
+          <w:outline w:val="0"/>
+          <w:color w:val="050505"/>
+          <w:sz w:val="20"/>
+          <w:szCs w:val="20"/>
+          <w:u w:color="050505"/>
+          <w:rtl w:val="0"/>
+          <w:lang w:val="en-US"/>
+          <w14:textFill>
+            <w14:solidFill>
+              <w14:srgbClr w14:val="050505"/>
+            </w14:solidFill>
+          </w14:textFill>
+        </w:rPr>
+        <w:t>’</w:t>
+      </w:r>
+      <w:r>
+        <w:rPr>
+          <w:rStyle w:val="None"/>
+          <w:rFonts w:ascii="Helvetica" w:hAnsi="Helvetica"/>
+          <w:outline w:val="0"/>
+          <w:color w:val="050505"/>
+          <w:sz w:val="20"/>
+          <w:szCs w:val="20"/>
+          <w:u w:color="050505"/>
+          <w:rtl w:val="0"/>
+          <w:lang w:val="en-US"/>
+          <w14:textFill>
+            <w14:solidFill>
+              <w14:srgbClr w14:val="050505"/>
+            </w14:solidFill>
+          </w14:textFill>
+        </w:rPr>
+        <w:t>m currently using Typescript along with React Native and React for an unreleased app.</w:t>
       </w:r>
     </w:p>
     <w:p>
@@ -4878,6 +5503,7 @@
         <w:ind w:right="0"/>
         <w:jc w:val="left"/>
         <w:rPr>
+          <w:rFonts w:ascii="Helvetica" w:hAnsi="Helvetica"/>
           <w:outline w:val="0"/>
           <w:color w:val="050505"/>
           <w:sz w:val="20"/>
@@ -4894,12 +5520,12 @@
       <w:r>
         <w:rPr>
           <w:rStyle w:val="None"/>
+          <w:rFonts w:ascii="Helvetica" w:hAnsi="Helvetica"/>
           <w:outline w:val="0"/>
           <w:color w:val="050505"/>
           <w:sz w:val="20"/>
           <w:szCs w:val="20"/>
           <w:u w:color="050505"/>
-          <w:shd w:val="clear" w:color="auto" w:fill="ffffff"/>
           <w:rtl w:val="0"/>
           <w:lang w:val="en-US"/>
           <w14:textFill>
@@ -4908,7 +5534,7 @@
             </w14:solidFill>
           </w14:textFill>
         </w:rPr>
-        <w:t>Amazon S3: I utilized Amazon S3 to store files generated by Python and made them accessible to users of my applications.</w:t>
+        <w:t>Experience converting Firebase to Supabase to use Google Sign In on a macOS React Native app.</w:t>
       </w:r>
     </w:p>
     <w:p>
@@ -4923,6 +5549,7 @@
         <w:ind w:right="0"/>
         <w:jc w:val="left"/>
         <w:rPr>
+          <w:rFonts w:ascii="Helvetica" w:hAnsi="Helvetica"/>
           <w:outline w:val="0"/>
           <w:color w:val="050505"/>
           <w:sz w:val="20"/>
@@ -4939,12 +5566,12 @@
       <w:r>
         <w:rPr>
           <w:rStyle w:val="None"/>
+          <w:rFonts w:ascii="Helvetica" w:hAnsi="Helvetica"/>
           <w:outline w:val="0"/>
           <w:color w:val="050505"/>
           <w:sz w:val="20"/>
           <w:szCs w:val="20"/>
           <w:u w:color="050505"/>
-          <w:shd w:val="clear" w:color="auto" w:fill="ffffff"/>
           <w:rtl w:val="0"/>
           <w:lang w:val="en-US"/>
           <w14:textFill>
@@ -4953,87 +5580,7 @@
             </w14:solidFill>
           </w14:textFill>
         </w:rPr>
-        <w:t xml:space="preserve">Experience with Google Gemini Deep Research, creating a lawyer directory from research report results at </w:t>
-      </w:r>
-      <w:r>
-        <w:rPr>
-          <w:rStyle w:val="Hyperlink.2"/>
-          <w:outline w:val="0"/>
-          <w:color w:val="0000ff"/>
-          <w:sz w:val="20"/>
-          <w:szCs w:val="20"/>
-          <w:u w:val="single" w:color="0000ff"/>
-          <w14:textFill>
-            <w14:solidFill>
-              <w14:srgbClr w14:val="0000FF"/>
-            </w14:solidFill>
-          </w14:textFill>
-        </w:rPr>
-        <w:fldChar w:fldCharType="begin" w:fldLock="0"/>
-      </w:r>
-      <w:r>
-        <w:rPr>
-          <w:rStyle w:val="Hyperlink.2"/>
-          <w:outline w:val="0"/>
-          <w:color w:val="0000ff"/>
-          <w:sz w:val="20"/>
-          <w:szCs w:val="20"/>
-          <w:u w:val="single" w:color="0000ff"/>
-          <w14:textFill>
-            <w14:solidFill>
-              <w14:srgbClr w14:val="0000FF"/>
-            </w14:solidFill>
-          </w14:textFill>
-        </w:rPr>
-        <w:instrText xml:space="preserve"> HYPERLINK "https://mentalhealthlawyers.greenrobot.com"</w:instrText>
-      </w:r>
-      <w:r>
-        <w:rPr>
-          <w:rStyle w:val="Hyperlink.2"/>
-          <w:outline w:val="0"/>
-          <w:color w:val="0000ff"/>
-          <w:sz w:val="20"/>
-          <w:szCs w:val="20"/>
-          <w:u w:val="single" w:color="0000ff"/>
-          <w14:textFill>
-            <w14:solidFill>
-              <w14:srgbClr w14:val="0000FF"/>
-            </w14:solidFill>
-          </w14:textFill>
-        </w:rPr>
-        <w:fldChar w:fldCharType="separate" w:fldLock="0"/>
-      </w:r>
-      <w:r>
-        <w:rPr>
-          <w:rStyle w:val="Hyperlink.2"/>
-          <w:outline w:val="0"/>
-          <w:color w:val="0000ff"/>
-          <w:sz w:val="20"/>
-          <w:szCs w:val="20"/>
-          <w:u w:val="single" w:color="0000ff"/>
-          <w:rtl w:val="0"/>
-          <w:lang w:val="en-US"/>
-          <w14:textFill>
-            <w14:solidFill>
-              <w14:srgbClr w14:val="0000FF"/>
-            </w14:solidFill>
-          </w14:textFill>
-        </w:rPr>
-        <w:t>https://mentalhealthlawyers.greenrobot.com</w:t>
-      </w:r>
-      <w:r>
-        <w:rPr>
-          <w:outline w:val="0"/>
-          <w:color w:val="050505"/>
-          <w:sz w:val="20"/>
-          <w:szCs w:val="20"/>
-          <w14:textFill>
-            <w14:solidFill>
-              <w14:srgbClr w14:val="050505"/>
-            </w14:solidFill>
-          </w14:textFill>
-        </w:rPr>
-        <w:fldChar w:fldCharType="end" w:fldLock="0"/>
+        <w:t>Experience using Coderabbit Pull Request Reviews. It improves the quality of code and helps out as a solo developer. It catches important things that are sometimes missed.</w:t>
       </w:r>
     </w:p>
     <w:p>
@@ -5048,6 +5595,7 @@
         <w:ind w:right="0"/>
         <w:jc w:val="left"/>
         <w:rPr>
+          <w:rFonts w:ascii="Helvetica" w:hAnsi="Helvetica"/>
           <w:outline w:val="0"/>
           <w:color w:val="050505"/>
           <w:sz w:val="20"/>
@@ -5064,11 +5612,13 @@
       <w:r>
         <w:rPr>
           <w:rStyle w:val="None"/>
+          <w:rFonts w:ascii="Helvetica" w:hAnsi="Helvetica"/>
           <w:outline w:val="0"/>
           <w:color w:val="050505"/>
           <w:sz w:val="20"/>
           <w:szCs w:val="20"/>
           <w:u w:color="050505"/>
+          <w:shd w:val="clear" w:color="auto" w:fill="ffffff"/>
           <w:rtl w:val="0"/>
           <w:lang w:val="en-US"/>
           <w14:textFill>
@@ -5077,11 +5627,12 @@
             </w14:solidFill>
           </w14:textFill>
         </w:rPr>
-        <w:t xml:space="preserve">Experience with React building a site on Longevity using Deep Research: </w:t>
-      </w:r>
-      <w:r>
-        <w:rPr>
-          <w:rStyle w:val="Hyperlink.2"/>
+        <w:t xml:space="preserve">Created </w:t>
+      </w:r>
+      <w:r>
+        <w:rPr>
+          <w:rStyle w:val="Hyperlink.3"/>
+          <w:rFonts w:ascii="Helvetica" w:cs="Helvetica" w:hAnsi="Helvetica" w:eastAsia="Helvetica"/>
           <w:outline w:val="0"/>
           <w:color w:val="0000ff"/>
           <w:sz w:val="20"/>
@@ -5097,7 +5648,8 @@
       </w:r>
       <w:r>
         <w:rPr>
-          <w:rStyle w:val="Hyperlink.2"/>
+          <w:rStyle w:val="Hyperlink.3"/>
+          <w:rFonts w:ascii="Helvetica" w:cs="Helvetica" w:hAnsi="Helvetica" w:eastAsia="Helvetica"/>
           <w:outline w:val="0"/>
           <w:color w:val="0000ff"/>
           <w:sz w:val="20"/>
@@ -5109,11 +5661,12 @@
             </w14:solidFill>
           </w14:textFill>
         </w:rPr>
-        <w:instrText xml:space="preserve"> HYPERLINK "https://longevity.greenrobot.com"</w:instrText>
-      </w:r>
-      <w:r>
-        <w:rPr>
-          <w:rStyle w:val="Hyperlink.2"/>
+        <w:instrText xml:space="preserve"> HYPERLINK "https://l.facebook.com/l.php?u=https%25252525253A%25252525252F%25252525252Ffeather.greenrobot.com%25252525252F%25252525253Ffbclid%25252525253DIwAR0OXQfduxkXqtr4xiSGTJuTa54KSzD3Ro-v2-PxBqEdzUKqVjXXb47D9ZQ_aem_AbVeIMnbDaqyqUwqDVX_O4TkwZJFb_k96Csp9r_BTBI2UBzF7ifmdLP6Fam5u4cRjx381vrNwYMgy0uFYW6PkCXs&amp;h=AT1PmUBg8cYeRFjxzICDIsS4j0qzMSN92r7Yq0IUID3wCvugcAAY7YFOSyGdyC9VshBTqj4kX2ttU7LpfjJmJEcvRTN8FqJZsueQq5FfSDPvVQ1ougrDEfY0qTSQt8HRZqcx5A&amp;__tn__=-UK-R&amp;c%25252525255B0%25252525255D=AT3VwqgcFaM0m23WehmhZoCqua8TUU9a0dHSKYnHUel4nF2TqYFtLKhOdI-F6JlxsooQkQhqQrpgYhZNpYmfryf6aMuN3Lzq9aRov0C9Qi_5q_f7v-5d0iz7m_gOZgku8ZEFZ2dr9JTsLN3Orcc90a0oSIF3NZr1_eP_D1zMWYmQeDZnMIqk4gIe_H6nB5ct-codvDYp-cwVuPU"</w:instrText>
+      </w:r>
+      <w:r>
+        <w:rPr>
+          <w:rStyle w:val="Hyperlink.3"/>
+          <w:rFonts w:ascii="Helvetica" w:cs="Helvetica" w:hAnsi="Helvetica" w:eastAsia="Helvetica"/>
           <w:outline w:val="0"/>
           <w:color w:val="0000ff"/>
           <w:sz w:val="20"/>
@@ -5129,7 +5682,8 @@
       </w:r>
       <w:r>
         <w:rPr>
-          <w:rStyle w:val="Hyperlink.2"/>
+          <w:rStyle w:val="Hyperlink.3"/>
+          <w:rFonts w:ascii="Helvetica" w:hAnsi="Helvetica"/>
           <w:outline w:val="0"/>
           <w:color w:val="0000ff"/>
           <w:sz w:val="20"/>
@@ -5143,10 +5697,11 @@
             </w14:solidFill>
           </w14:textFill>
         </w:rPr>
-        <w:t>https://longevity.greenrobot.com</w:t>
-      </w:r>
-      <w:r>
-        <w:rPr>
+        <w:t>https://feather.greenrobot.com</w:t>
+      </w:r>
+      <w:r>
+        <w:rPr>
+          <w:rFonts w:ascii="Helvetica" w:cs="Helvetica" w:hAnsi="Helvetica" w:eastAsia="Helvetica"/>
           <w:outline w:val="0"/>
           <w:color w:val="050505"/>
           <w:sz w:val="20"/>
@@ -5158,6 +5713,26 @@
           </w14:textFill>
         </w:rPr>
         <w:fldChar w:fldCharType="end" w:fldLock="0"/>
+      </w:r>
+      <w:r>
+        <w:rPr>
+          <w:rStyle w:val="None"/>
+          <w:rFonts w:ascii="Helvetica" w:hAnsi="Helvetica"/>
+          <w:outline w:val="0"/>
+          <w:color w:val="050505"/>
+          <w:sz w:val="20"/>
+          <w:szCs w:val="20"/>
+          <w:u w:color="050505"/>
+          <w:shd w:val="clear" w:color="auto" w:fill="ffffff"/>
+          <w:rtl w:val="0"/>
+          <w:lang w:val="en-US"/>
+          <w14:textFill>
+            <w14:solidFill>
+              <w14:srgbClr w14:val="050505"/>
+            </w14:solidFill>
+          </w14:textFill>
+        </w:rPr>
+        <w:t>, a financial advice for stocks website.</w:t>
       </w:r>
     </w:p>
     <w:p>
@@ -5172,6 +5747,7 @@
         <w:ind w:right="0"/>
         <w:jc w:val="left"/>
         <w:rPr>
+          <w:rFonts w:ascii="Helvetica" w:hAnsi="Helvetica"/>
           <w:outline w:val="0"/>
           <w:color w:val="050505"/>
           <w:sz w:val="20"/>
@@ -5188,11 +5764,13 @@
       <w:r>
         <w:rPr>
           <w:rStyle w:val="None"/>
+          <w:rFonts w:ascii="Helvetica" w:hAnsi="Helvetica"/>
           <w:outline w:val="0"/>
           <w:color w:val="050505"/>
           <w:sz w:val="20"/>
           <w:szCs w:val="20"/>
           <w:u w:color="050505"/>
+          <w:shd w:val="clear" w:color="auto" w:fill="ffffff"/>
           <w:rtl w:val="0"/>
           <w:lang w:val="en-US"/>
           <w14:textFill>
@@ -5201,43 +5779,7 @@
             </w14:solidFill>
           </w14:textFill>
         </w:rPr>
-        <w:t>I</w:t>
-      </w:r>
-      <w:r>
-        <w:rPr>
-          <w:rStyle w:val="None"/>
-          <w:outline w:val="0"/>
-          <w:color w:val="050505"/>
-          <w:sz w:val="20"/>
-          <w:szCs w:val="20"/>
-          <w:u w:color="050505"/>
-          <w:rtl w:val="0"/>
-          <w:lang w:val="en-US"/>
-          <w14:textFill>
-            <w14:solidFill>
-              <w14:srgbClr w14:val="050505"/>
-            </w14:solidFill>
-          </w14:textFill>
-        </w:rPr>
-        <w:t>’</w:t>
-      </w:r>
-      <w:r>
-        <w:rPr>
-          <w:rStyle w:val="None"/>
-          <w:outline w:val="0"/>
-          <w:color w:val="050505"/>
-          <w:sz w:val="20"/>
-          <w:szCs w:val="20"/>
-          <w:u w:color="050505"/>
-          <w:rtl w:val="0"/>
-          <w:lang w:val="en-US"/>
-          <w14:textFill>
-            <w14:solidFill>
-              <w14:srgbClr w14:val="050505"/>
-            </w14:solidFill>
-          </w14:textFill>
-        </w:rPr>
-        <w:t>m currently using Typescript along with React Native and React for an unreleased app.</w:t>
+        <w:t>I built an Android app to control: 1) A voice-controlled robot I built using a Raspberry Pi, 2) an HDMI  IR TV input switcher for Apple TV and Android TV using voice control.</w:t>
       </w:r>
     </w:p>
     <w:p>
@@ -5252,6 +5794,7 @@
         <w:ind w:right="0"/>
         <w:jc w:val="left"/>
         <w:rPr>
+          <w:rFonts w:ascii="Helvetica" w:hAnsi="Helvetica"/>
           <w:outline w:val="0"/>
           <w:color w:val="050505"/>
           <w:sz w:val="20"/>
@@ -5268,11 +5811,13 @@
       <w:r>
         <w:rPr>
           <w:rStyle w:val="None"/>
+          <w:rFonts w:ascii="Helvetica" w:hAnsi="Helvetica"/>
           <w:outline w:val="0"/>
           <w:color w:val="050505"/>
           <w:sz w:val="20"/>
           <w:szCs w:val="20"/>
           <w:u w:color="050505"/>
+          <w:shd w:val="clear" w:color="auto" w:fill="ffffff"/>
           <w:rtl w:val="0"/>
           <w:lang w:val="en-US"/>
           <w14:textFill>
@@ -5281,7 +5826,47 @@
             </w14:solidFill>
           </w14:textFill>
         </w:rPr>
-        <w:t>Experience converting Firebase to Supabase to use Google Sign In on a macOS React Native app.</w:t>
+        <w:t>I</w:t>
+      </w:r>
+      <w:r>
+        <w:rPr>
+          <w:rStyle w:val="None"/>
+          <w:rFonts w:ascii="Helvetica" w:hAnsi="Helvetica" w:hint="default"/>
+          <w:outline w:val="0"/>
+          <w:color w:val="050505"/>
+          <w:sz w:val="20"/>
+          <w:szCs w:val="20"/>
+          <w:u w:color="050505"/>
+          <w:shd w:val="clear" w:color="auto" w:fill="ffffff"/>
+          <w:rtl w:val="0"/>
+          <w:lang w:val="en-US"/>
+          <w14:textFill>
+            <w14:solidFill>
+              <w14:srgbClr w14:val="050505"/>
+            </w14:solidFill>
+          </w14:textFill>
+        </w:rPr>
+        <w:t>’</w:t>
+      </w:r>
+      <w:r>
+        <w:rPr>
+          <w:rStyle w:val="None"/>
+          <w:rFonts w:ascii="Helvetica" w:hAnsi="Helvetica"/>
+          <w:outline w:val="0"/>
+          <w:color w:val="050505"/>
+          <w:sz w:val="20"/>
+          <w:szCs w:val="20"/>
+          <w:u w:color="050505"/>
+          <w:shd w:val="clear" w:color="auto" w:fill="ffffff"/>
+          <w:rtl w:val="0"/>
+          <w:lang w:val="en-US"/>
+          <w14:textFill>
+            <w14:solidFill>
+              <w14:srgbClr w14:val="050505"/>
+            </w14:solidFill>
+          </w14:textFill>
+        </w:rPr>
+        <w:t>ve used both Jetpack Compose for Android and SwiftUI for iOS/macOS.</w:t>
       </w:r>
     </w:p>
     <w:p>
@@ -5296,6 +5881,7 @@
         <w:ind w:right="0"/>
         <w:jc w:val="left"/>
         <w:rPr>
+          <w:rFonts w:ascii="Helvetica" w:hAnsi="Helvetica"/>
           <w:outline w:val="0"/>
           <w:color w:val="050505"/>
           <w:sz w:val="20"/>
@@ -5312,50 +5898,7 @@
       <w:r>
         <w:rPr>
           <w:rStyle w:val="None"/>
-          <w:outline w:val="0"/>
-          <w:color w:val="050505"/>
-          <w:sz w:val="20"/>
-          <w:szCs w:val="20"/>
-          <w:u w:color="050505"/>
-          <w:rtl w:val="0"/>
-          <w:lang w:val="en-US"/>
-          <w14:textFill>
-            <w14:solidFill>
-              <w14:srgbClr w14:val="050505"/>
-            </w14:solidFill>
-          </w14:textFill>
-        </w:rPr>
-        <w:t>Experience using Coderabbit Pull Request Reviews. It improves the quality of code, and helps out as a solo developer. It catches important things that are sometimes missed.</w:t>
-      </w:r>
-    </w:p>
-    <w:p>
-      <w:pPr>
-        <w:pStyle w:val="Default"/>
-        <w:numPr>
-          <w:ilvl w:val="0"/>
-          <w:numId w:val="10"/>
-        </w:numPr>
-        <w:bidi w:val="0"/>
-        <w:spacing w:before="0" w:line="240" w:lineRule="auto"/>
-        <w:ind w:right="0"/>
-        <w:jc w:val="left"/>
-        <w:rPr>
-          <w:outline w:val="0"/>
-          <w:color w:val="050505"/>
-          <w:sz w:val="20"/>
-          <w:szCs w:val="20"/>
-          <w:rtl w:val="0"/>
-          <w:lang w:val="en-US"/>
-          <w14:textFill>
-            <w14:solidFill>
-              <w14:srgbClr w14:val="050505"/>
-            </w14:solidFill>
-          </w14:textFill>
-        </w:rPr>
-      </w:pPr>
-      <w:r>
-        <w:rPr>
-          <w:rStyle w:val="None"/>
+          <w:rFonts w:ascii="Helvetica" w:hAnsi="Helvetica"/>
           <w:outline w:val="0"/>
           <w:color w:val="050505"/>
           <w:sz w:val="20"/>
@@ -5370,205 +5913,16 @@
             </w14:solidFill>
           </w14:textFill>
         </w:rPr>
-        <w:t xml:space="preserve">Created </w:t>
-      </w:r>
-      <w:r>
-        <w:rPr>
-          <w:rStyle w:val="Hyperlink.2"/>
-          <w:outline w:val="0"/>
-          <w:color w:val="0000ff"/>
-          <w:sz w:val="20"/>
-          <w:szCs w:val="20"/>
-          <w:u w:val="single" w:color="0000ff"/>
-          <w14:textFill>
-            <w14:solidFill>
-              <w14:srgbClr w14:val="0000FF"/>
-            </w14:solidFill>
-          </w14:textFill>
-        </w:rPr>
-        <w:fldChar w:fldCharType="begin" w:fldLock="0"/>
-      </w:r>
-      <w:r>
-        <w:rPr>
-          <w:rStyle w:val="Hyperlink.2"/>
-          <w:outline w:val="0"/>
-          <w:color w:val="0000ff"/>
-          <w:sz w:val="20"/>
-          <w:szCs w:val="20"/>
-          <w:u w:val="single" w:color="0000ff"/>
-          <w14:textFill>
-            <w14:solidFill>
-              <w14:srgbClr w14:val="0000FF"/>
-            </w14:solidFill>
-          </w14:textFill>
-        </w:rPr>
-        <w:instrText xml:space="preserve"> HYPERLINK "https://l.facebook.com/l.php?u=https%2525253A%2525252F%2525252Ffeather.greenrobot.com%2525252F%2525253Ffbclid%2525253DIwAR0OXQfduxkXqtr4xiSGTJuTa54KSzD3Ro-v2-PxBqEdzUKqVjXXb47D9ZQ_aem_AbVeIMnbDaqyqUwqDVX_O4TkwZJFb_k96Csp9r_BTBI2UBzF7ifmdLP6Fam5u4cRjx381vrNwYMgy0uFYW6PkCXs&amp;h=AT1PmUBg8cYeRFjxzICDIsS4j0qzMSN92r7Yq0IUID3wCvugcAAY7YFOSyGdyC9VshBTqj4kX2ttU7LpfjJmJEcvRTN8FqJZsueQq5FfSDPvVQ1ougrDEfY0qTSQt8HRZqcx5A&amp;__tn__=-UK-R&amp;c%2525255B0%2525255D=AT3VwqgcFaM0m23WehmhZoCqua8TUU9a0dHSKYnHUel4nF2TqYFtLKhOdI-F6JlxsooQkQhqQrpgYhZNpYmfryf6aMuN3Lzq9aRov0C9Qi_5q_f7v-5d0iz7m_gOZgku8ZEFZ2dr9JTsLN3Orcc90a0oSIF3NZr1_eP_D1zMWYmQeDZnMIqk4gIe_H6nB5ct-codvDYp-cwVuPU"</w:instrText>
-      </w:r>
-      <w:r>
-        <w:rPr>
-          <w:rStyle w:val="Hyperlink.2"/>
-          <w:outline w:val="0"/>
-          <w:color w:val="0000ff"/>
-          <w:sz w:val="20"/>
-          <w:szCs w:val="20"/>
-          <w:u w:val="single" w:color="0000ff"/>
-          <w14:textFill>
-            <w14:solidFill>
-              <w14:srgbClr w14:val="0000FF"/>
-            </w14:solidFill>
-          </w14:textFill>
-        </w:rPr>
-        <w:fldChar w:fldCharType="separate" w:fldLock="0"/>
-      </w:r>
-      <w:r>
-        <w:rPr>
-          <w:rStyle w:val="Hyperlink.2"/>
-          <w:outline w:val="0"/>
-          <w:color w:val="0000ff"/>
-          <w:sz w:val="20"/>
-          <w:szCs w:val="20"/>
-          <w:u w:val="single" w:color="0000ff"/>
-          <w:rtl w:val="0"/>
-          <w:lang w:val="en-US"/>
-          <w14:textFill>
-            <w14:solidFill>
-              <w14:srgbClr w14:val="0000FF"/>
-            </w14:solidFill>
-          </w14:textFill>
-        </w:rPr>
-        <w:t>https://feather.greenrobot.com</w:t>
-      </w:r>
-      <w:r>
-        <w:rPr>
-          <w:outline w:val="0"/>
-          <w:color w:val="050505"/>
-          <w:sz w:val="20"/>
-          <w:szCs w:val="20"/>
-          <w14:textFill>
-            <w14:solidFill>
-              <w14:srgbClr w14:val="050505"/>
-            </w14:solidFill>
-          </w14:textFill>
-        </w:rPr>
-        <w:fldChar w:fldCharType="end" w:fldLock="0"/>
-      </w:r>
-      <w:r>
-        <w:rPr>
-          <w:rStyle w:val="None"/>
-          <w:outline w:val="0"/>
-          <w:color w:val="050505"/>
-          <w:sz w:val="20"/>
-          <w:szCs w:val="20"/>
-          <w:u w:color="050505"/>
-          <w:shd w:val="clear" w:color="auto" w:fill="ffffff"/>
-          <w:rtl w:val="0"/>
-          <w:lang w:val="en-US"/>
-          <w14:textFill>
-            <w14:solidFill>
-              <w14:srgbClr w14:val="050505"/>
-            </w14:solidFill>
-          </w14:textFill>
-        </w:rPr>
-        <w:t>, a financial advice for stocks website.</w:t>
-      </w:r>
-    </w:p>
-    <w:p>
-      <w:pPr>
-        <w:pStyle w:val="Default"/>
-        <w:numPr>
-          <w:ilvl w:val="0"/>
-          <w:numId w:val="10"/>
-        </w:numPr>
-        <w:bidi w:val="0"/>
-        <w:spacing w:before="0" w:line="240" w:lineRule="auto"/>
-        <w:ind w:right="0"/>
-        <w:jc w:val="left"/>
-        <w:rPr>
-          <w:outline w:val="0"/>
-          <w:color w:val="050505"/>
-          <w:sz w:val="20"/>
-          <w:szCs w:val="20"/>
-          <w:rtl w:val="0"/>
-          <w:lang w:val="en-US"/>
-          <w14:textFill>
-            <w14:solidFill>
-              <w14:srgbClr w14:val="050505"/>
-            </w14:solidFill>
-          </w14:textFill>
-        </w:rPr>
-      </w:pPr>
-      <w:r>
-        <w:rPr>
-          <w:rStyle w:val="None"/>
-          <w:outline w:val="0"/>
-          <w:color w:val="050505"/>
-          <w:sz w:val="20"/>
-          <w:szCs w:val="20"/>
-          <w:u w:color="050505"/>
-          <w:shd w:val="clear" w:color="auto" w:fill="ffffff"/>
-          <w:rtl w:val="0"/>
-          <w:lang w:val="en-US"/>
-          <w14:textFill>
-            <w14:solidFill>
-              <w14:srgbClr w14:val="050505"/>
-            </w14:solidFill>
-          </w14:textFill>
-        </w:rPr>
-        <w:t>I built an Android app to control: 1) A voice-controlled robot I built using a Raspberry Pi, 2) an HDMI  IR TV input switcher for Apple TV and Android TV using voice control.</w:t>
-      </w:r>
-    </w:p>
-    <w:p>
-      <w:pPr>
-        <w:pStyle w:val="Default"/>
-        <w:numPr>
-          <w:ilvl w:val="0"/>
-          <w:numId w:val="10"/>
-        </w:numPr>
-        <w:bidi w:val="0"/>
-        <w:spacing w:before="0" w:line="240" w:lineRule="auto"/>
-        <w:ind w:right="0"/>
-        <w:jc w:val="left"/>
-        <w:rPr>
-          <w:outline w:val="0"/>
-          <w:color w:val="050505"/>
-          <w:sz w:val="20"/>
-          <w:szCs w:val="20"/>
-          <w:rtl w:val="0"/>
-          <w:lang w:val="en-US"/>
-          <w14:textFill>
-            <w14:solidFill>
-              <w14:srgbClr w14:val="050505"/>
-            </w14:solidFill>
-          </w14:textFill>
-        </w:rPr>
-      </w:pPr>
-      <w:r>
-        <w:rPr>
-          <w:rStyle w:val="None"/>
-          <w:outline w:val="0"/>
-          <w:color w:val="050505"/>
-          <w:sz w:val="20"/>
-          <w:szCs w:val="20"/>
-          <w:u w:color="050505"/>
-          <w:shd w:val="clear" w:color="auto" w:fill="ffffff"/>
-          <w:rtl w:val="0"/>
-          <w:lang w:val="en-US"/>
-          <w14:textFill>
-            <w14:solidFill>
-              <w14:srgbClr w14:val="050505"/>
-            </w14:solidFill>
-          </w14:textFill>
-        </w:rPr>
         <w:t xml:space="preserve">I know Swift, Kotlin, PHP, Python, Javascript, Jquery, Adodb for PHP, Composer, Cocoapods, Gradle, XML, Linux, Java, Objective-c, HTML, CSS, Firebase, Firebase Analytics, Firebase Authentication, Firebase file storage, Google Login for PHP, iOS, Android, Apple Login in Swift, Interacting with REST APIs, Postman, Nova for mac, Xcode, Android Studio, Git, GitHub, SQL, Mysql, Postgresql, Sqlite, Asana, Jira, WordPress REST API, WordPress plugin development, WordPress plugins like site kit, jetpack, Oauth, Visual Studio Code, Bash shell scripting, Stripe subscription payments integration, Apache, </w:t>
       </w:r>
       <w:r>
         <w:rPr>
           <w:rStyle w:val="None"/>
+          <w:rFonts w:ascii="Helvetica" w:hAnsi="Helvetica"/>
           <w:outline w:val="0"/>
           <w:color w:val="000000"/>
           <w:sz w:val="20"/>
           <w:szCs w:val="20"/>
-          <w:u w:color="000000"/>
           <w:rtl w:val="0"/>
           <w:lang w:val="en-US"/>
           <w14:textFill>
@@ -5578,560 +5932,6 @@
           </w14:textFill>
         </w:rPr>
         <w:t>OKHttp, Retrofit for Android, Twisted/Autobahn for Python web sockets.</w:t>
-      </w:r>
-    </w:p>
-    <w:p>
-      <w:pPr>
-        <w:pStyle w:val="Default"/>
-        <w:numPr>
-          <w:ilvl w:val="0"/>
-          <w:numId w:val="10"/>
-        </w:numPr>
-        <w:bidi w:val="0"/>
-        <w:spacing w:before="0" w:line="240" w:lineRule="auto"/>
-        <w:ind w:right="0"/>
-        <w:jc w:val="left"/>
-        <w:rPr>
-          <w:outline w:val="0"/>
-          <w:color w:val="050505"/>
-          <w:sz w:val="20"/>
-          <w:szCs w:val="20"/>
-          <w:rtl w:val="0"/>
-          <w:lang w:val="en-US"/>
-          <w14:textFill>
-            <w14:solidFill>
-              <w14:srgbClr w14:val="050505"/>
-            </w14:solidFill>
-          </w14:textFill>
-        </w:rPr>
-      </w:pPr>
-      <w:r>
-        <w:rPr>
-          <w:rStyle w:val="None"/>
-          <w:outline w:val="0"/>
-          <w:color w:val="000000"/>
-          <w:sz w:val="20"/>
-          <w:szCs w:val="20"/>
-          <w:u w:color="000000"/>
-          <w:rtl w:val="0"/>
-          <w:lang w:val="en-US"/>
-          <w14:textFill>
-            <w14:solidFill>
-              <w14:srgbClr w14:val="000000"/>
-            </w14:solidFill>
-          </w14:textFill>
-        </w:rPr>
-        <w:t>Code cleaning recommendations for Swift, Python3, PHP, Shell, and Android/Kotlin: I use and recommend:</w:t>
-      </w:r>
-    </w:p>
-    <w:p>
-      <w:pPr>
-        <w:pStyle w:val="Body A"/>
-        <w:keepLines w:val="1"/>
-        <w:ind w:left="360" w:firstLine="0"/>
-        <w:rPr>
-          <w:rStyle w:val="None"/>
-          <w:rFonts w:ascii="Helvetica Neue" w:cs="Helvetica Neue" w:hAnsi="Helvetica Neue" w:eastAsia="Helvetica Neue"/>
-          <w:sz w:val="20"/>
-          <w:szCs w:val="20"/>
-        </w:rPr>
-      </w:pPr>
-      <w:r>
-        <w:rPr>
-          <w:rStyle w:val="None"/>
-          <w:rFonts w:ascii="Helvetica Neue" w:hAnsi="Helvetica Neue"/>
-          <w:sz w:val="20"/>
-          <w:szCs w:val="20"/>
-          <w:rtl w:val="0"/>
-          <w:lang w:val="en-US"/>
-        </w:rPr>
-        <w:t>-SwiftLint (</w:t>
-      </w:r>
-      <w:r>
-        <w:rPr>
-          <w:rStyle w:val="None"/>
-          <w:rFonts w:ascii="Helvetica Neue" w:hAnsi="Helvetica Neue" w:hint="default"/>
-          <w:sz w:val="20"/>
-          <w:szCs w:val="20"/>
-          <w:rtl w:val="0"/>
-          <w:lang w:val="en-US"/>
-        </w:rPr>
-        <w:t>“</w:t>
-      </w:r>
-      <w:r>
-        <w:rPr>
-          <w:rStyle w:val="None"/>
-          <w:rFonts w:ascii="Helvetica Neue" w:hAnsi="Helvetica Neue"/>
-          <w:sz w:val="20"/>
-          <w:szCs w:val="20"/>
-          <w:rtl w:val="0"/>
-          <w:lang w:val="de-DE"/>
-        </w:rPr>
-        <w:t>swiftlint</w:t>
-      </w:r>
-      <w:r>
-        <w:rPr>
-          <w:rStyle w:val="None"/>
-          <w:rFonts w:ascii="Helvetica Neue" w:hAnsi="Helvetica Neue" w:hint="default"/>
-          <w:sz w:val="20"/>
-          <w:szCs w:val="20"/>
-          <w:rtl w:val="0"/>
-          <w:lang w:val="en-US"/>
-        </w:rPr>
-        <w:t xml:space="preserve">” </w:t>
-      </w:r>
-      <w:r>
-        <w:rPr>
-          <w:rStyle w:val="None"/>
-          <w:rFonts w:ascii="Helvetica Neue" w:hAnsi="Helvetica Neue"/>
-          <w:sz w:val="20"/>
-          <w:szCs w:val="20"/>
-          <w:rtl w:val="0"/>
-          <w:lang w:val="en-US"/>
-        </w:rPr>
-        <w:t xml:space="preserve">from cmd line, including </w:t>
-      </w:r>
-      <w:r>
-        <w:rPr>
-          <w:rStyle w:val="None"/>
-          <w:rFonts w:ascii="Helvetica Neue" w:hAnsi="Helvetica Neue" w:hint="default"/>
-          <w:sz w:val="20"/>
-          <w:szCs w:val="20"/>
-          <w:rtl w:val="0"/>
-          <w:lang w:val="en-US"/>
-        </w:rPr>
-        <w:t>“</w:t>
-      </w:r>
-      <w:r>
-        <w:rPr>
-          <w:rStyle w:val="None"/>
-          <w:rFonts w:ascii="Helvetica Neue" w:hAnsi="Helvetica Neue"/>
-          <w:sz w:val="20"/>
-          <w:szCs w:val="20"/>
-          <w:rtl w:val="0"/>
-          <w:lang w:val="de-DE"/>
-        </w:rPr>
-        <w:t>swiftlint autocorrect</w:t>
-      </w:r>
-      <w:r>
-        <w:rPr>
-          <w:rStyle w:val="None"/>
-          <w:rFonts w:ascii="Helvetica Neue" w:hAnsi="Helvetica Neue" w:hint="default"/>
-          <w:sz w:val="20"/>
-          <w:szCs w:val="20"/>
-          <w:rtl w:val="0"/>
-          <w:lang w:val="en-US"/>
-        </w:rPr>
-        <w:t xml:space="preserve">” </w:t>
-      </w:r>
-      <w:r>
-        <w:rPr>
-          <w:rStyle w:val="None"/>
-          <w:rFonts w:ascii="Helvetica Neue" w:hAnsi="Helvetica Neue"/>
-          <w:sz w:val="20"/>
-          <w:szCs w:val="20"/>
-          <w:rtl w:val="0"/>
-          <w:lang w:val="en-US"/>
-        </w:rPr>
-        <w:t>and in XCode)</w:t>
-      </w:r>
-    </w:p>
-    <w:p>
-      <w:pPr>
-        <w:pStyle w:val="Body A"/>
-        <w:keepLines w:val="1"/>
-        <w:ind w:left="360" w:firstLine="0"/>
-        <w:rPr>
-          <w:rStyle w:val="None"/>
-          <w:rFonts w:ascii="Helvetica Neue" w:cs="Helvetica Neue" w:hAnsi="Helvetica Neue" w:eastAsia="Helvetica Neue"/>
-          <w:sz w:val="20"/>
-          <w:szCs w:val="20"/>
-        </w:rPr>
-      </w:pPr>
-      <w:r>
-        <w:rPr>
-          <w:rStyle w:val="None"/>
-          <w:rFonts w:ascii="Helvetica Neue" w:hAnsi="Helvetica Neue"/>
-          <w:sz w:val="20"/>
-          <w:szCs w:val="20"/>
-          <w:rtl w:val="0"/>
-          <w:lang w:val="en-US"/>
-        </w:rPr>
-        <w:t>-Pylint (</w:t>
-      </w:r>
-      <w:r>
-        <w:rPr>
-          <w:rStyle w:val="None"/>
-          <w:rFonts w:ascii="Helvetica Neue" w:hAnsi="Helvetica Neue" w:hint="default"/>
-          <w:sz w:val="20"/>
-          <w:szCs w:val="20"/>
-          <w:rtl w:val="0"/>
-          <w:lang w:val="en-US"/>
-        </w:rPr>
-        <w:t>“</w:t>
-      </w:r>
-      <w:r>
-        <w:rPr>
-          <w:rStyle w:val="None"/>
-          <w:rFonts w:ascii="Helvetica Neue" w:hAnsi="Helvetica Neue"/>
-          <w:sz w:val="20"/>
-          <w:szCs w:val="20"/>
-          <w:rtl w:val="0"/>
-        </w:rPr>
-        <w:t>pylint3</w:t>
-      </w:r>
-      <w:r>
-        <w:rPr>
-          <w:rStyle w:val="None"/>
-          <w:rFonts w:ascii="Helvetica Neue" w:hAnsi="Helvetica Neue" w:hint="default"/>
-          <w:sz w:val="20"/>
-          <w:szCs w:val="20"/>
-          <w:rtl w:val="0"/>
-          <w:lang w:val="en-US"/>
-        </w:rPr>
-        <w:t xml:space="preserve">” </w:t>
-      </w:r>
-      <w:r>
-        <w:rPr>
-          <w:rStyle w:val="None"/>
-          <w:rFonts w:ascii="Helvetica Neue" w:hAnsi="Helvetica Neue"/>
-          <w:sz w:val="20"/>
-          <w:szCs w:val="20"/>
-          <w:rtl w:val="0"/>
-          <w:lang w:val="en-US"/>
-        </w:rPr>
-        <w:t>from cmd line)</w:t>
-      </w:r>
-    </w:p>
-    <w:p>
-      <w:pPr>
-        <w:pStyle w:val="Body A"/>
-        <w:keepLines w:val="1"/>
-        <w:ind w:left="360" w:firstLine="0"/>
-        <w:rPr>
-          <w:rStyle w:val="None"/>
-          <w:rFonts w:ascii="Helvetica Neue" w:cs="Helvetica Neue" w:hAnsi="Helvetica Neue" w:eastAsia="Helvetica Neue"/>
-          <w:sz w:val="20"/>
-          <w:szCs w:val="20"/>
-        </w:rPr>
-      </w:pPr>
-      <w:r>
-        <w:rPr>
-          <w:rStyle w:val="None"/>
-          <w:rFonts w:ascii="Helvetica Neue" w:hAnsi="Helvetica Neue"/>
-          <w:sz w:val="20"/>
-          <w:szCs w:val="20"/>
-          <w:rtl w:val="0"/>
-          <w:lang w:val="en-US"/>
-        </w:rPr>
-        <w:t>-PHP CodeSniffer (</w:t>
-      </w:r>
-      <w:r>
-        <w:rPr>
-          <w:rStyle w:val="None"/>
-          <w:rFonts w:ascii="Helvetica Neue" w:hAnsi="Helvetica Neue" w:hint="default"/>
-          <w:sz w:val="20"/>
-          <w:szCs w:val="20"/>
-          <w:rtl w:val="0"/>
-          <w:lang w:val="en-US"/>
-        </w:rPr>
-        <w:t>“</w:t>
-      </w:r>
-      <w:r>
-        <w:rPr>
-          <w:rStyle w:val="None"/>
-          <w:rFonts w:ascii="Helvetica Neue" w:hAnsi="Helvetica Neue"/>
-          <w:sz w:val="20"/>
-          <w:szCs w:val="20"/>
-          <w:rtl w:val="0"/>
-        </w:rPr>
-        <w:t>phpcs</w:t>
-      </w:r>
-      <w:r>
-        <w:rPr>
-          <w:rStyle w:val="None"/>
-          <w:rFonts w:ascii="Helvetica Neue" w:hAnsi="Helvetica Neue" w:hint="default"/>
-          <w:sz w:val="20"/>
-          <w:szCs w:val="20"/>
-          <w:rtl w:val="0"/>
-          <w:lang w:val="en-US"/>
-        </w:rPr>
-        <w:t xml:space="preserve">” </w:t>
-      </w:r>
-      <w:r>
-        <w:rPr>
-          <w:rStyle w:val="None"/>
-          <w:rFonts w:ascii="Helvetica Neue" w:hAnsi="Helvetica Neue"/>
-          <w:sz w:val="20"/>
-          <w:szCs w:val="20"/>
-          <w:rtl w:val="0"/>
-          <w:lang w:val="en-US"/>
-        </w:rPr>
-        <w:t xml:space="preserve">from the command line, </w:t>
-      </w:r>
-      <w:r>
-        <w:rPr>
-          <w:rStyle w:val="None"/>
-          <w:rFonts w:ascii="Helvetica Neue" w:hAnsi="Helvetica Neue" w:hint="default"/>
-          <w:sz w:val="20"/>
-          <w:szCs w:val="20"/>
-          <w:rtl w:val="0"/>
-          <w:lang w:val="en-US"/>
-        </w:rPr>
-        <w:t>“</w:t>
-      </w:r>
-      <w:r>
-        <w:rPr>
-          <w:rStyle w:val="None"/>
-          <w:rFonts w:ascii="Helvetica Neue" w:hAnsi="Helvetica Neue"/>
-          <w:sz w:val="20"/>
-          <w:szCs w:val="20"/>
-          <w:rtl w:val="0"/>
-          <w:lang w:val="de-DE"/>
-        </w:rPr>
-        <w:t>phpcbf</w:t>
-      </w:r>
-      <w:r>
-        <w:rPr>
-          <w:rStyle w:val="None"/>
-          <w:rFonts w:ascii="Helvetica Neue" w:hAnsi="Helvetica Neue" w:hint="default"/>
-          <w:sz w:val="20"/>
-          <w:szCs w:val="20"/>
-          <w:rtl w:val="0"/>
-          <w:lang w:val="en-US"/>
-        </w:rPr>
-        <w:t xml:space="preserve">” </w:t>
-      </w:r>
-      <w:r>
-        <w:rPr>
-          <w:rStyle w:val="None"/>
-          <w:rFonts w:ascii="Helvetica Neue" w:hAnsi="Helvetica Neue"/>
-          <w:sz w:val="20"/>
-          <w:szCs w:val="20"/>
-          <w:rtl w:val="0"/>
-          <w:lang w:val="en-US"/>
-        </w:rPr>
-        <w:t>from the command line for automatic fixes, and in Visual Studio Code on Mac OS X)</w:t>
-      </w:r>
-    </w:p>
-    <w:p>
-      <w:pPr>
-        <w:pStyle w:val="Body A"/>
-        <w:keepLines w:val="1"/>
-        <w:ind w:left="360" w:firstLine="0"/>
-        <w:rPr>
-          <w:rStyle w:val="None"/>
-          <w:rFonts w:ascii="Helvetica Neue" w:cs="Helvetica Neue" w:hAnsi="Helvetica Neue" w:eastAsia="Helvetica Neue"/>
-          <w:sz w:val="20"/>
-          <w:szCs w:val="20"/>
-        </w:rPr>
-      </w:pPr>
-      <w:r>
-        <w:rPr>
-          <w:rStyle w:val="None"/>
-          <w:rFonts w:ascii="Helvetica Neue" w:hAnsi="Helvetica Neue"/>
-          <w:sz w:val="20"/>
-          <w:szCs w:val="20"/>
-          <w:rtl w:val="0"/>
-          <w:lang w:val="en-US"/>
-        </w:rPr>
-        <w:t>-ShellCheck (</w:t>
-      </w:r>
-      <w:r>
-        <w:rPr>
-          <w:rStyle w:val="None"/>
-          <w:rFonts w:ascii="Helvetica Neue" w:hAnsi="Helvetica Neue" w:hint="default"/>
-          <w:sz w:val="20"/>
-          <w:szCs w:val="20"/>
-          <w:rtl w:val="0"/>
-          <w:lang w:val="en-US"/>
-        </w:rPr>
-        <w:t>“</w:t>
-      </w:r>
-      <w:r>
-        <w:rPr>
-          <w:rStyle w:val="None"/>
-          <w:rFonts w:ascii="Helvetica Neue" w:hAnsi="Helvetica Neue"/>
-          <w:sz w:val="20"/>
-          <w:szCs w:val="20"/>
-          <w:rtl w:val="0"/>
-          <w:lang w:val="en-US"/>
-        </w:rPr>
-        <w:t>shellcheck</w:t>
-      </w:r>
-      <w:r>
-        <w:rPr>
-          <w:rStyle w:val="None"/>
-          <w:rFonts w:ascii="Helvetica Neue" w:hAnsi="Helvetica Neue" w:hint="default"/>
-          <w:sz w:val="20"/>
-          <w:szCs w:val="20"/>
-          <w:rtl w:val="0"/>
-          <w:lang w:val="en-US"/>
-        </w:rPr>
-        <w:t xml:space="preserve">” </w:t>
-      </w:r>
-      <w:r>
-        <w:rPr>
-          <w:rStyle w:val="None"/>
-          <w:rFonts w:ascii="Helvetica Neue" w:hAnsi="Helvetica Neue"/>
-          <w:sz w:val="20"/>
-          <w:szCs w:val="20"/>
-          <w:rtl w:val="0"/>
-          <w:lang w:val="en-US"/>
-        </w:rPr>
-        <w:t>from cmd line)</w:t>
-      </w:r>
-    </w:p>
-    <w:p>
-      <w:pPr>
-        <w:pStyle w:val="Body A"/>
-        <w:keepLines w:val="1"/>
-        <w:ind w:left="360" w:firstLine="0"/>
-        <w:rPr>
-          <w:rStyle w:val="None"/>
-          <w:rFonts w:ascii="Helvetica Neue" w:cs="Helvetica Neue" w:hAnsi="Helvetica Neue" w:eastAsia="Helvetica Neue"/>
-          <w:sz w:val="20"/>
-          <w:szCs w:val="20"/>
-        </w:rPr>
-      </w:pPr>
-      <w:r>
-        <w:rPr>
-          <w:rStyle w:val="None"/>
-          <w:rFonts w:ascii="Helvetica Neue" w:hAnsi="Helvetica Neue"/>
-          <w:sz w:val="20"/>
-          <w:szCs w:val="20"/>
-          <w:rtl w:val="0"/>
-          <w:lang w:val="en-US"/>
-        </w:rPr>
-        <w:t>-Android Lint (From Android Studio)</w:t>
-      </w:r>
-    </w:p>
-    <w:p>
-      <w:pPr>
-        <w:pStyle w:val="Default"/>
-        <w:numPr>
-          <w:ilvl w:val="0"/>
-          <w:numId w:val="10"/>
-        </w:numPr>
-        <w:bidi w:val="0"/>
-        <w:spacing w:before="0" w:line="240" w:lineRule="auto"/>
-        <w:ind w:right="0"/>
-        <w:jc w:val="left"/>
-        <w:rPr>
-          <w:outline w:val="0"/>
-          <w:color w:val="050505"/>
-          <w:sz w:val="20"/>
-          <w:szCs w:val="20"/>
-          <w:rtl w:val="0"/>
-          <w:lang w:val="en-US"/>
-          <w14:textFill>
-            <w14:solidFill>
-              <w14:srgbClr w14:val="050505"/>
-            </w14:solidFill>
-          </w14:textFill>
-        </w:rPr>
-      </w:pPr>
-      <w:r>
-        <w:rPr>
-          <w:rStyle w:val="None"/>
-          <w:outline w:val="0"/>
-          <w:color w:val="050505"/>
-          <w:sz w:val="20"/>
-          <w:szCs w:val="20"/>
-          <w:u w:color="050505"/>
-          <w:shd w:val="clear" w:color="auto" w:fill="ffffff"/>
-          <w:rtl w:val="0"/>
-          <w:lang w:val="en-US"/>
-          <w14:textFill>
-            <w14:solidFill>
-              <w14:srgbClr w14:val="050505"/>
-            </w14:solidFill>
-          </w14:textFill>
-        </w:rPr>
-        <w:t>SwiftUI: I</w:t>
-      </w:r>
-      <w:r>
-        <w:rPr>
-          <w:rStyle w:val="None"/>
-          <w:outline w:val="0"/>
-          <w:color w:val="050505"/>
-          <w:sz w:val="20"/>
-          <w:szCs w:val="20"/>
-          <w:u w:color="050505"/>
-          <w:shd w:val="clear" w:color="auto" w:fill="ffffff"/>
-          <w:rtl w:val="0"/>
-          <w:lang w:val="en-US"/>
-          <w14:textFill>
-            <w14:solidFill>
-              <w14:srgbClr w14:val="050505"/>
-            </w14:solidFill>
-          </w14:textFill>
-        </w:rPr>
-        <w:t>’</w:t>
-      </w:r>
-      <w:r>
-        <w:rPr>
-          <w:rStyle w:val="None"/>
-          <w:outline w:val="0"/>
-          <w:color w:val="050505"/>
-          <w:sz w:val="20"/>
-          <w:szCs w:val="20"/>
-          <w:u w:color="050505"/>
-          <w:shd w:val="clear" w:color="auto" w:fill="ffffff"/>
-          <w:rtl w:val="0"/>
-          <w:lang w:val="en-US"/>
-          <w14:textFill>
-            <w14:solidFill>
-              <w14:srgbClr w14:val="050505"/>
-            </w14:solidFill>
-          </w14:textFill>
-        </w:rPr>
-        <w:t>ve used Swift UI components in my Open Space game for iOS/Mac, my Pirates game for iOS, the Job Search iOS app, and 3D Tank Battle iOS and Mac games.</w:t>
-      </w:r>
-    </w:p>
-    <w:p>
-      <w:pPr>
-        <w:pStyle w:val="Default"/>
-        <w:numPr>
-          <w:ilvl w:val="0"/>
-          <w:numId w:val="10"/>
-        </w:numPr>
-        <w:bidi w:val="0"/>
-        <w:spacing w:before="0" w:line="240" w:lineRule="auto"/>
-        <w:ind w:right="0"/>
-        <w:jc w:val="left"/>
-        <w:rPr>
-          <w:outline w:val="0"/>
-          <w:color w:val="050505"/>
-          <w:sz w:val="20"/>
-          <w:szCs w:val="20"/>
-          <w:rtl w:val="0"/>
-          <w:lang w:val="en-US"/>
-          <w14:textFill>
-            <w14:solidFill>
-              <w14:srgbClr w14:val="050505"/>
-            </w14:solidFill>
-          </w14:textFill>
-        </w:rPr>
-      </w:pPr>
-      <w:r>
-        <w:rPr>
-          <w:rStyle w:val="None"/>
-          <w:outline w:val="0"/>
-          <w:color w:val="050505"/>
-          <w:sz w:val="20"/>
-          <w:szCs w:val="20"/>
-          <w:u w:color="050505"/>
-          <w:shd w:val="clear" w:color="auto" w:fill="ffffff"/>
-          <w:rtl w:val="0"/>
-          <w:lang w:val="en-US"/>
-          <w14:textFill>
-            <w14:solidFill>
-              <w14:srgbClr w14:val="050505"/>
-            </w14:solidFill>
-          </w14:textFill>
-        </w:rPr>
-        <w:t>JetPack Compose for Android: I learned JetPack Compose because a library I wanted to use, SceneView, only supports Compose. I set up a project with JetPack compose, basic experimenting, and viewed a 3d object using the Scene of JetPack compose. Recently, I used Jetpack Compose for the Android version of my 3D Tank Battle Game, now on the Play Store.</w:t>
       </w:r>
     </w:p>
     <w:sectPr>
@@ -6360,6 +6160,21 @@
       </w:rPr>
       <w:t>857-544-6565</w:t>
     </w:r>
+    <w:r>
+      <w:rPr>
+        <w:rStyle w:val="None"/>
+        <w:rFonts w:ascii="Arial" w:cs="Arial" w:hAnsi="Arial" w:eastAsia="Arial"/>
+        <w:outline w:val="0"/>
+        <w:color w:val="1c1c1c"/>
+        <w:u w:color="1c1c1c"/>
+        <w:lang w:val="en-US"/>
+        <w14:textFill>
+          <w14:solidFill>
+            <w14:srgbClr w14:val="1C1C1C"/>
+          </w14:solidFill>
+        </w14:textFill>
+      </w:rPr>
+    </w:r>
   </w:p>
 </w:hdr>
 </file>
@@ -8055,14 +7870,6 @@
       </w:numPr>
     </w:pPr>
   </w:style>
-  <w:style w:type="numbering" w:styleId="Imported Style 2">
-    <w:name w:val="Imported Style 2"/>
-    <w:pPr>
-      <w:numPr>
-        <w:numId w:val="3"/>
-      </w:numPr>
-    </w:pPr>
-  </w:style>
   <w:style w:type="character" w:styleId="Hyperlink.1">
     <w:name w:val="Hyperlink.1"/>
     <w:basedOn w:val="Hyperlink"/>
@@ -8077,6 +7884,30 @@
         </w14:solidFill>
       </w14:textFill>
     </w:rPr>
+  </w:style>
+  <w:style w:type="character" w:styleId="Hyperlink.2">
+    <w:name w:val="Hyperlink.2"/>
+    <w:basedOn w:val="None"/>
+    <w:next w:val="Hyperlink.2"/>
+    <w:rPr>
+      <w:outline w:val="0"/>
+      <w:color w:val="0000ff"/>
+      <w:u w:val="single" w:color="0000ff"/>
+      <w:lang w:val="en-US"/>
+      <w14:textFill>
+        <w14:solidFill>
+          <w14:srgbClr w14:val="0000FF"/>
+        </w14:solidFill>
+      </w14:textFill>
+    </w:rPr>
+  </w:style>
+  <w:style w:type="numbering" w:styleId="Imported Style 2">
+    <w:name w:val="Imported Style 2"/>
+    <w:pPr>
+      <w:numPr>
+        <w:numId w:val="3"/>
+      </w:numPr>
+    </w:pPr>
   </w:style>
   <w:style w:type="numbering" w:styleId="Imported Style 3">
     <w:name w:val="Imported Style 3"/>
@@ -8150,10 +7981,10 @@
       </w:numPr>
     </w:pPr>
   </w:style>
-  <w:style w:type="character" w:styleId="Hyperlink.2">
-    <w:name w:val="Hyperlink.2"/>
+  <w:style w:type="character" w:styleId="Hyperlink.3">
+    <w:name w:val="Hyperlink.3"/>
     <w:basedOn w:val="None"/>
-    <w:next w:val="Hyperlink.2"/>
+    <w:next w:val="Hyperlink.3"/>
     <w:rPr>
       <w:outline w:val="0"/>
       <w:color w:val="0000ff"/>

--- a/resume/triboletti_andy_resume-latest.docx
+++ b/resume/triboletti_andy_resume-latest.docx
@@ -330,7 +330,7 @@
           <w:rtl w:val="0"/>
           <w:lang w:val="en-US"/>
         </w:rPr>
-        <w:t>Built a code and quality analysis dev tool for macOS and Windows</w:t>
+        <w:t>Currently working on a Slideshow Maker app for macOS utilizing on-device AI, TTS from sherpa TTS library, and ffmpeg to export movies. I have it working</w:t>
       </w:r>
       <w:r>
         <w:rPr>
@@ -352,129 +352,117 @@
           <w:rtl w:val="0"/>
           <w:lang w:val="en-US"/>
         </w:rPr>
-        <w:t xml:space="preserve"> written in Flutter/Dart. It tests </w:t>
-      </w:r>
-      <w:r>
-        <w:rPr>
-          <w:rStyle w:val="None"/>
-          <w:rFonts w:ascii="Helvetica" w:hAnsi="Helvetica"/>
-          <w:sz w:val="20"/>
-          <w:szCs w:val="20"/>
-          <w:rtl w:val="0"/>
-          <w:lang w:val="en-US"/>
-        </w:rPr>
-        <w:t>a website's</w:t>
-      </w:r>
-      <w:r>
-        <w:rPr>
-          <w:rStyle w:val="None"/>
-          <w:rFonts w:ascii="Helvetica" w:hAnsi="Helvetica"/>
-          <w:sz w:val="20"/>
-          <w:szCs w:val="20"/>
-          <w:rtl w:val="0"/>
-          <w:lang w:val="en-US"/>
-        </w:rPr>
-        <w:t xml:space="preserve"> security, </w:t>
-      </w:r>
-      <w:r>
-        <w:rPr>
-          <w:rStyle w:val="None"/>
-          <w:rFonts w:ascii="Helvetica" w:hAnsi="Helvetica"/>
-          <w:sz w:val="20"/>
-          <w:szCs w:val="20"/>
-          <w:rtl w:val="0"/>
-          <w:lang w:val="en-US"/>
-        </w:rPr>
-        <w:t>accessibility</w:t>
-      </w:r>
-      <w:r>
-        <w:rPr>
-          <w:rStyle w:val="None"/>
-          <w:rFonts w:ascii="Helvetica" w:hAnsi="Helvetica"/>
-          <w:sz w:val="20"/>
-          <w:szCs w:val="20"/>
-          <w:rtl w:val="0"/>
-          <w:lang w:val="en-US"/>
-        </w:rPr>
-        <w:t>, and more</w:t>
-      </w:r>
-      <w:r>
-        <w:rPr>
-          <w:rStyle w:val="None"/>
-          <w:rFonts w:ascii="Helvetica" w:hAnsi="Helvetica"/>
-          <w:sz w:val="20"/>
-          <w:szCs w:val="20"/>
-          <w:rtl w:val="0"/>
-          <w:lang w:val="en-US"/>
-        </w:rPr>
-        <w:t>,</w:t>
-      </w:r>
-      <w:r>
-        <w:rPr>
-          <w:rStyle w:val="None"/>
-          <w:rFonts w:ascii="Helvetica" w:hAnsi="Helvetica"/>
-          <w:sz w:val="20"/>
-          <w:szCs w:val="20"/>
-          <w:rtl w:val="0"/>
-          <w:lang w:val="en-US"/>
-        </w:rPr>
-        <w:t xml:space="preserve"> generating a report with errors found and an A-F grade.. </w:t>
-      </w:r>
-      <w:r>
-        <w:rPr>
-          <w:rStyle w:val="Hyperlink.1"/>
-          <w:rFonts w:ascii="Helvetica" w:cs="Helvetica" w:hAnsi="Helvetica" w:eastAsia="Helvetica"/>
-          <w:sz w:val="20"/>
-          <w:szCs w:val="20"/>
-        </w:rPr>
-        <w:fldChar w:fldCharType="begin" w:fldLock="0"/>
-      </w:r>
-      <w:r>
-        <w:rPr>
-          <w:rStyle w:val="Hyperlink.1"/>
-          <w:rFonts w:ascii="Helvetica" w:cs="Helvetica" w:hAnsi="Helvetica" w:eastAsia="Helvetica"/>
-          <w:sz w:val="20"/>
-          <w:szCs w:val="20"/>
-        </w:rPr>
-        <w:instrText xml:space="preserve"> HYPERLINK "https://CodeFrog.app"</w:instrText>
-      </w:r>
-      <w:r>
-        <w:rPr>
-          <w:rStyle w:val="Hyperlink.1"/>
-          <w:rFonts w:ascii="Helvetica" w:cs="Helvetica" w:hAnsi="Helvetica" w:eastAsia="Helvetica"/>
-          <w:sz w:val="20"/>
-          <w:szCs w:val="20"/>
-        </w:rPr>
-        <w:fldChar w:fldCharType="separate" w:fldLock="0"/>
-      </w:r>
-      <w:r>
-        <w:rPr>
-          <w:rStyle w:val="Hyperlink.1"/>
-          <w:rFonts w:ascii="Helvetica" w:hAnsi="Helvetica"/>
-          <w:sz w:val="20"/>
-          <w:szCs w:val="20"/>
-          <w:rtl w:val="0"/>
-          <w:lang w:val="en-US"/>
-        </w:rPr>
-        <w:t>https://codefrog.app</w:t>
-      </w:r>
-      <w:r>
-        <w:rPr>
-          <w:rFonts w:ascii="Helvetica" w:cs="Helvetica" w:hAnsi="Helvetica" w:eastAsia="Helvetica"/>
-          <w:sz w:val="20"/>
-          <w:szCs w:val="20"/>
-        </w:rPr>
-        <w:fldChar w:fldCharType="end" w:fldLock="0"/>
-      </w:r>
-      <w:r>
-        <w:rPr>
-          <w:rFonts w:ascii="Helvetica" w:hAnsi="Helvetica"/>
-          <w:sz w:val="20"/>
-          <w:szCs w:val="20"/>
-          <w:rtl w:val="0"/>
-          <w:lang w:val="en-US"/>
-        </w:rPr>
-        <w:t>.</w:t>
+        <w:t xml:space="preserve"> </w:t>
+      </w:r>
+      <w:r>
+        <w:rPr>
+          <w:rStyle w:val="None"/>
+          <w:rFonts w:ascii="Helvetica" w:hAnsi="Helvetica"/>
+          <w:sz w:val="20"/>
+          <w:szCs w:val="20"/>
+          <w:rtl w:val="0"/>
+          <w:lang w:val="en-US"/>
+        </w:rPr>
+        <w:t>auto-uploading</w:t>
+      </w:r>
+      <w:r>
+        <w:rPr>
+          <w:rStyle w:val="None"/>
+          <w:rFonts w:ascii="Helvetica" w:hAnsi="Helvetica"/>
+          <w:sz w:val="20"/>
+          <w:szCs w:val="20"/>
+          <w:rtl w:val="0"/>
+          <w:lang w:val="en-US"/>
+        </w:rPr>
+        <w:t xml:space="preserve"> to </w:t>
+      </w:r>
+      <w:r>
+        <w:rPr>
+          <w:rStyle w:val="None"/>
+          <w:rFonts w:ascii="Helvetica" w:hAnsi="Helvetica"/>
+          <w:sz w:val="20"/>
+          <w:szCs w:val="20"/>
+          <w:rtl w:val="0"/>
+          <w:lang w:val="en-US"/>
+        </w:rPr>
+        <w:t>Bluesky,</w:t>
+      </w:r>
+      <w:r>
+        <w:rPr>
+          <w:rStyle w:val="None"/>
+          <w:rFonts w:ascii="Helvetica" w:hAnsi="Helvetica"/>
+          <w:sz w:val="20"/>
+          <w:szCs w:val="20"/>
+          <w:rtl w:val="0"/>
+          <w:lang w:val="en-US"/>
+        </w:rPr>
+        <w:t xml:space="preserve"> and </w:t>
+      </w:r>
+      <w:r>
+        <w:rPr>
+          <w:rStyle w:val="None"/>
+          <w:rFonts w:ascii="Helvetica" w:hAnsi="Helvetica"/>
+          <w:sz w:val="20"/>
+          <w:szCs w:val="20"/>
+          <w:rtl w:val="0"/>
+          <w:lang w:val="en-US"/>
+        </w:rPr>
+        <w:t>am</w:t>
+      </w:r>
+      <w:r>
+        <w:rPr>
+          <w:rStyle w:val="None"/>
+          <w:rFonts w:ascii="Helvetica" w:hAnsi="Helvetica"/>
+          <w:sz w:val="20"/>
+          <w:szCs w:val="20"/>
+          <w:rtl w:val="0"/>
+          <w:lang w:val="en-US"/>
+        </w:rPr>
+        <w:t xml:space="preserve"> currently </w:t>
+      </w:r>
+      <w:r>
+        <w:rPr>
+          <w:rStyle w:val="None"/>
+          <w:rFonts w:ascii="Helvetica" w:hAnsi="Helvetica"/>
+          <w:sz w:val="20"/>
+          <w:szCs w:val="20"/>
+          <w:rtl w:val="0"/>
+          <w:lang w:val="en-US"/>
+        </w:rPr>
+        <w:t xml:space="preserve">working </w:t>
+      </w:r>
+      <w:r>
+        <w:rPr>
+          <w:rStyle w:val="None"/>
+          <w:rFonts w:ascii="Helvetica" w:hAnsi="Helvetica"/>
+          <w:sz w:val="20"/>
+          <w:szCs w:val="20"/>
+          <w:rtl w:val="0"/>
+          <w:lang w:val="en-US"/>
+        </w:rPr>
+        <w:t xml:space="preserve">on configuring </w:t>
+      </w:r>
+      <w:r>
+        <w:rPr>
+          <w:rStyle w:val="None"/>
+          <w:rFonts w:ascii="Helvetica" w:hAnsi="Helvetica"/>
+          <w:sz w:val="20"/>
+          <w:szCs w:val="20"/>
+          <w:rtl w:val="0"/>
+          <w:lang w:val="en-US"/>
+        </w:rPr>
+        <w:t>auto-upload</w:t>
+      </w:r>
+      <w:r>
+        <w:rPr>
+          <w:rStyle w:val="None"/>
+          <w:rFonts w:ascii="Helvetica" w:hAnsi="Helvetica"/>
+          <w:sz w:val="20"/>
+          <w:szCs w:val="20"/>
+          <w:rtl w:val="0"/>
+          <w:lang w:val="en-US"/>
+        </w:rPr>
+        <w:t xml:space="preserve"> to other social networks and getting ready to release the app.</w:t>
       </w:r>
     </w:p>
     <w:p>
@@ -498,33 +486,102 @@
       </w:pPr>
       <w:r>
         <w:rPr>
-          <w:rFonts w:ascii="Helvetica" w:hAnsi="Helvetica"/>
-          <w:sz w:val="20"/>
-          <w:szCs w:val="20"/>
-          <w:rtl w:val="0"/>
-          <w:lang w:val="en-US"/>
-        </w:rPr>
-        <w:t xml:space="preserve">Built a </w:t>
-      </w:r>
-      <w:r>
-        <w:rPr>
-          <w:rFonts w:ascii="Helvetica" w:hAnsi="Helvetica"/>
-          <w:sz w:val="20"/>
-          <w:szCs w:val="20"/>
-          <w:rtl w:val="0"/>
-          <w:lang w:val="en-US"/>
-        </w:rPr>
-        <w:t>single-player</w:t>
-      </w:r>
-      <w:r>
-        <w:rPr>
-          <w:rFonts w:ascii="Helvetica" w:hAnsi="Helvetica"/>
-          <w:sz w:val="20"/>
-          <w:szCs w:val="20"/>
-          <w:rtl w:val="0"/>
-          <w:lang w:val="en-US"/>
-        </w:rPr>
-        <w:t xml:space="preserve"> web drone game to race against the clock and use a taser on an attacker with a gun before they cause violence. </w:t>
+          <w:rStyle w:val="None"/>
+          <w:rFonts w:ascii="Helvetica" w:hAnsi="Helvetica"/>
+          <w:sz w:val="20"/>
+          <w:szCs w:val="20"/>
+          <w:rtl w:val="0"/>
+          <w:lang w:val="en-US"/>
+        </w:rPr>
+        <w:t>Built a code and quality analysis dev tool for macOS and Windows</w:t>
+      </w:r>
+      <w:r>
+        <w:rPr>
+          <w:rStyle w:val="None"/>
+          <w:rFonts w:ascii="Helvetica" w:hAnsi="Helvetica"/>
+          <w:sz w:val="20"/>
+          <w:szCs w:val="20"/>
+          <w:rtl w:val="0"/>
+          <w:lang w:val="en-US"/>
+        </w:rPr>
+        <w:t>,</w:t>
+      </w:r>
+      <w:r>
+        <w:rPr>
+          <w:rStyle w:val="None"/>
+          <w:rFonts w:ascii="Helvetica" w:hAnsi="Helvetica"/>
+          <w:sz w:val="20"/>
+          <w:szCs w:val="20"/>
+          <w:rtl w:val="0"/>
+          <w:lang w:val="en-US"/>
+        </w:rPr>
+        <w:t xml:space="preserve"> written in Flutter/Dart. It tests </w:t>
+      </w:r>
+      <w:r>
+        <w:rPr>
+          <w:rStyle w:val="None"/>
+          <w:rFonts w:ascii="Helvetica" w:hAnsi="Helvetica"/>
+          <w:sz w:val="20"/>
+          <w:szCs w:val="20"/>
+          <w:rtl w:val="0"/>
+          <w:lang w:val="en-US"/>
+        </w:rPr>
+        <w:t>a website's</w:t>
+      </w:r>
+      <w:r>
+        <w:rPr>
+          <w:rStyle w:val="None"/>
+          <w:rFonts w:ascii="Helvetica" w:hAnsi="Helvetica"/>
+          <w:sz w:val="20"/>
+          <w:szCs w:val="20"/>
+          <w:rtl w:val="0"/>
+          <w:lang w:val="en-US"/>
+        </w:rPr>
+        <w:t xml:space="preserve"> security, </w:t>
+      </w:r>
+      <w:r>
+        <w:rPr>
+          <w:rStyle w:val="None"/>
+          <w:rFonts w:ascii="Helvetica" w:hAnsi="Helvetica"/>
+          <w:sz w:val="20"/>
+          <w:szCs w:val="20"/>
+          <w:rtl w:val="0"/>
+          <w:lang w:val="en-US"/>
+        </w:rPr>
+        <w:t>accessibility</w:t>
+      </w:r>
+      <w:r>
+        <w:rPr>
+          <w:rStyle w:val="None"/>
+          <w:rFonts w:ascii="Helvetica" w:hAnsi="Helvetica"/>
+          <w:sz w:val="20"/>
+          <w:szCs w:val="20"/>
+          <w:rtl w:val="0"/>
+          <w:lang w:val="en-US"/>
+        </w:rPr>
+        <w:t>, and more</w:t>
+      </w:r>
+      <w:r>
+        <w:rPr>
+          <w:rStyle w:val="None"/>
+          <w:rFonts w:ascii="Helvetica" w:hAnsi="Helvetica"/>
+          <w:sz w:val="20"/>
+          <w:szCs w:val="20"/>
+          <w:rtl w:val="0"/>
+          <w:lang w:val="en-US"/>
+        </w:rPr>
+        <w:t>,</w:t>
+      </w:r>
+      <w:r>
+        <w:rPr>
+          <w:rStyle w:val="None"/>
+          <w:rFonts w:ascii="Helvetica" w:hAnsi="Helvetica"/>
+          <w:sz w:val="20"/>
+          <w:szCs w:val="20"/>
+          <w:rtl w:val="0"/>
+          <w:lang w:val="en-US"/>
+        </w:rPr>
+        <w:t xml:space="preserve"> generating a report with errors found and an A-F grade.. </w:t>
       </w:r>
       <w:r>
         <w:rPr>
@@ -542,7 +599,7 @@
           <w:sz w:val="20"/>
           <w:szCs w:val="20"/>
         </w:rPr>
-        <w:instrText xml:space="preserve"> HYPERLINK "https://game.gunstopperdrone.com"</w:instrText>
+        <w:instrText xml:space="preserve"> HYPERLINK "https://CodeFrog.app"</w:instrText>
       </w:r>
       <w:r>
         <w:rPr>
@@ -562,7 +619,7 @@
           <w:rtl w:val="0"/>
           <w:lang w:val="en-US"/>
         </w:rPr>
-        <w:t>https://game.gunstopperdrone.com</w:t>
+        <w:t>https://codefrog.app</w:t>
       </w:r>
       <w:r>
         <w:rPr>
@@ -604,29 +661,37 @@
       </w:pPr>
       <w:r>
         <w:rPr>
-          <w:rStyle w:val="None"/>
-          <w:rFonts w:ascii="Helvetica" w:hAnsi="Helvetica"/>
-          <w:sz w:val="20"/>
-          <w:szCs w:val="20"/>
-          <w:rtl w:val="0"/>
-          <w:lang w:val="en-US"/>
-        </w:rPr>
-        <w:t>B</w:t>
-      </w:r>
-      <w:r>
-        <w:rPr>
-          <w:rStyle w:val="None"/>
-          <w:rFonts w:ascii="Helvetica" w:hAnsi="Helvetica"/>
-          <w:sz w:val="20"/>
-          <w:szCs w:val="20"/>
-          <w:rtl w:val="0"/>
-          <w:lang w:val="en-US"/>
-        </w:rPr>
-        <w:t xml:space="preserve">uilt a 3D Tank Battle game using ThreeJS, Cannon.js, GSAP, Hammer, and a PHP backend and websocket server. </w:t>
-      </w:r>
-      <w:r>
-        <w:rPr>
-          <w:rStyle w:val="Hyperlink.2"/>
+          <w:rFonts w:ascii="Helvetica" w:hAnsi="Helvetica"/>
+          <w:sz w:val="20"/>
+          <w:szCs w:val="20"/>
+          <w:rtl w:val="0"/>
+          <w:lang w:val="en-US"/>
+        </w:rPr>
+        <w:t xml:space="preserve">Built a </w:t>
+      </w:r>
+      <w:r>
+        <w:rPr>
+          <w:rFonts w:ascii="Helvetica" w:hAnsi="Helvetica"/>
+          <w:sz w:val="20"/>
+          <w:szCs w:val="20"/>
+          <w:rtl w:val="0"/>
+          <w:lang w:val="en-US"/>
+        </w:rPr>
+        <w:t>single-player</w:t>
+      </w:r>
+      <w:r>
+        <w:rPr>
+          <w:rFonts w:ascii="Helvetica" w:hAnsi="Helvetica"/>
+          <w:sz w:val="20"/>
+          <w:szCs w:val="20"/>
+          <w:rtl w:val="0"/>
+          <w:lang w:val="en-US"/>
+        </w:rPr>
+        <w:t xml:space="preserve"> web drone game to race against the clock and use a taser on an attacker with a gun before they cause violence. </w:t>
+      </w:r>
+      <w:r>
+        <w:rPr>
+          <w:rStyle w:val="Hyperlink.1"/>
           <w:rFonts w:ascii="Helvetica" w:cs="Helvetica" w:hAnsi="Helvetica" w:eastAsia="Helvetica"/>
           <w:sz w:val="20"/>
           <w:szCs w:val="20"/>
@@ -635,16 +700,16 @@
       </w:r>
       <w:r>
         <w:rPr>
-          <w:rStyle w:val="Hyperlink.2"/>
-          <w:rFonts w:ascii="Helvetica" w:cs="Helvetica" w:hAnsi="Helvetica" w:eastAsia="Helvetica"/>
-          <w:sz w:val="20"/>
-          <w:szCs w:val="20"/>
-        </w:rPr>
-        <w:instrText xml:space="preserve"> HYPERLINK "https://3dtankbattle.com"</w:instrText>
-      </w:r>
-      <w:r>
-        <w:rPr>
-          <w:rStyle w:val="Hyperlink.2"/>
+          <w:rStyle w:val="Hyperlink.1"/>
+          <w:rFonts w:ascii="Helvetica" w:cs="Helvetica" w:hAnsi="Helvetica" w:eastAsia="Helvetica"/>
+          <w:sz w:val="20"/>
+          <w:szCs w:val="20"/>
+        </w:rPr>
+        <w:instrText xml:space="preserve"> HYPERLINK "https://game.gunstopperdrone.com"</w:instrText>
+      </w:r>
+      <w:r>
+        <w:rPr>
+          <w:rStyle w:val="Hyperlink.1"/>
           <w:rFonts w:ascii="Helvetica" w:cs="Helvetica" w:hAnsi="Helvetica" w:eastAsia="Helvetica"/>
           <w:sz w:val="20"/>
           <w:szCs w:val="20"/>
@@ -653,14 +718,14 @@
       </w:r>
       <w:r>
         <w:rPr>
-          <w:rStyle w:val="Hyperlink.2"/>
-          <w:rFonts w:ascii="Helvetica" w:hAnsi="Helvetica"/>
-          <w:sz w:val="20"/>
-          <w:szCs w:val="20"/>
-          <w:rtl w:val="0"/>
-          <w:lang w:val="en-US"/>
-        </w:rPr>
-        <w:t>https://3dtankbattle.com</w:t>
+          <w:rStyle w:val="Hyperlink.1"/>
+          <w:rFonts w:ascii="Helvetica" w:hAnsi="Helvetica"/>
+          <w:sz w:val="20"/>
+          <w:szCs w:val="20"/>
+          <w:rtl w:val="0"/>
+          <w:lang w:val="en-US"/>
+        </w:rPr>
+        <w:t>https://game.gunstopperdrone.com</w:t>
       </w:r>
       <w:r>
         <w:rPr>
@@ -672,7 +737,6 @@
       </w:r>
       <w:r>
         <w:rPr>
-          <w:rStyle w:val="None"/>
           <w:rFonts w:ascii="Helvetica" w:hAnsi="Helvetica"/>
           <w:sz w:val="20"/>
           <w:szCs w:val="20"/>
@@ -721,7 +785,7 @@
           <w:rtl w:val="0"/>
           <w:lang w:val="en-US"/>
         </w:rPr>
-        <w:t xml:space="preserve">uilt a 3d web games directory in the style of an old Blockbuster Video Game Store. </w:t>
+        <w:t xml:space="preserve">uilt a 3D Tank Battle game using ThreeJS, Cannon.js, GSAP, Hammer, and a PHP backend and websocket server. </w:t>
       </w:r>
       <w:r>
         <w:rPr>
@@ -739,7 +803,7 @@
           <w:sz w:val="20"/>
           <w:szCs w:val="20"/>
         </w:rPr>
-        <w:instrText xml:space="preserve"> HYPERLINK "https://3dwebgames.com"</w:instrText>
+        <w:instrText xml:space="preserve"> HYPERLINK "https://3dtankbattle.com"</w:instrText>
       </w:r>
       <w:r>
         <w:rPr>
@@ -759,7 +823,7 @@
           <w:rtl w:val="0"/>
           <w:lang w:val="en-US"/>
         </w:rPr>
-        <w:t>https://3dwebgames.com</w:t>
+        <w:t>https://3dtankbattle.com</w:t>
       </w:r>
       <w:r>
         <w:rPr>
@@ -778,41 +842,129 @@
           <w:rtl w:val="0"/>
           <w:lang w:val="en-US"/>
         </w:rPr>
-        <w:t xml:space="preserve"> Powered by GitHub data source repo of 3d web games. Using ThreeJS and other frameworks. I have experience building a texture atlas system </w:t>
-      </w:r>
-      <w:r>
-        <w:rPr>
-          <w:rStyle w:val="None"/>
-          <w:rFonts w:ascii="Helvetica" w:hAnsi="Helvetica"/>
-          <w:sz w:val="20"/>
-          <w:szCs w:val="20"/>
-          <w:rtl w:val="0"/>
-          <w:lang w:val="es-ES_tradnl"/>
-        </w:rPr>
-        <w:t xml:space="preserve">and </w:t>
-      </w:r>
-      <w:r>
-        <w:rPr>
-          <w:rStyle w:val="None"/>
-          <w:rFonts w:ascii="Helvetica" w:hAnsi="Helvetica"/>
-          <w:sz w:val="20"/>
-          <w:szCs w:val="20"/>
-          <w:rtl w:val="0"/>
-          <w:lang w:val="en-US"/>
-        </w:rPr>
-        <w:t>npm build tools.</w:t>
+        <w:t>.</w:t>
       </w:r>
     </w:p>
     <w:p>
       <w:pPr>
         <w:pStyle w:val="Body A"/>
         <w:keepLines w:val="1"/>
-        <w:rPr>
-          <w:rFonts w:ascii="Helvetica" w:cs="Helvetica" w:hAnsi="Helvetica" w:eastAsia="Helvetica"/>
-          <w:sz w:val="20"/>
-          <w:szCs w:val="20"/>
-        </w:rPr>
-      </w:pPr>
+        <w:numPr>
+          <w:ilvl w:val="0"/>
+          <w:numId w:val="2"/>
+        </w:numPr>
+        <w:bidi w:val="0"/>
+        <w:ind w:right="0"/>
+        <w:jc w:val="left"/>
+        <w:rPr>
+          <w:rFonts w:ascii="Helvetica" w:hAnsi="Helvetica"/>
+          <w:sz w:val="20"/>
+          <w:szCs w:val="20"/>
+          <w:rtl w:val="0"/>
+          <w:lang w:val="en-US"/>
+        </w:rPr>
+      </w:pPr>
+      <w:r>
+        <w:rPr>
+          <w:rStyle w:val="None"/>
+          <w:rFonts w:ascii="Helvetica" w:hAnsi="Helvetica"/>
+          <w:sz w:val="20"/>
+          <w:szCs w:val="20"/>
+          <w:rtl w:val="0"/>
+          <w:lang w:val="en-US"/>
+        </w:rPr>
+        <w:t>B</w:t>
+      </w:r>
+      <w:r>
+        <w:rPr>
+          <w:rStyle w:val="None"/>
+          <w:rFonts w:ascii="Helvetica" w:hAnsi="Helvetica"/>
+          <w:sz w:val="20"/>
+          <w:szCs w:val="20"/>
+          <w:rtl w:val="0"/>
+          <w:lang w:val="en-US"/>
+        </w:rPr>
+        <w:t xml:space="preserve">uilt a 3d web games directory in the style of an old Blockbuster Video Game Store. </w:t>
+      </w:r>
+      <w:r>
+        <w:rPr>
+          <w:rStyle w:val="Hyperlink.2"/>
+          <w:rFonts w:ascii="Helvetica" w:cs="Helvetica" w:hAnsi="Helvetica" w:eastAsia="Helvetica"/>
+          <w:sz w:val="20"/>
+          <w:szCs w:val="20"/>
+        </w:rPr>
+        <w:fldChar w:fldCharType="begin" w:fldLock="0"/>
+      </w:r>
+      <w:r>
+        <w:rPr>
+          <w:rStyle w:val="Hyperlink.2"/>
+          <w:rFonts w:ascii="Helvetica" w:cs="Helvetica" w:hAnsi="Helvetica" w:eastAsia="Helvetica"/>
+          <w:sz w:val="20"/>
+          <w:szCs w:val="20"/>
+        </w:rPr>
+        <w:instrText xml:space="preserve"> HYPERLINK "https://3dwebgames.com"</w:instrText>
+      </w:r>
+      <w:r>
+        <w:rPr>
+          <w:rStyle w:val="Hyperlink.2"/>
+          <w:rFonts w:ascii="Helvetica" w:cs="Helvetica" w:hAnsi="Helvetica" w:eastAsia="Helvetica"/>
+          <w:sz w:val="20"/>
+          <w:szCs w:val="20"/>
+        </w:rPr>
+        <w:fldChar w:fldCharType="separate" w:fldLock="0"/>
+      </w:r>
+      <w:r>
+        <w:rPr>
+          <w:rStyle w:val="Hyperlink.2"/>
+          <w:rFonts w:ascii="Helvetica" w:hAnsi="Helvetica"/>
+          <w:sz w:val="20"/>
+          <w:szCs w:val="20"/>
+          <w:rtl w:val="0"/>
+          <w:lang w:val="en-US"/>
+        </w:rPr>
+        <w:t>https://3dwebgames.com</w:t>
+      </w:r>
+      <w:r>
+        <w:rPr>
+          <w:rFonts w:ascii="Helvetica" w:cs="Helvetica" w:hAnsi="Helvetica" w:eastAsia="Helvetica"/>
+          <w:sz w:val="20"/>
+          <w:szCs w:val="20"/>
+        </w:rPr>
+        <w:fldChar w:fldCharType="end" w:fldLock="0"/>
+      </w:r>
+      <w:r>
+        <w:rPr>
+          <w:rStyle w:val="None"/>
+          <w:rFonts w:ascii="Helvetica" w:hAnsi="Helvetica"/>
+          <w:sz w:val="20"/>
+          <w:szCs w:val="20"/>
+          <w:rtl w:val="0"/>
+          <w:lang w:val="en-US"/>
+        </w:rPr>
+        <w:t xml:space="preserve"> Powered by GitHub data source repo of 3d web games. Using ThreeJS and other frameworks. I have experience building a texture atlas system </w:t>
+      </w:r>
+      <w:r>
+        <w:rPr>
+          <w:rStyle w:val="None"/>
+          <w:rFonts w:ascii="Helvetica" w:hAnsi="Helvetica"/>
+          <w:sz w:val="20"/>
+          <w:szCs w:val="20"/>
+          <w:rtl w:val="0"/>
+          <w:lang w:val="es-ES_tradnl"/>
+        </w:rPr>
+        <w:t xml:space="preserve">and </w:t>
+      </w:r>
+      <w:r>
+        <w:rPr>
+          <w:rStyle w:val="None"/>
+          <w:rFonts w:ascii="Helvetica" w:hAnsi="Helvetica"/>
+          <w:sz w:val="20"/>
+          <w:szCs w:val="20"/>
+          <w:rtl w:val="0"/>
+          <w:lang w:val="en-US"/>
+        </w:rPr>
+        <w:t>npm build tools.</w:t>
+      </w:r>
     </w:p>
     <w:p>
       <w:pPr>
@@ -1311,6 +1463,17 @@
         </w:rPr>
         <w:t>Used GitHub, Slack, Jira, AWS</w:t>
       </w:r>
+      <w:r>
+        <w:rPr>
+          <w:rStyle w:val="None"/>
+          <w:rFonts w:ascii="Helvetica" w:hAnsi="Helvetica"/>
+          <w:sz w:val="20"/>
+          <w:szCs w:val="20"/>
+          <w:rtl w:val="0"/>
+          <w:lang w:val="en-US"/>
+        </w:rPr>
+        <w:t>.</w:t>
+      </w:r>
     </w:p>
     <w:p>
       <w:pPr>
@@ -2022,8 +2185,44 @@
           <w:rtl w:val="0"/>
           <w:lang w:val="en-US"/>
         </w:rPr>
-        <w:t>Created many apps for iOS written in Swift, Objective-C, PHP, Ruby on Rails, MySQL, or PostgreSQL.</w:t>
-      </w:r>
+        <w:t>Created many apps for iOS written in Swift, Objective-C, PHP, Ruby on Rails, MySQL, and PostgreSQL.</w:t>
+      </w:r>
+    </w:p>
+    <w:p>
+      <w:pPr>
+        <w:pStyle w:val="Body A"/>
+        <w:widowControl w:val="0"/>
+        <w:bidi w:val="0"/>
+        <w:spacing w:line="224" w:lineRule="auto"/>
+        <w:ind w:left="0" w:right="0" w:firstLine="0"/>
+        <w:jc w:val="left"/>
+        <w:rPr>
+          <w:rStyle w:val="None"/>
+          <w:rFonts w:ascii="Helvetica" w:cs="Helvetica" w:hAnsi="Helvetica" w:eastAsia="Helvetica"/>
+          <w:sz w:val="20"/>
+          <w:szCs w:val="20"/>
+          <w:rtl w:val="0"/>
+          <w:lang w:val="en-US"/>
+        </w:rPr>
+      </w:pPr>
+    </w:p>
+    <w:p>
+      <w:pPr>
+        <w:pStyle w:val="Body A"/>
+        <w:widowControl w:val="0"/>
+        <w:bidi w:val="0"/>
+        <w:spacing w:line="224" w:lineRule="auto"/>
+        <w:ind w:left="0" w:right="0" w:firstLine="0"/>
+        <w:jc w:val="left"/>
+        <w:rPr>
+          <w:rStyle w:val="None"/>
+          <w:rFonts w:ascii="Helvetica" w:cs="Helvetica" w:hAnsi="Helvetica" w:eastAsia="Helvetica"/>
+          <w:sz w:val="20"/>
+          <w:szCs w:val="20"/>
+          <w:rtl w:val="0"/>
+          <w:lang w:val="en-US"/>
+        </w:rPr>
+      </w:pPr>
     </w:p>
     <w:p>
       <w:pPr>
@@ -2061,35 +2260,33 @@
       <w:pPr>
         <w:pStyle w:val="Body A"/>
         <w:widowControl w:val="0"/>
+        <w:numPr>
+          <w:ilvl w:val="0"/>
+          <w:numId w:val="4"/>
+        </w:numPr>
         <w:bidi w:val="0"/>
         <w:spacing w:line="224" w:lineRule="auto"/>
-        <w:ind w:left="0" w:right="0" w:firstLine="0"/>
+        <w:ind w:right="0"/>
         <w:jc w:val="left"/>
         <w:rPr>
-          <w:rStyle w:val="None"/>
-          <w:rFonts w:ascii="Helvetica" w:cs="Helvetica" w:hAnsi="Helvetica" w:eastAsia="Helvetica"/>
-          <w:sz w:val="20"/>
-          <w:szCs w:val="20"/>
-          <w:rtl w:val="0"/>
-          <w:lang w:val="en-US"/>
-        </w:rPr>
-      </w:pPr>
-    </w:p>
-    <w:p>
-      <w:pPr>
-        <w:pStyle w:val="Body A"/>
-        <w:widowControl w:val="0"/>
-        <w:bidi w:val="0"/>
-        <w:spacing w:line="224" w:lineRule="auto"/>
-        <w:ind w:left="0" w:right="0" w:firstLine="0"/>
-        <w:jc w:val="left"/>
-        <w:rPr>
-          <w:rFonts w:ascii="Helvetica" w:cs="Helvetica" w:hAnsi="Helvetica" w:eastAsia="Helvetica"/>
-          <w:sz w:val="20"/>
-          <w:szCs w:val="20"/>
-          <w:rtl w:val="0"/>
-        </w:rPr>
-      </w:pPr>
+          <w:rFonts w:ascii="Helvetica" w:hAnsi="Helvetica"/>
+          <w:sz w:val="20"/>
+          <w:szCs w:val="20"/>
+          <w:rtl w:val="0"/>
+          <w:lang w:val="en-US"/>
+        </w:rPr>
+      </w:pPr>
+      <w:r>
+        <w:rPr>
+          <w:rStyle w:val="None"/>
+          <w:rFonts w:ascii="Helvetica" w:hAnsi="Helvetica"/>
+          <w:sz w:val="20"/>
+          <w:szCs w:val="20"/>
+          <w:rtl w:val="0"/>
+          <w:lang w:val="en-US"/>
+        </w:rPr>
+        <w:t>GreenRobot has released some Laravel PHP open-source projects: an ad server and an ad network. I contributed to both projects. On the ad server, I was the sole contributor:</w:t>
+      </w:r>
     </w:p>
     <w:p>
       <w:pPr>
@@ -2104,23 +2301,57 @@
         <w:ind w:right="0"/>
         <w:jc w:val="left"/>
         <w:rPr>
-          <w:rFonts w:ascii="Helvetica" w:hAnsi="Helvetica"/>
-          <w:sz w:val="20"/>
-          <w:szCs w:val="20"/>
-          <w:rtl w:val="0"/>
-          <w:lang w:val="en-US"/>
-        </w:rPr>
-      </w:pPr>
-      <w:r>
-        <w:rPr>
-          <w:rStyle w:val="None"/>
-          <w:rFonts w:ascii="Helvetica" w:hAnsi="Helvetica"/>
-          <w:sz w:val="20"/>
-          <w:szCs w:val="20"/>
-          <w:rtl w:val="0"/>
-          <w:lang w:val="en-US"/>
-        </w:rPr>
-        <w:t>GreenRobot has released some Laravel PHP open-source projects: an ad server and an ad network. I contributed to both projects. On the ad server, I was the sole contributor:</w:t>
+          <w:rFonts w:ascii="Helvetica" w:cs="Helvetica" w:hAnsi="Helvetica" w:eastAsia="Helvetica"/>
+          <w:sz w:val="20"/>
+          <w:szCs w:val="20"/>
+          <w:rtl w:val="0"/>
+        </w:rPr>
+      </w:pPr>
+      <w:r>
+        <w:rPr>
+          <w:rStyle w:val="Hyperlink.2"/>
+          <w:rFonts w:ascii="Helvetica" w:cs="Helvetica" w:hAnsi="Helvetica" w:eastAsia="Helvetica"/>
+          <w:sz w:val="20"/>
+          <w:szCs w:val="20"/>
+        </w:rPr>
+        <w:fldChar w:fldCharType="begin" w:fldLock="0"/>
+      </w:r>
+      <w:r>
+        <w:rPr>
+          <w:rStyle w:val="Hyperlink.2"/>
+          <w:rFonts w:ascii="Helvetica" w:cs="Helvetica" w:hAnsi="Helvetica" w:eastAsia="Helvetica"/>
+          <w:sz w:val="20"/>
+          <w:szCs w:val="20"/>
+        </w:rPr>
+        <w:instrText xml:space="preserve"> HYPERLINK "https://github.com/greenrobotllc"</w:instrText>
+      </w:r>
+      <w:r>
+        <w:rPr>
+          <w:rStyle w:val="Hyperlink.2"/>
+          <w:rFonts w:ascii="Helvetica" w:cs="Helvetica" w:hAnsi="Helvetica" w:eastAsia="Helvetica"/>
+          <w:sz w:val="20"/>
+          <w:szCs w:val="20"/>
+        </w:rPr>
+        <w:fldChar w:fldCharType="separate" w:fldLock="0"/>
+      </w:r>
+      <w:r>
+        <w:rPr>
+          <w:rStyle w:val="Hyperlink.2"/>
+          <w:rFonts w:ascii="Helvetica" w:hAnsi="Helvetica"/>
+          <w:sz w:val="20"/>
+          <w:szCs w:val="20"/>
+          <w:rtl w:val="0"/>
+          <w:lang w:val="en-US"/>
+        </w:rPr>
+        <w:t>https://github.com/greenrobotllc</w:t>
+      </w:r>
+      <w:r>
+        <w:rPr>
+          <w:rFonts w:ascii="Helvetica" w:cs="Helvetica" w:hAnsi="Helvetica" w:eastAsia="Helvetica"/>
+          <w:sz w:val="20"/>
+          <w:szCs w:val="20"/>
+        </w:rPr>
+        <w:fldChar w:fldCharType="end" w:fldLock="0"/>
       </w:r>
     </w:p>
     <w:p>
@@ -2136,57 +2367,540 @@
         <w:ind w:right="0"/>
         <w:jc w:val="left"/>
         <w:rPr>
-          <w:rFonts w:ascii="Helvetica" w:cs="Helvetica" w:hAnsi="Helvetica" w:eastAsia="Helvetica"/>
-          <w:sz w:val="20"/>
-          <w:szCs w:val="20"/>
-          <w:rtl w:val="0"/>
-        </w:rPr>
-      </w:pPr>
-      <w:r>
-        <w:rPr>
-          <w:rStyle w:val="Hyperlink.2"/>
-          <w:rFonts w:ascii="Helvetica" w:cs="Helvetica" w:hAnsi="Helvetica" w:eastAsia="Helvetica"/>
-          <w:sz w:val="20"/>
-          <w:szCs w:val="20"/>
-        </w:rPr>
-        <w:fldChar w:fldCharType="begin" w:fldLock="0"/>
-      </w:r>
-      <w:r>
-        <w:rPr>
-          <w:rStyle w:val="Hyperlink.2"/>
-          <w:rFonts w:ascii="Helvetica" w:cs="Helvetica" w:hAnsi="Helvetica" w:eastAsia="Helvetica"/>
-          <w:sz w:val="20"/>
-          <w:szCs w:val="20"/>
-        </w:rPr>
-        <w:instrText xml:space="preserve"> HYPERLINK "https://github.com/greenrobotllc"</w:instrText>
-      </w:r>
-      <w:r>
-        <w:rPr>
-          <w:rStyle w:val="Hyperlink.2"/>
-          <w:rFonts w:ascii="Helvetica" w:cs="Helvetica" w:hAnsi="Helvetica" w:eastAsia="Helvetica"/>
-          <w:sz w:val="20"/>
-          <w:szCs w:val="20"/>
-        </w:rPr>
-        <w:fldChar w:fldCharType="separate" w:fldLock="0"/>
-      </w:r>
-      <w:r>
-        <w:rPr>
-          <w:rStyle w:val="Hyperlink.2"/>
-          <w:rFonts w:ascii="Helvetica" w:hAnsi="Helvetica"/>
-          <w:sz w:val="20"/>
-          <w:szCs w:val="20"/>
-          <w:rtl w:val="0"/>
-          <w:lang w:val="en-US"/>
-        </w:rPr>
-        <w:t>https://github.com/greenrobotllc</w:t>
-      </w:r>
-      <w:r>
-        <w:rPr>
-          <w:rFonts w:ascii="Helvetica" w:cs="Helvetica" w:hAnsi="Helvetica" w:eastAsia="Helvetica"/>
-          <w:sz w:val="20"/>
-          <w:szCs w:val="20"/>
-        </w:rPr>
-        <w:fldChar w:fldCharType="end" w:fldLock="0"/>
+          <w:rFonts w:ascii="Helvetica" w:hAnsi="Helvetica"/>
+          <w:sz w:val="20"/>
+          <w:szCs w:val="20"/>
+          <w:rtl w:val="0"/>
+          <w:lang w:val="en-US"/>
+        </w:rPr>
+      </w:pPr>
+      <w:r>
+        <w:rPr>
+          <w:rStyle w:val="None"/>
+          <w:rFonts w:ascii="Helvetica" w:hAnsi="Helvetica"/>
+          <w:sz w:val="20"/>
+          <w:szCs w:val="20"/>
+          <w:rtl w:val="0"/>
+          <w:lang w:val="en-US"/>
+        </w:rPr>
+        <w:t>Contracted by</w:t>
+      </w:r>
+      <w:r>
+        <w:rPr>
+          <w:rStyle w:val="None"/>
+          <w:rFonts w:ascii="Helvetica" w:hAnsi="Helvetica"/>
+          <w:sz w:val="20"/>
+          <w:szCs w:val="20"/>
+          <w:rtl w:val="0"/>
+          <w:lang w:val="en-US"/>
+        </w:rPr>
+        <w:t xml:space="preserve"> </w:t>
+      </w:r>
+      <w:r>
+        <w:rPr>
+          <w:rStyle w:val="None"/>
+          <w:rFonts w:ascii="Helvetica" w:hAnsi="Helvetica"/>
+          <w:sz w:val="20"/>
+          <w:szCs w:val="20"/>
+          <w:rtl w:val="0"/>
+          <w:lang w:val="en-US"/>
+        </w:rPr>
+        <w:t>clients for PHP/Python web development</w:t>
+      </w:r>
+    </w:p>
+    <w:p>
+      <w:pPr>
+        <w:pStyle w:val="Body A"/>
+        <w:widowControl w:val="0"/>
+        <w:bidi w:val="0"/>
+        <w:spacing w:line="224" w:lineRule="auto"/>
+        <w:ind w:left="0" w:right="0" w:firstLine="0"/>
+        <w:jc w:val="left"/>
+        <w:rPr>
+          <w:rStyle w:val="None"/>
+          <w:rFonts w:ascii="Helvetica" w:cs="Helvetica" w:hAnsi="Helvetica" w:eastAsia="Helvetica"/>
+          <w:outline w:val="0"/>
+          <w:color w:val="341c65"/>
+          <w:sz w:val="20"/>
+          <w:szCs w:val="20"/>
+          <w:u w:color="341c65"/>
+          <w:rtl w:val="0"/>
+          <w14:textFill>
+            <w14:solidFill>
+              <w14:srgbClr w14:val="341C65"/>
+            </w14:solidFill>
+          </w14:textFill>
+        </w:rPr>
+      </w:pPr>
+    </w:p>
+    <w:p>
+      <w:pPr>
+        <w:pStyle w:val="Body A"/>
+        <w:widowControl w:val="0"/>
+        <w:ind w:left="100" w:firstLine="0"/>
+        <w:rPr>
+          <w:rStyle w:val="None"/>
+          <w:rFonts w:ascii="Helvetica" w:cs="Helvetica" w:hAnsi="Helvetica" w:eastAsia="Helvetica"/>
+          <w:b w:val="1"/>
+          <w:bCs w:val="1"/>
+          <w:sz w:val="20"/>
+          <w:szCs w:val="20"/>
+          <w:lang w:val="de-DE"/>
+        </w:rPr>
+      </w:pPr>
+      <w:r>
+        <w:rPr>
+          <w:rStyle w:val="None"/>
+          <w:rFonts w:ascii="Helvetica" w:hAnsi="Helvetica"/>
+          <w:b w:val="1"/>
+          <w:bCs w:val="1"/>
+          <w:sz w:val="20"/>
+          <w:szCs w:val="20"/>
+          <w:rtl w:val="0"/>
+          <w:lang w:val="en-US"/>
+        </w:rPr>
+        <w:t>Arc.dev</w:t>
+      </w:r>
+      <w:r>
+        <w:rPr>
+          <w:rStyle w:val="None"/>
+          <w:rFonts w:ascii="Helvetica" w:hAnsi="Helvetica"/>
+          <w:b w:val="1"/>
+          <w:bCs w:val="1"/>
+          <w:sz w:val="20"/>
+          <w:szCs w:val="20"/>
+          <w:rtl w:val="0"/>
+        </w:rPr>
+        <w:t>,</w:t>
+      </w:r>
+      <w:r>
+        <w:rPr>
+          <w:rStyle w:val="None"/>
+          <w:rFonts w:ascii="Helvetica" w:hAnsi="Helvetica"/>
+          <w:b w:val="1"/>
+          <w:bCs w:val="1"/>
+          <w:sz w:val="20"/>
+          <w:szCs w:val="20"/>
+          <w:rtl w:val="0"/>
+          <w:lang w:val="en-US"/>
+        </w:rPr>
+        <w:t xml:space="preserve"> Remote</w:t>
+      </w:r>
+      <w:r>
+        <w:rPr>
+          <w:rStyle w:val="None"/>
+          <w:rFonts w:ascii="Helvetica" w:hAnsi="Helvetica"/>
+          <w:b w:val="1"/>
+          <w:bCs w:val="1"/>
+          <w:sz w:val="20"/>
+          <w:szCs w:val="20"/>
+          <w:rtl w:val="0"/>
+        </w:rPr>
+        <w:t xml:space="preserve">                                                                                                        </w:t>
+      </w:r>
+      <w:r>
+        <w:rPr>
+          <w:rStyle w:val="None"/>
+          <w:rFonts w:ascii="Helvetica" w:hAnsi="Helvetica"/>
+          <w:b w:val="1"/>
+          <w:bCs w:val="1"/>
+          <w:sz w:val="20"/>
+          <w:szCs w:val="20"/>
+          <w:rtl w:val="0"/>
+          <w:lang w:val="en-US"/>
+        </w:rPr>
+        <w:t xml:space="preserve">  </w:t>
+      </w:r>
+      <w:r>
+        <w:rPr>
+          <w:rStyle w:val="None"/>
+          <w:rFonts w:ascii="Helvetica" w:hAnsi="Helvetica"/>
+          <w:b w:val="1"/>
+          <w:bCs w:val="1"/>
+          <w:sz w:val="20"/>
+          <w:szCs w:val="20"/>
+          <w:rtl w:val="0"/>
+        </w:rPr>
+        <w:t xml:space="preserve">     </w:t>
+      </w:r>
+      <w:r>
+        <w:rPr>
+          <w:rStyle w:val="None"/>
+          <w:rFonts w:ascii="Helvetica" w:hAnsi="Helvetica"/>
+          <w:b w:val="1"/>
+          <w:bCs w:val="1"/>
+          <w:sz w:val="20"/>
+          <w:szCs w:val="20"/>
+          <w:rtl w:val="0"/>
+          <w:lang w:val="en-US"/>
+        </w:rPr>
+        <w:t xml:space="preserve">        </w:t>
+      </w:r>
+      <w:r>
+        <w:rPr>
+          <w:rStyle w:val="None"/>
+          <w:rFonts w:ascii="Helvetica" w:hAnsi="Helvetica"/>
+          <w:b w:val="1"/>
+          <w:bCs w:val="1"/>
+          <w:sz w:val="20"/>
+          <w:szCs w:val="20"/>
+          <w:rtl w:val="0"/>
+          <w:lang w:val="de-DE"/>
+        </w:rPr>
+        <w:t xml:space="preserve">  </w:t>
+      </w:r>
+    </w:p>
+    <w:p>
+      <w:pPr>
+        <w:pStyle w:val="Body A"/>
+        <w:widowControl w:val="0"/>
+        <w:ind w:left="100" w:firstLine="0"/>
+        <w:rPr>
+          <w:rStyle w:val="None"/>
+          <w:rFonts w:ascii="Helvetica" w:cs="Helvetica" w:hAnsi="Helvetica" w:eastAsia="Helvetica"/>
+          <w:b w:val="1"/>
+          <w:bCs w:val="1"/>
+          <w:sz w:val="20"/>
+          <w:szCs w:val="20"/>
+        </w:rPr>
+      </w:pPr>
+      <w:r>
+        <w:rPr>
+          <w:rStyle w:val="None"/>
+          <w:rFonts w:ascii="Helvetica" w:hAnsi="Helvetica"/>
+          <w:b w:val="1"/>
+          <w:bCs w:val="1"/>
+          <w:sz w:val="20"/>
+          <w:szCs w:val="20"/>
+          <w:rtl w:val="0"/>
+          <w:lang w:val="de-DE"/>
+        </w:rPr>
+        <w:t>09/</w:t>
+      </w:r>
+      <w:r>
+        <w:rPr>
+          <w:rStyle w:val="None"/>
+          <w:rFonts w:ascii="Helvetica" w:hAnsi="Helvetica"/>
+          <w:b w:val="1"/>
+          <w:bCs w:val="1"/>
+          <w:sz w:val="20"/>
+          <w:szCs w:val="20"/>
+          <w:rtl w:val="0"/>
+          <w:lang w:val="en-US"/>
+        </w:rPr>
+        <w:t>20</w:t>
+      </w:r>
+      <w:r>
+        <w:rPr>
+          <w:rStyle w:val="None"/>
+          <w:rFonts w:ascii="Helvetica" w:hAnsi="Helvetica"/>
+          <w:b w:val="1"/>
+          <w:bCs w:val="1"/>
+          <w:sz w:val="20"/>
+          <w:szCs w:val="20"/>
+          <w:rtl w:val="0"/>
+        </w:rPr>
+        <w:t>-0</w:t>
+      </w:r>
+      <w:r>
+        <w:rPr>
+          <w:rStyle w:val="None"/>
+          <w:rFonts w:ascii="Helvetica" w:hAnsi="Helvetica"/>
+          <w:b w:val="1"/>
+          <w:bCs w:val="1"/>
+          <w:sz w:val="20"/>
+          <w:szCs w:val="20"/>
+          <w:rtl w:val="0"/>
+          <w:lang w:val="en-US"/>
+        </w:rPr>
+        <w:t>4</w:t>
+      </w:r>
+      <w:r>
+        <w:rPr>
+          <w:rStyle w:val="None"/>
+          <w:rFonts w:ascii="Helvetica" w:hAnsi="Helvetica"/>
+          <w:b w:val="1"/>
+          <w:bCs w:val="1"/>
+          <w:sz w:val="20"/>
+          <w:szCs w:val="20"/>
+          <w:rtl w:val="0"/>
+        </w:rPr>
+        <w:t>/</w:t>
+      </w:r>
+      <w:r>
+        <w:rPr>
+          <w:rStyle w:val="None"/>
+          <w:rFonts w:ascii="Helvetica" w:hAnsi="Helvetica"/>
+          <w:b w:val="1"/>
+          <w:bCs w:val="1"/>
+          <w:sz w:val="20"/>
+          <w:szCs w:val="20"/>
+          <w:rtl w:val="0"/>
+          <w:lang w:val="en-US"/>
+        </w:rPr>
+        <w:t>22</w:t>
+      </w:r>
+    </w:p>
+    <w:p>
+      <w:pPr>
+        <w:pStyle w:val="Body A"/>
+        <w:widowControl w:val="0"/>
+        <w:ind w:left="100" w:firstLine="0"/>
+        <w:rPr>
+          <w:rStyle w:val="None"/>
+          <w:rFonts w:ascii="Helvetica" w:cs="Helvetica" w:hAnsi="Helvetica" w:eastAsia="Helvetica"/>
+          <w:b w:val="1"/>
+          <w:bCs w:val="1"/>
+          <w:sz w:val="20"/>
+          <w:szCs w:val="20"/>
+        </w:rPr>
+      </w:pPr>
+      <w:r>
+        <w:rPr>
+          <w:rStyle w:val="None"/>
+          <w:rFonts w:ascii="Helvetica" w:hAnsi="Helvetica"/>
+          <w:b w:val="1"/>
+          <w:bCs w:val="1"/>
+          <w:sz w:val="20"/>
+          <w:szCs w:val="20"/>
+          <w:rtl w:val="0"/>
+          <w:lang w:val="en-US"/>
+        </w:rPr>
+        <w:t>Technical Screener</w:t>
+      </w:r>
+    </w:p>
+    <w:p>
+      <w:pPr>
+        <w:pStyle w:val="Body A"/>
+        <w:widowControl w:val="0"/>
+        <w:numPr>
+          <w:ilvl w:val="0"/>
+          <w:numId w:val="4"/>
+        </w:numPr>
+        <w:bidi w:val="0"/>
+        <w:spacing w:before="1" w:line="230" w:lineRule="auto"/>
+        <w:ind w:right="252"/>
+        <w:jc w:val="left"/>
+        <w:rPr>
+          <w:rFonts w:ascii="Helvetica" w:hAnsi="Helvetica"/>
+          <w:sz w:val="20"/>
+          <w:szCs w:val="20"/>
+          <w:rtl w:val="0"/>
+          <w:lang w:val="en-US"/>
+        </w:rPr>
+      </w:pPr>
+      <w:r>
+        <w:rPr>
+          <w:rStyle w:val="None"/>
+          <w:rFonts w:ascii="Helvetica" w:hAnsi="Helvetica"/>
+          <w:sz w:val="20"/>
+          <w:szCs w:val="20"/>
+          <w:rtl w:val="0"/>
+          <w:lang w:val="en-US"/>
+        </w:rPr>
+        <w:t>Screen developers for Arc.dev. I used Zoom and my technical knowledge to interview developers for inclusion in the arc.dev platform.</w:t>
+      </w:r>
+    </w:p>
+    <w:p>
+      <w:pPr>
+        <w:pStyle w:val="Body A"/>
+        <w:widowControl w:val="0"/>
+        <w:spacing w:before="1" w:line="230" w:lineRule="auto"/>
+        <w:ind w:right="252"/>
+        <w:rPr>
+          <w:rFonts w:ascii="Helvetica" w:cs="Helvetica" w:hAnsi="Helvetica" w:eastAsia="Helvetica"/>
+          <w:sz w:val="20"/>
+          <w:szCs w:val="20"/>
+        </w:rPr>
+      </w:pPr>
+    </w:p>
+    <w:p>
+      <w:pPr>
+        <w:pStyle w:val="Body A"/>
+        <w:widowControl w:val="0"/>
+        <w:ind w:left="100" w:firstLine="0"/>
+        <w:rPr>
+          <w:rStyle w:val="None"/>
+          <w:rFonts w:ascii="Helvetica" w:cs="Helvetica" w:hAnsi="Helvetica" w:eastAsia="Helvetica"/>
+          <w:b w:val="1"/>
+          <w:bCs w:val="1"/>
+          <w:sz w:val="20"/>
+          <w:szCs w:val="20"/>
+        </w:rPr>
+      </w:pPr>
+      <w:r>
+        <w:rPr>
+          <w:rStyle w:val="None"/>
+          <w:rFonts w:ascii="Helvetica" w:hAnsi="Helvetica"/>
+          <w:b w:val="1"/>
+          <w:bCs w:val="1"/>
+          <w:outline w:val="0"/>
+          <w:color w:val="1c1c1c"/>
+          <w:sz w:val="20"/>
+          <w:szCs w:val="20"/>
+          <w:u w:color="1c1c1c"/>
+          <w:rtl w:val="0"/>
+          <w:lang w:val="en-US"/>
+          <w14:textFill>
+            <w14:solidFill>
+              <w14:srgbClr w14:val="1C1C1C"/>
+            </w14:solidFill>
+          </w14:textFill>
+        </w:rPr>
+        <w:t>TrafficCast International, Inc., Remote</w:t>
+      </w:r>
+      <w:r>
+        <w:rPr>
+          <w:rStyle w:val="None"/>
+          <w:rFonts w:ascii="Helvetica" w:hAnsi="Helvetica"/>
+          <w:b w:val="1"/>
+          <w:bCs w:val="1"/>
+          <w:sz w:val="20"/>
+          <w:szCs w:val="20"/>
+          <w:rtl w:val="0"/>
+        </w:rPr>
+        <w:t xml:space="preserve">                                                                            </w:t>
+      </w:r>
+      <w:r>
+        <w:rPr>
+          <w:rStyle w:val="None"/>
+          <w:rFonts w:ascii="Helvetica" w:hAnsi="Helvetica"/>
+          <w:b w:val="1"/>
+          <w:bCs w:val="1"/>
+          <w:sz w:val="20"/>
+          <w:szCs w:val="20"/>
+          <w:rtl w:val="0"/>
+          <w:lang w:val="en-US"/>
+        </w:rPr>
+        <w:t xml:space="preserve">     </w:t>
+      </w:r>
+      <w:r>
+        <w:rPr>
+          <w:rStyle w:val="None"/>
+          <w:rFonts w:ascii="Helvetica" w:hAnsi="Helvetica"/>
+          <w:b w:val="1"/>
+          <w:bCs w:val="1"/>
+          <w:sz w:val="20"/>
+          <w:szCs w:val="20"/>
+          <w:rtl w:val="0"/>
+        </w:rPr>
+        <w:t xml:space="preserve"> </w:t>
+      </w:r>
+    </w:p>
+    <w:p>
+      <w:pPr>
+        <w:pStyle w:val="Body A"/>
+        <w:widowControl w:val="0"/>
+        <w:ind w:left="100" w:firstLine="0"/>
+        <w:rPr>
+          <w:rStyle w:val="None"/>
+          <w:rFonts w:ascii="Helvetica" w:cs="Helvetica" w:hAnsi="Helvetica" w:eastAsia="Helvetica"/>
+          <w:sz w:val="20"/>
+          <w:szCs w:val="20"/>
+        </w:rPr>
+      </w:pPr>
+      <w:r>
+        <w:rPr>
+          <w:rStyle w:val="None"/>
+          <w:rFonts w:ascii="Helvetica" w:hAnsi="Helvetica"/>
+          <w:b w:val="1"/>
+          <w:bCs w:val="1"/>
+          <w:outline w:val="0"/>
+          <w:color w:val="1c1c1c"/>
+          <w:sz w:val="20"/>
+          <w:szCs w:val="20"/>
+          <w:u w:color="1c1c1c"/>
+          <w:rtl w:val="0"/>
+          <w:lang w:val="en-US"/>
+          <w14:textFill>
+            <w14:solidFill>
+              <w14:srgbClr w14:val="1C1C1C"/>
+            </w14:solidFill>
+          </w14:textFill>
+        </w:rPr>
+        <w:t xml:space="preserve">10/17 </w:t>
+      </w:r>
+      <w:r>
+        <w:rPr>
+          <w:rStyle w:val="None"/>
+          <w:rFonts w:ascii="Helvetica" w:hAnsi="Helvetica" w:hint="default"/>
+          <w:b w:val="1"/>
+          <w:bCs w:val="1"/>
+          <w:outline w:val="0"/>
+          <w:color w:val="1c1c1c"/>
+          <w:sz w:val="20"/>
+          <w:szCs w:val="20"/>
+          <w:u w:color="1c1c1c"/>
+          <w:rtl w:val="0"/>
+          <w:lang w:val="en-US"/>
+          <w14:textFill>
+            <w14:solidFill>
+              <w14:srgbClr w14:val="1C1C1C"/>
+            </w14:solidFill>
+          </w14:textFill>
+        </w:rPr>
+        <w:t xml:space="preserve">– </w:t>
+      </w:r>
+      <w:r>
+        <w:rPr>
+          <w:rStyle w:val="None"/>
+          <w:rFonts w:ascii="Helvetica" w:hAnsi="Helvetica"/>
+          <w:b w:val="1"/>
+          <w:bCs w:val="1"/>
+          <w:outline w:val="0"/>
+          <w:color w:val="1c1c1c"/>
+          <w:sz w:val="20"/>
+          <w:szCs w:val="20"/>
+          <w:u w:color="1c1c1c"/>
+          <w:rtl w:val="0"/>
+          <w:lang w:val="en-US"/>
+          <w14:textFill>
+            <w14:solidFill>
+              <w14:srgbClr w14:val="1C1C1C"/>
+            </w14:solidFill>
+          </w14:textFill>
+        </w:rPr>
+        <w:t>01/20</w:t>
+      </w:r>
+    </w:p>
+    <w:p>
+      <w:pPr>
+        <w:pStyle w:val="Body A"/>
+        <w:widowControl w:val="0"/>
+        <w:ind w:left="100" w:firstLine="0"/>
+        <w:rPr>
+          <w:rStyle w:val="None"/>
+          <w:rFonts w:ascii="Helvetica" w:cs="Helvetica" w:hAnsi="Helvetica" w:eastAsia="Helvetica"/>
+          <w:outline w:val="0"/>
+          <w:color w:val="341c65"/>
+          <w:u w:color="341c65"/>
+          <w14:textFill>
+            <w14:solidFill>
+              <w14:srgbClr w14:val="341C65"/>
+            </w14:solidFill>
+          </w14:textFill>
+        </w:rPr>
+      </w:pPr>
+      <w:r>
+        <w:rPr>
+          <w:rStyle w:val="None"/>
+          <w:rFonts w:ascii="Helvetica" w:hAnsi="Helvetica"/>
+          <w:b w:val="1"/>
+          <w:bCs w:val="1"/>
+          <w:outline w:val="0"/>
+          <w:color w:val="1c1c1c"/>
+          <w:sz w:val="20"/>
+          <w:szCs w:val="20"/>
+          <w:u w:color="1c1c1c"/>
+          <w:rtl w:val="0"/>
+          <w:lang w:val="en-US"/>
+          <w14:textFill>
+            <w14:solidFill>
+              <w14:srgbClr w14:val="1C1C1C"/>
+            </w14:solidFill>
+          </w14:textFill>
+        </w:rPr>
+        <w:t>Software Developer</w:t>
       </w:r>
     </w:p>
     <w:p>
@@ -2218,308 +2932,103 @@
           <w:rtl w:val="0"/>
           <w:lang w:val="en-US"/>
         </w:rPr>
-        <w:t>Contracted by</w:t>
-      </w:r>
-      <w:r>
-        <w:rPr>
-          <w:rStyle w:val="None"/>
-          <w:rFonts w:ascii="Helvetica" w:hAnsi="Helvetica"/>
-          <w:sz w:val="20"/>
-          <w:szCs w:val="20"/>
-          <w:rtl w:val="0"/>
-          <w:lang w:val="en-US"/>
-        </w:rPr>
-        <w:t xml:space="preserve"> </w:t>
-      </w:r>
-      <w:r>
-        <w:rPr>
-          <w:rStyle w:val="None"/>
-          <w:rFonts w:ascii="Helvetica" w:hAnsi="Helvetica"/>
-          <w:sz w:val="20"/>
-          <w:szCs w:val="20"/>
-          <w:rtl w:val="0"/>
-          <w:lang w:val="en-US"/>
-        </w:rPr>
-        <w:t>clients for PHP/Python web development</w:t>
+        <w:t>I implemented a Safe Driving Android SDK in Java and converted it to Kotlin.</w:t>
       </w:r>
     </w:p>
     <w:p>
       <w:pPr>
         <w:pStyle w:val="Body A"/>
         <w:widowControl w:val="0"/>
+        <w:numPr>
+          <w:ilvl w:val="0"/>
+          <w:numId w:val="4"/>
+        </w:numPr>
         <w:bidi w:val="0"/>
-        <w:spacing w:line="224" w:lineRule="auto"/>
-        <w:ind w:left="0" w:right="0" w:firstLine="0"/>
+        <w:spacing w:line="220" w:lineRule="auto"/>
+        <w:ind w:right="0"/>
         <w:jc w:val="left"/>
         <w:rPr>
-          <w:rStyle w:val="None"/>
-          <w:rFonts w:ascii="Helvetica" w:cs="Helvetica" w:hAnsi="Helvetica" w:eastAsia="Helvetica"/>
-          <w:sz w:val="20"/>
-          <w:szCs w:val="20"/>
-          <w:rtl w:val="0"/>
-          <w:lang w:val="en-US"/>
-        </w:rPr>
-      </w:pPr>
+          <w:rFonts w:ascii="Helvetica" w:hAnsi="Helvetica"/>
+          <w:sz w:val="20"/>
+          <w:szCs w:val="20"/>
+          <w:rtl w:val="0"/>
+          <w:lang w:val="en-US"/>
+        </w:rPr>
+      </w:pPr>
+      <w:r>
+        <w:rPr>
+          <w:rStyle w:val="None"/>
+          <w:rFonts w:ascii="Helvetica" w:hAnsi="Helvetica"/>
+          <w:sz w:val="20"/>
+          <w:szCs w:val="20"/>
+          <w:rtl w:val="0"/>
+          <w:lang w:val="en-US"/>
+        </w:rPr>
+        <w:t>We used GitHub, Jira, Slack, and Google Hangouts to communicate remotely</w:t>
+      </w:r>
     </w:p>
     <w:p>
       <w:pPr>
         <w:pStyle w:val="Body A"/>
         <w:widowControl w:val="0"/>
+        <w:numPr>
+          <w:ilvl w:val="0"/>
+          <w:numId w:val="4"/>
+        </w:numPr>
         <w:bidi w:val="0"/>
-        <w:spacing w:line="224" w:lineRule="auto"/>
-        <w:ind w:left="0" w:right="0" w:firstLine="0"/>
+        <w:spacing w:before="2" w:line="230" w:lineRule="auto"/>
+        <w:ind w:right="293"/>
         <w:jc w:val="left"/>
         <w:rPr>
-          <w:rStyle w:val="None"/>
-          <w:rFonts w:ascii="Helvetica" w:cs="Helvetica" w:hAnsi="Helvetica" w:eastAsia="Helvetica"/>
-          <w:outline w:val="0"/>
-          <w:color w:val="341c65"/>
-          <w:sz w:val="20"/>
-          <w:szCs w:val="20"/>
-          <w:u w:color="341c65"/>
-          <w:rtl w:val="0"/>
-          <w14:textFill>
-            <w14:solidFill>
-              <w14:srgbClr w14:val="341C65"/>
-            </w14:solidFill>
-          </w14:textFill>
-        </w:rPr>
-      </w:pPr>
+          <w:rFonts w:ascii="Helvetica" w:hAnsi="Helvetica"/>
+          <w:sz w:val="20"/>
+          <w:szCs w:val="20"/>
+          <w:rtl w:val="0"/>
+          <w:lang w:val="en-US"/>
+        </w:rPr>
+      </w:pPr>
+      <w:r>
+        <w:rPr>
+          <w:rStyle w:val="None"/>
+          <w:rFonts w:ascii="Helvetica" w:hAnsi="Helvetica"/>
+          <w:sz w:val="20"/>
+          <w:szCs w:val="20"/>
+          <w:rtl w:val="0"/>
+          <w:lang w:val="en-US"/>
+        </w:rPr>
+        <w:t>Knowledgeable about Frameworks and methodologies, including Material Design, OKHttp, Firebase, Parsing JSON using GSON, Timber, WebSockets, and REST calls with and without Retrofit</w:t>
+      </w:r>
     </w:p>
     <w:p>
       <w:pPr>
         <w:pStyle w:val="Body A"/>
         <w:widowControl w:val="0"/>
-        <w:ind w:left="100" w:firstLine="0"/>
-        <w:rPr>
-          <w:rStyle w:val="None"/>
-          <w:rFonts w:ascii="Helvetica" w:cs="Helvetica" w:hAnsi="Helvetica" w:eastAsia="Helvetica"/>
-          <w:b w:val="1"/>
-          <w:bCs w:val="1"/>
-          <w:sz w:val="20"/>
-          <w:szCs w:val="20"/>
-          <w:lang w:val="de-DE"/>
-        </w:rPr>
-      </w:pPr>
-      <w:r>
-        <w:rPr>
-          <w:rStyle w:val="None"/>
-          <w:rFonts w:ascii="Helvetica" w:hAnsi="Helvetica"/>
-          <w:b w:val="1"/>
-          <w:bCs w:val="1"/>
-          <w:sz w:val="20"/>
-          <w:szCs w:val="20"/>
-          <w:rtl w:val="0"/>
-          <w:lang w:val="en-US"/>
-        </w:rPr>
-        <w:t>Arc.dev</w:t>
-      </w:r>
-      <w:r>
-        <w:rPr>
-          <w:rStyle w:val="None"/>
-          <w:rFonts w:ascii="Helvetica" w:hAnsi="Helvetica"/>
-          <w:b w:val="1"/>
-          <w:bCs w:val="1"/>
-          <w:sz w:val="20"/>
-          <w:szCs w:val="20"/>
-          <w:rtl w:val="0"/>
-        </w:rPr>
-        <w:t>,</w:t>
-      </w:r>
-      <w:r>
-        <w:rPr>
-          <w:rStyle w:val="None"/>
-          <w:rFonts w:ascii="Helvetica" w:hAnsi="Helvetica"/>
-          <w:b w:val="1"/>
-          <w:bCs w:val="1"/>
-          <w:sz w:val="20"/>
-          <w:szCs w:val="20"/>
-          <w:rtl w:val="0"/>
-          <w:lang w:val="en-US"/>
-        </w:rPr>
-        <w:t xml:space="preserve"> Remote</w:t>
-      </w:r>
-      <w:r>
-        <w:rPr>
-          <w:rStyle w:val="None"/>
-          <w:rFonts w:ascii="Helvetica" w:hAnsi="Helvetica"/>
-          <w:b w:val="1"/>
-          <w:bCs w:val="1"/>
-          <w:sz w:val="20"/>
-          <w:szCs w:val="20"/>
-          <w:rtl w:val="0"/>
-        </w:rPr>
-        <w:t xml:space="preserve">                                                                                                        </w:t>
-      </w:r>
-      <w:r>
-        <w:rPr>
-          <w:rStyle w:val="None"/>
-          <w:rFonts w:ascii="Helvetica" w:hAnsi="Helvetica"/>
-          <w:b w:val="1"/>
-          <w:bCs w:val="1"/>
-          <w:sz w:val="20"/>
-          <w:szCs w:val="20"/>
-          <w:rtl w:val="0"/>
-          <w:lang w:val="en-US"/>
-        </w:rPr>
-        <w:t xml:space="preserve">  </w:t>
-      </w:r>
-      <w:r>
-        <w:rPr>
-          <w:rStyle w:val="None"/>
-          <w:rFonts w:ascii="Helvetica" w:hAnsi="Helvetica"/>
-          <w:b w:val="1"/>
-          <w:bCs w:val="1"/>
-          <w:sz w:val="20"/>
-          <w:szCs w:val="20"/>
-          <w:rtl w:val="0"/>
-        </w:rPr>
-        <w:t xml:space="preserve">     </w:t>
-      </w:r>
-      <w:r>
-        <w:rPr>
-          <w:rStyle w:val="None"/>
-          <w:rFonts w:ascii="Helvetica" w:hAnsi="Helvetica"/>
-          <w:b w:val="1"/>
-          <w:bCs w:val="1"/>
-          <w:sz w:val="20"/>
-          <w:szCs w:val="20"/>
-          <w:rtl w:val="0"/>
-          <w:lang w:val="en-US"/>
-        </w:rPr>
-        <w:t xml:space="preserve">        </w:t>
-      </w:r>
-      <w:r>
-        <w:rPr>
-          <w:rStyle w:val="None"/>
-          <w:rFonts w:ascii="Helvetica" w:hAnsi="Helvetica"/>
-          <w:b w:val="1"/>
-          <w:bCs w:val="1"/>
-          <w:sz w:val="20"/>
-          <w:szCs w:val="20"/>
-          <w:rtl w:val="0"/>
-          <w:lang w:val="de-DE"/>
-        </w:rPr>
-        <w:t xml:space="preserve">  </w:t>
-      </w:r>
-    </w:p>
-    <w:p>
-      <w:pPr>
-        <w:pStyle w:val="Body A"/>
-        <w:widowControl w:val="0"/>
-        <w:ind w:left="100" w:firstLine="0"/>
-        <w:rPr>
-          <w:rStyle w:val="None"/>
-          <w:rFonts w:ascii="Helvetica" w:cs="Helvetica" w:hAnsi="Helvetica" w:eastAsia="Helvetica"/>
-          <w:b w:val="1"/>
-          <w:bCs w:val="1"/>
-          <w:sz w:val="20"/>
-          <w:szCs w:val="20"/>
-        </w:rPr>
-      </w:pPr>
-      <w:r>
-        <w:rPr>
-          <w:rStyle w:val="None"/>
-          <w:rFonts w:ascii="Helvetica" w:hAnsi="Helvetica"/>
-          <w:b w:val="1"/>
-          <w:bCs w:val="1"/>
-          <w:sz w:val="20"/>
-          <w:szCs w:val="20"/>
-          <w:rtl w:val="0"/>
-          <w:lang w:val="de-DE"/>
-        </w:rPr>
-        <w:t>09/</w:t>
-      </w:r>
-      <w:r>
-        <w:rPr>
-          <w:rStyle w:val="None"/>
-          <w:rFonts w:ascii="Helvetica" w:hAnsi="Helvetica"/>
-          <w:b w:val="1"/>
-          <w:bCs w:val="1"/>
-          <w:sz w:val="20"/>
-          <w:szCs w:val="20"/>
-          <w:rtl w:val="0"/>
-          <w:lang w:val="en-US"/>
-        </w:rPr>
-        <w:t>20</w:t>
-      </w:r>
-      <w:r>
-        <w:rPr>
-          <w:rStyle w:val="None"/>
-          <w:rFonts w:ascii="Helvetica" w:hAnsi="Helvetica"/>
-          <w:b w:val="1"/>
-          <w:bCs w:val="1"/>
-          <w:sz w:val="20"/>
-          <w:szCs w:val="20"/>
-          <w:rtl w:val="0"/>
-        </w:rPr>
-        <w:t>-0</w:t>
-      </w:r>
-      <w:r>
-        <w:rPr>
-          <w:rStyle w:val="None"/>
-          <w:rFonts w:ascii="Helvetica" w:hAnsi="Helvetica"/>
-          <w:b w:val="1"/>
-          <w:bCs w:val="1"/>
-          <w:sz w:val="20"/>
-          <w:szCs w:val="20"/>
-          <w:rtl w:val="0"/>
-          <w:lang w:val="en-US"/>
-        </w:rPr>
-        <w:t>4</w:t>
-      </w:r>
-      <w:r>
-        <w:rPr>
-          <w:rStyle w:val="None"/>
-          <w:rFonts w:ascii="Helvetica" w:hAnsi="Helvetica"/>
-          <w:b w:val="1"/>
-          <w:bCs w:val="1"/>
-          <w:sz w:val="20"/>
-          <w:szCs w:val="20"/>
-          <w:rtl w:val="0"/>
-        </w:rPr>
-        <w:t>/</w:t>
-      </w:r>
-      <w:r>
-        <w:rPr>
-          <w:rStyle w:val="None"/>
-          <w:rFonts w:ascii="Helvetica" w:hAnsi="Helvetica"/>
-          <w:b w:val="1"/>
-          <w:bCs w:val="1"/>
-          <w:sz w:val="20"/>
-          <w:szCs w:val="20"/>
-          <w:rtl w:val="0"/>
-          <w:lang w:val="en-US"/>
-        </w:rPr>
-        <w:t>22</w:t>
-      </w:r>
-    </w:p>
-    <w:p>
-      <w:pPr>
-        <w:pStyle w:val="Body A"/>
-        <w:widowControl w:val="0"/>
-        <w:ind w:left="100" w:firstLine="0"/>
-        <w:rPr>
-          <w:rStyle w:val="None"/>
-          <w:rFonts w:ascii="Helvetica" w:cs="Helvetica" w:hAnsi="Helvetica" w:eastAsia="Helvetica"/>
-          <w:b w:val="1"/>
-          <w:bCs w:val="1"/>
-          <w:sz w:val="20"/>
-          <w:szCs w:val="20"/>
-        </w:rPr>
-      </w:pPr>
-      <w:r>
-        <w:rPr>
-          <w:rStyle w:val="None"/>
-          <w:rFonts w:ascii="Helvetica" w:hAnsi="Helvetica"/>
-          <w:b w:val="1"/>
-          <w:bCs w:val="1"/>
-          <w:sz w:val="20"/>
-          <w:szCs w:val="20"/>
-          <w:rtl w:val="0"/>
-          <w:lang w:val="en-US"/>
-        </w:rPr>
-        <w:t>Technical Screener</w:t>
+        <w:numPr>
+          <w:ilvl w:val="0"/>
+          <w:numId w:val="4"/>
+        </w:numPr>
+        <w:bidi w:val="0"/>
+        <w:spacing w:line="230" w:lineRule="auto"/>
+        <w:ind w:right="537"/>
+        <w:jc w:val="left"/>
+        <w:rPr>
+          <w:rFonts w:ascii="Helvetica" w:hAnsi="Helvetica"/>
+          <w:sz w:val="20"/>
+          <w:szCs w:val="20"/>
+          <w:rtl w:val="0"/>
+          <w:lang w:val="en-US"/>
+        </w:rPr>
+      </w:pPr>
+      <w:r>
+        <w:rPr>
+          <w:rStyle w:val="None"/>
+          <w:rFonts w:ascii="Helvetica" w:hAnsi="Helvetica"/>
+          <w:sz w:val="20"/>
+          <w:szCs w:val="20"/>
+          <w:rtl w:val="0"/>
+          <w:lang w:val="en-US"/>
+        </w:rPr>
+        <w:t>I started as a contractor in October 2017 and was converted to a full-time employee after 30 days.</w:t>
       </w:r>
     </w:p>
     <w:p>
@@ -2551,337 +3060,7 @@
           <w:rtl w:val="0"/>
           <w:lang w:val="en-US"/>
         </w:rPr>
-        <w:t>Screen developers for Arc.dev. I used Zoom and my technical knowledge to interview developers for inclusion in the arc.dev platform.</w:t>
-      </w:r>
-    </w:p>
-    <w:p>
-      <w:pPr>
-        <w:pStyle w:val="Body A"/>
-        <w:widowControl w:val="0"/>
-        <w:spacing w:before="1" w:line="230" w:lineRule="auto"/>
-        <w:ind w:right="252"/>
-        <w:rPr>
-          <w:rFonts w:ascii="Helvetica" w:cs="Helvetica" w:hAnsi="Helvetica" w:eastAsia="Helvetica"/>
-          <w:sz w:val="20"/>
-          <w:szCs w:val="20"/>
-        </w:rPr>
-      </w:pPr>
-    </w:p>
-    <w:p>
-      <w:pPr>
-        <w:pStyle w:val="Body A"/>
-        <w:widowControl w:val="0"/>
-        <w:ind w:left="100" w:firstLine="0"/>
-        <w:rPr>
-          <w:rStyle w:val="None"/>
-          <w:rFonts w:ascii="Helvetica" w:cs="Helvetica" w:hAnsi="Helvetica" w:eastAsia="Helvetica"/>
-          <w:b w:val="1"/>
-          <w:bCs w:val="1"/>
-          <w:sz w:val="20"/>
-          <w:szCs w:val="20"/>
-        </w:rPr>
-      </w:pPr>
-      <w:r>
-        <w:rPr>
-          <w:rStyle w:val="None"/>
-          <w:rFonts w:ascii="Helvetica" w:hAnsi="Helvetica"/>
-          <w:b w:val="1"/>
-          <w:bCs w:val="1"/>
-          <w:outline w:val="0"/>
-          <w:color w:val="1c1c1c"/>
-          <w:sz w:val="20"/>
-          <w:szCs w:val="20"/>
-          <w:u w:color="1c1c1c"/>
-          <w:rtl w:val="0"/>
-          <w:lang w:val="en-US"/>
-          <w14:textFill>
-            <w14:solidFill>
-              <w14:srgbClr w14:val="1C1C1C"/>
-            </w14:solidFill>
-          </w14:textFill>
-        </w:rPr>
-        <w:t>TrafficCast International, Inc., Remote</w:t>
-      </w:r>
-      <w:r>
-        <w:rPr>
-          <w:rStyle w:val="None"/>
-          <w:rFonts w:ascii="Helvetica" w:hAnsi="Helvetica"/>
-          <w:b w:val="1"/>
-          <w:bCs w:val="1"/>
-          <w:sz w:val="20"/>
-          <w:szCs w:val="20"/>
-          <w:rtl w:val="0"/>
-        </w:rPr>
-        <w:t xml:space="preserve">                                                                            </w:t>
-      </w:r>
-      <w:r>
-        <w:rPr>
-          <w:rStyle w:val="None"/>
-          <w:rFonts w:ascii="Helvetica" w:hAnsi="Helvetica"/>
-          <w:b w:val="1"/>
-          <w:bCs w:val="1"/>
-          <w:sz w:val="20"/>
-          <w:szCs w:val="20"/>
-          <w:rtl w:val="0"/>
-          <w:lang w:val="en-US"/>
-        </w:rPr>
-        <w:t xml:space="preserve">     </w:t>
-      </w:r>
-      <w:r>
-        <w:rPr>
-          <w:rStyle w:val="None"/>
-          <w:rFonts w:ascii="Helvetica" w:hAnsi="Helvetica"/>
-          <w:b w:val="1"/>
-          <w:bCs w:val="1"/>
-          <w:sz w:val="20"/>
-          <w:szCs w:val="20"/>
-          <w:rtl w:val="0"/>
-        </w:rPr>
-        <w:t xml:space="preserve"> </w:t>
-      </w:r>
-    </w:p>
-    <w:p>
-      <w:pPr>
-        <w:pStyle w:val="Body A"/>
-        <w:widowControl w:val="0"/>
-        <w:ind w:left="100" w:firstLine="0"/>
-        <w:rPr>
-          <w:rStyle w:val="None"/>
-          <w:rFonts w:ascii="Helvetica" w:cs="Helvetica" w:hAnsi="Helvetica" w:eastAsia="Helvetica"/>
-          <w:sz w:val="20"/>
-          <w:szCs w:val="20"/>
-        </w:rPr>
-      </w:pPr>
-      <w:r>
-        <w:rPr>
-          <w:rStyle w:val="None"/>
-          <w:rFonts w:ascii="Helvetica" w:hAnsi="Helvetica"/>
-          <w:b w:val="1"/>
-          <w:bCs w:val="1"/>
-          <w:outline w:val="0"/>
-          <w:color w:val="1c1c1c"/>
-          <w:sz w:val="20"/>
-          <w:szCs w:val="20"/>
-          <w:u w:color="1c1c1c"/>
-          <w:rtl w:val="0"/>
-          <w:lang w:val="en-US"/>
-          <w14:textFill>
-            <w14:solidFill>
-              <w14:srgbClr w14:val="1C1C1C"/>
-            </w14:solidFill>
-          </w14:textFill>
-        </w:rPr>
-        <w:t xml:space="preserve">10/17 </w:t>
-      </w:r>
-      <w:r>
-        <w:rPr>
-          <w:rStyle w:val="None"/>
-          <w:rFonts w:ascii="Helvetica" w:hAnsi="Helvetica" w:hint="default"/>
-          <w:b w:val="1"/>
-          <w:bCs w:val="1"/>
-          <w:outline w:val="0"/>
-          <w:color w:val="1c1c1c"/>
-          <w:sz w:val="20"/>
-          <w:szCs w:val="20"/>
-          <w:u w:color="1c1c1c"/>
-          <w:rtl w:val="0"/>
-          <w:lang w:val="en-US"/>
-          <w14:textFill>
-            <w14:solidFill>
-              <w14:srgbClr w14:val="1C1C1C"/>
-            </w14:solidFill>
-          </w14:textFill>
-        </w:rPr>
-        <w:t xml:space="preserve">– </w:t>
-      </w:r>
-      <w:r>
-        <w:rPr>
-          <w:rStyle w:val="None"/>
-          <w:rFonts w:ascii="Helvetica" w:hAnsi="Helvetica"/>
-          <w:b w:val="1"/>
-          <w:bCs w:val="1"/>
-          <w:outline w:val="0"/>
-          <w:color w:val="1c1c1c"/>
-          <w:sz w:val="20"/>
-          <w:szCs w:val="20"/>
-          <w:u w:color="1c1c1c"/>
-          <w:rtl w:val="0"/>
-          <w:lang w:val="en-US"/>
-          <w14:textFill>
-            <w14:solidFill>
-              <w14:srgbClr w14:val="1C1C1C"/>
-            </w14:solidFill>
-          </w14:textFill>
-        </w:rPr>
-        <w:t>01/20</w:t>
-      </w:r>
-    </w:p>
-    <w:p>
-      <w:pPr>
-        <w:pStyle w:val="Body A"/>
-        <w:widowControl w:val="0"/>
-        <w:ind w:left="100" w:firstLine="0"/>
-        <w:rPr>
-          <w:rStyle w:val="None"/>
-          <w:rFonts w:ascii="Helvetica" w:cs="Helvetica" w:hAnsi="Helvetica" w:eastAsia="Helvetica"/>
-          <w:outline w:val="0"/>
-          <w:color w:val="341c65"/>
-          <w:u w:color="341c65"/>
-          <w14:textFill>
-            <w14:solidFill>
-              <w14:srgbClr w14:val="341C65"/>
-            </w14:solidFill>
-          </w14:textFill>
-        </w:rPr>
-      </w:pPr>
-      <w:r>
-        <w:rPr>
-          <w:rStyle w:val="None"/>
-          <w:rFonts w:ascii="Helvetica" w:hAnsi="Helvetica"/>
-          <w:b w:val="1"/>
-          <w:bCs w:val="1"/>
-          <w:outline w:val="0"/>
-          <w:color w:val="1c1c1c"/>
-          <w:sz w:val="20"/>
-          <w:szCs w:val="20"/>
-          <w:u w:color="1c1c1c"/>
-          <w:rtl w:val="0"/>
-          <w:lang w:val="en-US"/>
-          <w14:textFill>
-            <w14:solidFill>
-              <w14:srgbClr w14:val="1C1C1C"/>
-            </w14:solidFill>
-          </w14:textFill>
-        </w:rPr>
-        <w:t>Software Developer</w:t>
-      </w:r>
-    </w:p>
-    <w:p>
-      <w:pPr>
-        <w:pStyle w:val="Body A"/>
-        <w:widowControl w:val="0"/>
-        <w:numPr>
-          <w:ilvl w:val="0"/>
-          <w:numId w:val="4"/>
-        </w:numPr>
-        <w:bidi w:val="0"/>
-        <w:spacing w:line="224" w:lineRule="auto"/>
-        <w:ind w:right="0"/>
-        <w:jc w:val="left"/>
-        <w:rPr>
-          <w:rFonts w:ascii="Helvetica" w:hAnsi="Helvetica"/>
-          <w:sz w:val="20"/>
-          <w:szCs w:val="20"/>
-          <w:rtl w:val="0"/>
-          <w:lang w:val="en-US"/>
-        </w:rPr>
-      </w:pPr>
-      <w:r>
-        <w:rPr>
-          <w:rStyle w:val="None"/>
-          <w:rFonts w:ascii="Helvetica" w:hAnsi="Helvetica"/>
-          <w:sz w:val="20"/>
-          <w:szCs w:val="20"/>
-          <w:rtl w:val="0"/>
-          <w:lang w:val="en-US"/>
-        </w:rPr>
-        <w:t>I implemented a Safe Driving Android SDK in Java and converted it to Kotlin.</w:t>
-      </w:r>
-    </w:p>
-    <w:p>
-      <w:pPr>
-        <w:pStyle w:val="Body A"/>
-        <w:widowControl w:val="0"/>
-        <w:numPr>
-          <w:ilvl w:val="0"/>
-          <w:numId w:val="4"/>
-        </w:numPr>
-        <w:bidi w:val="0"/>
-        <w:spacing w:line="220" w:lineRule="auto"/>
-        <w:ind w:right="0"/>
-        <w:jc w:val="left"/>
-        <w:rPr>
-          <w:rFonts w:ascii="Helvetica" w:hAnsi="Helvetica"/>
-          <w:sz w:val="20"/>
-          <w:szCs w:val="20"/>
-          <w:rtl w:val="0"/>
-          <w:lang w:val="en-US"/>
-        </w:rPr>
-      </w:pPr>
-      <w:r>
-        <w:rPr>
-          <w:rStyle w:val="None"/>
-          <w:rFonts w:ascii="Helvetica" w:hAnsi="Helvetica"/>
-          <w:sz w:val="20"/>
-          <w:szCs w:val="20"/>
-          <w:rtl w:val="0"/>
-          <w:lang w:val="en-US"/>
-        </w:rPr>
-        <w:t>We used GitHub, Jira, Slack, and Google Hangouts to communicate remotely</w:t>
-      </w:r>
-    </w:p>
-    <w:p>
-      <w:pPr>
-        <w:pStyle w:val="Body A"/>
-        <w:widowControl w:val="0"/>
-        <w:numPr>
-          <w:ilvl w:val="0"/>
-          <w:numId w:val="4"/>
-        </w:numPr>
-        <w:bidi w:val="0"/>
-        <w:spacing w:before="2" w:line="230" w:lineRule="auto"/>
-        <w:ind w:right="293"/>
-        <w:jc w:val="left"/>
-        <w:rPr>
-          <w:rFonts w:ascii="Helvetica" w:hAnsi="Helvetica"/>
-          <w:sz w:val="20"/>
-          <w:szCs w:val="20"/>
-          <w:rtl w:val="0"/>
-          <w:lang w:val="en-US"/>
-        </w:rPr>
-      </w:pPr>
-      <w:r>
-        <w:rPr>
-          <w:rStyle w:val="None"/>
-          <w:rFonts w:ascii="Helvetica" w:hAnsi="Helvetica"/>
-          <w:sz w:val="20"/>
-          <w:szCs w:val="20"/>
-          <w:rtl w:val="0"/>
-          <w:lang w:val="en-US"/>
-        </w:rPr>
-        <w:t>Knowledgeable about Frameworks and methodologies, including Material Design, OKHttp, Firebase, Parsing JSON using GSON, Timber, WebSockets, and REST calls with and without Retrofit</w:t>
-      </w:r>
-    </w:p>
-    <w:p>
-      <w:pPr>
-        <w:pStyle w:val="Body A"/>
-        <w:widowControl w:val="0"/>
-        <w:numPr>
-          <w:ilvl w:val="0"/>
-          <w:numId w:val="4"/>
-        </w:numPr>
-        <w:bidi w:val="0"/>
-        <w:spacing w:line="230" w:lineRule="auto"/>
-        <w:ind w:right="537"/>
-        <w:jc w:val="left"/>
-        <w:rPr>
-          <w:rFonts w:ascii="Helvetica" w:hAnsi="Helvetica"/>
-          <w:sz w:val="20"/>
-          <w:szCs w:val="20"/>
-          <w:rtl w:val="0"/>
-          <w:lang w:val="en-US"/>
-        </w:rPr>
-      </w:pPr>
-      <w:r>
-        <w:rPr>
-          <w:rStyle w:val="None"/>
-          <w:rFonts w:ascii="Helvetica" w:hAnsi="Helvetica"/>
-          <w:sz w:val="20"/>
-          <w:szCs w:val="20"/>
-          <w:rtl w:val="0"/>
-          <w:lang w:val="en-US"/>
-        </w:rPr>
-        <w:t>I started as a contractor in October 2017 and was converted to a full-time employee after 30 days.</w:t>
+        <w:t>Wrote tests in Espresso for integration tests, ui automation tests, as well as other tests using the command line and image processing tools.</w:t>
       </w:r>
     </w:p>
     <w:p>
@@ -2913,53 +3092,8 @@
           <w:rtl w:val="0"/>
           <w:lang w:val="en-US"/>
         </w:rPr>
-        <w:t>Wrote tests in Espresso for integration tests, ui automation tests, as well as other tests using the command line and image processing tools.</w:t>
-      </w:r>
-    </w:p>
-    <w:p>
-      <w:pPr>
-        <w:pStyle w:val="Body A"/>
-        <w:widowControl w:val="0"/>
-        <w:numPr>
-          <w:ilvl w:val="0"/>
-          <w:numId w:val="4"/>
-        </w:numPr>
-        <w:bidi w:val="0"/>
-        <w:spacing w:before="1" w:line="230" w:lineRule="auto"/>
-        <w:ind w:right="252"/>
-        <w:jc w:val="left"/>
-        <w:rPr>
-          <w:rFonts w:ascii="Helvetica" w:hAnsi="Helvetica"/>
-          <w:sz w:val="20"/>
-          <w:szCs w:val="20"/>
-          <w:rtl w:val="0"/>
-          <w:lang w:val="en-US"/>
-        </w:rPr>
-      </w:pPr>
-      <w:r>
-        <w:rPr>
-          <w:rStyle w:val="None"/>
-          <w:rFonts w:ascii="Helvetica" w:hAnsi="Helvetica"/>
-          <w:sz w:val="20"/>
-          <w:szCs w:val="20"/>
-          <w:rtl w:val="0"/>
-          <w:lang w:val="en-US"/>
-        </w:rPr>
         <w:t>Helped team members debug problems with Kotlin, Swift and Objective-C.</w:t>
       </w:r>
-    </w:p>
-    <w:p>
-      <w:pPr>
-        <w:pStyle w:val="Body A"/>
-        <w:widowControl w:val="0"/>
-        <w:spacing w:before="1" w:line="230" w:lineRule="auto"/>
-        <w:ind w:right="252"/>
-        <w:rPr>
-          <w:rFonts w:ascii="Helvetica" w:cs="Helvetica" w:hAnsi="Helvetica" w:eastAsia="Helvetica"/>
-          <w:sz w:val="20"/>
-          <w:szCs w:val="20"/>
-        </w:rPr>
-      </w:pPr>
     </w:p>
     <w:p>
       <w:pPr>
@@ -3394,7 +3528,7 @@
           <w:rtl w:val="0"/>
           <w:lang w:val="en-US"/>
         </w:rPr>
-        <w:t>Applications Developer at Oracle working on a J2EE Struts-based web application for Retail Pricing Optimization. Tasks included designing and suggesting new features, fixing bugs, writing technical and functional design specifications, and automating the build process,</w:t>
+        <w:t>Applications Developer at Oracle, working on a J2EE Struts-based web application for Retail Pricing Optimization. Tasks included designing and suggesting new features, fixing bugs, writing technical and functional design specifications, and automating the build process.</w:t>
       </w:r>
     </w:p>
     <w:p>
@@ -3458,7 +3592,7 @@
           <w:rtl w:val="0"/>
           <w:lang w:val="en-US"/>
         </w:rPr>
-        <w:t>Technologies: Java, Ant, Struts, JSP, SQL, HTML, JavaScript, CSS, Perforce, and Shell scripting. Familiar with Weblogic Application server and Oracle database. Some familiarity with WebSphere and Oracle Application Server</w:t>
+        <w:t>Technologies: Java, Ant, Struts, JSP, SQL, HTML, JavaScript, CSS, Perforce, and Shell scripting. Familiar with WebLogic Application Server and Oracle database. Some familiarity with WebSphere and Oracle Application Server</w:t>
       </w:r>
     </w:p>
     <w:p>
@@ -3648,7 +3782,7 @@
           <w:rtl w:val="0"/>
           <w:lang w:val="en-US"/>
         </w:rPr>
-        <w:t>Software Quality Assurance Engineer Co-op responsible for writing and maintaining automatic test suites, and automation scripts written using Perl, shell scripts, and more. Experience using Solaris and Unix utilities</w:t>
+        <w:t>Software Quality Assurance Engineer Co-op responsible for writing and maintaining automatic test suites and automation scripts written using Perl, shell scripts, and more. Experience using Solaris and Unix utilities</w:t>
       </w:r>
       <w:r>
         <w:rPr>

--- a/resume/triboletti_andy_resume-latest.docx
+++ b/resume/triboletti_andy_resume-latest.docx
@@ -330,7 +330,7 @@
           <w:rtl w:val="0"/>
           <w:lang w:val="en-US"/>
         </w:rPr>
-        <w:t>Currently working on a Slideshow Maker app for macOS utilizing on-device AI, TTS from sherpa TTS library, and ffmpeg to export movies. I have it working</w:t>
+        <w:t>Currently working on a Slideshow Maker app for macOS utilizing on-device AI, TTS from sherpa library, and ffmpeg to export movies. I have it working</w:t>
       </w:r>
       <w:r>
         <w:rPr>

--- a/resume/triboletti_andy_resume-latest.docx
+++ b/resume/triboletti_andy_resume-latest.docx
@@ -1668,6 +1668,37 @@
           <w:szCs w:val="20"/>
         </w:rPr>
       </w:pPr>
+    </w:p>
+    <w:p>
+      <w:pPr>
+        <w:pStyle w:val="Body A"/>
+        <w:widowControl w:val="0"/>
+        <w:numPr>
+          <w:ilvl w:val="0"/>
+          <w:numId w:val="4"/>
+        </w:numPr>
+        <w:bidi w:val="0"/>
+        <w:spacing w:line="224" w:lineRule="auto"/>
+        <w:ind w:right="0"/>
+        <w:jc w:val="left"/>
+        <w:rPr>
+          <w:rFonts w:ascii="Helvetica" w:hAnsi="Helvetica"/>
+          <w:sz w:val="20"/>
+          <w:szCs w:val="20"/>
+          <w:rtl w:val="0"/>
+          <w:lang w:val="en-US"/>
+        </w:rPr>
+      </w:pPr>
+      <w:r>
+        <w:rPr>
+          <w:rFonts w:ascii="Helvetica" w:hAnsi="Helvetica"/>
+          <w:sz w:val="20"/>
+          <w:szCs w:val="20"/>
+          <w:rtl w:val="0"/>
+          <w:lang w:val="en-US"/>
+        </w:rPr>
+        <w:t>This is my company.</w:t>
+      </w:r>
     </w:p>
     <w:p>
       <w:pPr>
